--- a/доп материалы/пробные варианты/chelovek-i-obschestvo_variant_3.docx
+++ b/доп материалы/пробные варианты/chelovek-i-obschestvo_variant_3.docx
@@ -4,225 +4,350 @@
   <w:body>
     <w:p>
       <w:pPr>
-        <w:jc w:val="center"/>
+        <w:widowControl/>
+        <w:spacing w:line="240" w:lineRule="auto" w:after="120"/>
+        <w:jc w:val="left"/>
       </w:pPr>
       <w:r>
         <w:rPr>
+          <w:rFonts w:ascii="Times New Roman" w:hAnsi="Times New Roman" w:eastAsia="Times New Roman"/>
           <w:b/>
-          <w:color w:val="2975E5"/>
-          <w:sz w:val="32"/>
+          <w:color w:val="181A1F"/>
+          <w:sz w:val="28"/>
         </w:rPr>
-        <w:t>ЕГЭ ПО ОБЩЕСТВОЗНАНИЮ — 2026</w:t>
+        <w:t>Тематический пробный вариант № 3. Человек и Общество</w:t>
       </w:r>
     </w:p>
     <w:p>
       <w:pPr>
-        <w:jc w:val="center"/>
+        <w:widowControl/>
+        <w:spacing w:line="240" w:lineRule="auto" w:after="140"/>
+        <w:jc w:val="left"/>
       </w:pPr>
       <w:r>
         <w:rPr>
-          <w:b/>
-          <w:sz w:val="30"/>
+          <w:rFonts w:ascii="Times New Roman" w:hAnsi="Times New Roman" w:eastAsia="Times New Roman"/>
+          <w:color w:val="181A1F"/>
+          <w:sz w:val="28"/>
         </w:rPr>
-        <w:t>Тематический пробный вариант № 3</w:t>
-        <w:br/>
-        <w:t>Человек и Общество</w:t>
-      </w:r>
-    </w:p>
-    <w:p>
-      <w:r>
         <w:t>25 заданий • максимальный первичный балл — 58 • рекомендуемое время — 3 часа 30 минут</w:t>
       </w:r>
     </w:p>
     <w:p>
+      <w:pPr>
+        <w:pStyle w:val="Heading1"/>
+        <w:keepNext/>
+        <w:widowControl/>
+        <w:spacing w:line="240" w:lineRule="auto" w:after="60" w:before="160"/>
+      </w:pPr>
       <w:r>
         <w:rPr>
-          <w:i/>
+          <w:rFonts w:ascii="Times New Roman" w:hAnsi="Times New Roman" w:eastAsia="Times New Roman"/>
+          <w:b/>
+          <w:color w:val="181A1F"/>
+          <w:sz w:val="28"/>
         </w:rPr>
-        <w:t>Все задания относятся к указанному разделу; фиксированные тематические номера заменены равноценными по максимальному баллу.</w:t>
-      </w:r>
-    </w:p>
-    <w:p>
-      <w:pPr>
-        <w:pStyle w:val="Heading1"/>
-      </w:pPr>
-      <w:r>
         <w:t>Часть 1</w:t>
       </w:r>
     </w:p>
     <w:p>
+      <w:pPr>
+        <w:widowControl/>
+        <w:spacing w:line="240" w:lineRule="auto" w:after="0"/>
+      </w:pPr>
       <w:r>
+        <w:rPr>
+          <w:rFonts w:ascii="Times New Roman" w:hAnsi="Times New Roman" w:eastAsia="Times New Roman"/>
+          <w:color w:val="181A1F"/>
+          <w:sz w:val="28"/>
+        </w:rPr>
         <w:t>Ответами к заданиям 1–16 являются последовательности цифр. Запишите ответ без пробелов и дополнительных символов.</w:t>
       </w:r>
     </w:p>
     <w:p>
+      <w:pPr>
+        <w:keepNext/>
+        <w:widowControl/>
+        <w:spacing w:line="240" w:lineRule="auto" w:after="0" w:before="120"/>
+      </w:pPr>
       <w:r>
         <w:rPr>
+          <w:rFonts w:ascii="Times New Roman" w:hAnsi="Times New Roman" w:eastAsia="Times New Roman"/>
           <w:b/>
-          <w:sz w:val="24"/>
+          <w:color w:val="181A1F"/>
+          <w:sz w:val="28"/>
         </w:rPr>
         <w:t>1.</w:t>
       </w:r>
     </w:p>
     <w:p>
+      <w:pPr>
+        <w:widowControl/>
+        <w:spacing w:line="240" w:lineRule="auto" w:after="0"/>
+      </w:pPr>
       <w:r>
         <w:rPr>
+          <w:rFonts w:ascii="Times New Roman" w:hAnsi="Times New Roman" w:eastAsia="Times New Roman"/>
           <w:b w:val="0"/>
           <w:i w:val="0"/>
+          <w:color w:val="181A1F"/>
+          <w:sz w:val="28"/>
         </w:rPr>
         <w:t xml:space="preserve">Ниже приведен перечень действий. Все они, за исключением двух, обозначают формы чувственного и рационального познания. </w:t>
       </w:r>
     </w:p>
     <w:p>
+      <w:pPr>
+        <w:widowControl/>
+        <w:spacing w:line="240" w:lineRule="auto" w:after="0"/>
+      </w:pPr>
       <w:r>
         <w:rPr>
+          <w:rFonts w:ascii="Times New Roman" w:hAnsi="Times New Roman" w:eastAsia="Times New Roman"/>
           <w:b w:val="0"/>
           <w:i w:val="0"/>
+          <w:color w:val="181A1F"/>
+          <w:sz w:val="28"/>
         </w:rPr>
         <w:t xml:space="preserve">1) эксперимент; </w:t>
       </w:r>
     </w:p>
     <w:p>
+      <w:pPr>
+        <w:widowControl/>
+        <w:spacing w:line="240" w:lineRule="auto" w:after="0"/>
+      </w:pPr>
       <w:r>
         <w:rPr>
+          <w:rFonts w:ascii="Times New Roman" w:hAnsi="Times New Roman" w:eastAsia="Times New Roman"/>
           <w:b w:val="0"/>
           <w:i w:val="0"/>
+          <w:color w:val="181A1F"/>
+          <w:sz w:val="28"/>
         </w:rPr>
         <w:t xml:space="preserve">2) суждение; </w:t>
       </w:r>
     </w:p>
     <w:p>
+      <w:pPr>
+        <w:widowControl/>
+        <w:spacing w:line="240" w:lineRule="auto" w:after="0"/>
+      </w:pPr>
       <w:r>
         <w:rPr>
+          <w:rFonts w:ascii="Times New Roman" w:hAnsi="Times New Roman" w:eastAsia="Times New Roman"/>
           <w:b w:val="0"/>
           <w:i w:val="0"/>
+          <w:color w:val="181A1F"/>
+          <w:sz w:val="28"/>
         </w:rPr>
         <w:t>3) абстрагирование;</w:t>
       </w:r>
     </w:p>
     <w:p>
+      <w:pPr>
+        <w:widowControl/>
+        <w:spacing w:line="240" w:lineRule="auto" w:after="0"/>
+      </w:pPr>
       <w:r>
         <w:rPr>
+          <w:rFonts w:ascii="Times New Roman" w:hAnsi="Times New Roman" w:eastAsia="Times New Roman"/>
           <w:b w:val="0"/>
           <w:i w:val="0"/>
+          <w:color w:val="181A1F"/>
+          <w:sz w:val="28"/>
         </w:rPr>
         <w:t xml:space="preserve">4) ощущение; </w:t>
       </w:r>
     </w:p>
     <w:p>
+      <w:pPr>
+        <w:widowControl/>
+        <w:spacing w:line="240" w:lineRule="auto" w:after="0"/>
+      </w:pPr>
       <w:r>
         <w:rPr>
+          <w:rFonts w:ascii="Times New Roman" w:hAnsi="Times New Roman" w:eastAsia="Times New Roman"/>
           <w:b w:val="0"/>
           <w:i w:val="0"/>
+          <w:color w:val="181A1F"/>
+          <w:sz w:val="28"/>
         </w:rPr>
         <w:t xml:space="preserve">5) восприятие; </w:t>
       </w:r>
     </w:p>
     <w:p>
+      <w:pPr>
+        <w:widowControl/>
+        <w:spacing w:line="240" w:lineRule="auto" w:after="0"/>
+      </w:pPr>
       <w:r>
         <w:rPr>
+          <w:rFonts w:ascii="Times New Roman" w:hAnsi="Times New Roman" w:eastAsia="Times New Roman"/>
           <w:b w:val="0"/>
           <w:i w:val="0"/>
+          <w:color w:val="181A1F"/>
+          <w:sz w:val="28"/>
         </w:rPr>
         <w:t>6) представление.</w:t>
       </w:r>
     </w:p>
     <w:p>
+      <w:pPr>
+        <w:widowControl/>
+        <w:spacing w:line="240" w:lineRule="auto" w:after="0"/>
+      </w:pPr>
       <w:r>
         <w:rPr>
+          <w:rFonts w:ascii="Times New Roman" w:hAnsi="Times New Roman" w:eastAsia="Times New Roman"/>
           <w:b w:val="0"/>
           <w:i w:val="0"/>
+          <w:color w:val="181A1F"/>
+          <w:sz w:val="28"/>
         </w:rPr>
         <w:t>Найдите два термина, «выпадающих» из общего ряда, и запишите в таблицу цифры, под которыми они указаны.</w:t>
       </w:r>
     </w:p>
     <w:p>
-      <w:r>
-        <w:t>Ответ: ______________________________</w:t>
-      </w:r>
-    </w:p>
-    <w:p>
+      <w:pPr>
+        <w:keepNext/>
+        <w:widowControl/>
+        <w:spacing w:line="240" w:lineRule="auto" w:after="0" w:before="120"/>
+      </w:pPr>
       <w:r>
         <w:rPr>
+          <w:rFonts w:ascii="Times New Roman" w:hAnsi="Times New Roman" w:eastAsia="Times New Roman"/>
           <w:b/>
-          <w:sz w:val="24"/>
+          <w:color w:val="181A1F"/>
+          <w:sz w:val="28"/>
         </w:rPr>
         <w:t>2.</w:t>
       </w:r>
     </w:p>
     <w:p>
+      <w:pPr>
+        <w:widowControl/>
+        <w:spacing w:line="240" w:lineRule="auto" w:after="0"/>
+      </w:pPr>
       <w:r>
         <w:rPr>
+          <w:rFonts w:ascii="Times New Roman" w:hAnsi="Times New Roman" w:eastAsia="Times New Roman"/>
           <w:b w:val="0"/>
           <w:i w:val="0"/>
+          <w:color w:val="181A1F"/>
+          <w:sz w:val="28"/>
         </w:rPr>
         <w:t>Выберите верные суждения об обществе и социальных изменениях и запишите цифры, под которыми они указаны.</w:t>
       </w:r>
     </w:p>
     <w:p>
+      <w:pPr>
+        <w:widowControl/>
+        <w:spacing w:line="240" w:lineRule="auto" w:after="0"/>
+      </w:pPr>
       <w:r>
         <w:rPr>
+          <w:rFonts w:ascii="Times New Roman" w:hAnsi="Times New Roman" w:eastAsia="Times New Roman"/>
           <w:b w:val="0"/>
           <w:i w:val="0"/>
+          <w:color w:val="181A1F"/>
+          <w:sz w:val="28"/>
         </w:rPr>
         <w:t>1) Общество представляет собой часть мира, обособившуюся от природы, но не потерявшую связь с ней.</w:t>
       </w:r>
     </w:p>
     <w:p>
+      <w:pPr>
+        <w:widowControl/>
+        <w:spacing w:line="240" w:lineRule="auto" w:after="0"/>
+      </w:pPr>
       <w:r>
         <w:rPr>
+          <w:rFonts w:ascii="Times New Roman" w:hAnsi="Times New Roman" w:eastAsia="Times New Roman"/>
           <w:b w:val="0"/>
           <w:i w:val="0"/>
+          <w:color w:val="181A1F"/>
+          <w:sz w:val="28"/>
         </w:rPr>
         <w:t>2) Общество является динамичной системой, в которой постоянно возникают новые и отмирают старые элементы и связи между ними.</w:t>
       </w:r>
     </w:p>
     <w:p>
+      <w:pPr>
+        <w:widowControl/>
+        <w:spacing w:line="240" w:lineRule="auto" w:after="0"/>
+      </w:pPr>
       <w:r>
         <w:rPr>
+          <w:rFonts w:ascii="Times New Roman" w:hAnsi="Times New Roman" w:eastAsia="Times New Roman"/>
           <w:b w:val="0"/>
           <w:i w:val="0"/>
+          <w:color w:val="181A1F"/>
+          <w:sz w:val="28"/>
         </w:rPr>
         <w:t>3) Революция как форма социальных изменений, как правило, направлена на частичное преобразование отдельных сторон общественной жизни.</w:t>
       </w:r>
     </w:p>
     <w:p>
+      <w:pPr>
+        <w:widowControl/>
+        <w:spacing w:line="240" w:lineRule="auto" w:after="0"/>
+      </w:pPr>
       <w:r>
         <w:rPr>
+          <w:rFonts w:ascii="Times New Roman" w:hAnsi="Times New Roman" w:eastAsia="Times New Roman"/>
           <w:b w:val="0"/>
           <w:i w:val="0"/>
+          <w:color w:val="181A1F"/>
+          <w:sz w:val="28"/>
         </w:rPr>
         <w:t>4) Общество как систему характеризует отсутствие связи составляющих его элементов.</w:t>
       </w:r>
     </w:p>
     <w:p>
+      <w:pPr>
+        <w:widowControl/>
+        <w:spacing w:line="240" w:lineRule="auto" w:after="0"/>
+      </w:pPr>
       <w:r>
         <w:rPr>
+          <w:rFonts w:ascii="Times New Roman" w:hAnsi="Times New Roman" w:eastAsia="Times New Roman"/>
           <w:b w:val="0"/>
           <w:i w:val="0"/>
+          <w:color w:val="181A1F"/>
+          <w:sz w:val="28"/>
         </w:rPr>
         <w:t>5) Развитие общества от менее совершенного к более совершенному называют прогрессом.</w:t>
       </w:r>
     </w:p>
     <w:p>
-      <w:r>
-        <w:t>Ответ: ______________________________</w:t>
-      </w:r>
-    </w:p>
-    <w:p>
+      <w:pPr>
+        <w:keepNext/>
+        <w:widowControl/>
+        <w:spacing w:line="240" w:lineRule="auto" w:after="0" w:before="120"/>
+      </w:pPr>
       <w:r>
         <w:rPr>
+          <w:rFonts w:ascii="Times New Roman" w:hAnsi="Times New Roman" w:eastAsia="Times New Roman"/>
           <w:b/>
-          <w:sz w:val="24"/>
+          <w:color w:val="181A1F"/>
+          <w:sz w:val="28"/>
         </w:rPr>
         <w:t>3.</w:t>
       </w:r>
     </w:p>
     <w:p>
+      <w:pPr>
+        <w:widowControl/>
+        <w:spacing w:line="240" w:lineRule="auto" w:after="0"/>
+      </w:pPr>
       <w:r>
         <w:rPr>
+          <w:rFonts w:ascii="Times New Roman" w:hAnsi="Times New Roman" w:eastAsia="Times New Roman"/>
           <w:b w:val="0"/>
           <w:i w:val="0"/>
+          <w:color w:val="181A1F"/>
+          <w:sz w:val="28"/>
         </w:rPr>
         <w:t>Установите соответствие между характеристиками и видами (типами) культуры: к каждой позиции, данной в первом столбце, подберите соответствующую позицию из второго столбца.</w:t>
       </w:r>
@@ -231,6 +356,7 @@
       <w:tblPr>
         <w:tblStyle w:val="TableGrid"/>
         <w:tblW w:type="auto" w:w="0"/>
+        <w:tblLayout w:type="autofit"/>
         <w:tblLook w:firstColumn="1" w:firstRow="1" w:lastColumn="0" w:lastRow="0" w:noHBand="0" w:noVBand="1" w:val="04A0"/>
       </w:tblPr>
       <w:tblGrid>
@@ -243,7 +369,16 @@
             <w:tcW w:type="dxa" w:w="5128"/>
           </w:tcPr>
           <w:p>
+            <w:pPr>
+              <w:spacing w:after="0" w:line="240" w:lineRule="auto"/>
+            </w:pPr>
             <w:r>
+              <w:rPr>
+                <w:rFonts w:ascii="Times New Roman" w:hAnsi="Times New Roman" w:eastAsia="Times New Roman"/>
+                <w:b/>
+                <w:color w:val="181A1F"/>
+                <w:sz w:val="28"/>
+              </w:rPr>
               <w:t>ПРИЗНАКИ</w:t>
             </w:r>
           </w:p>
@@ -253,8 +388,19 @@
             <w:tcW w:type="dxa" w:w="5128"/>
           </w:tcPr>
           <w:p>
+            <w:pPr>
+              <w:spacing w:after="0" w:line="240" w:lineRule="auto"/>
+            </w:pPr>
             <w:r>
-              <w:t>ВИДЫ (ТИПЫ) КУЛЬТУРЫ</w:t>
+              <w:rPr>
+                <w:rFonts w:ascii="Times New Roman" w:hAnsi="Times New Roman" w:eastAsia="Times New Roman"/>
+                <w:b/>
+                <w:color w:val="181A1F"/>
+                <w:sz w:val="28"/>
+              </w:rPr>
+              <w:t>ВИДЫ (ТИП</w:t>
+              <w:br/>
+              <w:t>Ы) КУЛЬТУРЫ</w:t>
             </w:r>
           </w:p>
         </w:tc>
@@ -265,8 +411,24 @@
             <w:tcW w:type="dxa" w:w="5128"/>
           </w:tcPr>
           <w:p>
+            <w:pPr>
+              <w:spacing w:after="0" w:line="240" w:lineRule="auto"/>
+            </w:pPr>
             <w:r>
-              <w:t>А) необходимость для восприятия произведений специальной подготовки у слушателей Б) ориентация на запросы широкого круга потребителей В) коммерциализация духовной деятельности Г) преимущественное развитие развлекательных жанров Д) сложность содержания</w:t>
+              <w:rPr>
+                <w:rFonts w:ascii="Times New Roman" w:hAnsi="Times New Roman" w:eastAsia="Times New Roman"/>
+                <w:color w:val="181A1F"/>
+                <w:sz w:val="28"/>
+              </w:rPr>
+              <w:t xml:space="preserve">А) необходимость для восприятия произведений специальной подготовки у слушателей </w:t>
+              <w:br/>
+              <w:t xml:space="preserve">Б) ориентация на запросы широкого круга потребителей </w:t>
+              <w:br/>
+              <w:t xml:space="preserve">В) коммерциализация духовной деятельности </w:t>
+              <w:br/>
+              <w:t xml:space="preserve">Г) преимущественное развитие развлекательных жанров </w:t>
+              <w:br/>
+              <w:t>Д) сложность содержания</w:t>
             </w:r>
           </w:p>
         </w:tc>
@@ -275,18 +437,35 @@
             <w:tcW w:type="dxa" w:w="5128"/>
           </w:tcPr>
           <w:p>
+            <w:pPr>
+              <w:spacing w:after="0" w:line="240" w:lineRule="auto"/>
+            </w:pPr>
             <w:r>
-              <w:t>1) элитарная2) массовая</w:t>
+              <w:rPr>
+                <w:rFonts w:ascii="Times New Roman" w:hAnsi="Times New Roman" w:eastAsia="Times New Roman"/>
+                <w:color w:val="181A1F"/>
+                <w:sz w:val="28"/>
+              </w:rPr>
+              <w:t>1) элитарная</w:t>
+              <w:br/>
+              <w:t>2) массовая</w:t>
             </w:r>
           </w:p>
         </w:tc>
       </w:tr>
     </w:tbl>
     <w:p>
+      <w:pPr>
+        <w:widowControl/>
+        <w:spacing w:line="240" w:lineRule="auto" w:after="0"/>
+      </w:pPr>
       <w:r>
         <w:rPr>
+          <w:rFonts w:ascii="Times New Roman" w:hAnsi="Times New Roman" w:eastAsia="Times New Roman"/>
           <w:b w:val="0"/>
           <w:i w:val="0"/>
+          <w:color w:val="181A1F"/>
+          <w:sz w:val="28"/>
         </w:rPr>
         <w:t>Запишите в ответ цифры, расположив их в порядке, соответствующем буквам:</w:t>
       </w:r>
@@ -295,6 +474,7 @@
       <w:tblPr>
         <w:tblStyle w:val="TableGrid"/>
         <w:tblW w:type="auto" w:w="0"/>
+        <w:tblLayout w:type="autofit"/>
         <w:tblLook w:firstColumn="1" w:firstRow="1" w:lastColumn="0" w:lastRow="0" w:noHBand="0" w:noVBand="1" w:val="04A0"/>
       </w:tblPr>
       <w:tblGrid>
@@ -310,7 +490,16 @@
             <w:tcW w:type="dxa" w:w="2051"/>
           </w:tcPr>
           <w:p>
+            <w:pPr>
+              <w:spacing w:after="0" w:line="240" w:lineRule="auto"/>
+            </w:pPr>
             <w:r>
+              <w:rPr>
+                <w:rFonts w:ascii="Times New Roman" w:hAnsi="Times New Roman" w:eastAsia="Times New Roman"/>
+                <w:b/>
+                <w:color w:val="181A1F"/>
+                <w:sz w:val="28"/>
+              </w:rPr>
               <w:t>A</w:t>
             </w:r>
           </w:p>
@@ -320,7 +509,16 @@
             <w:tcW w:type="dxa" w:w="2051"/>
           </w:tcPr>
           <w:p>
+            <w:pPr>
+              <w:spacing w:after="0" w:line="240" w:lineRule="auto"/>
+            </w:pPr>
             <w:r>
+              <w:rPr>
+                <w:rFonts w:ascii="Times New Roman" w:hAnsi="Times New Roman" w:eastAsia="Times New Roman"/>
+                <w:b/>
+                <w:color w:val="181A1F"/>
+                <w:sz w:val="28"/>
+              </w:rPr>
               <w:t>Б</w:t>
             </w:r>
           </w:p>
@@ -330,7 +528,16 @@
             <w:tcW w:type="dxa" w:w="2051"/>
           </w:tcPr>
           <w:p>
+            <w:pPr>
+              <w:spacing w:after="0" w:line="240" w:lineRule="auto"/>
+            </w:pPr>
             <w:r>
+              <w:rPr>
+                <w:rFonts w:ascii="Times New Roman" w:hAnsi="Times New Roman" w:eastAsia="Times New Roman"/>
+                <w:b/>
+                <w:color w:val="181A1F"/>
+                <w:sz w:val="28"/>
+              </w:rPr>
               <w:t>В</w:t>
             </w:r>
           </w:p>
@@ -340,7 +547,16 @@
             <w:tcW w:type="dxa" w:w="2051"/>
           </w:tcPr>
           <w:p>
+            <w:pPr>
+              <w:spacing w:after="0" w:line="240" w:lineRule="auto"/>
+            </w:pPr>
             <w:r>
+              <w:rPr>
+                <w:rFonts w:ascii="Times New Roman" w:hAnsi="Times New Roman" w:eastAsia="Times New Roman"/>
+                <w:b/>
+                <w:color w:val="181A1F"/>
+                <w:sz w:val="28"/>
+              </w:rPr>
               <w:t>Г</w:t>
             </w:r>
           </w:p>
@@ -350,7 +566,16 @@
             <w:tcW w:type="dxa" w:w="2051"/>
           </w:tcPr>
           <w:p>
+            <w:pPr>
+              <w:spacing w:after="0" w:line="240" w:lineRule="auto"/>
+            </w:pPr>
             <w:r>
+              <w:rPr>
+                <w:rFonts w:ascii="Times New Roman" w:hAnsi="Times New Roman" w:eastAsia="Times New Roman"/>
+                <w:b/>
+                <w:color w:val="181A1F"/>
+                <w:sz w:val="28"/>
+              </w:rPr>
               <w:t>Д</w:t>
             </w:r>
           </w:p>
@@ -362,7 +587,16 @@
             <w:tcW w:type="dxa" w:w="2051"/>
           </w:tcPr>
           <w:p>
-            <w:r/>
+            <w:pPr>
+              <w:spacing w:after="0" w:line="240" w:lineRule="auto"/>
+            </w:pPr>
+            <w:r>
+              <w:rPr>
+                <w:rFonts w:ascii="Times New Roman" w:hAnsi="Times New Roman" w:eastAsia="Times New Roman"/>
+                <w:color w:val="181A1F"/>
+                <w:sz w:val="28"/>
+              </w:rPr>
+            </w:r>
           </w:p>
         </w:tc>
         <w:tc>
@@ -370,7 +604,16 @@
             <w:tcW w:type="dxa" w:w="2051"/>
           </w:tcPr>
           <w:p>
-            <w:r/>
+            <w:pPr>
+              <w:spacing w:after="0" w:line="240" w:lineRule="auto"/>
+            </w:pPr>
+            <w:r>
+              <w:rPr>
+                <w:rFonts w:ascii="Times New Roman" w:hAnsi="Times New Roman" w:eastAsia="Times New Roman"/>
+                <w:color w:val="181A1F"/>
+                <w:sz w:val="28"/>
+              </w:rPr>
+            </w:r>
           </w:p>
         </w:tc>
         <w:tc>
@@ -378,7 +621,16 @@
             <w:tcW w:type="dxa" w:w="2051"/>
           </w:tcPr>
           <w:p>
-            <w:r/>
+            <w:pPr>
+              <w:spacing w:after="0" w:line="240" w:lineRule="auto"/>
+            </w:pPr>
+            <w:r>
+              <w:rPr>
+                <w:rFonts w:ascii="Times New Roman" w:hAnsi="Times New Roman" w:eastAsia="Times New Roman"/>
+                <w:color w:val="181A1F"/>
+                <w:sz w:val="28"/>
+              </w:rPr>
+            </w:r>
           </w:p>
         </w:tc>
         <w:tc>
@@ -386,7 +638,16 @@
             <w:tcW w:type="dxa" w:w="2051"/>
           </w:tcPr>
           <w:p>
-            <w:r/>
+            <w:pPr>
+              <w:spacing w:after="0" w:line="240" w:lineRule="auto"/>
+            </w:pPr>
+            <w:r>
+              <w:rPr>
+                <w:rFonts w:ascii="Times New Roman" w:hAnsi="Times New Roman" w:eastAsia="Times New Roman"/>
+                <w:color w:val="181A1F"/>
+                <w:sz w:val="28"/>
+              </w:rPr>
+            </w:r>
           </w:p>
         </w:tc>
         <w:tc>
@@ -394,397 +655,656 @@
             <w:tcW w:type="dxa" w:w="2051"/>
           </w:tcPr>
           <w:p>
-            <w:r/>
+            <w:pPr>
+              <w:spacing w:after="0" w:line="240" w:lineRule="auto"/>
+            </w:pPr>
+            <w:r>
+              <w:rPr>
+                <w:rFonts w:ascii="Times New Roman" w:hAnsi="Times New Roman" w:eastAsia="Times New Roman"/>
+                <w:color w:val="181A1F"/>
+                <w:sz w:val="28"/>
+              </w:rPr>
+            </w:r>
           </w:p>
         </w:tc>
       </w:tr>
     </w:tbl>
     <w:p>
-      <w:r>
-        <w:t>Ответ: ______________________________</w:t>
-      </w:r>
-    </w:p>
-    <w:p>
+      <w:pPr>
+        <w:keepNext/>
+        <w:widowControl/>
+        <w:spacing w:line="240" w:lineRule="auto" w:after="0" w:before="120"/>
+      </w:pPr>
       <w:r>
         <w:rPr>
+          <w:rFonts w:ascii="Times New Roman" w:hAnsi="Times New Roman" w:eastAsia="Times New Roman"/>
           <w:b/>
-          <w:sz w:val="24"/>
+          <w:color w:val="181A1F"/>
+          <w:sz w:val="28"/>
         </w:rPr>
         <w:t>4.</w:t>
       </w:r>
     </w:p>
     <w:p>
+      <w:pPr>
+        <w:widowControl/>
+        <w:spacing w:line="240" w:lineRule="auto" w:after="0"/>
+      </w:pPr>
       <w:r>
         <w:rPr>
+          <w:rFonts w:ascii="Times New Roman" w:hAnsi="Times New Roman" w:eastAsia="Times New Roman"/>
           <w:b w:val="0"/>
           <w:i w:val="0"/>
+          <w:color w:val="181A1F"/>
+          <w:sz w:val="28"/>
         </w:rPr>
         <w:t>В стране Z компьютерные технологии широко используются в различных сферах общественной жизни. Какие иные признаки из перечисленных свидетельствуют о том, что страна Z развивается как постиндустриальное общество? Запишите цифры, под которыми они указаны.</w:t>
       </w:r>
     </w:p>
     <w:p>
+      <w:pPr>
+        <w:widowControl/>
+        <w:spacing w:line="240" w:lineRule="auto" w:after="0"/>
+      </w:pPr>
       <w:r>
         <w:rPr>
+          <w:rFonts w:ascii="Times New Roman" w:hAnsi="Times New Roman" w:eastAsia="Times New Roman"/>
           <w:b w:val="0"/>
           <w:i w:val="0"/>
+          <w:color w:val="181A1F"/>
+          <w:sz w:val="28"/>
         </w:rPr>
         <w:t>1) активное развитие цифровых коммуникаций</w:t>
       </w:r>
     </w:p>
     <w:p>
+      <w:pPr>
+        <w:widowControl/>
+        <w:spacing w:line="240" w:lineRule="auto" w:after="0"/>
+      </w:pPr>
       <w:r>
         <w:rPr>
+          <w:rFonts w:ascii="Times New Roman" w:hAnsi="Times New Roman" w:eastAsia="Times New Roman"/>
           <w:b w:val="0"/>
           <w:i w:val="0"/>
+          <w:color w:val="181A1F"/>
+          <w:sz w:val="28"/>
         </w:rPr>
         <w:t>2) увеличение количества городов</w:t>
       </w:r>
     </w:p>
     <w:p>
+      <w:pPr>
+        <w:widowControl/>
+        <w:spacing w:line="240" w:lineRule="auto" w:after="0"/>
+      </w:pPr>
       <w:r>
         <w:rPr>
+          <w:rFonts w:ascii="Times New Roman" w:hAnsi="Times New Roman" w:eastAsia="Times New Roman"/>
           <w:b w:val="0"/>
           <w:i w:val="0"/>
+          <w:color w:val="181A1F"/>
+          <w:sz w:val="28"/>
         </w:rPr>
         <w:t>3) разработка трудового законодательства</w:t>
       </w:r>
     </w:p>
     <w:p>
+      <w:pPr>
+        <w:widowControl/>
+        <w:spacing w:line="240" w:lineRule="auto" w:after="0"/>
+      </w:pPr>
       <w:r>
         <w:rPr>
+          <w:rFonts w:ascii="Times New Roman" w:hAnsi="Times New Roman" w:eastAsia="Times New Roman"/>
           <w:b w:val="0"/>
           <w:i w:val="0"/>
+          <w:color w:val="181A1F"/>
+          <w:sz w:val="28"/>
         </w:rPr>
         <w:t>4) отсутствие условий для социальной мобильности</w:t>
       </w:r>
     </w:p>
     <w:p>
+      <w:pPr>
+        <w:widowControl/>
+        <w:spacing w:line="240" w:lineRule="auto" w:after="0"/>
+      </w:pPr>
       <w:r>
         <w:rPr>
+          <w:rFonts w:ascii="Times New Roman" w:hAnsi="Times New Roman" w:eastAsia="Times New Roman"/>
           <w:b w:val="0"/>
           <w:i w:val="0"/>
+          <w:color w:val="181A1F"/>
+          <w:sz w:val="28"/>
         </w:rPr>
         <w:t>5) возрастание роли знаний и информации как фактора производства</w:t>
       </w:r>
     </w:p>
     <w:p>
+      <w:pPr>
+        <w:widowControl/>
+        <w:spacing w:line="240" w:lineRule="auto" w:after="0"/>
+      </w:pPr>
       <w:r>
         <w:rPr>
+          <w:rFonts w:ascii="Times New Roman" w:hAnsi="Times New Roman" w:eastAsia="Times New Roman"/>
           <w:b w:val="0"/>
           <w:i w:val="0"/>
+          <w:color w:val="181A1F"/>
+          <w:sz w:val="28"/>
         </w:rPr>
         <w:t>6) преобладание сферы услуг в структуре экономики</w:t>
       </w:r>
     </w:p>
     <w:p>
-      <w:r>
-        <w:t>Ответ: ______________________________</w:t>
-      </w:r>
-    </w:p>
-    <w:p>
+      <w:pPr>
+        <w:keepNext/>
+        <w:widowControl/>
+        <w:spacing w:line="240" w:lineRule="auto" w:after="0" w:before="120"/>
+      </w:pPr>
       <w:r>
         <w:rPr>
+          <w:rFonts w:ascii="Times New Roman" w:hAnsi="Times New Roman" w:eastAsia="Times New Roman"/>
           <w:b/>
-          <w:sz w:val="24"/>
+          <w:color w:val="181A1F"/>
+          <w:sz w:val="28"/>
         </w:rPr>
         <w:t>5.</w:t>
       </w:r>
     </w:p>
     <w:p>
+      <w:pPr>
+        <w:widowControl/>
+        <w:spacing w:line="240" w:lineRule="auto" w:after="0"/>
+      </w:pPr>
       <w:r>
         <w:rPr>
+          <w:rFonts w:ascii="Times New Roman" w:hAnsi="Times New Roman" w:eastAsia="Times New Roman"/>
           <w:b w:val="0"/>
           <w:i w:val="0"/>
+          <w:color w:val="181A1F"/>
+          <w:sz w:val="28"/>
         </w:rPr>
         <w:t>Представьте, что Вы помогаете учителю оформить презентацию к уроку обществознания по теме «Познание». Один из слайдов называется «Особенности социального познания». Что из перечисленного Вы включили бы в этот слайд? Запишите цифры, под которыми указаны эти признаки.</w:t>
       </w:r>
     </w:p>
     <w:p>
+      <w:pPr>
+        <w:widowControl/>
+        <w:spacing w:line="240" w:lineRule="auto" w:after="0"/>
+      </w:pPr>
       <w:r>
         <w:rPr>
+          <w:rFonts w:ascii="Times New Roman" w:hAnsi="Times New Roman" w:eastAsia="Times New Roman"/>
           <w:b w:val="0"/>
           <w:i w:val="0"/>
+          <w:color w:val="181A1F"/>
+          <w:sz w:val="28"/>
         </w:rPr>
         <w:t xml:space="preserve">1) Результат познания — знания. </w:t>
       </w:r>
     </w:p>
     <w:p>
+      <w:pPr>
+        <w:widowControl/>
+        <w:spacing w:line="240" w:lineRule="auto" w:after="0"/>
+      </w:pPr>
       <w:r>
         <w:rPr>
+          <w:rFonts w:ascii="Times New Roman" w:hAnsi="Times New Roman" w:eastAsia="Times New Roman"/>
           <w:b w:val="0"/>
           <w:i w:val="0"/>
+          <w:color w:val="181A1F"/>
+          <w:sz w:val="28"/>
         </w:rPr>
         <w:t xml:space="preserve">2) Источником знаний о мире, его красках и звуках, величинах и расстояниях, вкусах и запахах, являются органы чувств. </w:t>
       </w:r>
     </w:p>
     <w:p>
+      <w:pPr>
+        <w:widowControl/>
+        <w:spacing w:line="240" w:lineRule="auto" w:after="0"/>
+      </w:pPr>
       <w:r>
         <w:rPr>
+          <w:rFonts w:ascii="Times New Roman" w:hAnsi="Times New Roman" w:eastAsia="Times New Roman"/>
           <w:b w:val="0"/>
           <w:i w:val="0"/>
+          <w:color w:val="181A1F"/>
+          <w:sz w:val="28"/>
         </w:rPr>
         <w:t xml:space="preserve">3) Субъект и объект познания совпадают. </w:t>
       </w:r>
     </w:p>
     <w:p>
+      <w:pPr>
+        <w:widowControl/>
+        <w:spacing w:line="240" w:lineRule="auto" w:after="0"/>
+      </w:pPr>
       <w:r>
         <w:rPr>
+          <w:rFonts w:ascii="Times New Roman" w:hAnsi="Times New Roman" w:eastAsia="Times New Roman"/>
           <w:b w:val="0"/>
           <w:i w:val="0"/>
+          <w:color w:val="181A1F"/>
+          <w:sz w:val="28"/>
         </w:rPr>
         <w:t xml:space="preserve">4) Получаемое знание всегда связано с интересами людей, групп, организаций. </w:t>
       </w:r>
     </w:p>
     <w:p>
+      <w:pPr>
+        <w:widowControl/>
+        <w:spacing w:line="240" w:lineRule="auto" w:after="0"/>
+      </w:pPr>
       <w:r>
         <w:rPr>
+          <w:rFonts w:ascii="Times New Roman" w:hAnsi="Times New Roman" w:eastAsia="Times New Roman"/>
           <w:b w:val="0"/>
           <w:i w:val="0"/>
+          <w:color w:val="181A1F"/>
+          <w:sz w:val="28"/>
         </w:rPr>
         <w:t xml:space="preserve">5) Объект познания имеет сложную структуру и находится в постоянном развитии, что затрудняет процесс познания и делает весьма относительными результаты познания. </w:t>
       </w:r>
     </w:p>
     <w:p>
+      <w:pPr>
+        <w:widowControl/>
+        <w:spacing w:line="240" w:lineRule="auto" w:after="0"/>
+      </w:pPr>
       <w:r>
         <w:rPr>
+          <w:rFonts w:ascii="Times New Roman" w:hAnsi="Times New Roman" w:eastAsia="Times New Roman"/>
           <w:b w:val="0"/>
           <w:i w:val="0"/>
+          <w:color w:val="181A1F"/>
+          <w:sz w:val="28"/>
         </w:rPr>
         <w:t>6) Возможности научного эксперимента крайне ограничены.</w:t>
       </w:r>
     </w:p>
     <w:p>
-      <w:r>
-        <w:t>Ответ: ______________________________</w:t>
-      </w:r>
-    </w:p>
-    <w:p>
+      <w:pPr>
+        <w:keepNext/>
+        <w:widowControl/>
+        <w:spacing w:line="240" w:lineRule="auto" w:after="0" w:before="120"/>
+      </w:pPr>
       <w:r>
         <w:rPr>
+          <w:rFonts w:ascii="Times New Roman" w:hAnsi="Times New Roman" w:eastAsia="Times New Roman"/>
           <w:b/>
-          <w:sz w:val="24"/>
+          <w:color w:val="181A1F"/>
+          <w:sz w:val="28"/>
         </w:rPr>
         <w:t>6.</w:t>
       </w:r>
     </w:p>
     <w:p>
+      <w:pPr>
+        <w:widowControl/>
+        <w:spacing w:line="240" w:lineRule="auto" w:after="0"/>
+      </w:pPr>
       <w:r>
         <w:rPr>
+          <w:rFonts w:ascii="Times New Roman" w:hAnsi="Times New Roman" w:eastAsia="Times New Roman"/>
           <w:b w:val="0"/>
           <w:i w:val="0"/>
+          <w:color w:val="181A1F"/>
+          <w:sz w:val="28"/>
         </w:rPr>
         <w:t xml:space="preserve">Выберите верные суждения о социальном познании и запишите цифры, под которыми они указаны. </w:t>
       </w:r>
     </w:p>
     <w:p>
+      <w:pPr>
+        <w:widowControl/>
+        <w:spacing w:line="240" w:lineRule="auto" w:after="0"/>
+      </w:pPr>
       <w:r>
         <w:rPr>
+          <w:rFonts w:ascii="Times New Roman" w:hAnsi="Times New Roman" w:eastAsia="Times New Roman"/>
           <w:b w:val="0"/>
           <w:i w:val="0"/>
+          <w:color w:val="181A1F"/>
+          <w:sz w:val="28"/>
         </w:rPr>
         <w:t xml:space="preserve">1) В социальном познании невозможно применение научных методов. </w:t>
       </w:r>
     </w:p>
     <w:p>
+      <w:pPr>
+        <w:widowControl/>
+        <w:spacing w:line="240" w:lineRule="auto" w:after="0"/>
+      </w:pPr>
       <w:r>
         <w:rPr>
+          <w:rFonts w:ascii="Times New Roman" w:hAnsi="Times New Roman" w:eastAsia="Times New Roman"/>
           <w:b w:val="0"/>
           <w:i w:val="0"/>
+          <w:color w:val="181A1F"/>
+          <w:sz w:val="28"/>
         </w:rPr>
         <w:t xml:space="preserve">2) В социальном познании, в отличие от познания в области естественных наук, для обозначения явлений, процессов, объектов используются специальные термины. </w:t>
       </w:r>
     </w:p>
     <w:p>
+      <w:pPr>
+        <w:widowControl/>
+        <w:spacing w:line="240" w:lineRule="auto" w:after="0"/>
+      </w:pPr>
       <w:r>
         <w:rPr>
+          <w:rFonts w:ascii="Times New Roman" w:hAnsi="Times New Roman" w:eastAsia="Times New Roman"/>
           <w:b w:val="0"/>
           <w:i w:val="0"/>
+          <w:color w:val="181A1F"/>
+          <w:sz w:val="28"/>
         </w:rPr>
         <w:t xml:space="preserve">3) Субъект и объект социального познания совпадают. </w:t>
       </w:r>
     </w:p>
     <w:p>
+      <w:pPr>
+        <w:widowControl/>
+        <w:spacing w:line="240" w:lineRule="auto" w:after="0"/>
+      </w:pPr>
       <w:r>
         <w:rPr>
+          <w:rFonts w:ascii="Times New Roman" w:hAnsi="Times New Roman" w:eastAsia="Times New Roman"/>
           <w:b w:val="0"/>
           <w:i w:val="0"/>
+          <w:color w:val="181A1F"/>
+          <w:sz w:val="28"/>
         </w:rPr>
         <w:t xml:space="preserve">4) Объект социального познания находится в постоянном развитии, что затрудняет процесс познания и делает весьма относительными результаты познания. </w:t>
       </w:r>
     </w:p>
     <w:p>
+      <w:pPr>
+        <w:widowControl/>
+        <w:spacing w:line="240" w:lineRule="auto" w:after="0"/>
+      </w:pPr>
       <w:r>
         <w:rPr>
+          <w:rFonts w:ascii="Times New Roman" w:hAnsi="Times New Roman" w:eastAsia="Times New Roman"/>
           <w:b w:val="0"/>
           <w:i w:val="0"/>
+          <w:color w:val="181A1F"/>
+          <w:sz w:val="28"/>
         </w:rPr>
         <w:t>5) Возможности научного эксперимента в социальном познании крайне ограничены.</w:t>
       </w:r>
     </w:p>
     <w:p>
-      <w:r>
-        <w:t>Ответ: ______________________________</w:t>
-      </w:r>
-    </w:p>
-    <w:p>
+      <w:pPr>
+        <w:keepNext/>
+        <w:widowControl/>
+        <w:spacing w:line="240" w:lineRule="auto" w:after="0" w:before="120"/>
+      </w:pPr>
       <w:r>
         <w:rPr>
+          <w:rFonts w:ascii="Times New Roman" w:hAnsi="Times New Roman" w:eastAsia="Times New Roman"/>
           <w:b/>
-          <w:sz w:val="24"/>
+          <w:color w:val="181A1F"/>
+          <w:sz w:val="28"/>
         </w:rPr>
         <w:t>7.</w:t>
       </w:r>
     </w:p>
     <w:p>
+      <w:pPr>
+        <w:widowControl/>
+        <w:spacing w:line="240" w:lineRule="auto" w:after="0"/>
+      </w:pPr>
       <w:r>
         <w:rPr>
+          <w:rFonts w:ascii="Times New Roman" w:hAnsi="Times New Roman" w:eastAsia="Times New Roman"/>
           <w:b w:val="0"/>
           <w:i w:val="0"/>
+          <w:color w:val="181A1F"/>
+          <w:sz w:val="28"/>
         </w:rPr>
         <w:t xml:space="preserve">После окончания школы Пётр планирует поступить в архитектурный институт. Он занимается в художественной студии, участвует в различных выставках. Много внимания Пётр уделяет изучению математики, черчению. Найдите в приведённом списке примеры средств, используемых для достижения цели. Запишите цифры, под которыми они указаны. </w:t>
       </w:r>
     </w:p>
     <w:p>
+      <w:pPr>
+        <w:widowControl/>
+        <w:spacing w:line="240" w:lineRule="auto" w:after="0"/>
+      </w:pPr>
       <w:r>
         <w:rPr>
+          <w:rFonts w:ascii="Times New Roman" w:hAnsi="Times New Roman" w:eastAsia="Times New Roman"/>
           <w:b w:val="0"/>
           <w:i w:val="0"/>
+          <w:color w:val="181A1F"/>
+          <w:sz w:val="28"/>
         </w:rPr>
         <w:t xml:space="preserve">1) поступление в институт </w:t>
       </w:r>
     </w:p>
     <w:p>
+      <w:pPr>
+        <w:widowControl/>
+        <w:spacing w:line="240" w:lineRule="auto" w:after="0"/>
+      </w:pPr>
       <w:r>
         <w:rPr>
+          <w:rFonts w:ascii="Times New Roman" w:hAnsi="Times New Roman" w:eastAsia="Times New Roman"/>
           <w:b w:val="0"/>
           <w:i w:val="0"/>
+          <w:color w:val="181A1F"/>
+          <w:sz w:val="28"/>
         </w:rPr>
         <w:t xml:space="preserve">2) занятия в художественной студии </w:t>
       </w:r>
     </w:p>
     <w:p>
+      <w:pPr>
+        <w:widowControl/>
+        <w:spacing w:line="240" w:lineRule="auto" w:after="0"/>
+      </w:pPr>
       <w:r>
         <w:rPr>
+          <w:rFonts w:ascii="Times New Roman" w:hAnsi="Times New Roman" w:eastAsia="Times New Roman"/>
           <w:b w:val="0"/>
           <w:i w:val="0"/>
+          <w:color w:val="181A1F"/>
+          <w:sz w:val="28"/>
         </w:rPr>
         <w:t xml:space="preserve">3) изучение математики </w:t>
       </w:r>
     </w:p>
     <w:p>
+      <w:pPr>
+        <w:widowControl/>
+        <w:spacing w:line="240" w:lineRule="auto" w:after="0"/>
+      </w:pPr>
       <w:r>
         <w:rPr>
+          <w:rFonts w:ascii="Times New Roman" w:hAnsi="Times New Roman" w:eastAsia="Times New Roman"/>
           <w:b w:val="0"/>
           <w:i w:val="0"/>
+          <w:color w:val="181A1F"/>
+          <w:sz w:val="28"/>
         </w:rPr>
         <w:t xml:space="preserve">4) получение профессии архитектора </w:t>
       </w:r>
     </w:p>
     <w:p>
+      <w:pPr>
+        <w:widowControl/>
+        <w:spacing w:line="240" w:lineRule="auto" w:after="0"/>
+      </w:pPr>
       <w:r>
         <w:rPr>
+          <w:rFonts w:ascii="Times New Roman" w:hAnsi="Times New Roman" w:eastAsia="Times New Roman"/>
           <w:b w:val="0"/>
           <w:i w:val="0"/>
+          <w:color w:val="181A1F"/>
+          <w:sz w:val="28"/>
         </w:rPr>
         <w:t xml:space="preserve">5) участие в архитектурных выставках </w:t>
       </w:r>
     </w:p>
     <w:p>
+      <w:pPr>
+        <w:widowControl/>
+        <w:spacing w:line="240" w:lineRule="auto" w:after="0"/>
+      </w:pPr>
       <w:r>
         <w:rPr>
+          <w:rFonts w:ascii="Times New Roman" w:hAnsi="Times New Roman" w:eastAsia="Times New Roman"/>
           <w:b w:val="0"/>
           <w:i w:val="0"/>
+          <w:color w:val="181A1F"/>
+          <w:sz w:val="28"/>
         </w:rPr>
         <w:t>6) выбор профессии</w:t>
       </w:r>
     </w:p>
     <w:p>
-      <w:r>
-        <w:t>Ответ: ______________________________</w:t>
-      </w:r>
-    </w:p>
-    <w:p>
+      <w:pPr>
+        <w:keepNext/>
+        <w:widowControl/>
+        <w:spacing w:line="240" w:lineRule="auto" w:after="0" w:before="120"/>
+      </w:pPr>
       <w:r>
         <w:rPr>
+          <w:rFonts w:ascii="Times New Roman" w:hAnsi="Times New Roman" w:eastAsia="Times New Roman"/>
           <w:b/>
-          <w:sz w:val="24"/>
+          <w:color w:val="181A1F"/>
+          <w:sz w:val="28"/>
         </w:rPr>
         <w:t>8.</w:t>
       </w:r>
     </w:p>
     <w:p>
+      <w:pPr>
+        <w:widowControl/>
+        <w:spacing w:line="240" w:lineRule="auto" w:after="0"/>
+      </w:pPr>
       <w:r>
         <w:rPr>
+          <w:rFonts w:ascii="Times New Roman" w:hAnsi="Times New Roman" w:eastAsia="Times New Roman"/>
           <w:b w:val="0"/>
           <w:i w:val="0"/>
+          <w:color w:val="181A1F"/>
+          <w:sz w:val="28"/>
         </w:rPr>
         <w:t>Выберите верные суждения о мировоззрении и запишите цифры, под которыми они указаны.</w:t>
       </w:r>
     </w:p>
     <w:p>
+      <w:pPr>
+        <w:widowControl/>
+        <w:spacing w:line="240" w:lineRule="auto" w:after="0"/>
+      </w:pPr>
       <w:r>
         <w:rPr>
+          <w:rFonts w:ascii="Times New Roman" w:hAnsi="Times New Roman" w:eastAsia="Times New Roman"/>
           <w:b w:val="0"/>
           <w:i w:val="0"/>
+          <w:color w:val="181A1F"/>
+          <w:sz w:val="28"/>
         </w:rPr>
         <w:t>1) Мировоззрение — это целостное представление о природе, обществе, человеке,  находящее выражение в системе ценностей и идеалов личности, социальной  группы, общества.</w:t>
       </w:r>
     </w:p>
     <w:p>
+      <w:pPr>
+        <w:widowControl/>
+        <w:spacing w:line="240" w:lineRule="auto" w:after="0"/>
+      </w:pPr>
       <w:r>
         <w:rPr>
+          <w:rFonts w:ascii="Times New Roman" w:hAnsi="Times New Roman" w:eastAsia="Times New Roman"/>
           <w:b w:val="0"/>
           <w:i w:val="0"/>
+          <w:color w:val="181A1F"/>
+          <w:sz w:val="28"/>
         </w:rPr>
         <w:t>2) Мировоззрение человека связано с его убеждениями.</w:t>
       </w:r>
     </w:p>
     <w:p>
+      <w:pPr>
+        <w:widowControl/>
+        <w:spacing w:line="240" w:lineRule="auto" w:after="0"/>
+      </w:pPr>
       <w:r>
         <w:rPr>
+          <w:rFonts w:ascii="Times New Roman" w:hAnsi="Times New Roman" w:eastAsia="Times New Roman"/>
           <w:b w:val="0"/>
           <w:i w:val="0"/>
+          <w:color w:val="181A1F"/>
+          <w:sz w:val="28"/>
         </w:rPr>
         <w:t>3) Научное мировоззрение возникает в процессе личной практической деятельности  человека.</w:t>
       </w:r>
     </w:p>
     <w:p>
+      <w:pPr>
+        <w:widowControl/>
+        <w:spacing w:line="240" w:lineRule="auto" w:after="0"/>
+      </w:pPr>
       <w:r>
         <w:rPr>
+          <w:rFonts w:ascii="Times New Roman" w:hAnsi="Times New Roman" w:eastAsia="Times New Roman"/>
           <w:b w:val="0"/>
           <w:i w:val="0"/>
+          <w:color w:val="181A1F"/>
+          <w:sz w:val="28"/>
         </w:rPr>
         <w:t>4) Мировоззрение человека формируется постепенно (как стихийно, так и осознанно).</w:t>
       </w:r>
     </w:p>
     <w:p>
+      <w:pPr>
+        <w:widowControl/>
+        <w:spacing w:line="240" w:lineRule="auto" w:after="0"/>
+      </w:pPr>
       <w:r>
         <w:rPr>
+          <w:rFonts w:ascii="Times New Roman" w:hAnsi="Times New Roman" w:eastAsia="Times New Roman"/>
           <w:b w:val="0"/>
           <w:i w:val="0"/>
+          <w:color w:val="181A1F"/>
+          <w:sz w:val="28"/>
         </w:rPr>
         <w:t>5) Мировоззрение человека, как правило, остается неизменным с раннего детства  и до конца жизни.</w:t>
       </w:r>
     </w:p>
     <w:p>
-      <w:r>
-        <w:t>Ответ: ______________________________</w:t>
-      </w:r>
-    </w:p>
-    <w:p>
+      <w:pPr>
+        <w:keepNext/>
+        <w:widowControl/>
+        <w:spacing w:line="240" w:lineRule="auto" w:after="0" w:before="120"/>
+      </w:pPr>
       <w:r>
         <w:rPr>
+          <w:rFonts w:ascii="Times New Roman" w:hAnsi="Times New Roman" w:eastAsia="Times New Roman"/>
           <w:b/>
-          <w:sz w:val="24"/>
+          <w:color w:val="181A1F"/>
+          <w:sz w:val="28"/>
         </w:rPr>
         <w:t>9.</w:t>
       </w:r>
     </w:p>
     <w:p>
+      <w:pPr>
+        <w:widowControl/>
+        <w:spacing w:line="240" w:lineRule="auto" w:after="0"/>
+      </w:pPr>
       <w:r>
         <w:rPr>
+          <w:rFonts w:ascii="Times New Roman" w:hAnsi="Times New Roman" w:eastAsia="Times New Roman"/>
           <w:b w:val="0"/>
           <w:i w:val="0"/>
+          <w:color w:val="181A1F"/>
+          <w:sz w:val="28"/>
         </w:rPr>
         <w:t>Установите соответствие между признаками и видами (типами) культуры: к каждой позиции, данной в первом столбце, подберите соответствующую позицию из второго столбца.</w:t>
       </w:r>
@@ -793,6 +1313,7 @@
       <w:tblPr>
         <w:tblStyle w:val="TableGrid"/>
         <w:tblW w:type="auto" w:w="0"/>
+        <w:tblLayout w:type="autofit"/>
         <w:tblLook w:firstColumn="1" w:firstRow="1" w:lastColumn="0" w:lastRow="0" w:noHBand="0" w:noVBand="1" w:val="04A0"/>
       </w:tblPr>
       <w:tblGrid>
@@ -805,7 +1326,16 @@
             <w:tcW w:type="dxa" w:w="5128"/>
           </w:tcPr>
           <w:p>
+            <w:pPr>
+              <w:spacing w:after="0" w:line="240" w:lineRule="auto"/>
+            </w:pPr>
             <w:r>
+              <w:rPr>
+                <w:rFonts w:ascii="Times New Roman" w:hAnsi="Times New Roman" w:eastAsia="Times New Roman"/>
+                <w:b/>
+                <w:color w:val="181A1F"/>
+                <w:sz w:val="28"/>
+              </w:rPr>
               <w:t>ПРИЗНАКИ</w:t>
             </w:r>
           </w:p>
@@ -815,8 +1345,19 @@
             <w:tcW w:type="dxa" w:w="5128"/>
           </w:tcPr>
           <w:p>
+            <w:pPr>
+              <w:spacing w:after="0" w:line="240" w:lineRule="auto"/>
+            </w:pPr>
             <w:r>
-              <w:t>ВИДЫ (ТИПЫ) КУЛЬТУРЫ</w:t>
+              <w:rPr>
+                <w:rFonts w:ascii="Times New Roman" w:hAnsi="Times New Roman" w:eastAsia="Times New Roman"/>
+                <w:b/>
+                <w:color w:val="181A1F"/>
+                <w:sz w:val="28"/>
+              </w:rPr>
+              <w:t>ВИДЫ (ТИП</w:t>
+              <w:br/>
+              <w:t>Ы) КУЛЬТУРЫ</w:t>
             </w:r>
           </w:p>
         </w:tc>
@@ -827,8 +1368,24 @@
             <w:tcW w:type="dxa" w:w="5128"/>
           </w:tcPr>
           <w:p>
+            <w:pPr>
+              <w:spacing w:after="0" w:line="240" w:lineRule="auto"/>
+            </w:pPr>
             <w:r>
-              <w:t>А) необходимость специальной подготовки слушателей для восприятия произведенийБ) ориентация на запросы широкого круга потребителейВ) наличие определённого круга ценностей, признаваемых истинными и «высокими»Г) ярко выраженная коммерческая направленностьД) серийность, тиражируемость</w:t>
+              <w:rPr>
+                <w:rFonts w:ascii="Times New Roman" w:hAnsi="Times New Roman" w:eastAsia="Times New Roman"/>
+                <w:color w:val="181A1F"/>
+                <w:sz w:val="28"/>
+              </w:rPr>
+              <w:t>А) необходимость специальной подготовки слушателей для восприятия произведений</w:t>
+              <w:br/>
+              <w:t>Б) ориентация на запросы широкого круга потребителей</w:t>
+              <w:br/>
+              <w:t>В) наличие определённого круга ценностей, признаваемых истинными и «высокими»</w:t>
+              <w:br/>
+              <w:t>Г) ярко выраженная коммерческая направленность</w:t>
+              <w:br/>
+              <w:t>Д) серийность, тиражируемость</w:t>
             </w:r>
           </w:p>
         </w:tc>
@@ -837,18 +1394,35 @@
             <w:tcW w:type="dxa" w:w="5128"/>
           </w:tcPr>
           <w:p>
+            <w:pPr>
+              <w:spacing w:after="0" w:line="240" w:lineRule="auto"/>
+            </w:pPr>
             <w:r>
-              <w:t>1) элитарная2) массовая</w:t>
+              <w:rPr>
+                <w:rFonts w:ascii="Times New Roman" w:hAnsi="Times New Roman" w:eastAsia="Times New Roman"/>
+                <w:color w:val="181A1F"/>
+                <w:sz w:val="28"/>
+              </w:rPr>
+              <w:t>1) элитарная</w:t>
+              <w:br/>
+              <w:t>2) массовая</w:t>
             </w:r>
           </w:p>
         </w:tc>
       </w:tr>
     </w:tbl>
     <w:p>
+      <w:pPr>
+        <w:widowControl/>
+        <w:spacing w:line="240" w:lineRule="auto" w:after="0"/>
+      </w:pPr>
       <w:r>
         <w:rPr>
+          <w:rFonts w:ascii="Times New Roman" w:hAnsi="Times New Roman" w:eastAsia="Times New Roman"/>
           <w:b w:val="0"/>
           <w:i w:val="0"/>
+          <w:color w:val="181A1F"/>
+          <w:sz w:val="28"/>
         </w:rPr>
         <w:t>Запишите в ответ цифры, расположив их в порядке, соответствующем буквам:</w:t>
       </w:r>
@@ -857,6 +1431,7 @@
       <w:tblPr>
         <w:tblStyle w:val="TableGrid"/>
         <w:tblW w:type="auto" w:w="0"/>
+        <w:tblLayout w:type="autofit"/>
         <w:tblLook w:firstColumn="1" w:firstRow="1" w:lastColumn="0" w:lastRow="0" w:noHBand="0" w:noVBand="1" w:val="04A0"/>
       </w:tblPr>
       <w:tblGrid>
@@ -872,7 +1447,16 @@
             <w:tcW w:type="dxa" w:w="2051"/>
           </w:tcPr>
           <w:p>
+            <w:pPr>
+              <w:spacing w:after="0" w:line="240" w:lineRule="auto"/>
+            </w:pPr>
             <w:r>
+              <w:rPr>
+                <w:rFonts w:ascii="Times New Roman" w:hAnsi="Times New Roman" w:eastAsia="Times New Roman"/>
+                <w:b/>
+                <w:color w:val="181A1F"/>
+                <w:sz w:val="28"/>
+              </w:rPr>
               <w:t>A</w:t>
             </w:r>
           </w:p>
@@ -882,7 +1466,16 @@
             <w:tcW w:type="dxa" w:w="2051"/>
           </w:tcPr>
           <w:p>
+            <w:pPr>
+              <w:spacing w:after="0" w:line="240" w:lineRule="auto"/>
+            </w:pPr>
             <w:r>
+              <w:rPr>
+                <w:rFonts w:ascii="Times New Roman" w:hAnsi="Times New Roman" w:eastAsia="Times New Roman"/>
+                <w:b/>
+                <w:color w:val="181A1F"/>
+                <w:sz w:val="28"/>
+              </w:rPr>
               <w:t>Б</w:t>
             </w:r>
           </w:p>
@@ -892,7 +1485,16 @@
             <w:tcW w:type="dxa" w:w="2051"/>
           </w:tcPr>
           <w:p>
+            <w:pPr>
+              <w:spacing w:after="0" w:line="240" w:lineRule="auto"/>
+            </w:pPr>
             <w:r>
+              <w:rPr>
+                <w:rFonts w:ascii="Times New Roman" w:hAnsi="Times New Roman" w:eastAsia="Times New Roman"/>
+                <w:b/>
+                <w:color w:val="181A1F"/>
+                <w:sz w:val="28"/>
+              </w:rPr>
               <w:t>В</w:t>
             </w:r>
           </w:p>
@@ -902,7 +1504,16 @@
             <w:tcW w:type="dxa" w:w="2051"/>
           </w:tcPr>
           <w:p>
+            <w:pPr>
+              <w:spacing w:after="0" w:line="240" w:lineRule="auto"/>
+            </w:pPr>
             <w:r>
+              <w:rPr>
+                <w:rFonts w:ascii="Times New Roman" w:hAnsi="Times New Roman" w:eastAsia="Times New Roman"/>
+                <w:b/>
+                <w:color w:val="181A1F"/>
+                <w:sz w:val="28"/>
+              </w:rPr>
               <w:t>Г</w:t>
             </w:r>
           </w:p>
@@ -912,7 +1523,16 @@
             <w:tcW w:type="dxa" w:w="2051"/>
           </w:tcPr>
           <w:p>
+            <w:pPr>
+              <w:spacing w:after="0" w:line="240" w:lineRule="auto"/>
+            </w:pPr>
             <w:r>
+              <w:rPr>
+                <w:rFonts w:ascii="Times New Roman" w:hAnsi="Times New Roman" w:eastAsia="Times New Roman"/>
+                <w:b/>
+                <w:color w:val="181A1F"/>
+                <w:sz w:val="28"/>
+              </w:rPr>
               <w:t>Д</w:t>
             </w:r>
           </w:p>
@@ -924,7 +1544,16 @@
             <w:tcW w:type="dxa" w:w="2051"/>
           </w:tcPr>
           <w:p>
-            <w:r/>
+            <w:pPr>
+              <w:spacing w:after="0" w:line="240" w:lineRule="auto"/>
+            </w:pPr>
+            <w:r>
+              <w:rPr>
+                <w:rFonts w:ascii="Times New Roman" w:hAnsi="Times New Roman" w:eastAsia="Times New Roman"/>
+                <w:color w:val="181A1F"/>
+                <w:sz w:val="28"/>
+              </w:rPr>
+            </w:r>
           </w:p>
         </w:tc>
         <w:tc>
@@ -932,7 +1561,16 @@
             <w:tcW w:type="dxa" w:w="2051"/>
           </w:tcPr>
           <w:p>
-            <w:r/>
+            <w:pPr>
+              <w:spacing w:after="0" w:line="240" w:lineRule="auto"/>
+            </w:pPr>
+            <w:r>
+              <w:rPr>
+                <w:rFonts w:ascii="Times New Roman" w:hAnsi="Times New Roman" w:eastAsia="Times New Roman"/>
+                <w:color w:val="181A1F"/>
+                <w:sz w:val="28"/>
+              </w:rPr>
+            </w:r>
           </w:p>
         </w:tc>
         <w:tc>
@@ -940,7 +1578,16 @@
             <w:tcW w:type="dxa" w:w="2051"/>
           </w:tcPr>
           <w:p>
-            <w:r/>
+            <w:pPr>
+              <w:spacing w:after="0" w:line="240" w:lineRule="auto"/>
+            </w:pPr>
+            <w:r>
+              <w:rPr>
+                <w:rFonts w:ascii="Times New Roman" w:hAnsi="Times New Roman" w:eastAsia="Times New Roman"/>
+                <w:color w:val="181A1F"/>
+                <w:sz w:val="28"/>
+              </w:rPr>
+            </w:r>
           </w:p>
         </w:tc>
         <w:tc>
@@ -948,7 +1595,16 @@
             <w:tcW w:type="dxa" w:w="2051"/>
           </w:tcPr>
           <w:p>
-            <w:r/>
+            <w:pPr>
+              <w:spacing w:after="0" w:line="240" w:lineRule="auto"/>
+            </w:pPr>
+            <w:r>
+              <w:rPr>
+                <w:rFonts w:ascii="Times New Roman" w:hAnsi="Times New Roman" w:eastAsia="Times New Roman"/>
+                <w:color w:val="181A1F"/>
+                <w:sz w:val="28"/>
+              </w:rPr>
+            </w:r>
           </w:p>
         </w:tc>
         <w:tc>
@@ -956,166 +1612,272 @@
             <w:tcW w:type="dxa" w:w="2051"/>
           </w:tcPr>
           <w:p>
-            <w:r/>
+            <w:pPr>
+              <w:spacing w:after="0" w:line="240" w:lineRule="auto"/>
+            </w:pPr>
+            <w:r>
+              <w:rPr>
+                <w:rFonts w:ascii="Times New Roman" w:hAnsi="Times New Roman" w:eastAsia="Times New Roman"/>
+                <w:color w:val="181A1F"/>
+                <w:sz w:val="28"/>
+              </w:rPr>
+            </w:r>
           </w:p>
         </w:tc>
       </w:tr>
     </w:tbl>
     <w:p>
-      <w:r>
-        <w:t>Ответ: ______________________________</w:t>
-      </w:r>
-    </w:p>
-    <w:p>
+      <w:pPr>
+        <w:keepNext/>
+        <w:widowControl/>
+        <w:spacing w:line="240" w:lineRule="auto" w:after="0" w:before="120"/>
+      </w:pPr>
       <w:r>
         <w:rPr>
+          <w:rFonts w:ascii="Times New Roman" w:hAnsi="Times New Roman" w:eastAsia="Times New Roman"/>
           <w:b/>
-          <w:sz w:val="24"/>
+          <w:color w:val="181A1F"/>
+          <w:sz w:val="28"/>
         </w:rPr>
         <w:t>10.</w:t>
       </w:r>
     </w:p>
     <w:p>
+      <w:pPr>
+        <w:widowControl/>
+        <w:spacing w:line="240" w:lineRule="auto" w:after="0"/>
+      </w:pPr>
       <w:r>
         <w:rPr>
+          <w:rFonts w:ascii="Times New Roman" w:hAnsi="Times New Roman" w:eastAsia="Times New Roman"/>
           <w:b w:val="0"/>
           <w:i w:val="0"/>
+          <w:color w:val="181A1F"/>
+          <w:sz w:val="28"/>
         </w:rPr>
         <w:t>В стране Н. развито фабричное производство. Какие иные признаки свидетельствуют о том, что она развивается как общество индустриального типа?</w:t>
       </w:r>
     </w:p>
     <w:p>
+      <w:pPr>
+        <w:widowControl/>
+        <w:spacing w:line="240" w:lineRule="auto" w:after="0"/>
+      </w:pPr>
       <w:r>
         <w:rPr>
+          <w:rFonts w:ascii="Times New Roman" w:hAnsi="Times New Roman" w:eastAsia="Times New Roman"/>
           <w:b w:val="0"/>
           <w:i w:val="0"/>
+          <w:color w:val="181A1F"/>
+          <w:sz w:val="28"/>
         </w:rPr>
         <w:t>1) Происходит механизация и автоматизация производства и управления.</w:t>
       </w:r>
     </w:p>
     <w:p>
+      <w:pPr>
+        <w:widowControl/>
+        <w:spacing w:line="240" w:lineRule="auto" w:after="0"/>
+      </w:pPr>
       <w:r>
         <w:rPr>
+          <w:rFonts w:ascii="Times New Roman" w:hAnsi="Times New Roman" w:eastAsia="Times New Roman"/>
           <w:b w:val="0"/>
           <w:i w:val="0"/>
+          <w:color w:val="181A1F"/>
+          <w:sz w:val="28"/>
         </w:rPr>
         <w:t>2) Наряду с промышленностью развивается сельское хозяйство.</w:t>
       </w:r>
     </w:p>
     <w:p>
+      <w:pPr>
+        <w:widowControl/>
+        <w:spacing w:line="240" w:lineRule="auto" w:after="0"/>
+      </w:pPr>
       <w:r>
         <w:rPr>
+          <w:rFonts w:ascii="Times New Roman" w:hAnsi="Times New Roman" w:eastAsia="Times New Roman"/>
           <w:b w:val="0"/>
           <w:i w:val="0"/>
+          <w:color w:val="181A1F"/>
+          <w:sz w:val="28"/>
         </w:rPr>
         <w:t>3) Существует разделение труда.</w:t>
       </w:r>
     </w:p>
     <w:p>
+      <w:pPr>
+        <w:widowControl/>
+        <w:spacing w:line="240" w:lineRule="auto" w:after="0"/>
+      </w:pPr>
       <w:r>
         <w:rPr>
+          <w:rFonts w:ascii="Times New Roman" w:hAnsi="Times New Roman" w:eastAsia="Times New Roman"/>
           <w:b w:val="0"/>
           <w:i w:val="0"/>
+          <w:color w:val="181A1F"/>
+          <w:sz w:val="28"/>
         </w:rPr>
         <w:t>4) Формируется класс промышленных рабочих.</w:t>
       </w:r>
     </w:p>
     <w:p>
+      <w:pPr>
+        <w:widowControl/>
+        <w:spacing w:line="240" w:lineRule="auto" w:after="0"/>
+      </w:pPr>
       <w:r>
         <w:rPr>
+          <w:rFonts w:ascii="Times New Roman" w:hAnsi="Times New Roman" w:eastAsia="Times New Roman"/>
           <w:b w:val="0"/>
           <w:i w:val="0"/>
+          <w:color w:val="181A1F"/>
+          <w:sz w:val="28"/>
         </w:rPr>
         <w:t>5) Религия оказывает значительное влияние на развитие общества.</w:t>
       </w:r>
     </w:p>
     <w:p>
-      <w:r>
-        <w:t>Ответ: ______________________________</w:t>
-      </w:r>
-    </w:p>
-    <w:p>
+      <w:pPr>
+        <w:keepNext/>
+        <w:widowControl/>
+        <w:spacing w:line="240" w:lineRule="auto" w:after="0" w:before="120"/>
+      </w:pPr>
       <w:r>
         <w:rPr>
+          <w:rFonts w:ascii="Times New Roman" w:hAnsi="Times New Roman" w:eastAsia="Times New Roman"/>
           <w:b/>
-          <w:sz w:val="24"/>
+          <w:color w:val="181A1F"/>
+          <w:sz w:val="28"/>
         </w:rPr>
         <w:t>11.</w:t>
       </w:r>
     </w:p>
     <w:p>
+      <w:pPr>
+        <w:widowControl/>
+        <w:spacing w:line="240" w:lineRule="auto" w:after="0"/>
+      </w:pPr>
       <w:r>
         <w:rPr>
+          <w:rFonts w:ascii="Times New Roman" w:hAnsi="Times New Roman" w:eastAsia="Times New Roman"/>
           <w:b w:val="0"/>
           <w:i w:val="0"/>
+          <w:color w:val="181A1F"/>
+          <w:sz w:val="28"/>
         </w:rPr>
         <w:t xml:space="preserve">Выберите верные суждения о деятельности и запишите цифры, под которыми они указаны. </w:t>
       </w:r>
     </w:p>
     <w:p>
+      <w:pPr>
+        <w:widowControl/>
+        <w:spacing w:line="240" w:lineRule="auto" w:after="0"/>
+      </w:pPr>
       <w:r>
         <w:rPr>
+          <w:rFonts w:ascii="Times New Roman" w:hAnsi="Times New Roman" w:eastAsia="Times New Roman"/>
           <w:b w:val="0"/>
           <w:i w:val="0"/>
+          <w:color w:val="181A1F"/>
+          <w:sz w:val="28"/>
         </w:rPr>
         <w:t>1) Деятельности человека свойственен продуктивный характер.</w:t>
       </w:r>
     </w:p>
     <w:p>
+      <w:pPr>
+        <w:widowControl/>
+        <w:spacing w:line="240" w:lineRule="auto" w:after="0"/>
+      </w:pPr>
       <w:r>
         <w:rPr>
+          <w:rFonts w:ascii="Times New Roman" w:hAnsi="Times New Roman" w:eastAsia="Times New Roman"/>
           <w:b w:val="0"/>
           <w:i w:val="0"/>
+          <w:color w:val="181A1F"/>
+          <w:sz w:val="28"/>
         </w:rPr>
         <w:t xml:space="preserve">2) Духовная деятельность связана с созданием идей, образов, художественных ценностей. </w:t>
       </w:r>
     </w:p>
     <w:p>
+      <w:pPr>
+        <w:widowControl/>
+        <w:spacing w:line="240" w:lineRule="auto" w:after="0"/>
+      </w:pPr>
       <w:r>
         <w:rPr>
+          <w:rFonts w:ascii="Times New Roman" w:hAnsi="Times New Roman" w:eastAsia="Times New Roman"/>
           <w:b w:val="0"/>
           <w:i w:val="0"/>
+          <w:color w:val="181A1F"/>
+          <w:sz w:val="28"/>
         </w:rPr>
         <w:t xml:space="preserve">3) Деятельность человека от активности животных отличает умение находить средства удовлетворения потребностей. </w:t>
       </w:r>
     </w:p>
     <w:p>
+      <w:pPr>
+        <w:widowControl/>
+        <w:spacing w:line="240" w:lineRule="auto" w:after="0"/>
+      </w:pPr>
       <w:r>
         <w:rPr>
+          <w:rFonts w:ascii="Times New Roman" w:hAnsi="Times New Roman" w:eastAsia="Times New Roman"/>
           <w:b w:val="0"/>
           <w:i w:val="0"/>
+          <w:color w:val="181A1F"/>
+          <w:sz w:val="28"/>
         </w:rPr>
         <w:t xml:space="preserve">4) Деятельность связана с удовлетворением потребностей человека. </w:t>
       </w:r>
     </w:p>
     <w:p>
+      <w:pPr>
+        <w:widowControl/>
+        <w:spacing w:line="240" w:lineRule="auto" w:after="0"/>
+      </w:pPr>
       <w:r>
         <w:rPr>
+          <w:rFonts w:ascii="Times New Roman" w:hAnsi="Times New Roman" w:eastAsia="Times New Roman"/>
           <w:b w:val="0"/>
           <w:i w:val="0"/>
+          <w:color w:val="181A1F"/>
+          <w:sz w:val="28"/>
         </w:rPr>
         <w:t>5) Деятельность человека от активности животных отличает использование предметов природного происхождения.</w:t>
       </w:r>
     </w:p>
     <w:p>
-      <w:r>
-        <w:t>Ответ: ______________________________</w:t>
-      </w:r>
-    </w:p>
-    <w:p>
+      <w:pPr>
+        <w:keepNext/>
+        <w:widowControl/>
+        <w:spacing w:line="240" w:lineRule="auto" w:after="0" w:before="120"/>
+      </w:pPr>
       <w:r>
         <w:rPr>
+          <w:rFonts w:ascii="Times New Roman" w:hAnsi="Times New Roman" w:eastAsia="Times New Roman"/>
           <w:b/>
-          <w:sz w:val="24"/>
+          <w:color w:val="181A1F"/>
+          <w:sz w:val="28"/>
         </w:rPr>
         <w:t>12.</w:t>
       </w:r>
     </w:p>
     <w:p>
+      <w:pPr>
+        <w:widowControl/>
+        <w:spacing w:line="240" w:lineRule="auto" w:after="0"/>
+      </w:pPr>
       <w:r>
         <w:rPr>
+          <w:rFonts w:ascii="Times New Roman" w:hAnsi="Times New Roman" w:eastAsia="Times New Roman"/>
           <w:b w:val="0"/>
           <w:i w:val="0"/>
+          <w:color w:val="181A1F"/>
+          <w:sz w:val="28"/>
         </w:rPr>
         <w:t>Установите соответствие между отличительными признаками и типами обществ: к каждой позиции, данной в первом столбце, подберите соответствующую позицию из второго столбца.</w:t>
       </w:r>
@@ -1124,6 +1886,7 @@
       <w:tblPr>
         <w:tblStyle w:val="TableGrid"/>
         <w:tblW w:type="auto" w:w="0"/>
+        <w:tblLayout w:type="autofit"/>
         <w:tblLook w:firstColumn="1" w:firstRow="1" w:lastColumn="0" w:lastRow="0" w:noHBand="0" w:noVBand="1" w:val="04A0"/>
       </w:tblPr>
       <w:tblGrid>
@@ -1136,7 +1899,16 @@
             <w:tcW w:type="dxa" w:w="5128"/>
           </w:tcPr>
           <w:p>
+            <w:pPr>
+              <w:spacing w:after="0" w:line="240" w:lineRule="auto"/>
+            </w:pPr>
             <w:r>
+              <w:rPr>
+                <w:rFonts w:ascii="Times New Roman" w:hAnsi="Times New Roman" w:eastAsia="Times New Roman"/>
+                <w:b/>
+                <w:color w:val="181A1F"/>
+                <w:sz w:val="28"/>
+              </w:rPr>
               <w:t>ОТЛИЧИТЕЛЬНЫЕ ПРИЗНАКИ</w:t>
             </w:r>
           </w:p>
@@ -1146,7 +1918,16 @@
             <w:tcW w:type="dxa" w:w="5128"/>
           </w:tcPr>
           <w:p>
+            <w:pPr>
+              <w:spacing w:after="0" w:line="240" w:lineRule="auto"/>
+            </w:pPr>
             <w:r>
+              <w:rPr>
+                <w:rFonts w:ascii="Times New Roman" w:hAnsi="Times New Roman" w:eastAsia="Times New Roman"/>
+                <w:b/>
+                <w:color w:val="181A1F"/>
+                <w:sz w:val="28"/>
+              </w:rPr>
               <w:t>ТИПЫ ОБЩЕСТВ</w:t>
             </w:r>
           </w:p>
@@ -1158,8 +1939,24 @@
             <w:tcW w:type="dxa" w:w="5128"/>
           </w:tcPr>
           <w:p>
+            <w:pPr>
+              <w:spacing w:after="0" w:line="240" w:lineRule="auto"/>
+            </w:pPr>
             <w:r>
-              <w:t>А) начало серийного производства товаров массового потребленияБ) выдвижение на первый план сферы услугВ) преобладание натурального хозяйстваГ) ведущая роль информации в жизни обществаД) появление массовой культуры</w:t>
+              <w:rPr>
+                <w:rFonts w:ascii="Times New Roman" w:hAnsi="Times New Roman" w:eastAsia="Times New Roman"/>
+                <w:color w:val="181A1F"/>
+                <w:sz w:val="28"/>
+              </w:rPr>
+              <w:t>А) начало серийного производства товаров массового потребления</w:t>
+              <w:br/>
+              <w:t>Б) выдвижение на первый план сферы услуг</w:t>
+              <w:br/>
+              <w:t>В) преобладание натурального хозяйства</w:t>
+              <w:br/>
+              <w:t>Г) ведущая роль информации в жизни общества</w:t>
+              <w:br/>
+              <w:t>Д) появление массовой культуры</w:t>
             </w:r>
           </w:p>
         </w:tc>
@@ -1168,18 +1965,37 @@
             <w:tcW w:type="dxa" w:w="5128"/>
           </w:tcPr>
           <w:p>
+            <w:pPr>
+              <w:spacing w:after="0" w:line="240" w:lineRule="auto"/>
+            </w:pPr>
             <w:r>
-              <w:t>1) традиционное2) индустриальное3) постиндустриальное</w:t>
+              <w:rPr>
+                <w:rFonts w:ascii="Times New Roman" w:hAnsi="Times New Roman" w:eastAsia="Times New Roman"/>
+                <w:color w:val="181A1F"/>
+                <w:sz w:val="28"/>
+              </w:rPr>
+              <w:t>1) традиционное</w:t>
+              <w:br/>
+              <w:t>2) индустриальное</w:t>
+              <w:br/>
+              <w:t>3) постиндустриальное</w:t>
             </w:r>
           </w:p>
         </w:tc>
       </w:tr>
     </w:tbl>
     <w:p>
+      <w:pPr>
+        <w:widowControl/>
+        <w:spacing w:line="240" w:lineRule="auto" w:after="0"/>
+      </w:pPr>
       <w:r>
         <w:rPr>
+          <w:rFonts w:ascii="Times New Roman" w:hAnsi="Times New Roman" w:eastAsia="Times New Roman"/>
           <w:b w:val="0"/>
           <w:i w:val="0"/>
+          <w:color w:val="181A1F"/>
+          <w:sz w:val="28"/>
         </w:rPr>
         <w:t>Запишите в ответ цифры, расположив их в порядке, соответствующем буквам:</w:t>
       </w:r>
@@ -1188,6 +2004,7 @@
       <w:tblPr>
         <w:tblStyle w:val="TableGrid"/>
         <w:tblW w:type="auto" w:w="0"/>
+        <w:tblLayout w:type="autofit"/>
         <w:tblLook w:firstColumn="1" w:firstRow="1" w:lastColumn="0" w:lastRow="0" w:noHBand="0" w:noVBand="1" w:val="04A0"/>
       </w:tblPr>
       <w:tblGrid>
@@ -1203,7 +2020,16 @@
             <w:tcW w:type="dxa" w:w="2051"/>
           </w:tcPr>
           <w:p>
+            <w:pPr>
+              <w:spacing w:after="0" w:line="240" w:lineRule="auto"/>
+            </w:pPr>
             <w:r>
+              <w:rPr>
+                <w:rFonts w:ascii="Times New Roman" w:hAnsi="Times New Roman" w:eastAsia="Times New Roman"/>
+                <w:b/>
+                <w:color w:val="181A1F"/>
+                <w:sz w:val="28"/>
+              </w:rPr>
               <w:t>А</w:t>
             </w:r>
           </w:p>
@@ -1213,7 +2039,16 @@
             <w:tcW w:type="dxa" w:w="2051"/>
           </w:tcPr>
           <w:p>
+            <w:pPr>
+              <w:spacing w:after="0" w:line="240" w:lineRule="auto"/>
+            </w:pPr>
             <w:r>
+              <w:rPr>
+                <w:rFonts w:ascii="Times New Roman" w:hAnsi="Times New Roman" w:eastAsia="Times New Roman"/>
+                <w:b/>
+                <w:color w:val="181A1F"/>
+                <w:sz w:val="28"/>
+              </w:rPr>
               <w:t>Б</w:t>
             </w:r>
           </w:p>
@@ -1223,7 +2058,16 @@
             <w:tcW w:type="dxa" w:w="2051"/>
           </w:tcPr>
           <w:p>
+            <w:pPr>
+              <w:spacing w:after="0" w:line="240" w:lineRule="auto"/>
+            </w:pPr>
             <w:r>
+              <w:rPr>
+                <w:rFonts w:ascii="Times New Roman" w:hAnsi="Times New Roman" w:eastAsia="Times New Roman"/>
+                <w:b/>
+                <w:color w:val="181A1F"/>
+                <w:sz w:val="28"/>
+              </w:rPr>
               <w:t>В</w:t>
             </w:r>
           </w:p>
@@ -1233,7 +2077,16 @@
             <w:tcW w:type="dxa" w:w="2051"/>
           </w:tcPr>
           <w:p>
+            <w:pPr>
+              <w:spacing w:after="0" w:line="240" w:lineRule="auto"/>
+            </w:pPr>
             <w:r>
+              <w:rPr>
+                <w:rFonts w:ascii="Times New Roman" w:hAnsi="Times New Roman" w:eastAsia="Times New Roman"/>
+                <w:b/>
+                <w:color w:val="181A1F"/>
+                <w:sz w:val="28"/>
+              </w:rPr>
               <w:t>Г</w:t>
             </w:r>
           </w:p>
@@ -1243,7 +2096,16 @@
             <w:tcW w:type="dxa" w:w="2051"/>
           </w:tcPr>
           <w:p>
+            <w:pPr>
+              <w:spacing w:after="0" w:line="240" w:lineRule="auto"/>
+            </w:pPr>
             <w:r>
+              <w:rPr>
+                <w:rFonts w:ascii="Times New Roman" w:hAnsi="Times New Roman" w:eastAsia="Times New Roman"/>
+                <w:b/>
+                <w:color w:val="181A1F"/>
+                <w:sz w:val="28"/>
+              </w:rPr>
               <w:t>Д</w:t>
             </w:r>
           </w:p>
@@ -1255,7 +2117,16 @@
             <w:tcW w:type="dxa" w:w="2051"/>
           </w:tcPr>
           <w:p>
-            <w:r/>
+            <w:pPr>
+              <w:spacing w:after="0" w:line="240" w:lineRule="auto"/>
+            </w:pPr>
+            <w:r>
+              <w:rPr>
+                <w:rFonts w:ascii="Times New Roman" w:hAnsi="Times New Roman" w:eastAsia="Times New Roman"/>
+                <w:color w:val="181A1F"/>
+                <w:sz w:val="28"/>
+              </w:rPr>
+            </w:r>
           </w:p>
         </w:tc>
         <w:tc>
@@ -1263,7 +2134,16 @@
             <w:tcW w:type="dxa" w:w="2051"/>
           </w:tcPr>
           <w:p>
-            <w:r/>
+            <w:pPr>
+              <w:spacing w:after="0" w:line="240" w:lineRule="auto"/>
+            </w:pPr>
+            <w:r>
+              <w:rPr>
+                <w:rFonts w:ascii="Times New Roman" w:hAnsi="Times New Roman" w:eastAsia="Times New Roman"/>
+                <w:color w:val="181A1F"/>
+                <w:sz w:val="28"/>
+              </w:rPr>
+            </w:r>
           </w:p>
         </w:tc>
         <w:tc>
@@ -1271,7 +2151,16 @@
             <w:tcW w:type="dxa" w:w="2051"/>
           </w:tcPr>
           <w:p>
-            <w:r/>
+            <w:pPr>
+              <w:spacing w:after="0" w:line="240" w:lineRule="auto"/>
+            </w:pPr>
+            <w:r>
+              <w:rPr>
+                <w:rFonts w:ascii="Times New Roman" w:hAnsi="Times New Roman" w:eastAsia="Times New Roman"/>
+                <w:color w:val="181A1F"/>
+                <w:sz w:val="28"/>
+              </w:rPr>
+            </w:r>
           </w:p>
         </w:tc>
         <w:tc>
@@ -1279,7 +2168,16 @@
             <w:tcW w:type="dxa" w:w="2051"/>
           </w:tcPr>
           <w:p>
-            <w:r/>
+            <w:pPr>
+              <w:spacing w:after="0" w:line="240" w:lineRule="auto"/>
+            </w:pPr>
+            <w:r>
+              <w:rPr>
+                <w:rFonts w:ascii="Times New Roman" w:hAnsi="Times New Roman" w:eastAsia="Times New Roman"/>
+                <w:color w:val="181A1F"/>
+                <w:sz w:val="28"/>
+              </w:rPr>
+            </w:r>
           </w:p>
         </w:tc>
         <w:tc>
@@ -1287,2090 +2185,1444 @@
             <w:tcW w:type="dxa" w:w="2051"/>
           </w:tcPr>
           <w:p>
-            <w:r/>
-          </w:p>
-        </w:tc>
-      </w:tr>
-    </w:tbl>
-    <w:p>
-      <w:r>
-        <w:t>Ответ: ______________________________</w:t>
-      </w:r>
-    </w:p>
-    <w:p>
-      <w:r>
-        <w:rPr>
-          <w:b/>
-          <w:sz w:val="24"/>
-        </w:rPr>
-        <w:t>13.</w:t>
-      </w:r>
-    </w:p>
-    <w:p>
-      <w:r>
-        <w:rPr>
-          <w:b w:val="0"/>
-          <w:i w:val="0"/>
-        </w:rPr>
-        <w:t xml:space="preserve">Виталий П. увлекается философией, он стремится познать окружающий мир и своё место в нём, много времени уделяет самопознанию и самосовершенствованию. Найдите в приведённом списке выделенные по разным классификациям характеристики данной потребности Виталия. </w:t>
-      </w:r>
-    </w:p>
-    <w:p>
-      <w:r>
-        <w:rPr>
-          <w:b w:val="0"/>
-          <w:i w:val="0"/>
-        </w:rPr>
-        <w:t>1) материальная</w:t>
-      </w:r>
-    </w:p>
-    <w:p>
-      <w:r>
-        <w:rPr>
-          <w:b w:val="0"/>
-          <w:i w:val="0"/>
-        </w:rPr>
-        <w:t>2) идеальная</w:t>
-      </w:r>
-    </w:p>
-    <w:p>
-      <w:r>
-        <w:rPr>
-          <w:b w:val="0"/>
-          <w:i w:val="0"/>
-        </w:rPr>
-        <w:t>3) ложная</w:t>
-      </w:r>
-    </w:p>
-    <w:p>
-      <w:r>
-        <w:rPr>
-          <w:b w:val="0"/>
-          <w:i w:val="0"/>
-        </w:rPr>
-        <w:t>4) биологическая</w:t>
-      </w:r>
-    </w:p>
-    <w:p>
-      <w:r>
-        <w:rPr>
-          <w:b w:val="0"/>
-          <w:i w:val="0"/>
-        </w:rPr>
-        <w:t>5) подлинная</w:t>
-      </w:r>
-    </w:p>
-    <w:p>
-      <w:r>
-        <w:rPr>
-          <w:b w:val="0"/>
-          <w:i w:val="0"/>
-        </w:rPr>
-        <w:t>6) духовная</w:t>
-      </w:r>
-    </w:p>
-    <w:p>
-      <w:r>
-        <w:t>Ответ: ______________________________</w:t>
-      </w:r>
-    </w:p>
-    <w:p>
-      <w:r>
-        <w:rPr>
-          <w:b/>
-          <w:sz w:val="24"/>
-        </w:rPr>
-        <w:t>14.</w:t>
-      </w:r>
-    </w:p>
-    <w:p>
-      <w:r>
-        <w:rPr>
-          <w:b w:val="0"/>
-          <w:i w:val="0"/>
-        </w:rPr>
-        <w:t>В стране Z городское население растёт быстрее сельского. Какие иные признаки свидетельствуют о том, что страна Z развивается как индустриальное общество? Запишите цифры, под которыми они указаны.</w:t>
-      </w:r>
-    </w:p>
-    <w:p>
-      <w:r>
-        <w:rPr>
-          <w:b w:val="0"/>
-          <w:i w:val="0"/>
-        </w:rPr>
-        <w:t>1) Преобладает натуральный обмен.</w:t>
-      </w:r>
-    </w:p>
-    <w:p>
-      <w:r>
-        <w:rPr>
-          <w:b w:val="0"/>
-          <w:i w:val="0"/>
-        </w:rPr>
-        <w:t>2) Социальная мобильность затруднена.</w:t>
-      </w:r>
-    </w:p>
-    <w:p>
-      <w:r>
-        <w:rPr>
-          <w:b w:val="0"/>
-          <w:i w:val="0"/>
-        </w:rPr>
-        <w:t>3) Значительную роль в жизни общества играет духовенство.</w:t>
-      </w:r>
-    </w:p>
-    <w:p>
-      <w:r>
-        <w:rPr>
-          <w:b w:val="0"/>
-          <w:i w:val="0"/>
-        </w:rPr>
-        <w:t>4) Производство приобретает массовый характер.</w:t>
-      </w:r>
-    </w:p>
-    <w:p>
-      <w:r>
-        <w:rPr>
-          <w:b w:val="0"/>
-          <w:i w:val="0"/>
-        </w:rPr>
-        <w:t>5) Главным фактором производства становится капитал.</w:t>
-      </w:r>
-    </w:p>
-    <w:p>
-      <w:r>
-        <w:rPr>
-          <w:b w:val="0"/>
-          <w:i w:val="0"/>
-        </w:rPr>
-        <w:t>6) Широко используется машинная техника.</w:t>
-      </w:r>
-    </w:p>
-    <w:p>
-      <w:r>
-        <w:t>Ответ: ______________________________</w:t>
-      </w:r>
-    </w:p>
-    <w:p>
-      <w:r>
-        <w:rPr>
-          <w:b/>
-          <w:sz w:val="24"/>
-        </w:rPr>
-        <w:t>15.</w:t>
-      </w:r>
-    </w:p>
-    <w:p>
-      <w:r>
-        <w:rPr>
-          <w:b w:val="0"/>
-          <w:i w:val="0"/>
-        </w:rPr>
-        <w:t>Выберите верные суждения об истине и её критериях и запишите цифры, под которыми они указаны.</w:t>
-      </w:r>
-    </w:p>
-    <w:p>
-      <w:r>
-        <w:rPr>
-          <w:b w:val="0"/>
-          <w:i w:val="0"/>
-        </w:rPr>
-        <w:t>1) Истинным можно считать лишь то знание, которое разделяет большинство людей.</w:t>
-      </w:r>
-    </w:p>
-    <w:p>
-      <w:r>
-        <w:rPr>
-          <w:b w:val="0"/>
-          <w:i w:val="0"/>
-        </w:rPr>
-        <w:t>2) Практика, по мнению ряда философов, является основным критерием истины.</w:t>
-      </w:r>
-    </w:p>
-    <w:p>
-      <w:r>
-        <w:rPr>
-          <w:b w:val="0"/>
-          <w:i w:val="0"/>
-        </w:rPr>
-        <w:t>3) Истина — это знание, воспроизводящее познаваемый объект таким, каким он существует независимо от сознания человека.</w:t>
-      </w:r>
-    </w:p>
-    <w:p>
-      <w:r>
-        <w:rPr>
-          <w:b w:val="0"/>
-          <w:i w:val="0"/>
-        </w:rPr>
-        <w:t>4) Истина всегда конкретна.</w:t>
-      </w:r>
-    </w:p>
-    <w:p>
-      <w:r>
-        <w:rPr>
-          <w:b w:val="0"/>
-          <w:i w:val="0"/>
-        </w:rPr>
-        <w:t>5) Единственный критерий истины — соответствие существующим научным теориям.</w:t>
-      </w:r>
-    </w:p>
-    <w:p>
-      <w:r>
-        <w:t>Ответ: ______________________________</w:t>
-      </w:r>
-    </w:p>
-    <w:p>
-      <w:r>
-        <w:rPr>
-          <w:b/>
-          <w:sz w:val="24"/>
-        </w:rPr>
-        <w:t>16.</w:t>
-      </w:r>
-    </w:p>
-    <w:p>
-      <w:r>
-        <w:rPr>
-          <w:b w:val="0"/>
-          <w:i w:val="0"/>
-        </w:rPr>
-        <w:t>Выберите верные суждения о человеке и запишите цифры, под которыми они указаны.</w:t>
-      </w:r>
-    </w:p>
-    <w:p>
-      <w:r>
-        <w:rPr>
-          <w:b w:val="0"/>
-          <w:i w:val="0"/>
-        </w:rPr>
-        <w:t>1) Индивид становится личностью в процессе социализации.</w:t>
-      </w:r>
-    </w:p>
-    <w:p>
-      <w:r>
-        <w:rPr>
-          <w:b w:val="0"/>
-          <w:i w:val="0"/>
-        </w:rPr>
-        <w:t>2) К естественным (биологическим) потребностям человека традиционно относят потребности в общении с другими людьми, в общественной деятельности, общественном признании.</w:t>
-      </w:r>
-    </w:p>
-    <w:p>
-      <w:r>
-        <w:rPr>
-          <w:b w:val="0"/>
-          <w:i w:val="0"/>
-        </w:rPr>
-        <w:t>3) Свобода человека включает в себя возможность выбора между добром и злом.</w:t>
-      </w:r>
-    </w:p>
-    <w:p>
-      <w:r>
-        <w:rPr>
-          <w:b w:val="0"/>
-          <w:i w:val="0"/>
-        </w:rPr>
-        <w:t>4) Духовные потребности всегда связаны с потребностью человека в самосохранении как биологического вида.</w:t>
-      </w:r>
-    </w:p>
-    <w:p>
-      <w:r>
-        <w:rPr>
-          <w:b w:val="0"/>
-          <w:i w:val="0"/>
-        </w:rPr>
-        <w:t>5) Понятие «индивид» используется для обозначения отдельно взятого представителя всего человеческого рода.</w:t>
-      </w:r>
-    </w:p>
-    <w:p>
-      <w:r>
-        <w:t>Ответ: ______________________________</w:t>
-      </w:r>
-    </w:p>
-    <w:p>
-      <w:r>
-        <w:br w:type="page"/>
-      </w:r>
-    </w:p>
-    <w:p>
-      <w:pPr>
-        <w:pStyle w:val="Heading1"/>
-      </w:pPr>
-      <w:r>
-        <w:t>Часть 2</w:t>
-      </w:r>
-    </w:p>
-    <w:p>
-      <w:r>
-        <w:t>Для заданий 17–25 запишите полный развёрнутый ответ. Каждый вопрос самодостаточен и тематически соответствует варианту.</w:t>
-      </w:r>
-    </w:p>
-    <w:p>
-      <w:r>
-        <w:rPr>
-          <w:b/>
-          <w:sz w:val="24"/>
-        </w:rPr>
-        <w:t>17.</w:t>
-      </w:r>
-    </w:p>
-    <w:p>
-      <w:r>
-        <w:rPr>
-          <w:b w:val="0"/>
-          <w:i w:val="0"/>
-        </w:rPr>
-        <w:t>Мировоззрение — совокупность взглядов, оценок, принципов, определяющих самое общее видение, понимание мира, места в нём человека, а также жизненные позиции, программы поведения, действий людей. Мировоззрение — необходимая составляющая человеческого сознания. Это не просто один из его элементов в ряду многих других, а их сложное взаимодействие. Разнородные «блоки» знаний, убеждений, мыслей, чувств, настроений, стремлений, надежд, соединяясь в мировоззрении, образуют более или менее целостное понимание людьми мира и самих себя. В мировоззрении обобщённо представлены познавательная, ценностная, поведенческая сферы в их взаимосвязи.</w:t>
-      </w:r>
-    </w:p>
-    <w:p>
-      <w:r>
-        <w:rPr>
-          <w:b w:val="0"/>
-          <w:i w:val="0"/>
-        </w:rPr>
-        <w:t>Жизнь людей в обществе носит исторический характер. То медленно, то ускоренно, интенсивно изменяются со временем все её составляющие: технические средства и характер труда, отношения людей и сами люди, их чувства, мысли, интересы. Меняются и взгляды людей на мир, улавливая и преломляя перемены их общественного бытия. В мировоззрении того или иного времени находит выражение его общий интеллектуальный, психологический настрой, «дух» эпохи, страны, тех или иных социальных сил. Это позволяет (в масштабе истории) иногда условно говорить о мировоззрении в суммарной, безличной форме. Однако реально убеждения, нормы жизни, идеалы формируются в опыте, сознании конкретных людей. А это значит, что кроме типовых взглядов, определяющих жизнь всего общества, мировоззрение каждой эпохи живёт, действует во множестве групповых и индивидуальных вариантов. И всё же в многообразии мировоззрений прослеживается довольно устойчивый набор их основных «составляющих».</w:t>
-      </w:r>
-    </w:p>
-    <w:p>
-      <w:r>
-        <w:rPr>
-          <w:b w:val="0"/>
-          <w:i w:val="0"/>
-        </w:rPr>
-        <w:t>В мировоззрение входят и играют в нём важную роль обобщённые знания — жизненно-практические, профессиональные, научные.</w:t>
-      </w:r>
-    </w:p>
-    <w:p>
-      <w:r>
-        <w:rPr>
-          <w:b w:val="0"/>
-          <w:i w:val="0"/>
-        </w:rPr>
-        <w:t>Потребность в мироориентации предъявляет к знаниям свои требования. Здесь важен не просто набор всевозможных сведений из разных областей или «многоучёность», которая, как пояснял ещё древнегреческий философ Гераклит, «уму не научает». Английский философ Ф. Бэкон высказал убеждение, что кропотливое добывание всё новых фактов (напоминающее работу муравья) без их суммирования, осмысления не сулит успеха в науке. Ещё менее эффективен сырой, разрозненный материал для формирования или обоснования мировоззрения. Здесь требуются обобщённые представления о мире, попытки воссоздания его целостной картины, понимания взаимосвязи различных областей, выявления общих тенденций и закономерностей.</w:t>
-      </w:r>
-    </w:p>
-    <w:p>
-      <w:r>
-        <w:rPr>
-          <w:b w:val="0"/>
-          <w:i w:val="0"/>
-        </w:rPr>
-        <w:t>Все три компонента мировоззрения — знания, ценности, программы действия — взаимосвязаны... (По И. Фролову и др.)</w:t>
-      </w:r>
-    </w:p>
-    <w:p>
-      <w:r>
-        <w:rPr>
-          <w:b w:val="0"/>
-          <w:i w:val="0"/>
-        </w:rPr>
-        <w:t>В тексте упомянуты ключевые понятия социально-гуманитарных наук.</w:t>
-      </w:r>
-    </w:p>
-    <w:p>
-      <w:r>
-        <w:rPr>
-          <w:b w:val="0"/>
-          <w:i w:val="0"/>
-        </w:rPr>
-        <w:t>Используя обществоведческие знания,</w:t>
-      </w:r>
-    </w:p>
-    <w:p>
-      <w:r>
-        <w:rPr>
-          <w:b w:val="0"/>
-          <w:i w:val="0"/>
-        </w:rPr>
-        <w:t xml:space="preserve">— укажите не менее трёх основных признаков социального института как </w:t>
-      </w:r>
-      <w:r>
-        <w:rPr>
-          <w:b w:val="0"/>
-          <w:i w:val="0"/>
-        </w:rPr>
-        <w:t>исторически сложившейся формы организации совместной деятельности людей</w:t>
-      </w:r>
-      <w:r>
-        <w:rPr>
-          <w:b w:val="0"/>
-          <w:i w:val="0"/>
-        </w:rPr>
-        <w:t>;</w:t>
-      </w:r>
-    </w:p>
-    <w:p>
-      <w:r>
-        <w:rPr>
-          <w:b w:val="0"/>
-          <w:i w:val="0"/>
-        </w:rPr>
-        <w:t>— объясните связь любого из указанных в тексте видов обобщённых знаний с формированием личности. (Объяснение может быть дано в одном или нескольких распространённых предложениях.)</w:t>
-      </w:r>
-    </w:p>
-    <w:p>
-      <w:r>
-        <w:t>Ответ:</w:t>
-      </w:r>
-    </w:p>
-    <w:p>
-      <w:r>
-        <w:t>__________________________________________________________________________________________</w:t>
-      </w:r>
-    </w:p>
-    <w:p>
-      <w:r>
-        <w:t>__________________________________________________________________________________________</w:t>
-      </w:r>
-    </w:p>
-    <w:p>
-      <w:r>
-        <w:t>__________________________________________________________________________________________</w:t>
-      </w:r>
-    </w:p>
-    <w:p>
-      <w:r>
-        <w:rPr>
-          <w:b/>
-          <w:sz w:val="24"/>
-        </w:rPr>
-        <w:t>18.</w:t>
-      </w:r>
-    </w:p>
-    <w:p>
-      <w:r>
-        <w:rPr>
-          <w:b w:val="0"/>
-          <w:i w:val="0"/>
-        </w:rPr>
-        <w:t>Саморазвитие общества и человека имеет определённый вектор, который связывается с понятиями прогресса и регресса.</w:t>
-      </w:r>
-    </w:p>
-    <w:p>
-      <w:r>
-        <w:rPr>
-          <w:b w:val="0"/>
-          <w:i w:val="0"/>
-        </w:rPr>
-        <w:t>В истории философии эти понятия оценивались чаще всего с полярных позиций. Ряд мыслителей были убеждены в наличии прогресса в обществе и усматривали его критерий в росте науки и разума, в улучшении нравов. Другие делали акцент на субъективных сторонах прогресса, связывая его с ростом идеалов истины и справедливости. Было высказано мнение относительно ложности самой идеи прогресса…</w:t>
-      </w:r>
-    </w:p>
-    <w:p>
-      <w:r>
-        <w:rPr>
-          <w:b w:val="0"/>
-          <w:i w:val="0"/>
-        </w:rPr>
-        <w:t>Многие связывали прогресс в основном с духовными факторами развития общества, ростом веры в каждом человеке, гуманизацией межчеловеческих отношений, укреплением позиций добра и красоты в мире.</w:t>
-      </w:r>
-    </w:p>
-    <w:p>
-      <w:r>
-        <w:rPr>
-          <w:b w:val="0"/>
-          <w:i w:val="0"/>
-        </w:rPr>
-        <w:t>Соответственно, регресс поднимался как движение в обратном направлении, как торжество зла и несправедливости, разобщение людей и подчинение их какой-то античеловеческой силе.</w:t>
-      </w:r>
-    </w:p>
-    <w:p>
-      <w:r>
-        <w:rPr>
-          <w:b w:val="0"/>
-          <w:i w:val="0"/>
-        </w:rPr>
-        <w:t>В древности изменения в обществе понимались как простая последовательность событий либо как деградация по сравнению с минувшим «золотым веком». В христианстве впервые появляется представление о внеисторической цели общества и человека, о «новом небе и новой земле».</w:t>
-      </w:r>
-    </w:p>
-    <w:p>
-      <w:r>
-        <w:rPr>
-          <w:b w:val="0"/>
-          <w:i w:val="0"/>
-        </w:rPr>
-        <w:t>В марксистской концепции общественный прогресс связывался с неуклонным развитием производительных сил общества, ростом производительности труда, освобождением от гнета стихийных сил общественного развития и эксплуатации человека человеком. Конечной целью и критерием прогресса выступала эволюция человека как гармонично развитой личности. Регресс трактовался марксизмом как движение общества в обратном направлении, причиной чего являются реакционные общественно-политические силы.</w:t>
-      </w:r>
-    </w:p>
-    <w:p>
-      <w:r>
-        <w:rPr>
-          <w:b w:val="0"/>
-          <w:i w:val="0"/>
-        </w:rPr>
-        <w:t>В XX в. с возникновением глобальных проблем человечества и нарастанием нестабильности в мире в целом критерии общественного прогресса начинают изменяться. Понятие прогресса общества и истории всё более связывается с развитием телесных и духовных характеристик самого человека. Так, в качестве интегральных характеристик прогрессивного развития общества и человека предлагаются такие критерии, как уровень материнской и детской смертности, показатели физического и душевного здоровья, чувство удовлетворённости жизнью и т.п. Ни один вид прогресса (в экономической, социально-политической и других сферах жизни общества) не может рассматриваться как ведущий, если он не затрагивает жизни каждого человека на планете. С другой стороны, резко усиливается доля ответственности каждого человека за всё происходящее в обществе, за движение истории в желаемом направлении. (В. Кохановский)</w:t>
-      </w:r>
-    </w:p>
-    <w:p>
-      <w:r>
-        <w:rPr>
-          <w:b w:val="0"/>
-          <w:i w:val="0"/>
-        </w:rPr>
-        <w:t>Как понятия прогресса и регресса оценивались в истории философии? Как марксистская идеология характеризует регресс? Какие два фактора, по мнению автора, повлияли на изменение критериев прогресса в современном мире?</w:t>
-      </w:r>
-    </w:p>
-    <w:p>
-      <w:r>
-        <w:t>Ответ:</w:t>
-      </w:r>
-    </w:p>
-    <w:p>
-      <w:r>
-        <w:t>__________________________________________________________________________________________</w:t>
-      </w:r>
-    </w:p>
-    <w:p>
-      <w:r>
-        <w:t>__________________________________________________________________________________________</w:t>
-      </w:r>
-    </w:p>
-    <w:p>
-      <w:r>
-        <w:t>__________________________________________________________________________________________</w:t>
-      </w:r>
-    </w:p>
-    <w:p>
-      <w:r>
-        <w:rPr>
-          <w:b/>
-          <w:sz w:val="24"/>
-        </w:rPr>
-        <w:t>19.</w:t>
-      </w:r>
-    </w:p>
-    <w:p>
-      <w:r>
-        <w:rPr>
-          <w:b w:val="0"/>
-          <w:i w:val="0"/>
-        </w:rPr>
-        <w:t>Культура включает в себя ценности, носителями которых являются члены определённой группы, нормы, которым они следуют, и материальные блага, производимые ими. Ценности являют собой абстрактные идеалы, B то время как нормы — это определённые принципы или правила, которые, как ожидается, люди будут соблюдать. Нормы представляют «можно» и «нельзя» социальной жизни...</w:t>
-      </w:r>
-    </w:p>
-    <w:p>
-      <w:r>
-        <w:rPr>
-          <w:b w:val="0"/>
-          <w:i w:val="0"/>
-        </w:rPr>
-        <w:t>Используя термин «культура» B повседневном общении, мы часто подразумеваем лишь «высокие создания ума» — искусство, литературу, музыку, живопись. В социологии понятие культуры включает B себя не только эти виды творческой деятельности, но и многое другое. Культура относится ко всему образу жизни членов общества. Она включает манеру одеваться, брачные ритуалы и семейную жизнь, трудовую деятельность, религиозные церемонии и проведение свободного времени. В неё входят также предметы, созданные людьми и представляющие для них ценность: луки и стрелы, плуги‚ фабрики и машины, компьютеры, книги и жилища.</w:t>
-      </w:r>
-    </w:p>
-    <w:p>
-      <w:r>
-        <w:rPr>
-          <w:b w:val="0"/>
-          <w:i w:val="0"/>
-        </w:rPr>
-        <w:t>Понятие «культура» можно отделить от понятия «общество», но между этими концепциями существует чрезвычайно тесная связь. «Культура» имеет отношение к образу жизни членов данного общества — их привычкам и обычаям, а также к материальным благам, которые они производят. «Общество» подразумевает систему взаимоотношений, связывающую индивидов, принадлежащих к общей культуре. Ни одна культура не может существовать без общества, но также и ни одно общество не может существовать без культуры. Без культуры мы не были бы «людьми» в том полном смысле, который обычно вкладывается в данный термин. Мы не имели бы языка, чтобы выразить себя, не обладали бы самосознанием, и наша способность думать и рассуждать была бы сильно ограничена…</w:t>
-      </w:r>
-    </w:p>
-    <w:p>
-      <w:r>
-        <w:rPr>
-          <w:b w:val="0"/>
-          <w:i w:val="0"/>
-        </w:rPr>
-        <w:t>Человеческие культуры замечательно разнообразны. Ценности и нормы поведения широко варьируются и часто весьма отличаются от того, что люди Запада считают «нормальным»... Иудеи не едят свинину, B то время как индусы едят свинину и избегают есть говядину. Все эти особенности поведения являются лишь аспектами широких культурных различий, отделяющих одно общество от другого. Небольшие общности стремятся к культурной унификации. В индустриальных обществах внутренние культурные различия образуют многообразные субкультуры. В современных городах, например, бок о бок живут многие субкультурные общности. (Э. Гидденс)</w:t>
-      </w:r>
-    </w:p>
-    <w:p>
-      <w:r>
-        <w:rPr>
-          <w:b w:val="0"/>
-          <w:i w:val="0"/>
-        </w:rPr>
-        <w:t>Автор считает, что «человеческие культуры замечательно разнообразны». Используя обществоведческие знания, дайте два объяснения того, почему это важно и полезно для развития общества, и два объяснения того, почему это создаёт определённые проблемы в развитии общества.</w:t>
-      </w:r>
-    </w:p>
-    <w:p>
-      <w:r>
-        <w:t>Ответ:</w:t>
-      </w:r>
-    </w:p>
-    <w:p>
-      <w:r>
-        <w:t>__________________________________________________________________________________________</w:t>
-      </w:r>
-    </w:p>
-    <w:p>
-      <w:r>
-        <w:t>__________________________________________________________________________________________</w:t>
-      </w:r>
-    </w:p>
-    <w:p>
-      <w:r>
-        <w:t>__________________________________________________________________________________________</w:t>
-      </w:r>
-    </w:p>
-    <w:p>
-      <w:r>
-        <w:rPr>
-          <w:b/>
-          <w:sz w:val="24"/>
-        </w:rPr>
-        <w:t>20.</w:t>
-      </w:r>
-    </w:p>
-    <w:p>
-      <w:r>
-        <w:rPr>
-          <w:b w:val="0"/>
-          <w:i w:val="0"/>
-        </w:rPr>
-        <w:t>В телевизионном ток-шоу с участием родителей, детей, ученых и журналистов обсуждали тезис: «Массовая культура вредна для детей». С опорой на обществоведческие знания и личный социальный опыт приведите три аргумента в опровержение данного тезиса.</w:t>
-      </w:r>
-    </w:p>
-    <w:p>
-      <w:r>
-        <w:t>Ответ:</w:t>
-      </w:r>
-    </w:p>
-    <w:p>
-      <w:r>
-        <w:t>__________________________________________________________________________________________</w:t>
-      </w:r>
-    </w:p>
-    <w:p>
-      <w:r>
-        <w:t>__________________________________________________________________________________________</w:t>
-      </w:r>
-    </w:p>
-    <w:p>
-      <w:r>
-        <w:t>__________________________________________________________________________________________</w:t>
-      </w:r>
-    </w:p>
-    <w:p>
-      <w:r>
-        <w:rPr>
-          <w:b/>
-          <w:sz w:val="24"/>
-        </w:rPr>
-        <w:t>21.</w:t>
-      </w:r>
-    </w:p>
-    <w:p>
-      <w:r>
-        <w:rPr>
-          <w:b w:val="0"/>
-          <w:i w:val="0"/>
-        </w:rPr>
-        <w:t>Научное знание – это знание о сущности вещей, о всеобщих и необходимых связях между ними. Научное знание начинается тогда, когда используются логический понятийный аппарат, процедура доказательства, методы проверки и когда полученные данные объясняются с помощью теорий.</w:t>
-      </w:r>
-    </w:p>
-    <w:p>
-      <w:r>
-        <w:rPr>
-          <w:b w:val="0"/>
-          <w:i w:val="0"/>
-        </w:rPr>
-        <w:t>В социальном познании взаимодействие субъекта и объекта имеет свою специфику. Субъект входит в социальную структуру как её элемент и носитель, и вместе с тем он строит эту систему, обеспечивая своей деятельностью её функционирование и развитие. Таким образом, люди являются и субъектом, и объектом социального познания. Конечно, социальный объект включает в себя не только людей, но и те сферы общественной жизни, на которые направлена их познавательная деятельность, а также результаты их труда. Кроме того, каждое общество характеризуется определённым набором субъектов, среди которых выделяются субъекты экономической жизни, субъекты политики, права, религии, искусства и т.д., социальные институты, организации, союзы, общественные объединения.</w:t>
-      </w:r>
-    </w:p>
-    <w:p>
-      <w:r>
-        <w:rPr>
-          <w:b w:val="0"/>
-          <w:i w:val="0"/>
-        </w:rPr>
-        <w:t>Необходимой стороной взаимодействия субъекта и объекта познания является практика. &lt;...&gt; Практика – это целеполагающая деятельность, характеризующаяся изменением и преобразованием тех или иных объектов окружающего мира для удовлетворения материальных и духовных потребностей людей. Практика бывает производственной, общественно-политической, организаторско-управленческой и научно-экспериментаторской. Практика служит источником познания, потому что знания вызываются к жизни не только в силу простой любознательности людей. Отдельные науки как самостоятельные области знания возникли для удовлетворения практических потребностей. Например, возникновение астрономии связано с развитием мореплавания, с необходимостью ориентироваться на море. Даже математика, казалось бы, такая далёкая от практики наука, возникла из практической потребности измерять земельные участки, вычислять площади, объёмы, исчислять время и т.д.</w:t>
-      </w:r>
-    </w:p>
-    <w:p>
-      <w:r>
-        <w:rPr>
-          <w:b w:val="0"/>
-          <w:i w:val="0"/>
-        </w:rPr>
-        <w:t>Конечная цель познания – не знания сами по себе, а практическое преобразование действительности для всестороннего удовлетворения исторически сложившихся потребностей. Практика как критерий истины даёт возможность отличить объективно истинные знания от вымысла, заблуждения. В знании истинно то, что результативно осуществлено в практике. Но поскольку сама практика обладает исторически ограниченными возможностями, она не может полностью подтвердить или опровергнуть все теоретические положения.</w:t>
-      </w:r>
-    </w:p>
-    <w:p>
-      <w:r>
-        <w:rPr>
-          <w:b w:val="0"/>
-          <w:i w:val="0"/>
-        </w:rPr>
-        <w:t>(По Е.Н. Прониной)</w:t>
-      </w:r>
-    </w:p>
-    <w:p>
-      <w:r>
-        <w:rPr>
-          <w:b w:val="0"/>
-          <w:i w:val="0"/>
-        </w:rPr>
-        <w:t>Приведите три аргумента в подтверждение неразрывной связи социального познания и практики. (Каждый аргумент должен быть сформулирован как распространённое предложение.)</w:t>
-      </w:r>
-    </w:p>
-    <w:p>
-      <w:r>
-        <w:t>Ответ:</w:t>
-      </w:r>
-    </w:p>
-    <w:p>
-      <w:r>
-        <w:t>__________________________________________________________________________________________</w:t>
-      </w:r>
-    </w:p>
-    <w:p>
-      <w:r>
-        <w:t>__________________________________________________________________________________________</w:t>
-      </w:r>
-    </w:p>
-    <w:p>
-      <w:r>
-        <w:t>__________________________________________________________________________________________</w:t>
-      </w:r>
-    </w:p>
-    <w:p>
-      <w:r>
-        <w:rPr>
-          <w:b/>
-          <w:sz w:val="24"/>
-        </w:rPr>
-        <w:t>22.</w:t>
-      </w:r>
-    </w:p>
-    <w:p>
-      <w:r>
-        <w:rPr>
-          <w:b w:val="0"/>
-          <w:i w:val="0"/>
-        </w:rPr>
-        <w:t xml:space="preserve">Используя обществоведческие знания, составьте сложный план, позволяющий раскрыть по существу тему «Научное познание». Сложный план должен содержать не менее трёх пунктов, непосредственно раскрывающих тему по существу, из которых два или более детализированы в подпунктах. (Количество подпунктов каждого детализированного пункта должно быть не менее трёх, за исключением случаев, когда с точки зрения общественных наук возможны только два подпункта.) </w:t>
-      </w:r>
-    </w:p>
-    <w:p>
-      <w:r>
-        <w:t>Ответ:</w:t>
-      </w:r>
-    </w:p>
-    <w:p>
-      <w:r>
-        <w:t>__________________________________________________________________________________________</w:t>
-      </w:r>
-    </w:p>
-    <w:p>
-      <w:r>
-        <w:t>__________________________________________________________________________________________</w:t>
-      </w:r>
-    </w:p>
-    <w:p>
-      <w:r>
-        <w:t>__________________________________________________________________________________________</w:t>
-      </w:r>
-    </w:p>
-    <w:p>
-      <w:r>
-        <w:rPr>
-          <w:b/>
-          <w:sz w:val="24"/>
-        </w:rPr>
-        <w:t>23.</w:t>
-      </w:r>
-    </w:p>
-    <w:p>
-      <w:r>
-        <w:rPr>
-          <w:b w:val="0"/>
-          <w:i w:val="0"/>
-        </w:rPr>
-        <w:t>Используя обществоведческие знания и факты общественной жизни, проиллюстрируйте примерами три функции общения. (В каждом случае сначала укажите функцию, затем приведите соответствующий пример. Каждый пример должен быть сформулирован развёрнуто.)</w:t>
-      </w:r>
-    </w:p>
-    <w:p>
-      <w:r>
-        <w:t>Ответ:</w:t>
-      </w:r>
-    </w:p>
-    <w:p>
-      <w:r>
-        <w:t>__________________________________________________________________________________________</w:t>
-      </w:r>
-    </w:p>
-    <w:p>
-      <w:r>
-        <w:t>__________________________________________________________________________________________</w:t>
-      </w:r>
-    </w:p>
-    <w:p>
-      <w:r>
-        <w:t>__________________________________________________________________________________________</w:t>
-      </w:r>
-    </w:p>
-    <w:p>
-      <w:r>
-        <w:rPr>
-          <w:b/>
-          <w:sz w:val="24"/>
-        </w:rPr>
-        <w:t>24.</w:t>
-      </w:r>
-    </w:p>
-    <w:p>
-      <w:r>
-        <w:rPr>
-          <w:b w:val="0"/>
-          <w:i w:val="0"/>
-        </w:rPr>
-        <w:t xml:space="preserve">В государстве Z растёт популярность дистанционного обучения по различным образовательным программам, в школах на большинстве уроков используются интернет–технологии. Каждый ученик имеет доступ к различным цифровым учебным материалам. Число желающих поступить в университеты неуклонно растёт, потому что получение качественного образования и профессии позволяет гражданам государства Z повышать свой социальный статус, занимать более престижные места в социальной иерархии. Образование как социальный институт обеспечивает сохранение, развитие и трансляцию духовного наследия общества. Кроме того, в государстве Z отмечается тенденция гуманизации образования. </w:t>
-      </w:r>
-    </w:p>
-    <w:p>
-      <w:r>
-        <w:rPr>
-          <w:b w:val="0"/>
-          <w:i w:val="0"/>
-        </w:rPr>
-        <w:t>Какая тенденция образования описана, но не названа в условии задачи? (Приведите название этой тенденции.) В чём может проявляться тенденция гуманизации образования? (Приведите собственный пример или собственное пояснение.) Какой факт в условии задачи иллюстрирует функцию образования как социального лифта? Какие ещё функции выполняет образование? (Укажите любые две функции не из условия задачи.)</w:t>
-      </w:r>
-    </w:p>
-    <w:p>
-      <w:r>
-        <w:t>Ответ:</w:t>
-      </w:r>
-    </w:p>
-    <w:p>
-      <w:r>
-        <w:t>__________________________________________________________________________________________</w:t>
-      </w:r>
-    </w:p>
-    <w:p>
-      <w:r>
-        <w:t>__________________________________________________________________________________________</w:t>
-      </w:r>
-    </w:p>
-    <w:p>
-      <w:r>
-        <w:t>__________________________________________________________________________________________</w:t>
-      </w:r>
-    </w:p>
-    <w:p>
-      <w:r>
-        <w:t>__________________________________________________________________________________________</w:t>
-      </w:r>
-    </w:p>
-    <w:p>
-      <w:r>
-        <w:t>__________________________________________________________________________________________</w:t>
-      </w:r>
-    </w:p>
-    <w:p>
-      <w:r>
-        <w:rPr>
-          <w:b/>
-          <w:sz w:val="24"/>
-        </w:rPr>
-        <w:t>25.</w:t>
-      </w:r>
-    </w:p>
-    <w:p>
-      <w:r>
-        <w:rPr>
-          <w:b w:val="0"/>
-          <w:i w:val="0"/>
-        </w:rPr>
-        <w:t xml:space="preserve">Обоснуйте высокую роль науки в повышении качества жизни. (Обоснование должно быть дано с опорой на обществоведческие знания в нескольких связанных между собой распространённых предложениях, раскрывать причинно-следственные и(или) функциональные связи.) </w:t>
-      </w:r>
-    </w:p>
-    <w:p>
-      <w:r>
-        <w:rPr>
-          <w:b w:val="0"/>
-          <w:i w:val="0"/>
-        </w:rPr>
-        <w:t>Назовите любые три направления развития современной российской науки</w:t>
-      </w:r>
-    </w:p>
-    <w:p>
-      <w:r>
-        <w:rPr>
-          <w:b w:val="0"/>
-          <w:i w:val="0"/>
-        </w:rPr>
-        <w:t>Приведите по одному примеру научных достижений Российской Федерации для каждого из направлений, названных в пункте 2). (Каждый пример должен быть сформулирован развёрнуто.)</w:t>
-      </w:r>
-    </w:p>
-    <w:p>
-      <w:r>
-        <w:t>Ответ:</w:t>
-      </w:r>
-    </w:p>
-    <w:p>
-      <w:r>
-        <w:t>__________________________________________________________________________________________</w:t>
-      </w:r>
-    </w:p>
-    <w:p>
-      <w:r>
-        <w:t>__________________________________________________________________________________________</w:t>
-      </w:r>
-    </w:p>
-    <w:p>
-      <w:r>
-        <w:t>__________________________________________________________________________________________</w:t>
-      </w:r>
-    </w:p>
-    <w:p>
-      <w:r>
-        <w:t>__________________________________________________________________________________________</w:t>
-      </w:r>
-    </w:p>
-    <w:p>
-      <w:r>
-        <w:t>__________________________________________________________________________________________</w:t>
-      </w:r>
-    </w:p>
-    <w:p>
-      <w:r>
-        <w:br w:type="page"/>
-      </w:r>
-    </w:p>
-    <w:p>
-      <w:pPr>
-        <w:pStyle w:val="Heading1"/>
-      </w:pPr>
-      <w:r>
-        <w:t>Ответы и критерии</w:t>
-      </w:r>
-    </w:p>
-    <w:tbl>
-      <w:tblPr>
-        <w:tblStyle w:val="TableGrid"/>
-        <w:tblW w:type="auto" w:w="0"/>
-        <w:tblLook w:firstColumn="1" w:firstRow="1" w:lastColumn="0" w:lastRow="0" w:noHBand="0" w:noVBand="1" w:val="04A0"/>
-      </w:tblPr>
-      <w:tblGrid>
-        <w:gridCol w:w="3419"/>
-        <w:gridCol w:w="3419"/>
-        <w:gridCol w:w="3419"/>
-      </w:tblGrid>
-      <w:tr>
-        <w:tc>
-          <w:tcPr>
-            <w:tcW w:type="dxa" w:w="3419"/>
-            <w:shd w:fill="DCE9FA"/>
-          </w:tcPr>
-          <w:p>
+            <w:pPr>
+              <w:spacing w:after="0" w:line="240" w:lineRule="auto"/>
+            </w:pPr>
             <w:r>
-              <w:t>№</w:t>
-            </w:r>
-          </w:p>
-        </w:tc>
-        <w:tc>
-          <w:tcPr>
-            <w:tcW w:type="dxa" w:w="3419"/>
-            <w:shd w:fill="DCE9FA"/>
-          </w:tcPr>
-          <w:p>
-            <w:r>
-              <w:t>Ответ</w:t>
-            </w:r>
-          </w:p>
-        </w:tc>
-        <w:tc>
-          <w:tcPr>
-            <w:tcW w:type="dxa" w:w="3419"/>
-            <w:shd w:fill="DCE9FA"/>
-          </w:tcPr>
-          <w:p>
-            <w:r>
-              <w:t>Макс. балл</w:t>
-            </w:r>
-          </w:p>
-        </w:tc>
-      </w:tr>
-      <w:tr>
-        <w:tc>
-          <w:tcPr>
-            <w:tcW w:type="dxa" w:w="3419"/>
-          </w:tcPr>
-          <w:p>
-            <w:r>
-              <w:t>1</w:t>
-            </w:r>
-          </w:p>
-        </w:tc>
-        <w:tc>
-          <w:tcPr>
-            <w:tcW w:type="dxa" w:w="3419"/>
-          </w:tcPr>
-          <w:p>
-            <w:r>
-              <w:t>13</w:t>
-            </w:r>
-          </w:p>
-        </w:tc>
-        <w:tc>
-          <w:tcPr>
-            <w:tcW w:type="dxa" w:w="3419"/>
-          </w:tcPr>
-          <w:p>
-            <w:r>
-              <w:t>1</w:t>
-            </w:r>
-          </w:p>
-        </w:tc>
-      </w:tr>
-      <w:tr>
-        <w:tc>
-          <w:tcPr>
-            <w:tcW w:type="dxa" w:w="3419"/>
-          </w:tcPr>
-          <w:p>
-            <w:r>
-              <w:t>2</w:t>
-            </w:r>
-          </w:p>
-        </w:tc>
-        <w:tc>
-          <w:tcPr>
-            <w:tcW w:type="dxa" w:w="3419"/>
-          </w:tcPr>
-          <w:p>
-            <w:r>
-              <w:t>125</w:t>
-            </w:r>
-          </w:p>
-        </w:tc>
-        <w:tc>
-          <w:tcPr>
-            <w:tcW w:type="dxa" w:w="3419"/>
-          </w:tcPr>
-          <w:p>
-            <w:r>
-              <w:t>2</w:t>
-            </w:r>
-          </w:p>
-        </w:tc>
-      </w:tr>
-      <w:tr>
-        <w:tc>
-          <w:tcPr>
-            <w:tcW w:type="dxa" w:w="3419"/>
-          </w:tcPr>
-          <w:p>
-            <w:r>
-              <w:t>3</w:t>
-            </w:r>
-          </w:p>
-        </w:tc>
-        <w:tc>
-          <w:tcPr>
-            <w:tcW w:type="dxa" w:w="3419"/>
-          </w:tcPr>
-          <w:p>
-            <w:r>
-              <w:t>12221</w:t>
-            </w:r>
-          </w:p>
-        </w:tc>
-        <w:tc>
-          <w:tcPr>
-            <w:tcW w:type="dxa" w:w="3419"/>
-          </w:tcPr>
-          <w:p>
-            <w:r>
-              <w:t>1</w:t>
-            </w:r>
-          </w:p>
-        </w:tc>
-      </w:tr>
-      <w:tr>
-        <w:tc>
-          <w:tcPr>
-            <w:tcW w:type="dxa" w:w="3419"/>
-          </w:tcPr>
-          <w:p>
-            <w:r>
-              <w:t>4</w:t>
-            </w:r>
-          </w:p>
-        </w:tc>
-        <w:tc>
-          <w:tcPr>
-            <w:tcW w:type="dxa" w:w="3419"/>
-          </w:tcPr>
-          <w:p>
-            <w:r>
-              <w:t>156</w:t>
-            </w:r>
-          </w:p>
-        </w:tc>
-        <w:tc>
-          <w:tcPr>
-            <w:tcW w:type="dxa" w:w="3419"/>
-          </w:tcPr>
-          <w:p>
-            <w:r>
-              <w:t>2</w:t>
-            </w:r>
-          </w:p>
-        </w:tc>
-      </w:tr>
-      <w:tr>
-        <w:tc>
-          <w:tcPr>
-            <w:tcW w:type="dxa" w:w="3419"/>
-          </w:tcPr>
-          <w:p>
-            <w:r>
-              <w:t>5</w:t>
-            </w:r>
-          </w:p>
-        </w:tc>
-        <w:tc>
-          <w:tcPr>
-            <w:tcW w:type="dxa" w:w="3419"/>
-          </w:tcPr>
-          <w:p>
-            <w:r>
-              <w:t>3456</w:t>
-            </w:r>
-          </w:p>
-        </w:tc>
-        <w:tc>
-          <w:tcPr>
-            <w:tcW w:type="dxa" w:w="3419"/>
-          </w:tcPr>
-          <w:p>
-            <w:r>
-              <w:t>2</w:t>
-            </w:r>
-          </w:p>
-        </w:tc>
-      </w:tr>
-      <w:tr>
-        <w:tc>
-          <w:tcPr>
-            <w:tcW w:type="dxa" w:w="3419"/>
-          </w:tcPr>
-          <w:p>
-            <w:r>
-              <w:t>6</w:t>
-            </w:r>
-          </w:p>
-        </w:tc>
-        <w:tc>
-          <w:tcPr>
-            <w:tcW w:type="dxa" w:w="3419"/>
-          </w:tcPr>
-          <w:p>
-            <w:r>
-              <w:t>345</w:t>
-            </w:r>
-          </w:p>
-        </w:tc>
-        <w:tc>
-          <w:tcPr>
-            <w:tcW w:type="dxa" w:w="3419"/>
-          </w:tcPr>
-          <w:p>
-            <w:r>
-              <w:t>2</w:t>
-            </w:r>
-          </w:p>
-        </w:tc>
-      </w:tr>
-      <w:tr>
-        <w:tc>
-          <w:tcPr>
-            <w:tcW w:type="dxa" w:w="3419"/>
-          </w:tcPr>
-          <w:p>
-            <w:r>
-              <w:t>7</w:t>
-            </w:r>
-          </w:p>
-        </w:tc>
-        <w:tc>
-          <w:tcPr>
-            <w:tcW w:type="dxa" w:w="3419"/>
-          </w:tcPr>
-          <w:p>
-            <w:r>
-              <w:t>235</w:t>
-            </w:r>
-          </w:p>
-        </w:tc>
-        <w:tc>
-          <w:tcPr>
-            <w:tcW w:type="dxa" w:w="3419"/>
-          </w:tcPr>
-          <w:p>
-            <w:r>
-              <w:t>2</w:t>
-            </w:r>
-          </w:p>
-        </w:tc>
-      </w:tr>
-      <w:tr>
-        <w:tc>
-          <w:tcPr>
-            <w:tcW w:type="dxa" w:w="3419"/>
-          </w:tcPr>
-          <w:p>
-            <w:r>
-              <w:t>8</w:t>
-            </w:r>
-          </w:p>
-        </w:tc>
-        <w:tc>
-          <w:tcPr>
-            <w:tcW w:type="dxa" w:w="3419"/>
-          </w:tcPr>
-          <w:p>
-            <w:r>
-              <w:t>124</w:t>
-            </w:r>
-          </w:p>
-        </w:tc>
-        <w:tc>
-          <w:tcPr>
-            <w:tcW w:type="dxa" w:w="3419"/>
-          </w:tcPr>
-          <w:p>
-            <w:r>
-              <w:t>2</w:t>
-            </w:r>
-          </w:p>
-        </w:tc>
-      </w:tr>
-      <w:tr>
-        <w:tc>
-          <w:tcPr>
-            <w:tcW w:type="dxa" w:w="3419"/>
-          </w:tcPr>
-          <w:p>
-            <w:r>
-              <w:t>9</w:t>
-            </w:r>
-          </w:p>
-        </w:tc>
-        <w:tc>
-          <w:tcPr>
-            <w:tcW w:type="dxa" w:w="3419"/>
-          </w:tcPr>
-          <w:p>
-            <w:r>
-              <w:t>12122</w:t>
-            </w:r>
-          </w:p>
-        </w:tc>
-        <w:tc>
-          <w:tcPr>
-            <w:tcW w:type="dxa" w:w="3419"/>
-          </w:tcPr>
-          <w:p>
-            <w:r>
-              <w:t>1</w:t>
-            </w:r>
-          </w:p>
-        </w:tc>
-      </w:tr>
-      <w:tr>
-        <w:tc>
-          <w:tcPr>
-            <w:tcW w:type="dxa" w:w="3419"/>
-          </w:tcPr>
-          <w:p>
-            <w:r>
-              <w:t>10</w:t>
-            </w:r>
-          </w:p>
-        </w:tc>
-        <w:tc>
-          <w:tcPr>
-            <w:tcW w:type="dxa" w:w="3419"/>
-          </w:tcPr>
-          <w:p>
-            <w:r>
-              <w:t>14</w:t>
-            </w:r>
-          </w:p>
-        </w:tc>
-        <w:tc>
-          <w:tcPr>
-            <w:tcW w:type="dxa" w:w="3419"/>
-          </w:tcPr>
-          <w:p>
-            <w:r>
-              <w:t>2</w:t>
-            </w:r>
-          </w:p>
-        </w:tc>
-      </w:tr>
-      <w:tr>
-        <w:tc>
-          <w:tcPr>
-            <w:tcW w:type="dxa" w:w="3419"/>
-          </w:tcPr>
-          <w:p>
-            <w:r>
-              <w:t>11</w:t>
-            </w:r>
-          </w:p>
-        </w:tc>
-        <w:tc>
-          <w:tcPr>
-            <w:tcW w:type="dxa" w:w="3419"/>
-          </w:tcPr>
-          <w:p>
-            <w:r>
-              <w:t>124</w:t>
-            </w:r>
-          </w:p>
-        </w:tc>
-        <w:tc>
-          <w:tcPr>
-            <w:tcW w:type="dxa" w:w="3419"/>
-          </w:tcPr>
-          <w:p>
-            <w:r>
-              <w:t>2</w:t>
-            </w:r>
-          </w:p>
-        </w:tc>
-      </w:tr>
-      <w:tr>
-        <w:tc>
-          <w:tcPr>
-            <w:tcW w:type="dxa" w:w="3419"/>
-          </w:tcPr>
-          <w:p>
-            <w:r>
-              <w:t>12</w:t>
-            </w:r>
-          </w:p>
-        </w:tc>
-        <w:tc>
-          <w:tcPr>
-            <w:tcW w:type="dxa" w:w="3419"/>
-          </w:tcPr>
-          <w:p>
-            <w:r>
-              <w:t>23132</w:t>
-            </w:r>
-          </w:p>
-        </w:tc>
-        <w:tc>
-          <w:tcPr>
-            <w:tcW w:type="dxa" w:w="3419"/>
-          </w:tcPr>
-          <w:p>
-            <w:r>
-              <w:t>1</w:t>
-            </w:r>
-          </w:p>
-        </w:tc>
-      </w:tr>
-      <w:tr>
-        <w:tc>
-          <w:tcPr>
-            <w:tcW w:type="dxa" w:w="3419"/>
-          </w:tcPr>
-          <w:p>
-            <w:r>
-              <w:t>13</w:t>
-            </w:r>
-          </w:p>
-        </w:tc>
-        <w:tc>
-          <w:tcPr>
-            <w:tcW w:type="dxa" w:w="3419"/>
-          </w:tcPr>
-          <w:p>
-            <w:r>
-              <w:t>256</w:t>
-            </w:r>
-          </w:p>
-        </w:tc>
-        <w:tc>
-          <w:tcPr>
-            <w:tcW w:type="dxa" w:w="3419"/>
-          </w:tcPr>
-          <w:p>
-            <w:r>
-              <w:t>2</w:t>
-            </w:r>
-          </w:p>
-        </w:tc>
-      </w:tr>
-      <w:tr>
-        <w:tc>
-          <w:tcPr>
-            <w:tcW w:type="dxa" w:w="3419"/>
-          </w:tcPr>
-          <w:p>
-            <w:r>
-              <w:t>14</w:t>
-            </w:r>
-          </w:p>
-        </w:tc>
-        <w:tc>
-          <w:tcPr>
-            <w:tcW w:type="dxa" w:w="3419"/>
-          </w:tcPr>
-          <w:p>
-            <w:r>
-              <w:t>456</w:t>
-            </w:r>
-          </w:p>
-        </w:tc>
-        <w:tc>
-          <w:tcPr>
-            <w:tcW w:type="dxa" w:w="3419"/>
-          </w:tcPr>
-          <w:p>
-            <w:r>
-              <w:t>2</w:t>
-            </w:r>
-          </w:p>
-        </w:tc>
-      </w:tr>
-      <w:tr>
-        <w:tc>
-          <w:tcPr>
-            <w:tcW w:type="dxa" w:w="3419"/>
-          </w:tcPr>
-          <w:p>
-            <w:r>
-              <w:t>15</w:t>
-            </w:r>
-          </w:p>
-        </w:tc>
-        <w:tc>
-          <w:tcPr>
-            <w:tcW w:type="dxa" w:w="3419"/>
-          </w:tcPr>
-          <w:p>
-            <w:r>
-              <w:t>234</w:t>
-            </w:r>
-          </w:p>
-        </w:tc>
-        <w:tc>
-          <w:tcPr>
-            <w:tcW w:type="dxa" w:w="3419"/>
-          </w:tcPr>
-          <w:p>
-            <w:r>
-              <w:t>2</w:t>
-            </w:r>
-          </w:p>
-        </w:tc>
-      </w:tr>
-      <w:tr>
-        <w:tc>
-          <w:tcPr>
-            <w:tcW w:type="dxa" w:w="3419"/>
-          </w:tcPr>
-          <w:p>
-            <w:r>
-              <w:t>16</w:t>
-            </w:r>
-          </w:p>
-        </w:tc>
-        <w:tc>
-          <w:tcPr>
-            <w:tcW w:type="dxa" w:w="3419"/>
-          </w:tcPr>
-          <w:p>
-            <w:r>
-              <w:t>135</w:t>
-            </w:r>
-          </w:p>
-        </w:tc>
-        <w:tc>
-          <w:tcPr>
-            <w:tcW w:type="dxa" w:w="3419"/>
-          </w:tcPr>
-          <w:p>
-            <w:r>
-              <w:t>2</w:t>
+              <w:rPr>
+                <w:rFonts w:ascii="Times New Roman" w:hAnsi="Times New Roman" w:eastAsia="Times New Roman"/>
+                <w:color w:val="181A1F"/>
+                <w:sz w:val="28"/>
+              </w:rPr>
             </w:r>
           </w:p>
         </w:tc>
       </w:tr>
     </w:tbl>
     <w:p>
+      <w:pPr>
+        <w:keepNext/>
+        <w:widowControl/>
+        <w:spacing w:line="240" w:lineRule="auto" w:after="0" w:before="120"/>
+      </w:pPr>
       <w:r>
         <w:rPr>
+          <w:rFonts w:ascii="Times New Roman" w:hAnsi="Times New Roman" w:eastAsia="Times New Roman"/>
           <w:b/>
+          <w:color w:val="181A1F"/>
+          <w:sz w:val="28"/>
         </w:rPr>
-        <w:t>Задание 17 — до 2 баллов</w:t>
+        <w:t>13.</w:t>
       </w:r>
     </w:p>
     <w:p>
+      <w:pPr>
+        <w:widowControl/>
+        <w:spacing w:line="240" w:lineRule="auto" w:after="0"/>
+      </w:pPr>
       <w:r>
         <w:rPr>
+          <w:rFonts w:ascii="Times New Roman" w:hAnsi="Times New Roman" w:eastAsia="Times New Roman"/>
           <w:b w:val="0"/>
           <w:i w:val="0"/>
+          <w:color w:val="181A1F"/>
+          <w:sz w:val="28"/>
         </w:rPr>
-        <w:t>1) Признак социального института как исторически сложившейся формы организации совместной деятельности людей:</w:t>
+        <w:t xml:space="preserve">Виталий П. увлекается философией, он стремится познать окружающий мир и своё место в нём, много времени уделяет самопознанию и самосовершенствованию. Найдите в приведённом списке выделенные по разным классификациям характеристики данной потребности Виталия. </w:t>
       </w:r>
     </w:p>
     <w:p>
+      <w:pPr>
+        <w:widowControl/>
+        <w:spacing w:line="240" w:lineRule="auto" w:after="0"/>
+      </w:pPr>
       <w:r>
         <w:rPr>
+          <w:rFonts w:ascii="Times New Roman" w:hAnsi="Times New Roman" w:eastAsia="Times New Roman"/>
           <w:b w:val="0"/>
           <w:i w:val="0"/>
+          <w:color w:val="181A1F"/>
+          <w:sz w:val="28"/>
         </w:rPr>
-        <w:t>а) направлен на удовлетворения потребностей личности и общества;</w:t>
+        <w:t>1) материальная</w:t>
       </w:r>
     </w:p>
     <w:p>
+      <w:pPr>
+        <w:widowControl/>
+        <w:spacing w:line="240" w:lineRule="auto" w:after="0"/>
+      </w:pPr>
       <w:r>
         <w:rPr>
+          <w:rFonts w:ascii="Times New Roman" w:hAnsi="Times New Roman" w:eastAsia="Times New Roman"/>
           <w:b w:val="0"/>
           <w:i w:val="0"/>
+          <w:color w:val="181A1F"/>
+          <w:sz w:val="28"/>
         </w:rPr>
-        <w:t>б) содержит системы учреждений, обеспеченных определенными средствами для осуществления деятельности;</w:t>
+        <w:t>2) идеальная</w:t>
       </w:r>
     </w:p>
     <w:p>
+      <w:pPr>
+        <w:widowControl/>
+        <w:spacing w:line="240" w:lineRule="auto" w:after="0"/>
+      </w:pPr>
       <w:r>
         <w:rPr>
+          <w:rFonts w:ascii="Times New Roman" w:hAnsi="Times New Roman" w:eastAsia="Times New Roman"/>
           <w:b w:val="0"/>
           <w:i w:val="0"/>
+          <w:color w:val="181A1F"/>
+          <w:sz w:val="28"/>
         </w:rPr>
-        <w:t>в) направлен на упорядочивание и стандартизацию поведения людей.</w:t>
+        <w:t>3) ложная</w:t>
       </w:r>
     </w:p>
     <w:p>
+      <w:pPr>
+        <w:widowControl/>
+        <w:spacing w:line="240" w:lineRule="auto" w:after="0"/>
+      </w:pPr>
       <w:r>
         <w:rPr>
+          <w:rFonts w:ascii="Times New Roman" w:hAnsi="Times New Roman" w:eastAsia="Times New Roman"/>
           <w:b w:val="0"/>
           <w:i w:val="0"/>
+          <w:color w:val="181A1F"/>
+          <w:sz w:val="28"/>
         </w:rPr>
-        <w:t>2) Связь такого вида обобщённых знаний, как научные знания, с формированием личности заключается в том, что научные знания обеспечивают формирования объективных знаний человека о мире, его устройстве и функционировании, что обеспечивает формирование научного мировоззрения.</w:t>
+        <w:t>4) биологическая</w:t>
       </w:r>
     </w:p>
     <w:p>
+      <w:pPr>
+        <w:widowControl/>
+        <w:spacing w:line="240" w:lineRule="auto" w:after="0"/>
+      </w:pPr>
       <w:r>
         <w:rPr>
-          <w:b/>
+          <w:rFonts w:ascii="Times New Roman" w:hAnsi="Times New Roman" w:eastAsia="Times New Roman"/>
+          <w:b w:val="0"/>
+          <w:i w:val="0"/>
+          <w:color w:val="181A1F"/>
+          <w:sz w:val="28"/>
         </w:rPr>
-        <w:t>Задание 18 — до 2 баллов</w:t>
+        <w:t>5) подлинная</w:t>
       </w:r>
     </w:p>
     <w:p>
+      <w:pPr>
+        <w:widowControl/>
+        <w:spacing w:line="240" w:lineRule="auto" w:after="0"/>
+      </w:pPr>
       <w:r>
         <w:rPr>
+          <w:rFonts w:ascii="Times New Roman" w:hAnsi="Times New Roman" w:eastAsia="Times New Roman"/>
           <w:b w:val="0"/>
           <w:i w:val="0"/>
+          <w:color w:val="181A1F"/>
+          <w:sz w:val="28"/>
         </w:rPr>
-        <w:t>1) В истории философии эти понятия оценивались чаще всего с полярных позиций;</w:t>
+        <w:t>6) духовная</w:t>
       </w:r>
     </w:p>
     <w:p>
+      <w:pPr>
+        <w:keepNext/>
+        <w:widowControl/>
+        <w:spacing w:line="240" w:lineRule="auto" w:after="0" w:before="120"/>
+      </w:pPr>
       <w:r>
         <w:rPr>
-          <w:b w:val="0"/>
-          <w:i w:val="0"/>
+          <w:rFonts w:ascii="Times New Roman" w:hAnsi="Times New Roman" w:eastAsia="Times New Roman"/>
+          <w:b/>
+          <w:color w:val="181A1F"/>
+          <w:sz w:val="28"/>
         </w:rPr>
-        <w:t>2) Регресс трактовался марксизмом как движение общества в обратном направлении, причиной чего являются реакционные общественно-политические силы;</w:t>
+        <w:t>14.</w:t>
       </w:r>
     </w:p>
     <w:p>
+      <w:pPr>
+        <w:widowControl/>
+        <w:spacing w:line="240" w:lineRule="auto" w:after="0"/>
+      </w:pPr>
       <w:r>
         <w:rPr>
+          <w:rFonts w:ascii="Times New Roman" w:hAnsi="Times New Roman" w:eastAsia="Times New Roman"/>
           <w:b w:val="0"/>
           <w:i w:val="0"/>
+          <w:color w:val="181A1F"/>
+          <w:sz w:val="28"/>
         </w:rPr>
-        <w:t>3) Возникновение глобальных проблем человечества и нарастанием нестабильности в мире.</w:t>
+        <w:t>В стране Z городское население растёт быстрее сельского. Какие иные признаки свидетельствуют о том, что страна Z развивается как индустриальное общество? Запишите цифры, под которыми они указаны.</w:t>
       </w:r>
     </w:p>
     <w:p>
+      <w:pPr>
+        <w:widowControl/>
+        <w:spacing w:line="240" w:lineRule="auto" w:after="0"/>
+      </w:pPr>
       <w:r>
         <w:rPr>
-          <w:b/>
+          <w:rFonts w:ascii="Times New Roman" w:hAnsi="Times New Roman" w:eastAsia="Times New Roman"/>
+          <w:b w:val="0"/>
+          <w:i w:val="0"/>
+          <w:color w:val="181A1F"/>
+          <w:sz w:val="28"/>
         </w:rPr>
-        <w:t>Задание 19 — до 3 баллов</w:t>
+        <w:t>1) Преобладает натуральный обмен.</w:t>
       </w:r>
     </w:p>
     <w:p>
+      <w:pPr>
+        <w:widowControl/>
+        <w:spacing w:line="240" w:lineRule="auto" w:after="0"/>
+      </w:pPr>
       <w:r>
         <w:rPr>
+          <w:rFonts w:ascii="Times New Roman" w:hAnsi="Times New Roman" w:eastAsia="Times New Roman"/>
           <w:b w:val="0"/>
           <w:i w:val="0"/>
+          <w:color w:val="181A1F"/>
+          <w:sz w:val="28"/>
         </w:rPr>
-        <w:t>1) Важно и полезно для общества:</w:t>
+        <w:t>2) Социальная мобильность затруднена.</w:t>
       </w:r>
     </w:p>
     <w:p>
+      <w:pPr>
+        <w:widowControl/>
+        <w:spacing w:line="240" w:lineRule="auto" w:after="0"/>
+      </w:pPr>
       <w:r>
         <w:rPr>
+          <w:rFonts w:ascii="Times New Roman" w:hAnsi="Times New Roman" w:eastAsia="Times New Roman"/>
           <w:b w:val="0"/>
           <w:i w:val="0"/>
+          <w:color w:val="181A1F"/>
+          <w:sz w:val="28"/>
         </w:rPr>
-        <w:t>а) Многообразие человеческой культуры обогащает общую человеческую культуру, происходит взаимообмен между разными культурами, что обеспечивает их взаимное развитие;</w:t>
+        <w:t>3) Значительную роль в жизни общества играет духовенство.</w:t>
       </w:r>
     </w:p>
     <w:p>
+      <w:pPr>
+        <w:widowControl/>
+        <w:spacing w:line="240" w:lineRule="auto" w:after="0"/>
+      </w:pPr>
       <w:r>
         <w:rPr>
+          <w:rFonts w:ascii="Times New Roman" w:hAnsi="Times New Roman" w:eastAsia="Times New Roman"/>
           <w:b w:val="0"/>
           <w:i w:val="0"/>
+          <w:color w:val="181A1F"/>
+          <w:sz w:val="28"/>
         </w:rPr>
-        <w:t>б) Многообразие человеческой культуры позволяет рассматривать общественное развитие с разных сторон, что позволяет обществу находить лучшие пути и способы общественного прогресса, решения проблем развития общества.</w:t>
+        <w:t>4) Производство приобретает массовый характер.</w:t>
       </w:r>
     </w:p>
     <w:p>
+      <w:pPr>
+        <w:widowControl/>
+        <w:spacing w:line="240" w:lineRule="auto" w:after="0"/>
+      </w:pPr>
       <w:r>
         <w:rPr>
+          <w:rFonts w:ascii="Times New Roman" w:hAnsi="Times New Roman" w:eastAsia="Times New Roman"/>
           <w:b w:val="0"/>
           <w:i w:val="0"/>
+          <w:color w:val="181A1F"/>
+          <w:sz w:val="28"/>
         </w:rPr>
-        <w:t>2) Создает определенные проблемы:</w:t>
+        <w:t>5) Главным фактором производства становится капитал.</w:t>
       </w:r>
     </w:p>
     <w:p>
+      <w:pPr>
+        <w:widowControl/>
+        <w:spacing w:line="240" w:lineRule="auto" w:after="0"/>
+      </w:pPr>
       <w:r>
         <w:rPr>
+          <w:rFonts w:ascii="Times New Roman" w:hAnsi="Times New Roman" w:eastAsia="Times New Roman"/>
           <w:b w:val="0"/>
           <w:i w:val="0"/>
+          <w:color w:val="181A1F"/>
+          <w:sz w:val="28"/>
         </w:rPr>
-        <w:t>а) Многообразие человеческой культуры часто является причиной межгрупповых социальных конфликтов, связи с чем много ресурсов расходуется на их разрешение, а не на развитие общества, а также, эти конфликты могут наносить ущерб обществу, что также тормозит общественное развитие;</w:t>
+        <w:t>6) Широко используется машинная техника.</w:t>
       </w:r>
     </w:p>
     <w:p>
+      <w:pPr>
+        <w:keepNext/>
+        <w:widowControl/>
+        <w:spacing w:line="240" w:lineRule="auto" w:after="0" w:before="120"/>
+      </w:pPr>
       <w:r>
         <w:rPr>
-          <w:b w:val="0"/>
-          <w:i w:val="0"/>
+          <w:rFonts w:ascii="Times New Roman" w:hAnsi="Times New Roman" w:eastAsia="Times New Roman"/>
+          <w:b/>
+          <w:color w:val="181A1F"/>
+          <w:sz w:val="28"/>
         </w:rPr>
-        <w:t>б) Многообразие человеческой культуры создает множественность направлений общественного развития, что приводит к тому, что представители разной культуры заботятся только о культуре, к которой они относятся, что распыляет общественные ресурсы между разными культурами, в то время, как с помощью совместных усилий в одном направлении можно было бы достичь более высокого уровня развития и увеличить скорость такого роста.</w:t>
+        <w:t>15.</w:t>
       </w:r>
     </w:p>
     <w:p>
+      <w:pPr>
+        <w:widowControl/>
+        <w:spacing w:line="240" w:lineRule="auto" w:after="0"/>
+      </w:pPr>
       <w:r>
         <w:rPr>
-          <w:b/>
+          <w:rFonts w:ascii="Times New Roman" w:hAnsi="Times New Roman" w:eastAsia="Times New Roman"/>
+          <w:b w:val="0"/>
+          <w:i w:val="0"/>
+          <w:color w:val="181A1F"/>
+          <w:sz w:val="28"/>
         </w:rPr>
-        <w:t>Задание 20 — до 3 баллов</w:t>
+        <w:t>Выберите верные суждения об истине и её критериях и запишите цифры, под которыми они указаны.</w:t>
       </w:r>
     </w:p>
     <w:p>
+      <w:pPr>
+        <w:widowControl/>
+        <w:spacing w:line="240" w:lineRule="auto" w:after="0"/>
+      </w:pPr>
       <w:r>
         <w:rPr>
+          <w:rFonts w:ascii="Times New Roman" w:hAnsi="Times New Roman" w:eastAsia="Times New Roman"/>
           <w:b w:val="0"/>
           <w:i w:val="0"/>
+          <w:color w:val="181A1F"/>
+          <w:sz w:val="28"/>
         </w:rPr>
-        <w:t>1) Массовая культура не вредна для детей, так как она выполняет такую важную функцию как социализации. Во взаимодействии с массовой культурой ребёнок усваивает важнейшие нормы морали и духовные ценности, необходимые для жизни в обществе;</w:t>
+        <w:t>1) Истинным можно считать лишь то знание, которое разделяет большинство людей.</w:t>
       </w:r>
     </w:p>
     <w:p>
+      <w:pPr>
+        <w:widowControl/>
+        <w:spacing w:line="240" w:lineRule="auto" w:after="0"/>
+      </w:pPr>
       <w:r>
         <w:rPr>
+          <w:rFonts w:ascii="Times New Roman" w:hAnsi="Times New Roman" w:eastAsia="Times New Roman"/>
           <w:b w:val="0"/>
           <w:i w:val="0"/>
+          <w:color w:val="181A1F"/>
+          <w:sz w:val="28"/>
         </w:rPr>
-        <w:t>2) Массовая культура не вредна для детей, так как она позволяет детям творчески развиваться и развивать воображение. Различные мультфильмы помогают детям воспринимать мир через различные художественные образы;</w:t>
+        <w:t>2) Практика, по мнению ряда философов, является основным критерием истины.</w:t>
       </w:r>
     </w:p>
     <w:p>
+      <w:pPr>
+        <w:widowControl/>
+        <w:spacing w:line="240" w:lineRule="auto" w:after="0"/>
+      </w:pPr>
       <w:r>
         <w:rPr>
+          <w:rFonts w:ascii="Times New Roman" w:hAnsi="Times New Roman" w:eastAsia="Times New Roman"/>
           <w:b w:val="0"/>
           <w:i w:val="0"/>
+          <w:color w:val="181A1F"/>
+          <w:sz w:val="28"/>
         </w:rPr>
-        <w:t>3) Массовая культура не вредна для детей, так как создание ее продуктов и предполагает массовость, поэтому авторы стремятся создавать свои произведения с максимально подходящими для конечного потребителя, а государство, в связи с широкой распространенностью таких продуктов, ведёт за ним контроль, поэтому создание вредного для детей произведения не допускается.</w:t>
+        <w:t>3) Истина — это знание, воспроизводящее познаваемый объект таким, каким он существует независимо от сознания человека.</w:t>
       </w:r>
     </w:p>
     <w:p>
+      <w:pPr>
+        <w:widowControl/>
+        <w:spacing w:line="240" w:lineRule="auto" w:after="0"/>
+      </w:pPr>
       <w:r>
         <w:rPr>
-          <w:b/>
+          <w:rFonts w:ascii="Times New Roman" w:hAnsi="Times New Roman" w:eastAsia="Times New Roman"/>
+          <w:b w:val="0"/>
+          <w:i w:val="0"/>
+          <w:color w:val="181A1F"/>
+          <w:sz w:val="28"/>
         </w:rPr>
-        <w:t>Задание 21 — до 3 баллов</w:t>
+        <w:t>4) Истина всегда конкретна.</w:t>
       </w:r>
     </w:p>
     <w:p>
+      <w:pPr>
+        <w:widowControl/>
+        <w:spacing w:line="240" w:lineRule="auto" w:after="0"/>
+      </w:pPr>
       <w:r>
         <w:rPr>
+          <w:rFonts w:ascii="Times New Roman" w:hAnsi="Times New Roman" w:eastAsia="Times New Roman"/>
           <w:b w:val="0"/>
           <w:i w:val="0"/>
+          <w:color w:val="181A1F"/>
+          <w:sz w:val="28"/>
         </w:rPr>
-        <w:t>1) Общественная практика является основой для социального познания, что позволяет получать новые знания об обществе на базе его практической жизни;</w:t>
+        <w:t>5) Единственный критерий истины — соответствие существующим научным теориям.</w:t>
       </w:r>
     </w:p>
     <w:p>
+      <w:pPr>
+        <w:keepNext/>
+        <w:widowControl/>
+        <w:spacing w:line="240" w:lineRule="auto" w:after="0" w:before="120"/>
+      </w:pPr>
       <w:r>
         <w:rPr>
-          <w:b w:val="0"/>
-          <w:i w:val="0"/>
+          <w:rFonts w:ascii="Times New Roman" w:hAnsi="Times New Roman" w:eastAsia="Times New Roman"/>
+          <w:b/>
+          <w:color w:val="181A1F"/>
+          <w:sz w:val="28"/>
         </w:rPr>
-        <w:t>2) В процессе социального познания используются практические методы, такие как социальный эксперимент, наблюдение и т.д.;</w:t>
+        <w:t>16.</w:t>
       </w:r>
     </w:p>
     <w:p>
+      <w:pPr>
+        <w:widowControl/>
+        <w:spacing w:line="240" w:lineRule="auto" w:after="0"/>
+      </w:pPr>
       <w:r>
         <w:rPr>
+          <w:rFonts w:ascii="Times New Roman" w:hAnsi="Times New Roman" w:eastAsia="Times New Roman"/>
           <w:b w:val="0"/>
           <w:i w:val="0"/>
+          <w:color w:val="181A1F"/>
+          <w:sz w:val="28"/>
         </w:rPr>
-        <w:t>3) Практика является главным критерием истины, достижение которой являются целью познания, поэтому практика обеспечивает получение истины в социальном познании и делает социальное знание полноценным.</w:t>
+        <w:t>Выберите верные суждения о человеке и запишите цифры, под которыми они указаны.</w:t>
       </w:r>
     </w:p>
     <w:p>
+      <w:pPr>
+        <w:widowControl/>
+        <w:spacing w:line="240" w:lineRule="auto" w:after="0"/>
+      </w:pPr>
       <w:r>
         <w:rPr>
-          <w:b/>
+          <w:rFonts w:ascii="Times New Roman" w:hAnsi="Times New Roman" w:eastAsia="Times New Roman"/>
+          <w:b w:val="0"/>
+          <w:i w:val="0"/>
+          <w:color w:val="181A1F"/>
+          <w:sz w:val="28"/>
         </w:rPr>
-        <w:t>Задание 22 — до 4 баллов</w:t>
+        <w:t>1) Индивид становится личностью в процессе социализации.</w:t>
       </w:r>
     </w:p>
     <w:p>
+      <w:pPr>
+        <w:widowControl/>
+        <w:spacing w:line="240" w:lineRule="auto" w:after="0"/>
+      </w:pPr>
       <w:r>
         <w:rPr>
+          <w:rFonts w:ascii="Times New Roman" w:hAnsi="Times New Roman" w:eastAsia="Times New Roman"/>
           <w:b w:val="0"/>
           <w:i w:val="0"/>
+          <w:color w:val="181A1F"/>
+          <w:sz w:val="28"/>
         </w:rPr>
-        <w:t xml:space="preserve">План на тему “Научное познание”: </w:t>
+        <w:t>2) К естественным (биологическим) потребностям человека традиционно относят потребности в общении с другими людьми, в общественной деятельности, общественном признании.</w:t>
       </w:r>
     </w:p>
     <w:p>
+      <w:pPr>
+        <w:widowControl/>
+        <w:spacing w:line="240" w:lineRule="auto" w:after="0"/>
+      </w:pPr>
       <w:r>
         <w:rPr>
+          <w:rFonts w:ascii="Times New Roman" w:hAnsi="Times New Roman" w:eastAsia="Times New Roman"/>
           <w:b w:val="0"/>
           <w:i w:val="0"/>
+          <w:color w:val="181A1F"/>
+          <w:sz w:val="28"/>
         </w:rPr>
-        <w:t>1. Понятие научного познания.</w:t>
+        <w:t>3) Свобода человека включает в себя возможность выбора между добром и злом.</w:t>
       </w:r>
     </w:p>
     <w:p>
+      <w:pPr>
+        <w:widowControl/>
+        <w:spacing w:line="240" w:lineRule="auto" w:after="0"/>
+      </w:pPr>
       <w:r>
         <w:rPr>
+          <w:rFonts w:ascii="Times New Roman" w:hAnsi="Times New Roman" w:eastAsia="Times New Roman"/>
           <w:b w:val="0"/>
           <w:i w:val="0"/>
+          <w:color w:val="181A1F"/>
+          <w:sz w:val="28"/>
         </w:rPr>
-        <w:t>2. Особенности научного познания:</w:t>
+        <w:t>4) Духовные потребности всегда связаны с потребностью человека в самосохранении как биологического вида.</w:t>
       </w:r>
     </w:p>
     <w:p>
+      <w:pPr>
+        <w:widowControl/>
+        <w:spacing w:line="240" w:lineRule="auto" w:after="0"/>
+      </w:pPr>
       <w:r>
         <w:rPr>
+          <w:rFonts w:ascii="Times New Roman" w:hAnsi="Times New Roman" w:eastAsia="Times New Roman"/>
           <w:b w:val="0"/>
           <w:i w:val="0"/>
+          <w:color w:val="181A1F"/>
+          <w:sz w:val="28"/>
         </w:rPr>
-        <w:t>а) объективность;</w:t>
+        <w:t>5) Понятие «индивид» используется для обозначения отдельно взятого представителя всего человеческого рода.</w:t>
       </w:r>
     </w:p>
     <w:p>
+      <w:pPr>
+        <w:widowControl/>
+        <w:spacing w:line="240" w:lineRule="auto" w:after="0"/>
+      </w:pPr>
       <w:r>
         <w:rPr>
-          <w:b w:val="0"/>
-          <w:i w:val="0"/>
+          <w:rFonts w:ascii="Times New Roman" w:hAnsi="Times New Roman" w:eastAsia="Times New Roman"/>
+          <w:color w:val="181A1F"/>
+          <w:sz w:val="28"/>
         </w:rPr>
-        <w:t xml:space="preserve">б) системность </w:t>
+        <w:br w:type="page"/>
       </w:r>
     </w:p>
     <w:p>
+      <w:pPr>
+        <w:pStyle w:val="Heading1"/>
+        <w:keepNext/>
+        <w:widowControl/>
+        <w:spacing w:line="240" w:lineRule="auto" w:after="60" w:before="160"/>
+      </w:pPr>
       <w:r>
         <w:rPr>
-          <w:b w:val="0"/>
-          <w:i w:val="0"/>
+          <w:rFonts w:ascii="Times New Roman" w:hAnsi="Times New Roman" w:eastAsia="Times New Roman"/>
+          <w:b/>
+          <w:color w:val="181A1F"/>
+          <w:sz w:val="28"/>
         </w:rPr>
-        <w:t>в) проверяемость;</w:t>
+        <w:t>Часть 2</w:t>
       </w:r>
     </w:p>
     <w:p>
+      <w:pPr>
+        <w:widowControl/>
+        <w:spacing w:line="240" w:lineRule="auto" w:after="0"/>
+      </w:pPr>
       <w:r>
         <w:rPr>
-          <w:b w:val="0"/>
-          <w:i w:val="0"/>
+          <w:rFonts w:ascii="Times New Roman" w:hAnsi="Times New Roman" w:eastAsia="Times New Roman"/>
+          <w:color w:val="181A1F"/>
+          <w:sz w:val="28"/>
         </w:rPr>
-        <w:t>г) рациональность.</w:t>
+        <w:t>Для заданий 17–25 запишите полный развёрнутый ответ. Каждый вопрос самодостаточен и тематически соответствует варианту.</w:t>
       </w:r>
     </w:p>
     <w:p>
+      <w:pPr>
+        <w:keepNext/>
+        <w:widowControl/>
+        <w:spacing w:line="240" w:lineRule="auto" w:after="0" w:before="120"/>
+      </w:pPr>
       <w:r>
         <w:rPr>
-          <w:b w:val="0"/>
-          <w:i w:val="0"/>
+          <w:rFonts w:ascii="Times New Roman" w:hAnsi="Times New Roman" w:eastAsia="Times New Roman"/>
+          <w:b/>
+          <w:color w:val="181A1F"/>
+          <w:sz w:val="28"/>
         </w:rPr>
-        <w:t>3. Уровни научного познания:</w:t>
+        <w:t>17.</w:t>
       </w:r>
     </w:p>
     <w:p>
+      <w:pPr>
+        <w:widowControl/>
+        <w:spacing w:line="240" w:lineRule="auto" w:after="0"/>
+      </w:pPr>
       <w:r>
         <w:rPr>
+          <w:rFonts w:ascii="Times New Roman" w:hAnsi="Times New Roman" w:eastAsia="Times New Roman"/>
           <w:b w:val="0"/>
           <w:i w:val="0"/>
+          <w:color w:val="181A1F"/>
+          <w:sz w:val="28"/>
         </w:rPr>
-        <w:t xml:space="preserve">а) эмпирический; </w:t>
+        <w:t>Мировоззрение — совокупность взглядов, оценок, принципов, определяющих самое общее видение, понимание мира, места в нём человека, а также жизненные позиции, программы поведения, действий людей. Мировоззрение — необходимая составляющая человеческого сознания. Это не просто один из его элементов в ряду многих других, а их сложное взаимодействие. Разнородные «блоки» знаний, убеждений, мыслей, чувств, настроений, стремлений, надежд, соединяясь в мировоззрении, образуют более или менее целостное понимание людьми мира и самих себя. В мировоззрении обобщённо представлены познавательная, ценностная, поведенческая сферы в их взаимосвязи.</w:t>
       </w:r>
     </w:p>
     <w:p>
+      <w:pPr>
+        <w:widowControl/>
+        <w:spacing w:line="240" w:lineRule="auto" w:after="0"/>
+      </w:pPr>
       <w:r>
         <w:rPr>
+          <w:rFonts w:ascii="Times New Roman" w:hAnsi="Times New Roman" w:eastAsia="Times New Roman"/>
           <w:b w:val="0"/>
           <w:i w:val="0"/>
+          <w:color w:val="181A1F"/>
+          <w:sz w:val="28"/>
         </w:rPr>
-        <w:t>б) теоретический;</w:t>
+        <w:t>Жизнь людей в обществе носит исторический характер. То медленно, то ускоренно, интенсивно изменяются со временем все её составляющие: технические средства и характер труда, отношения людей и сами люди, их чувства, мысли, интересы. Меняются и взгляды людей на мир, улавливая и преломляя перемены их общественного бытия. В мировоззрении того или иного времени находит выражение его общий интеллектуальный, психологический настрой, «дух» эпохи, страны, тех или иных социальных сил. Это позволяет (в масштабе истории) иногда условно говорить о мировоззрении в суммарной, безличной форме. Однако реально убеждения, нормы жизни, идеалы формируются в опыте, сознании конкретных людей. А это значит, что кроме типовых взглядов, определяющих жизнь всего общества, мировоззрение каждой эпохи живёт, действует во множестве групповых и индивидуальных вариантов. И всё же в многообразии мировоззрений прослеживается довольно устойчивый набор их основных «составляющих».</w:t>
       </w:r>
     </w:p>
     <w:p>
+      <w:pPr>
+        <w:widowControl/>
+        <w:spacing w:line="240" w:lineRule="auto" w:after="0"/>
+      </w:pPr>
       <w:r>
         <w:rPr>
+          <w:rFonts w:ascii="Times New Roman" w:hAnsi="Times New Roman" w:eastAsia="Times New Roman"/>
           <w:b w:val="0"/>
           <w:i w:val="0"/>
+          <w:color w:val="181A1F"/>
+          <w:sz w:val="28"/>
         </w:rPr>
-        <w:t>4. Методы эмпирического уровня научного познания:</w:t>
+        <w:t>В мировоззрение входят и играют в нём важную роль обобщённые знания — жизненно-практические, профессиональные, научные.</w:t>
       </w:r>
     </w:p>
     <w:p>
+      <w:pPr>
+        <w:widowControl/>
+        <w:spacing w:line="240" w:lineRule="auto" w:after="0"/>
+      </w:pPr>
       <w:r>
         <w:rPr>
+          <w:rFonts w:ascii="Times New Roman" w:hAnsi="Times New Roman" w:eastAsia="Times New Roman"/>
           <w:b w:val="0"/>
           <w:i w:val="0"/>
+          <w:color w:val="181A1F"/>
+          <w:sz w:val="28"/>
         </w:rPr>
-        <w:t>а) наблюдение;</w:t>
+        <w:t>Потребность в мироориентации предъявляет к знаниям свои требования. Здесь важен не просто набор всевозможных сведений из разных областей или «многоучёность», которая, как пояснял ещё древнегреческий философ Гераклит, «уму не научает». Английский философ Ф. Бэкон высказал убеждение, что кропотливое добывание всё новых фактов (напоминающее работу муравья) без их суммирования, осмысления не сулит успеха в науке. Ещё менее эффективен сырой, разрозненный материал для формирования или обоснования мировоззрения. Здесь требуются обобщённые представления о мире, попытки воссоздания его целостной картины, понимания взаимосвязи различных областей, выявления общих тенденций и закономерностей.</w:t>
       </w:r>
     </w:p>
     <w:p>
+      <w:pPr>
+        <w:widowControl/>
+        <w:spacing w:line="240" w:lineRule="auto" w:after="0"/>
+      </w:pPr>
       <w:r>
         <w:rPr>
+          <w:rFonts w:ascii="Times New Roman" w:hAnsi="Times New Roman" w:eastAsia="Times New Roman"/>
           <w:b w:val="0"/>
           <w:i w:val="0"/>
+          <w:color w:val="181A1F"/>
+          <w:sz w:val="28"/>
         </w:rPr>
-        <w:t>б) эксперимент;</w:t>
+        <w:t>Все три компонента мировоззрения — знания, ценности, программы действия — взаимосвязаны... (По И. Фролову и др.)</w:t>
       </w:r>
     </w:p>
     <w:p>
+      <w:pPr>
+        <w:widowControl/>
+        <w:spacing w:line="240" w:lineRule="auto" w:after="0"/>
+      </w:pPr>
       <w:r>
         <w:rPr>
+          <w:rFonts w:ascii="Times New Roman" w:hAnsi="Times New Roman" w:eastAsia="Times New Roman"/>
           <w:b w:val="0"/>
           <w:i w:val="0"/>
+          <w:color w:val="181A1F"/>
+          <w:sz w:val="28"/>
         </w:rPr>
-        <w:t>в) измерение.</w:t>
+        <w:t>В тексте упомянуты ключевые понятия социально-гуманитарных наук.</w:t>
       </w:r>
     </w:p>
     <w:p>
+      <w:pPr>
+        <w:widowControl/>
+        <w:spacing w:line="240" w:lineRule="auto" w:after="0"/>
+      </w:pPr>
       <w:r>
         <w:rPr>
+          <w:rFonts w:ascii="Times New Roman" w:hAnsi="Times New Roman" w:eastAsia="Times New Roman"/>
           <w:b w:val="0"/>
           <w:i w:val="0"/>
+          <w:color w:val="181A1F"/>
+          <w:sz w:val="28"/>
         </w:rPr>
-        <w:t>5. Методы теоретического уровня научного познания</w:t>
+        <w:t>Используя обществоведческие знания,</w:t>
       </w:r>
     </w:p>
     <w:p>
+      <w:pPr>
+        <w:widowControl/>
+        <w:spacing w:line="240" w:lineRule="auto" w:after="0"/>
+      </w:pPr>
       <w:r>
         <w:rPr>
+          <w:rFonts w:ascii="Times New Roman" w:hAnsi="Times New Roman" w:eastAsia="Times New Roman"/>
           <w:b w:val="0"/>
           <w:i w:val="0"/>
+          <w:color w:val="181A1F"/>
+          <w:sz w:val="28"/>
         </w:rPr>
-        <w:t>а) формализация;</w:t>
+        <w:t xml:space="preserve">— укажите не менее трёх основных признаков социального института как </w:t>
+      </w:r>
+      <w:r>
+        <w:rPr>
+          <w:rFonts w:ascii="Times New Roman" w:hAnsi="Times New Roman" w:eastAsia="Times New Roman"/>
+          <w:b w:val="0"/>
+          <w:i w:val="0"/>
+          <w:color w:val="181A1F"/>
+          <w:sz w:val="28"/>
+        </w:rPr>
+        <w:t>исторически сложившейся формы организации совместной деятельности людей</w:t>
+      </w:r>
+      <w:r>
+        <w:rPr>
+          <w:rFonts w:ascii="Times New Roman" w:hAnsi="Times New Roman" w:eastAsia="Times New Roman"/>
+          <w:b w:val="0"/>
+          <w:i w:val="0"/>
+          <w:color w:val="181A1F"/>
+          <w:sz w:val="28"/>
+        </w:rPr>
+        <w:t>;</w:t>
       </w:r>
     </w:p>
     <w:p>
+      <w:pPr>
+        <w:widowControl/>
+        <w:spacing w:line="240" w:lineRule="auto" w:after="0"/>
+      </w:pPr>
       <w:r>
         <w:rPr>
+          <w:rFonts w:ascii="Times New Roman" w:hAnsi="Times New Roman" w:eastAsia="Times New Roman"/>
           <w:b w:val="0"/>
           <w:i w:val="0"/>
+          <w:color w:val="181A1F"/>
+          <w:sz w:val="28"/>
         </w:rPr>
-        <w:t>б) обоснование;</w:t>
+        <w:t>— объясните связь любого из указанных в тексте видов обобщённых знаний с формированием личности. (Объяснение может быть дано в одном или нескольких распространённых предложениях.)</w:t>
       </w:r>
     </w:p>
     <w:p>
+      <w:pPr>
+        <w:widowControl/>
+        <w:spacing w:line="240" w:lineRule="auto" w:after="0"/>
+      </w:pPr>
       <w:r>
         <w:rPr>
-          <w:b w:val="0"/>
-          <w:i w:val="0"/>
+          <w:rFonts w:ascii="Times New Roman" w:hAnsi="Times New Roman" w:eastAsia="Times New Roman"/>
+          <w:color w:val="181A1F"/>
+          <w:sz w:val="28"/>
         </w:rPr>
-        <w:t>в) моделирование.</w:t>
+        <w:t>Ответ:</w:t>
       </w:r>
     </w:p>
     <w:p>
+      <w:pPr>
+        <w:keepNext/>
+        <w:widowControl/>
+        <w:spacing w:line="240" w:lineRule="auto" w:after="0" w:before="120"/>
+      </w:pPr>
       <w:r>
         <w:rPr>
-          <w:b w:val="0"/>
-          <w:i w:val="0"/>
+          <w:rFonts w:ascii="Times New Roman" w:hAnsi="Times New Roman" w:eastAsia="Times New Roman"/>
+          <w:b/>
+          <w:color w:val="181A1F"/>
+          <w:sz w:val="28"/>
         </w:rPr>
-        <w:t>6. Формы научного познания.</w:t>
+        <w:t>18.</w:t>
       </w:r>
     </w:p>
     <w:p>
+      <w:pPr>
+        <w:widowControl/>
+        <w:spacing w:line="240" w:lineRule="auto" w:after="0"/>
+      </w:pPr>
       <w:r>
         <w:rPr>
+          <w:rFonts w:ascii="Times New Roman" w:hAnsi="Times New Roman" w:eastAsia="Times New Roman"/>
           <w:b w:val="0"/>
           <w:i w:val="0"/>
+          <w:color w:val="181A1F"/>
+          <w:sz w:val="28"/>
         </w:rPr>
-        <w:t>Обязательные 2, 3, 4/5</w:t>
+        <w:t>Саморазвитие общества и человека имеет определённый вектор, который связывается с понятиями прогресса и регресса.</w:t>
       </w:r>
     </w:p>
     <w:p>
+      <w:pPr>
+        <w:widowControl/>
+        <w:spacing w:line="240" w:lineRule="auto" w:after="0"/>
+      </w:pPr>
       <w:r>
         <w:rPr>
-          <w:b/>
+          <w:rFonts w:ascii="Times New Roman" w:hAnsi="Times New Roman" w:eastAsia="Times New Roman"/>
+          <w:b w:val="0"/>
+          <w:i w:val="0"/>
+          <w:color w:val="181A1F"/>
+          <w:sz w:val="28"/>
         </w:rPr>
-        <w:t>Задание 23 — до 3 баллов</w:t>
+        <w:t>В истории философии эти понятия оценивались чаще всего с полярных позиций. Ряд мыслителей были убеждены в наличии прогресса в обществе и усматривали его критерий в росте науки и разума, в улучшении нравов. Другие делали акцент на субъективных сторонах прогресса, связывая его с ростом идеалов истины и справедливости. Было высказано мнение относительно ложности самой идеи прогресса…</w:t>
       </w:r>
     </w:p>
     <w:p>
+      <w:pPr>
+        <w:widowControl/>
+        <w:spacing w:line="240" w:lineRule="auto" w:after="0"/>
+      </w:pPr>
       <w:r>
         <w:rPr>
+          <w:rFonts w:ascii="Times New Roman" w:hAnsi="Times New Roman" w:eastAsia="Times New Roman"/>
           <w:b w:val="0"/>
           <w:i w:val="0"/>
+          <w:color w:val="181A1F"/>
+          <w:sz w:val="28"/>
         </w:rPr>
-        <w:t>1) Информационная (Никита пообщался со своим отцом, который работает преподавателем истории. Благодаря этому разговору Никита многое узнал про историю своей страны)</w:t>
+        <w:t>Многие связывали прогресс в основном с духовными факторами развития общества, ростом веры в каждом человеке, гуманизацией межчеловеческих отношений, укреплением позиций добра и красоты в мире.</w:t>
       </w:r>
     </w:p>
     <w:p>
+      <w:pPr>
+        <w:widowControl/>
+        <w:spacing w:line="240" w:lineRule="auto" w:after="0"/>
+      </w:pPr>
       <w:r>
         <w:rPr>
+          <w:rFonts w:ascii="Times New Roman" w:hAnsi="Times New Roman" w:eastAsia="Times New Roman"/>
           <w:b w:val="0"/>
           <w:i w:val="0"/>
+          <w:color w:val="181A1F"/>
+          <w:sz w:val="28"/>
         </w:rPr>
-        <w:t>2) Координационная (В ходе совещания руководитель администрации города Z поручил своим подчинённым выполнить ряд задач для организации массового мероприятия, которые были распределены между ними. Подчинённый общались друг с другом и своим руководителем для того, чтобы обеспечить максимально эффективное взаимодействие между друг другом и реализацию задачи)</w:t>
+        <w:t>Соответственно, регресс поднимался как движение в обратном направлении, как торжество зла и несправедливости, разобщение людей и подчинение их какой-то античеловеческой силе.</w:t>
       </w:r>
     </w:p>
     <w:p>
+      <w:pPr>
+        <w:widowControl/>
+        <w:spacing w:line="240" w:lineRule="auto" w:after="0"/>
+      </w:pPr>
       <w:r>
         <w:rPr>
+          <w:rFonts w:ascii="Times New Roman" w:hAnsi="Times New Roman" w:eastAsia="Times New Roman"/>
           <w:b w:val="0"/>
           <w:i w:val="0"/>
+          <w:color w:val="181A1F"/>
+          <w:sz w:val="28"/>
         </w:rPr>
-        <w:t>3) Эмоционально-коммуникативная (Максим поделился своими переживаниями по поводу усталости от учёбы со своей мамой. Мама поддержала его и успокоила, после чего Максиму стало намного легче)</w:t>
+        <w:t>В древности изменения в обществе понимались как простая последовательность событий либо как деградация по сравнению с минувшим «золотым веком». В христианстве впервые появляется представление о внеисторической цели общества и человека, о «новом небе и новой земле».</w:t>
       </w:r>
     </w:p>
     <w:p>
+      <w:pPr>
+        <w:widowControl/>
+        <w:spacing w:line="240" w:lineRule="auto" w:after="0"/>
+      </w:pPr>
       <w:r>
         <w:rPr>
-          <w:b/>
+          <w:rFonts w:ascii="Times New Roman" w:hAnsi="Times New Roman" w:eastAsia="Times New Roman"/>
+          <w:b w:val="0"/>
+          <w:i w:val="0"/>
+          <w:color w:val="181A1F"/>
+          <w:sz w:val="28"/>
         </w:rPr>
-        <w:t>Задание 24 — до 4 баллов</w:t>
+        <w:t>В марксистской концепции общественный прогресс связывался с неуклонным развитием производительных сил общества, ростом производительности труда, освобождением от гнета стихийных сил общественного развития и эксплуатации человека человеком. Конечной целью и критерием прогресса выступала эволюция человека как гармонично развитой личности. Регресс трактовался марксизмом как движение общества в обратном направлении, причиной чего являются реакционные общественно-политические силы.</w:t>
       </w:r>
     </w:p>
     <w:p>
+      <w:pPr>
+        <w:widowControl/>
+        <w:spacing w:line="240" w:lineRule="auto" w:after="0"/>
+      </w:pPr>
       <w:r>
         <w:rPr>
+          <w:rFonts w:ascii="Times New Roman" w:hAnsi="Times New Roman" w:eastAsia="Times New Roman"/>
           <w:b w:val="0"/>
           <w:i w:val="0"/>
+          <w:color w:val="181A1F"/>
+          <w:sz w:val="28"/>
         </w:rPr>
-        <w:t>1) Компьютеризация.</w:t>
+        <w:t>В XX в. с возникновением глобальных проблем человечества и нарастанием нестабильности в мире в целом критерии общественного прогресса начинают изменяться. Понятие прогресса общества и истории всё более связывается с развитием телесных и духовных характеристик самого человека. Так, в качестве интегральных характеристик прогрессивного развития общества и человека предлагаются такие критерии, как уровень материнской и детской смертности, показатели физического и душевного здоровья, чувство удовлетворённости жизнью и т.п. Ни один вид прогресса (в экономической, социально-политической и других сферах жизни общества) не может рассматриваться как ведущий, если он не затрагивает жизни каждого человека на планете. С другой стороны, резко усиливается доля ответственности каждого человека за всё происходящее в обществе, за движение истории в желаемом направлении. (В. Кохановский)</w:t>
       </w:r>
     </w:p>
     <w:p>
+      <w:pPr>
+        <w:widowControl/>
+        <w:spacing w:line="240" w:lineRule="auto" w:after="0"/>
+      </w:pPr>
       <w:r>
         <w:rPr>
+          <w:rFonts w:ascii="Times New Roman" w:hAnsi="Times New Roman" w:eastAsia="Times New Roman"/>
           <w:b w:val="0"/>
           <w:i w:val="0"/>
+          <w:color w:val="181A1F"/>
+          <w:sz w:val="28"/>
         </w:rPr>
-        <w:t>2) Адаптация учебного процесса под особенности учеников.</w:t>
+        <w:t>Как понятия прогресса и регресса оценивались в истории философии? Как марксистская идеология характеризует регресс? Какие два фактора, по мнению автора, повлияли на изменение критериев прогресса в современном мире?</w:t>
       </w:r>
     </w:p>
     <w:p>
+      <w:pPr>
+        <w:widowControl/>
+        <w:spacing w:line="240" w:lineRule="auto" w:after="0"/>
+      </w:pPr>
       <w:r>
         <w:rPr>
-          <w:b w:val="0"/>
-          <w:i w:val="0"/>
+          <w:rFonts w:ascii="Times New Roman" w:hAnsi="Times New Roman" w:eastAsia="Times New Roman"/>
+          <w:color w:val="181A1F"/>
+          <w:sz w:val="28"/>
         </w:rPr>
-        <w:t>3) Наличие качественного образования в профессии позволяет гражданам повышать свой социальный статус, занимать более престижные места в социальной иерархии.</w:t>
+        <w:t>Ответ:</w:t>
       </w:r>
     </w:p>
     <w:p>
+      <w:pPr>
+        <w:keepNext/>
+        <w:widowControl/>
+        <w:spacing w:line="240" w:lineRule="auto" w:after="0" w:before="120"/>
+      </w:pPr>
       <w:r>
         <w:rPr>
-          <w:b w:val="0"/>
-          <w:i w:val="0"/>
+          <w:rFonts w:ascii="Times New Roman" w:hAnsi="Times New Roman" w:eastAsia="Times New Roman"/>
+          <w:b/>
+          <w:color w:val="181A1F"/>
+          <w:sz w:val="28"/>
         </w:rPr>
-        <w:t>4) Функции образования:</w:t>
+        <w:t>19.</w:t>
       </w:r>
     </w:p>
     <w:p>
+      <w:pPr>
+        <w:widowControl/>
+        <w:spacing w:line="240" w:lineRule="auto" w:after="0"/>
+      </w:pPr>
       <w:r>
         <w:rPr>
+          <w:rFonts w:ascii="Times New Roman" w:hAnsi="Times New Roman" w:eastAsia="Times New Roman"/>
           <w:b w:val="0"/>
           <w:i w:val="0"/>
+          <w:color w:val="181A1F"/>
+          <w:sz w:val="28"/>
         </w:rPr>
-        <w:t>а) воспитательная;</w:t>
+        <w:t>Культура включает в себя ценности, носителями которых являются члены определённой группы, нормы, которым они следуют, и материальные блага, производимые ими. Ценности являют собой абстрактные идеалы, B то время как нормы — это определённые принципы или правила, которые, как ожидается, люди будут соблюдать. Нормы представляют «можно» и «нельзя» социальной жизни...</w:t>
       </w:r>
     </w:p>
     <w:p>
+      <w:pPr>
+        <w:widowControl/>
+        <w:spacing w:line="240" w:lineRule="auto" w:after="0"/>
+      </w:pPr>
       <w:r>
         <w:rPr>
+          <w:rFonts w:ascii="Times New Roman" w:hAnsi="Times New Roman" w:eastAsia="Times New Roman"/>
           <w:b w:val="0"/>
           <w:i w:val="0"/>
+          <w:color w:val="181A1F"/>
+          <w:sz w:val="28"/>
         </w:rPr>
-        <w:t>б) мировоззренческая.</w:t>
+        <w:t>Используя термин «культура» B повседневном общении, мы часто подразумеваем лишь «высокие создания ума» — искусство, литературу, музыку, живопись. В социологии понятие культуры включает B себя не только эти виды творческой деятельности, но и многое другое. Культура относится ко всему образу жизни членов общества. Она включает манеру одеваться, брачные ритуалы и семейную жизнь, трудовую деятельность, религиозные церемонии и проведение свободного времени. В неё входят также предметы, созданные людьми и представляющие для них ценность: луки и стрелы, плуги‚ фабрики и машины, компьютеры, книги и жилища.</w:t>
       </w:r>
     </w:p>
     <w:p>
+      <w:pPr>
+        <w:widowControl/>
+        <w:spacing w:line="240" w:lineRule="auto" w:after="0"/>
+      </w:pPr>
       <w:r>
         <w:rPr>
-          <w:b/>
+          <w:rFonts w:ascii="Times New Roman" w:hAnsi="Times New Roman" w:eastAsia="Times New Roman"/>
+          <w:b w:val="0"/>
+          <w:i w:val="0"/>
+          <w:color w:val="181A1F"/>
+          <w:sz w:val="28"/>
         </w:rPr>
-        <w:t>Задание 25 — до 6 баллов</w:t>
+        <w:t>Понятие «культура» можно отделить от понятия «общество», но между этими концепциями существует чрезвычайно тесная связь. «Культура» имеет отношение к образу жизни членов данного общества — их привычкам и обычаям, а также к материальным благам, которые они производят. «Общество» подразумевает систему взаимоотношений, связывающую индивидов, принадлежащих к общей культуре. Ни одна культура не может существовать без общества, но также и ни одно общество не может существовать без культуры. Без культуры мы не были бы «людьми» в том полном смысле, который обычно вкладывается в данный термин. Мы не имели бы языка, чтобы выразить себя, не обладали бы самосознанием, и наша способность думать и рассуждать была бы сильно ограничена…</w:t>
       </w:r>
     </w:p>
     <w:p>
+      <w:pPr>
+        <w:widowControl/>
+        <w:spacing w:line="240" w:lineRule="auto" w:after="0"/>
+      </w:pPr>
       <w:r>
         <w:rPr>
+          <w:rFonts w:ascii="Times New Roman" w:hAnsi="Times New Roman" w:eastAsia="Times New Roman"/>
           <w:b w:val="0"/>
           <w:i w:val="0"/>
+          <w:color w:val="181A1F"/>
+          <w:sz w:val="28"/>
         </w:rPr>
-        <w:t>1) Наука играет ключевую роль в повышении качества жизни, так как от развития исследований в области естественных наук (биологии, химии и т.д.) зависит качество социального обеспечения. Развитие этих исследований напрямую влияет на кадры учреждений здравоохранения, что определяет качество оказываемых медицинских услуг. Также естественные науки, которые занимаются изучением природы и ее закономерностей, позволяют оценивать экологическую ситуацию и способствовать созданию мер по обеспечению экологической безопасности. С учётом того, что уровень развития медицины, экологии являются важнейшими фактором качества и продолжительности жизни населения, развитие естественных наук необходимо в целях выполнения социальной функции — повышение качества жизни населения РФ.</w:t>
+        <w:t>Человеческие культуры замечательно разнообразны. Ценности и нормы поведения широко варьируются и часто весьма отличаются от того, что люди Запада считают «нормальным»... Иудеи не едят свинину, B то время как индусы едят свинину и избегают есть говядину. Все эти особенности поведения являются лишь аспектами широких культурных различий, отделяющих одно общество от другого. Небольшие общности стремятся к культурной унификации. В индустриальных обществах внутренние культурные различия образуют многообразные субкультуры. В современных городах, например, бок о бок живут многие субкультурные общности. (Э. Гидденс)</w:t>
       </w:r>
     </w:p>
     <w:p>
+      <w:pPr>
+        <w:widowControl/>
+        <w:spacing w:line="240" w:lineRule="auto" w:after="0"/>
+      </w:pPr>
       <w:r>
         <w:rPr>
+          <w:rFonts w:ascii="Times New Roman" w:hAnsi="Times New Roman" w:eastAsia="Times New Roman"/>
           <w:b w:val="0"/>
           <w:i w:val="0"/>
+          <w:color w:val="181A1F"/>
+          <w:sz w:val="28"/>
         </w:rPr>
-        <w:t>2) Развитие медицины, развитие атомной энергетики, развитие информационных технологий.</w:t>
+        <w:t>Автор считает, что «человеческие культуры замечательно разнообразны». Используя обществоведческие знания, дайте два объяснения того, почему это важно и полезно для развития общества, и два объяснения того, почему это создаёт определённые проблемы в развитии общества.</w:t>
       </w:r>
     </w:p>
     <w:p>
+      <w:pPr>
+        <w:widowControl/>
+        <w:spacing w:line="240" w:lineRule="auto" w:after="0"/>
+      </w:pPr>
       <w:r>
         <w:rPr>
-          <w:b w:val="0"/>
-          <w:i w:val="0"/>
+          <w:rFonts w:ascii="Times New Roman" w:hAnsi="Times New Roman" w:eastAsia="Times New Roman"/>
+          <w:color w:val="181A1F"/>
+          <w:sz w:val="28"/>
         </w:rPr>
-        <w:t>3) Примеры:</w:t>
+        <w:t>Ответ:</w:t>
       </w:r>
     </w:p>
     <w:p>
+      <w:pPr>
+        <w:keepNext/>
+        <w:widowControl/>
+        <w:spacing w:line="240" w:lineRule="auto" w:after="0" w:before="120"/>
+      </w:pPr>
       <w:r>
         <w:rPr>
-          <w:b w:val="0"/>
-          <w:i w:val="0"/>
+          <w:rFonts w:ascii="Times New Roman" w:hAnsi="Times New Roman" w:eastAsia="Times New Roman"/>
+          <w:b/>
+          <w:color w:val="181A1F"/>
+          <w:sz w:val="28"/>
         </w:rPr>
-        <w:t>а) Развитие медицины. Российские учёные разработали вакцину «Спутник V» для профилактики коронавирусной инфекции COVID-19. Данная разработка позволила снизить распространение заболевания и стала одним из значимых достижений современной российской медицинской науки;</w:t>
+        <w:t>20.</w:t>
       </w:r>
     </w:p>
     <w:p>
+      <w:pPr>
+        <w:widowControl/>
+        <w:spacing w:line="240" w:lineRule="auto" w:after="0"/>
+      </w:pPr>
       <w:r>
         <w:rPr>
+          <w:rFonts w:ascii="Times New Roman" w:hAnsi="Times New Roman" w:eastAsia="Times New Roman"/>
           <w:b w:val="0"/>
           <w:i w:val="0"/>
+          <w:color w:val="181A1F"/>
+          <w:sz w:val="28"/>
         </w:rPr>
-        <w:t>б) Развитие атомной энергетики. Российские специалисты госкорпорации «Росатом» разработали современные плавучие атомные электростанции, которые позволяют обеспечивать электроэнергией удалённые территории. Это достижение демонстрирует развитие современных технологий в сфере российской атомной энергетики;</w:t>
+        <w:t>В телевизионном ток-шоу с участием родителей, детей, ученых и журналистов обсуждали тезис: «Массовая культура вредна для детей». С опорой на обществоведческие знания и личный социальный опыт приведите три аргумента в опровержение данного тезиса.</w:t>
       </w:r>
     </w:p>
     <w:p>
+      <w:pPr>
+        <w:widowControl/>
+        <w:spacing w:line="240" w:lineRule="auto" w:after="0"/>
+      </w:pPr>
       <w:r>
         <w:rPr>
+          <w:rFonts w:ascii="Times New Roman" w:hAnsi="Times New Roman" w:eastAsia="Times New Roman"/>
+          <w:color w:val="181A1F"/>
+          <w:sz w:val="28"/>
+        </w:rPr>
+        <w:t>Ответ:</w:t>
+      </w:r>
+    </w:p>
+    <w:p>
+      <w:pPr>
+        <w:keepNext/>
+        <w:widowControl/>
+        <w:spacing w:line="240" w:lineRule="auto" w:after="0" w:before="120"/>
+      </w:pPr>
+      <w:r>
+        <w:rPr>
+          <w:rFonts w:ascii="Times New Roman" w:hAnsi="Times New Roman" w:eastAsia="Times New Roman"/>
+          <w:b/>
+          <w:color w:val="181A1F"/>
+          <w:sz w:val="28"/>
+        </w:rPr>
+        <w:t>21.</w:t>
+      </w:r>
+    </w:p>
+    <w:p>
+      <w:pPr>
+        <w:widowControl/>
+        <w:spacing w:line="240" w:lineRule="auto" w:after="0"/>
+      </w:pPr>
+      <w:r>
+        <w:rPr>
+          <w:rFonts w:ascii="Times New Roman" w:hAnsi="Times New Roman" w:eastAsia="Times New Roman"/>
           <w:b w:val="0"/>
           <w:i w:val="0"/>
+          <w:color w:val="181A1F"/>
+          <w:sz w:val="28"/>
         </w:rPr>
-        <w:t>в) Развитие информационных технологий. Российские специалисты компании «Яндекс» разработали голосового помощника «Алиса», который способен распознавать речь человека, отвечать на вопросы и выполнять команды пользователей. Это является достижением современной российской науки и технологий в сфере искусственного интеллекта и информационных технологий.</w:t>
+        <w:t>Научное знание – это знание о сущности вещей, о всеобщих и необходимых связях между ними. Научное знание начинается тогда, когда используются логический понятийный аппарат, процедура доказательства, методы проверки и когда полученные данные объясняются с помощью теорий.</w:t>
+      </w:r>
+    </w:p>
+    <w:p>
+      <w:pPr>
+        <w:widowControl/>
+        <w:spacing w:line="240" w:lineRule="auto" w:after="0"/>
+      </w:pPr>
+      <w:r>
+        <w:rPr>
+          <w:rFonts w:ascii="Times New Roman" w:hAnsi="Times New Roman" w:eastAsia="Times New Roman"/>
+          <w:b w:val="0"/>
+          <w:i w:val="0"/>
+          <w:color w:val="181A1F"/>
+          <w:sz w:val="28"/>
+        </w:rPr>
+        <w:t>В социальном познании взаимодействие субъекта и объекта имеет свою специфику. Субъект входит в социальную структуру как её элемент и носитель, и вместе с тем он строит эту систему, обеспечивая своей деятельностью её функционирование и развитие. Таким образом, люди являются и субъектом, и объектом социального познания. Конечно, социальный объект включает в себя не только людей, но и те сферы общественной жизни, на которые направлена их познавательная деятельность, а также результаты их труда. Кроме того, каждое общество характеризуется определённым набором субъектов, среди которых выделяются субъекты экономической жизни, субъекты политики, права, религии, искусства и т.д., социальные институты, организации, союзы, общественные объединения.</w:t>
+      </w:r>
+    </w:p>
+    <w:p>
+      <w:pPr>
+        <w:widowControl/>
+        <w:spacing w:line="240" w:lineRule="auto" w:after="0"/>
+      </w:pPr>
+      <w:r>
+        <w:rPr>
+          <w:rFonts w:ascii="Times New Roman" w:hAnsi="Times New Roman" w:eastAsia="Times New Roman"/>
+          <w:b w:val="0"/>
+          <w:i w:val="0"/>
+          <w:color w:val="181A1F"/>
+          <w:sz w:val="28"/>
+        </w:rPr>
+        <w:t>Необходимой стороной взаимодействия субъекта и объекта познания является практика. &lt;...&gt; Практика – это целеполагающая деятельность, характеризующаяся изменением и преобразованием тех или иных объектов окружающего мира для удовлетворения материальных и духовных потребностей людей. Практика бывает производственной, общественно-политической, организаторско-управленческой и научно-экспериментаторской. Практика служит источником познания, потому что знания вызываются к жизни не только в силу простой любознательности людей. Отдельные науки как самостоятельные области знания возникли для удовлетворения практических потребностей. Например, возникновение астрономии связано с развитием мореплавания, с необходимостью ориентироваться на море. Даже математика, казалось бы, такая далёкая от практики наука, возникла из практической потребности измерять земельные участки, вычислять площади, объёмы, исчислять время и т.д.</w:t>
+      </w:r>
+    </w:p>
+    <w:p>
+      <w:pPr>
+        <w:widowControl/>
+        <w:spacing w:line="240" w:lineRule="auto" w:after="0"/>
+      </w:pPr>
+      <w:r>
+        <w:rPr>
+          <w:rFonts w:ascii="Times New Roman" w:hAnsi="Times New Roman" w:eastAsia="Times New Roman"/>
+          <w:b w:val="0"/>
+          <w:i w:val="0"/>
+          <w:color w:val="181A1F"/>
+          <w:sz w:val="28"/>
+        </w:rPr>
+        <w:t>Конечная цель познания – не знания сами по себе, а практическое преобразование действительности для всестороннего удовлетворения исторически сложившихся потребностей. Практика как критерий истины даёт возможность отличить объективно истинные знания от вымысла, заблуждения. В знании истинно то, что результативно осуществлено в практике. Но поскольку сама практика обладает исторически ограниченными возможностями, она не может полностью подтвердить или опровергнуть все теоретические положения.</w:t>
+      </w:r>
+    </w:p>
+    <w:p>
+      <w:pPr>
+        <w:widowControl/>
+        <w:spacing w:line="240" w:lineRule="auto" w:after="0"/>
+      </w:pPr>
+      <w:r>
+        <w:rPr>
+          <w:rFonts w:ascii="Times New Roman" w:hAnsi="Times New Roman" w:eastAsia="Times New Roman"/>
+          <w:b w:val="0"/>
+          <w:i w:val="0"/>
+          <w:color w:val="181A1F"/>
+          <w:sz w:val="28"/>
+        </w:rPr>
+        <w:t>(По Е.Н. Прониной)</w:t>
+      </w:r>
+    </w:p>
+    <w:p>
+      <w:pPr>
+        <w:widowControl/>
+        <w:spacing w:line="240" w:lineRule="auto" w:after="0"/>
+      </w:pPr>
+      <w:r>
+        <w:rPr>
+          <w:rFonts w:ascii="Times New Roman" w:hAnsi="Times New Roman" w:eastAsia="Times New Roman"/>
+          <w:b w:val="0"/>
+          <w:i w:val="0"/>
+          <w:color w:val="181A1F"/>
+          <w:sz w:val="28"/>
+        </w:rPr>
+        <w:t>Приведите три аргумента в подтверждение неразрывной связи социального познания и практики. (Каждый аргумент должен быть сформулирован как распространённое предложение.)</w:t>
+      </w:r>
+    </w:p>
+    <w:p>
+      <w:pPr>
+        <w:widowControl/>
+        <w:spacing w:line="240" w:lineRule="auto" w:after="0"/>
+      </w:pPr>
+      <w:r>
+        <w:rPr>
+          <w:rFonts w:ascii="Times New Roman" w:hAnsi="Times New Roman" w:eastAsia="Times New Roman"/>
+          <w:color w:val="181A1F"/>
+          <w:sz w:val="28"/>
+        </w:rPr>
+        <w:t>Ответ:</w:t>
+      </w:r>
+    </w:p>
+    <w:p>
+      <w:pPr>
+        <w:keepNext/>
+        <w:widowControl/>
+        <w:spacing w:line="240" w:lineRule="auto" w:after="0" w:before="120"/>
+      </w:pPr>
+      <w:r>
+        <w:rPr>
+          <w:rFonts w:ascii="Times New Roman" w:hAnsi="Times New Roman" w:eastAsia="Times New Roman"/>
+          <w:b/>
+          <w:color w:val="181A1F"/>
+          <w:sz w:val="28"/>
+        </w:rPr>
+        <w:t>22.</w:t>
+      </w:r>
+    </w:p>
+    <w:p>
+      <w:pPr>
+        <w:widowControl/>
+        <w:spacing w:line="240" w:lineRule="auto" w:after="0"/>
+      </w:pPr>
+      <w:r>
+        <w:rPr>
+          <w:rFonts w:ascii="Times New Roman" w:hAnsi="Times New Roman" w:eastAsia="Times New Roman"/>
+          <w:b w:val="0"/>
+          <w:i w:val="0"/>
+          <w:color w:val="181A1F"/>
+          <w:sz w:val="28"/>
+        </w:rPr>
+        <w:t xml:space="preserve">Используя обществоведческие знания, составьте сложный план, позволяющий раскрыть по существу тему «Научное познание». Сложный план должен содержать не менее трёх пунктов, непосредственно раскрывающих тему по существу, из которых два или более детализированы в подпунктах. (Количество подпунктов каждого детализированного пункта должно быть не менее трёх, за исключением случаев, когда с точки зрения общественных наук возможны только два подпункта.) </w:t>
+      </w:r>
+    </w:p>
+    <w:p>
+      <w:pPr>
+        <w:widowControl/>
+        <w:spacing w:line="240" w:lineRule="auto" w:after="0"/>
+      </w:pPr>
+      <w:r>
+        <w:rPr>
+          <w:rFonts w:ascii="Times New Roman" w:hAnsi="Times New Roman" w:eastAsia="Times New Roman"/>
+          <w:color w:val="181A1F"/>
+          <w:sz w:val="28"/>
+        </w:rPr>
+        <w:t>Ответ:</w:t>
+      </w:r>
+    </w:p>
+    <w:p>
+      <w:pPr>
+        <w:keepNext/>
+        <w:widowControl/>
+        <w:spacing w:line="240" w:lineRule="auto" w:after="0" w:before="120"/>
+      </w:pPr>
+      <w:r>
+        <w:rPr>
+          <w:rFonts w:ascii="Times New Roman" w:hAnsi="Times New Roman" w:eastAsia="Times New Roman"/>
+          <w:b/>
+          <w:color w:val="181A1F"/>
+          <w:sz w:val="28"/>
+        </w:rPr>
+        <w:t>23.</w:t>
+      </w:r>
+    </w:p>
+    <w:p>
+      <w:pPr>
+        <w:widowControl/>
+        <w:spacing w:line="240" w:lineRule="auto" w:after="0"/>
+      </w:pPr>
+      <w:r>
+        <w:rPr>
+          <w:rFonts w:ascii="Times New Roman" w:hAnsi="Times New Roman" w:eastAsia="Times New Roman"/>
+          <w:b w:val="0"/>
+          <w:i w:val="0"/>
+          <w:color w:val="181A1F"/>
+          <w:sz w:val="28"/>
+        </w:rPr>
+        <w:t>Используя обществоведческие знания и факты общественной жизни, проиллюстрируйте примерами три функции общения. (В каждом случае сначала укажите функцию, затем приведите соответствующий пример. Каждый пример должен быть сформулирован развёрнуто.)</w:t>
+      </w:r>
+    </w:p>
+    <w:p>
+      <w:pPr>
+        <w:widowControl/>
+        <w:spacing w:line="240" w:lineRule="auto" w:after="0"/>
+      </w:pPr>
+      <w:r>
+        <w:rPr>
+          <w:rFonts w:ascii="Times New Roman" w:hAnsi="Times New Roman" w:eastAsia="Times New Roman"/>
+          <w:color w:val="181A1F"/>
+          <w:sz w:val="28"/>
+        </w:rPr>
+        <w:t>Ответ:</w:t>
+      </w:r>
+    </w:p>
+    <w:p>
+      <w:pPr>
+        <w:keepNext/>
+        <w:widowControl/>
+        <w:spacing w:line="240" w:lineRule="auto" w:after="0" w:before="120"/>
+      </w:pPr>
+      <w:r>
+        <w:rPr>
+          <w:rFonts w:ascii="Times New Roman" w:hAnsi="Times New Roman" w:eastAsia="Times New Roman"/>
+          <w:b/>
+          <w:color w:val="181A1F"/>
+          <w:sz w:val="28"/>
+        </w:rPr>
+        <w:t>24.</w:t>
+      </w:r>
+    </w:p>
+    <w:p>
+      <w:pPr>
+        <w:widowControl/>
+        <w:spacing w:line="240" w:lineRule="auto" w:after="0"/>
+      </w:pPr>
+      <w:r>
+        <w:rPr>
+          <w:rFonts w:ascii="Times New Roman" w:hAnsi="Times New Roman" w:eastAsia="Times New Roman"/>
+          <w:b w:val="0"/>
+          <w:i w:val="0"/>
+          <w:color w:val="181A1F"/>
+          <w:sz w:val="28"/>
+        </w:rPr>
+        <w:t xml:space="preserve">В государстве Z растёт популярность дистанционного обучения по различным образовательным программам, в школах на большинстве уроков используются интернет–технологии. Каждый ученик имеет доступ к различным цифровым учебным материалам. Число желающих поступить в университеты неуклонно растёт, потому что получение качественного образования и профессии позволяет гражданам государства Z повышать свой социальный статус, занимать более престижные места в социальной иерархии. Образование как социальный институт обеспечивает сохранение, развитие и трансляцию духовного наследия общества. Кроме того, в государстве Z отмечается тенденция гуманизации образования. </w:t>
+      </w:r>
+    </w:p>
+    <w:p>
+      <w:pPr>
+        <w:widowControl/>
+        <w:spacing w:line="240" w:lineRule="auto" w:after="0"/>
+      </w:pPr>
+      <w:r>
+        <w:rPr>
+          <w:rFonts w:ascii="Times New Roman" w:hAnsi="Times New Roman" w:eastAsia="Times New Roman"/>
+          <w:b w:val="0"/>
+          <w:i w:val="0"/>
+          <w:color w:val="181A1F"/>
+          <w:sz w:val="28"/>
+        </w:rPr>
+        <w:t>Какая тенденция образования описана, но не названа в условии задачи? (Приведите название этой тенденции.) В чём может проявляться тенденция гуманизации образования? (Приведите собственный пример или собственное пояснение.) Какой факт в условии задачи иллюстрирует функцию образования как социального лифта? Какие ещё функции выполняет образование? (Укажите любые две функции не из условия задачи.)</w:t>
+      </w:r>
+    </w:p>
+    <w:p>
+      <w:pPr>
+        <w:widowControl/>
+        <w:spacing w:line="240" w:lineRule="auto" w:after="0"/>
+      </w:pPr>
+      <w:r>
+        <w:rPr>
+          <w:rFonts w:ascii="Times New Roman" w:hAnsi="Times New Roman" w:eastAsia="Times New Roman"/>
+          <w:color w:val="181A1F"/>
+          <w:sz w:val="28"/>
+        </w:rPr>
+        <w:t>Ответ:</w:t>
+      </w:r>
+    </w:p>
+    <w:p>
+      <w:pPr>
+        <w:keepNext/>
+        <w:widowControl/>
+        <w:spacing w:line="240" w:lineRule="auto" w:after="0" w:before="120"/>
+      </w:pPr>
+      <w:r>
+        <w:rPr>
+          <w:rFonts w:ascii="Times New Roman" w:hAnsi="Times New Roman" w:eastAsia="Times New Roman"/>
+          <w:b/>
+          <w:color w:val="181A1F"/>
+          <w:sz w:val="28"/>
+        </w:rPr>
+        <w:t>25.</w:t>
+      </w:r>
+    </w:p>
+    <w:p>
+      <w:pPr>
+        <w:widowControl/>
+        <w:spacing w:line="240" w:lineRule="auto" w:after="0"/>
+      </w:pPr>
+      <w:r>
+        <w:rPr>
+          <w:rFonts w:ascii="Times New Roman" w:hAnsi="Times New Roman" w:eastAsia="Times New Roman"/>
+          <w:b w:val="0"/>
+          <w:i w:val="0"/>
+          <w:color w:val="181A1F"/>
+          <w:sz w:val="28"/>
+        </w:rPr>
+        <w:t xml:space="preserve">Обоснуйте высокую роль науки в повышении качества жизни. (Обоснование должно быть дано с опорой на обществоведческие знания в нескольких связанных между собой распространённых предложениях, раскрывать причинно-следственные и(или) функциональные связи.) </w:t>
+      </w:r>
+    </w:p>
+    <w:p>
+      <w:pPr>
+        <w:widowControl/>
+        <w:spacing w:line="240" w:lineRule="auto" w:after="0"/>
+      </w:pPr>
+      <w:r>
+        <w:rPr>
+          <w:rFonts w:ascii="Times New Roman" w:hAnsi="Times New Roman" w:eastAsia="Times New Roman"/>
+          <w:b w:val="0"/>
+          <w:i w:val="0"/>
+          <w:color w:val="181A1F"/>
+          <w:sz w:val="28"/>
+        </w:rPr>
+        <w:t>Назовите любые три направления развития современной российской науки</w:t>
+      </w:r>
+    </w:p>
+    <w:p>
+      <w:pPr>
+        <w:widowControl/>
+        <w:spacing w:line="240" w:lineRule="auto" w:after="0"/>
+      </w:pPr>
+      <w:r>
+        <w:rPr>
+          <w:rFonts w:ascii="Times New Roman" w:hAnsi="Times New Roman" w:eastAsia="Times New Roman"/>
+          <w:b w:val="0"/>
+          <w:i w:val="0"/>
+          <w:color w:val="181A1F"/>
+          <w:sz w:val="28"/>
+        </w:rPr>
+        <w:t>Приведите по одному примеру научных достижений Российской Федерации для каждого из направлений, названных в пункте 2). (Каждый пример должен быть сформулирован развёрнуто.)</w:t>
+      </w:r>
+    </w:p>
+    <w:p>
+      <w:pPr>
+        <w:widowControl/>
+        <w:spacing w:line="240" w:lineRule="auto" w:after="0"/>
+      </w:pPr>
+      <w:r>
+        <w:rPr>
+          <w:rFonts w:ascii="Times New Roman" w:hAnsi="Times New Roman" w:eastAsia="Times New Roman"/>
+          <w:color w:val="181A1F"/>
+          <w:sz w:val="28"/>
+        </w:rPr>
+        <w:t>Ответ:</w:t>
+      </w:r>
+    </w:p>
+    <w:p>
+      <w:pPr>
+        <w:widowControl/>
+        <w:spacing w:line="240" w:lineRule="auto" w:after="0"/>
+      </w:pPr>
+      <w:r>
+        <w:rPr>
+          <w:rFonts w:ascii="Times New Roman" w:hAnsi="Times New Roman" w:eastAsia="Times New Roman"/>
+          <w:color w:val="181A1F"/>
+          <w:sz w:val="28"/>
+        </w:rPr>
+        <w:br w:type="page"/>
       </w:r>
     </w:p>
     <w:sectPr>
-      <w:pgSz w:w="12240" w:h="15840"/>
-      <w:pgMar w:top="964" w:right="850" w:bottom="964" w:left="1134" w:header="720" w:footer="720" w:gutter="0"/>
+      <w:footerReference w:type="default" r:id="rId9"/>
+      <w:pgSz w:w="11906" w:h="16838"/>
+      <w:pgMar w:top="935" w:right="879" w:bottom="879" w:left="992" w:header="397" w:footer="397" w:gutter="0"/>
       <w:cols w:space="720"/>
       <w:docGrid w:linePitch="360"/>
     </w:sectPr>
   </w:body>
 </w:document>
+</file>
+
+<file path=word/footer1.xml><?xml version="1.0" encoding="utf-8"?>
+<w:ftr xmlns:m="http://schemas.openxmlformats.org/officeDocument/2006/math" xmlns:mc="http://schemas.openxmlformats.org/markup-compatibility/2006" xmlns:mo="http://schemas.microsoft.com/office/mac/office/2008/main" xmlns:mv="urn:schemas-microsoft-com:mac:vml" xmlns:o="urn:schemas-microsoft-com:office:office" xmlns:r="http://schemas.openxmlformats.org/officeDocument/2006/relationships" xmlns:v="urn:schemas-microsoft-com:vml" xmlns:w10="urn:schemas-microsoft-com:office:word" xmlns:w14="http://schemas.microsoft.com/office/word/2010/wordml" xmlns:w="http://schemas.openxmlformats.org/wordprocessingml/2006/main" xmlns:wne="http://schemas.microsoft.com/office/word/2006/wordml" xmlns:wp14="http://schemas.microsoft.com/office/word/2010/wordprocessingDrawing" xmlns:wp="http://schemas.openxmlformats.org/drawingml/2006/wordprocessingDrawing" xmlns:wpc="http://schemas.microsoft.com/office/word/2010/wordprocessingCanvas" xmlns:wpg="http://schemas.microsoft.com/office/word/2010/wordprocessingGroup" xmlns:wpi="http://schemas.microsoft.com/office/word/2010/wordprocessingInk" xmlns:wps="http://schemas.microsoft.com/office/word/2010/wordprocessingShape" mc:Ignorable="w14 wp14">
+  <w:p>
+    <w:pPr>
+      <w:pStyle w:val="Footer"/>
+    </w:pPr>
+  </w:p>
+</w:ftr>
 </file>
 
 <file path=word/numbering.xml><?xml version="1.0" encoding="utf-8"?>
@@ -3737,11 +3989,12 @@
     <w:qFormat/>
     <w:rsid w:val="00FC693F"/>
     <w:pPr>
-      <w:spacing w:after="100"/>
+      <w:spacing w:after="0" w:line="240" w:lineRule="auto"/>
     </w:pPr>
     <w:rPr>
-      <w:rFonts w:ascii="Arial" w:hAnsi="Arial"/>
-      <w:sz w:val="22"/>
+      <w:rFonts w:ascii="Times New Roman" w:hAnsi="Times New Roman"/>
+      <w:color w:val="181A1F"/>
+      <w:sz w:val="28"/>
     </w:rPr>
   </w:style>
   <w:style w:type="paragraph" w:styleId="Header">
@@ -3803,10 +4056,10 @@
       <w:outlineLvl w:val="0"/>
     </w:pPr>
     <w:rPr>
-      <w:rFonts w:asciiTheme="majorHAnsi" w:eastAsiaTheme="majorEastAsia" w:hAnsiTheme="majorHAnsi" w:cstheme="majorBidi" w:ascii="Arial" w:hAnsi="Arial"/>
+      <w:rFonts w:asciiTheme="majorHAnsi" w:eastAsiaTheme="majorEastAsia" w:hAnsiTheme="majorHAnsi" w:cstheme="majorBidi" w:ascii="Times New Roman" w:hAnsi="Times New Roman"/>
       <w:b/>
       <w:bCs/>
-      <w:color w:val="365F91" w:themeColor="accent1" w:themeShade="BF"/>
+      <w:color w:val="181A1F"/>
       <w:sz w:val="28"/>
       <w:szCs w:val="28"/>
     </w:rPr>

--- a/доп материалы/пробные варианты/chelovek-i-obschestvo_variant_3.docx
+++ b/доп материалы/пробные варианты/chelovek-i-obschestvo_variant_3.docx
@@ -4,352 +4,346 @@
   <w:body>
     <w:p>
       <w:pPr>
-        <w:widowControl/>
-        <w:spacing w:line="240" w:lineRule="auto" w:after="120"/>
-        <w:jc w:val="left"/>
+        <w:keepNext/>
+        <w:spacing w:after="60" w:line="240" w:lineRule="auto"/>
+        <w:jc w:val="center"/>
       </w:pPr>
       <w:r>
         <w:rPr>
           <w:rFonts w:ascii="Times New Roman" w:hAnsi="Times New Roman" w:eastAsia="Times New Roman"/>
           <w:b/>
-          <w:color w:val="181A1F"/>
+          <w:i w:val="0"/>
           <w:sz w:val="28"/>
         </w:rPr>
-        <w:t>Тематический пробный вариант № 3. Человек и Общество</w:t>
+        <w:t>Пробный ЕГЭ по обществознанию</w:t>
       </w:r>
     </w:p>
     <w:p>
       <w:pPr>
-        <w:widowControl/>
-        <w:spacing w:line="240" w:lineRule="auto" w:after="140"/>
-        <w:jc w:val="left"/>
-      </w:pPr>
-      <w:r>
-        <w:rPr>
-          <w:rFonts w:ascii="Times New Roman" w:hAnsi="Times New Roman" w:eastAsia="Times New Roman"/>
-          <w:color w:val="181A1F"/>
-          <w:sz w:val="28"/>
-        </w:rPr>
-        <w:t>25 заданий • максимальный первичный балл — 58 • рекомендуемое время — 3 часа 30 минут</w:t>
-      </w:r>
-    </w:p>
-    <w:p>
-      <w:pPr>
-        <w:pStyle w:val="Heading1"/>
-        <w:keepNext/>
-        <w:widowControl/>
-        <w:spacing w:line="240" w:lineRule="auto" w:after="60" w:before="160"/>
-      </w:pPr>
-      <w:r>
-        <w:rPr>
-          <w:rFonts w:ascii="Times New Roman" w:hAnsi="Times New Roman" w:eastAsia="Times New Roman"/>
-          <w:b/>
-          <w:color w:val="181A1F"/>
-          <w:sz w:val="28"/>
-        </w:rPr>
-        <w:t>Часть 1</w:t>
-      </w:r>
-    </w:p>
-    <w:p>
-      <w:pPr>
-        <w:widowControl/>
-        <w:spacing w:line="240" w:lineRule="auto" w:after="0"/>
-      </w:pPr>
-      <w:r>
-        <w:rPr>
-          <w:rFonts w:ascii="Times New Roman" w:hAnsi="Times New Roman" w:eastAsia="Times New Roman"/>
-          <w:color w:val="181A1F"/>
-          <w:sz w:val="28"/>
-        </w:rPr>
-        <w:t>Ответами к заданиям 1–16 являются последовательности цифр. Запишите ответ без пробелов и дополнительных символов.</w:t>
-      </w:r>
-    </w:p>
-    <w:p>
-      <w:pPr>
-        <w:keepNext/>
-        <w:widowControl/>
-        <w:spacing w:line="240" w:lineRule="auto" w:after="0" w:before="120"/>
-      </w:pPr>
-      <w:r>
-        <w:rPr>
-          <w:rFonts w:ascii="Times New Roman" w:hAnsi="Times New Roman" w:eastAsia="Times New Roman"/>
-          <w:b/>
-          <w:color w:val="181A1F"/>
-          <w:sz w:val="28"/>
-        </w:rPr>
-        <w:t>1.</w:t>
-      </w:r>
-    </w:p>
-    <w:p>
-      <w:pPr>
-        <w:widowControl/>
-        <w:spacing w:line="240" w:lineRule="auto" w:after="0"/>
+        <w:keepNext w:val="0"/>
+        <w:spacing w:after="60" w:line="240" w:lineRule="auto"/>
+        <w:jc w:val="center"/>
       </w:pPr>
       <w:r>
         <w:rPr>
           <w:rFonts w:ascii="Times New Roman" w:hAnsi="Times New Roman" w:eastAsia="Times New Roman"/>
           <w:b w:val="0"/>
           <w:i w:val="0"/>
-          <w:color w:val="181A1F"/>
           <w:sz w:val="28"/>
         </w:rPr>
-        <w:t xml:space="preserve">Ниже приведен перечень действий. Все они, за исключением двух, обозначают формы чувственного и рационального познания. </w:t>
+        <w:t>Человек и Общество. Вариант № 3</w:t>
       </w:r>
     </w:p>
     <w:p>
       <w:pPr>
-        <w:widowControl/>
-        <w:spacing w:line="240" w:lineRule="auto" w:after="0"/>
-      </w:pPr>
+        <w:keepNext/>
+        <w:spacing w:after="60" w:line="240" w:lineRule="auto"/>
+        <w:jc w:val="both"/>
+      </w:pPr>
+      <w:r>
+        <w:rPr>
+          <w:rFonts w:ascii="Times New Roman" w:hAnsi="Times New Roman" w:eastAsia="Times New Roman"/>
+          <w:b/>
+          <w:i w:val="0"/>
+          <w:sz w:val="28"/>
+        </w:rPr>
+        <w:t>Первая часть</w:t>
+      </w:r>
+    </w:p>
+    <w:p>
+      <w:pPr>
+        <w:keepNext w:val="0"/>
+        <w:spacing w:after="60" w:line="240" w:lineRule="auto"/>
+        <w:jc w:val="both"/>
+      </w:pPr>
+      <w:r>
+        <w:rPr>
+          <w:rFonts w:ascii="Times New Roman" w:hAnsi="Times New Roman" w:eastAsia="Times New Roman"/>
+          <w:b/>
+          <w:sz w:val="28"/>
+        </w:rPr>
+        <w:t xml:space="preserve">№1 </w:t>
+      </w:r>
       <w:r>
         <w:rPr>
           <w:rFonts w:ascii="Times New Roman" w:hAnsi="Times New Roman" w:eastAsia="Times New Roman"/>
           <w:b w:val="0"/>
           <w:i w:val="0"/>
-          <w:color w:val="181A1F"/>
           <w:sz w:val="28"/>
         </w:rPr>
-        <w:t xml:space="preserve">1) эксперимент; </w:t>
+        <w:t xml:space="preserve">Ниже приведён перечень качеств, присущих человеку. Все они, за исключением двух, имеют социальную природу. </w:t>
       </w:r>
     </w:p>
     <w:p>
       <w:pPr>
-        <w:widowControl/>
-        <w:spacing w:line="240" w:lineRule="auto" w:after="0"/>
+        <w:keepNext w:val="0"/>
+        <w:spacing w:after="60" w:line="240" w:lineRule="auto"/>
+        <w:jc w:val="both"/>
       </w:pPr>
       <w:r>
         <w:rPr>
           <w:rFonts w:ascii="Times New Roman" w:hAnsi="Times New Roman" w:eastAsia="Times New Roman"/>
           <w:b w:val="0"/>
           <w:i w:val="0"/>
-          <w:color w:val="181A1F"/>
           <w:sz w:val="28"/>
         </w:rPr>
-        <w:t xml:space="preserve">2) суждение; </w:t>
+        <w:t>1) особенности внешности;</w:t>
       </w:r>
     </w:p>
     <w:p>
       <w:pPr>
-        <w:widowControl/>
-        <w:spacing w:line="240" w:lineRule="auto" w:after="0"/>
+        <w:keepNext w:val="0"/>
+        <w:spacing w:after="60" w:line="240" w:lineRule="auto"/>
+        <w:jc w:val="both"/>
       </w:pPr>
       <w:r>
         <w:rPr>
           <w:rFonts w:ascii="Times New Roman" w:hAnsi="Times New Roman" w:eastAsia="Times New Roman"/>
           <w:b w:val="0"/>
           <w:i w:val="0"/>
-          <w:color w:val="181A1F"/>
           <w:sz w:val="28"/>
         </w:rPr>
-        <w:t>3) абстрагирование;</w:t>
+        <w:t>2) любознательность;</w:t>
       </w:r>
     </w:p>
     <w:p>
       <w:pPr>
-        <w:widowControl/>
-        <w:spacing w:line="240" w:lineRule="auto" w:after="0"/>
+        <w:keepNext w:val="0"/>
+        <w:spacing w:after="60" w:line="240" w:lineRule="auto"/>
+        <w:jc w:val="both"/>
       </w:pPr>
       <w:r>
         <w:rPr>
           <w:rFonts w:ascii="Times New Roman" w:hAnsi="Times New Roman" w:eastAsia="Times New Roman"/>
           <w:b w:val="0"/>
           <w:i w:val="0"/>
-          <w:color w:val="181A1F"/>
           <w:sz w:val="28"/>
         </w:rPr>
-        <w:t xml:space="preserve">4) ощущение; </w:t>
+        <w:t>3) темперамент;</w:t>
       </w:r>
     </w:p>
     <w:p>
       <w:pPr>
-        <w:widowControl/>
-        <w:spacing w:line="240" w:lineRule="auto" w:after="0"/>
+        <w:keepNext w:val="0"/>
+        <w:spacing w:after="60" w:line="240" w:lineRule="auto"/>
+        <w:jc w:val="both"/>
       </w:pPr>
       <w:r>
         <w:rPr>
           <w:rFonts w:ascii="Times New Roman" w:hAnsi="Times New Roman" w:eastAsia="Times New Roman"/>
           <w:b w:val="0"/>
           <w:i w:val="0"/>
-          <w:color w:val="181A1F"/>
           <w:sz w:val="28"/>
         </w:rPr>
-        <w:t xml:space="preserve">5) восприятие; </w:t>
+        <w:t>4) ответственность;</w:t>
       </w:r>
     </w:p>
     <w:p>
       <w:pPr>
-        <w:widowControl/>
-        <w:spacing w:line="240" w:lineRule="auto" w:after="0"/>
+        <w:keepNext w:val="0"/>
+        <w:spacing w:after="60" w:line="240" w:lineRule="auto"/>
+        <w:jc w:val="both"/>
       </w:pPr>
       <w:r>
         <w:rPr>
           <w:rFonts w:ascii="Times New Roman" w:hAnsi="Times New Roman" w:eastAsia="Times New Roman"/>
           <w:b w:val="0"/>
           <w:i w:val="0"/>
-          <w:color w:val="181A1F"/>
           <w:sz w:val="28"/>
         </w:rPr>
-        <w:t>6) представление.</w:t>
+        <w:t>5) трудолюбие;</w:t>
       </w:r>
     </w:p>
     <w:p>
       <w:pPr>
-        <w:widowControl/>
-        <w:spacing w:line="240" w:lineRule="auto" w:after="0"/>
+        <w:keepNext w:val="0"/>
+        <w:spacing w:after="60" w:line="240" w:lineRule="auto"/>
+        <w:jc w:val="both"/>
       </w:pPr>
       <w:r>
         <w:rPr>
           <w:rFonts w:ascii="Times New Roman" w:hAnsi="Times New Roman" w:eastAsia="Times New Roman"/>
           <w:b w:val="0"/>
           <w:i w:val="0"/>
-          <w:color w:val="181A1F"/>
           <w:sz w:val="28"/>
         </w:rPr>
-        <w:t>Найдите два термина, «выпадающих» из общего ряда, и запишите в таблицу цифры, под которыми они указаны.</w:t>
+        <w:t>6) самоотверженность.</w:t>
       </w:r>
     </w:p>
     <w:p>
       <w:pPr>
-        <w:keepNext/>
-        <w:widowControl/>
-        <w:spacing w:line="240" w:lineRule="auto" w:after="0" w:before="120"/>
-      </w:pPr>
-      <w:r>
-        <w:rPr>
-          <w:rFonts w:ascii="Times New Roman" w:hAnsi="Times New Roman" w:eastAsia="Times New Roman"/>
-          <w:b/>
-          <w:color w:val="181A1F"/>
-          <w:sz w:val="28"/>
-        </w:rPr>
-        <w:t>2.</w:t>
-      </w:r>
-    </w:p>
-    <w:p>
-      <w:pPr>
-        <w:widowControl/>
-        <w:spacing w:line="240" w:lineRule="auto" w:after="0"/>
+        <w:keepNext w:val="0"/>
+        <w:spacing w:after="60" w:line="240" w:lineRule="auto"/>
+        <w:jc w:val="both"/>
       </w:pPr>
       <w:r>
         <w:rPr>
           <w:rFonts w:ascii="Times New Roman" w:hAnsi="Times New Roman" w:eastAsia="Times New Roman"/>
           <w:b w:val="0"/>
           <w:i w:val="0"/>
-          <w:color w:val="181A1F"/>
           <w:sz w:val="28"/>
         </w:rPr>
-        <w:t>Выберите верные суждения об обществе и социальных изменениях и запишите цифры, под которыми они указаны.</w:t>
+        <w:t>Найдите два качества, «выпадающих» из общего ряда, и запишите в таблицу цифры, под которыми они указаны.</w:t>
       </w:r>
     </w:p>
     <w:p>
       <w:pPr>
-        <w:widowControl/>
-        <w:spacing w:line="240" w:lineRule="auto" w:after="0"/>
+        <w:keepNext w:val="0"/>
+        <w:spacing w:after="60" w:line="240" w:lineRule="auto"/>
+        <w:jc w:val="both"/>
       </w:pPr>
       <w:r>
         <w:rPr>
           <w:rFonts w:ascii="Times New Roman" w:hAnsi="Times New Roman" w:eastAsia="Times New Roman"/>
           <w:b w:val="0"/>
           <w:i w:val="0"/>
-          <w:color w:val="181A1F"/>
           <w:sz w:val="28"/>
         </w:rPr>
-        <w:t>1) Общество представляет собой часть мира, обособившуюся от природы, но не потерявшую связь с ней.</w:t>
+        <w:t>Ответ:</w:t>
       </w:r>
     </w:p>
     <w:p>
       <w:pPr>
-        <w:widowControl/>
-        <w:spacing w:line="240" w:lineRule="auto" w:after="0"/>
-      </w:pPr>
+        <w:keepNext w:val="0"/>
+        <w:spacing w:after="60" w:line="240" w:lineRule="auto"/>
+        <w:jc w:val="both"/>
+      </w:pPr>
+      <w:r>
+        <w:rPr>
+          <w:rFonts w:ascii="Times New Roman" w:hAnsi="Times New Roman" w:eastAsia="Times New Roman"/>
+          <w:b/>
+          <w:sz w:val="28"/>
+        </w:rPr>
+        <w:t xml:space="preserve">№2 </w:t>
+      </w:r>
       <w:r>
         <w:rPr>
           <w:rFonts w:ascii="Times New Roman" w:hAnsi="Times New Roman" w:eastAsia="Times New Roman"/>
           <w:b w:val="0"/>
           <w:i w:val="0"/>
-          <w:color w:val="181A1F"/>
           <w:sz w:val="28"/>
         </w:rPr>
-        <w:t>2) Общество является динамичной системой, в которой постоянно возникают новые и отмирают старые элементы и связи между ними.</w:t>
+        <w:t>Выберите верные суждения об обществе и запишите цифры, под которыми они указаны.</w:t>
       </w:r>
     </w:p>
     <w:p>
       <w:pPr>
-        <w:widowControl/>
-        <w:spacing w:line="240" w:lineRule="auto" w:after="0"/>
+        <w:keepNext w:val="0"/>
+        <w:spacing w:after="60" w:line="240" w:lineRule="auto"/>
+        <w:jc w:val="both"/>
       </w:pPr>
       <w:r>
         <w:rPr>
           <w:rFonts w:ascii="Times New Roman" w:hAnsi="Times New Roman" w:eastAsia="Times New Roman"/>
           <w:b w:val="0"/>
           <w:i w:val="0"/>
-          <w:color w:val="181A1F"/>
           <w:sz w:val="28"/>
         </w:rPr>
-        <w:t>3) Революция как форма социальных изменений, как правило, направлена на частичное преобразование отдельных сторон общественной жизни.</w:t>
+        <w:t>1) Общественное развитие всегда имеет стихийный характер.</w:t>
       </w:r>
     </w:p>
     <w:p>
       <w:pPr>
-        <w:widowControl/>
-        <w:spacing w:line="240" w:lineRule="auto" w:after="0"/>
+        <w:keepNext w:val="0"/>
+        <w:spacing w:after="60" w:line="240" w:lineRule="auto"/>
+        <w:jc w:val="both"/>
       </w:pPr>
       <w:r>
         <w:rPr>
           <w:rFonts w:ascii="Times New Roman" w:hAnsi="Times New Roman" w:eastAsia="Times New Roman"/>
           <w:b w:val="0"/>
           <w:i w:val="0"/>
-          <w:color w:val="181A1F"/>
           <w:sz w:val="28"/>
         </w:rPr>
-        <w:t>4) Общество как систему характеризует отсутствие связи составляющих его элементов.</w:t>
+        <w:t>2) Общество — это обособившаяся от природы, но сохранившая с ней взаимосвязь часть мира, включающая в себя способы взаимодействия людей.</w:t>
       </w:r>
     </w:p>
     <w:p>
       <w:pPr>
-        <w:widowControl/>
-        <w:spacing w:line="240" w:lineRule="auto" w:after="0"/>
+        <w:keepNext w:val="0"/>
+        <w:spacing w:after="60" w:line="240" w:lineRule="auto"/>
+        <w:jc w:val="both"/>
       </w:pPr>
       <w:r>
         <w:rPr>
           <w:rFonts w:ascii="Times New Roman" w:hAnsi="Times New Roman" w:eastAsia="Times New Roman"/>
           <w:b w:val="0"/>
           <w:i w:val="0"/>
-          <w:color w:val="181A1F"/>
           <w:sz w:val="28"/>
         </w:rPr>
-        <w:t>5) Развитие общества от менее совершенного к более совершенному называют прогрессом.</w:t>
+        <w:t>3) Структурные компоненты общества не меняются.</w:t>
       </w:r>
     </w:p>
     <w:p>
       <w:pPr>
-        <w:keepNext/>
-        <w:widowControl/>
-        <w:spacing w:line="240" w:lineRule="auto" w:after="0" w:before="120"/>
-      </w:pPr>
-      <w:r>
-        <w:rPr>
-          <w:rFonts w:ascii="Times New Roman" w:hAnsi="Times New Roman" w:eastAsia="Times New Roman"/>
-          <w:b/>
-          <w:color w:val="181A1F"/>
-          <w:sz w:val="28"/>
-        </w:rPr>
-        <w:t>3.</w:t>
-      </w:r>
-    </w:p>
-    <w:p>
-      <w:pPr>
-        <w:widowControl/>
-        <w:spacing w:line="240" w:lineRule="auto" w:after="0"/>
+        <w:keepNext w:val="0"/>
+        <w:spacing w:after="60" w:line="240" w:lineRule="auto"/>
+        <w:jc w:val="both"/>
       </w:pPr>
       <w:r>
         <w:rPr>
           <w:rFonts w:ascii="Times New Roman" w:hAnsi="Times New Roman" w:eastAsia="Times New Roman"/>
           <w:b w:val="0"/>
           <w:i w:val="0"/>
-          <w:color w:val="181A1F"/>
           <w:sz w:val="28"/>
         </w:rPr>
-        <w:t>Установите соответствие между характеристиками и видами (типами) культуры: к каждой позиции, данной в первом столбце, подберите соответствующую позицию из второго столбца.</w:t>
+        <w:t>4) Динамика общества проявляется в его развитии.</w:t>
+      </w:r>
+    </w:p>
+    <w:p>
+      <w:pPr>
+        <w:keepNext w:val="0"/>
+        <w:spacing w:after="60" w:line="240" w:lineRule="auto"/>
+        <w:jc w:val="both"/>
+      </w:pPr>
+      <w:r>
+        <w:rPr>
+          <w:rFonts w:ascii="Times New Roman" w:hAnsi="Times New Roman" w:eastAsia="Times New Roman"/>
+          <w:b w:val="0"/>
+          <w:i w:val="0"/>
+          <w:sz w:val="28"/>
+        </w:rPr>
+        <w:t>5) Экономическая сфера общества включает в себя взаимодействия людей в процессе производства, обмена, потребления и распределения материальных благ и услуг.</w:t>
+      </w:r>
+    </w:p>
+    <w:p>
+      <w:pPr>
+        <w:keepNext w:val="0"/>
+        <w:spacing w:after="60" w:line="240" w:lineRule="auto"/>
+        <w:jc w:val="both"/>
+      </w:pPr>
+      <w:r>
+        <w:rPr>
+          <w:rFonts w:ascii="Times New Roman" w:hAnsi="Times New Roman" w:eastAsia="Times New Roman"/>
+          <w:b w:val="0"/>
+          <w:i w:val="0"/>
+          <w:sz w:val="28"/>
+        </w:rPr>
+        <w:t>Ответ:</w:t>
+      </w:r>
+    </w:p>
+    <w:p>
+      <w:pPr>
+        <w:keepNext w:val="0"/>
+        <w:spacing w:after="60" w:line="240" w:lineRule="auto"/>
+        <w:jc w:val="both"/>
+      </w:pPr>
+      <w:r>
+        <w:rPr>
+          <w:rFonts w:ascii="Times New Roman" w:hAnsi="Times New Roman" w:eastAsia="Times New Roman"/>
+          <w:b/>
+          <w:sz w:val="28"/>
+        </w:rPr>
+        <w:t xml:space="preserve">№3 </w:t>
+      </w:r>
+      <w:r>
+        <w:rPr>
+          <w:rFonts w:ascii="Times New Roman" w:hAnsi="Times New Roman" w:eastAsia="Times New Roman"/>
+          <w:b w:val="0"/>
+          <w:i w:val="0"/>
+          <w:sz w:val="28"/>
+        </w:rPr>
+        <w:t>Установите соответствие между характерными чертами и формами (разновидностями) культуры: к каждой позиции, данной в первом столбце, подберите соответствующую позицию из второго столбца.</w:t>
       </w:r>
     </w:p>
     <w:tbl>
@@ -367,40 +361,52 @@
         <w:tc>
           <w:tcPr>
             <w:tcW w:type="dxa" w:w="5128"/>
+            <w:vAlign w:val="center"/>
+            <w:tcMar>
+              <w:top w:w="80" w:type="dxa"/>
+              <w:start w:w="100" w:type="dxa"/>
+              <w:bottom w:w="80" w:type="dxa"/>
+              <w:end w:w="100" w:type="dxa"/>
+            </w:tcMar>
           </w:tcPr>
           <w:p>
             <w:pPr>
+              <w:keepNext w:val="0"/>
               <w:spacing w:after="0" w:line="240" w:lineRule="auto"/>
+              <w:jc w:val="left"/>
             </w:pPr>
             <w:r>
               <w:rPr>
                 <w:rFonts w:ascii="Times New Roman" w:hAnsi="Times New Roman" w:eastAsia="Times New Roman"/>
-                <w:b/>
-                <w:color w:val="181A1F"/>
                 <w:sz w:val="28"/>
               </w:rPr>
-              <w:t>ПРИЗНАКИ</w:t>
+              <w:t>ХАРАКТЕРНЫЕ ЧЕРТЫ</w:t>
             </w:r>
           </w:p>
         </w:tc>
         <w:tc>
           <w:tcPr>
             <w:tcW w:type="dxa" w:w="5128"/>
+            <w:vAlign w:val="center"/>
+            <w:tcMar>
+              <w:top w:w="80" w:type="dxa"/>
+              <w:start w:w="100" w:type="dxa"/>
+              <w:bottom w:w="80" w:type="dxa"/>
+              <w:end w:w="100" w:type="dxa"/>
+            </w:tcMar>
           </w:tcPr>
           <w:p>
             <w:pPr>
+              <w:keepNext w:val="0"/>
               <w:spacing w:after="0" w:line="240" w:lineRule="auto"/>
+              <w:jc w:val="left"/>
             </w:pPr>
             <w:r>
               <w:rPr>
                 <w:rFonts w:ascii="Times New Roman" w:hAnsi="Times New Roman" w:eastAsia="Times New Roman"/>
-                <w:b/>
-                <w:color w:val="181A1F"/>
                 <w:sz w:val="28"/>
               </w:rPr>
-              <w:t>ВИДЫ (ТИП</w:t>
-              <w:br/>
-              <w:t>Ы) КУЛЬТУРЫ</w:t>
+              <w:t>ФОРМЫ (РАЗНОВИДНОСТИ) КУЛЬТУРЫ</w:t>
             </w:r>
           </w:p>
         </w:tc>
@@ -409,62 +415,69 @@
         <w:tc>
           <w:tcPr>
             <w:tcW w:type="dxa" w:w="5128"/>
+            <w:vAlign w:val="center"/>
+            <w:tcMar>
+              <w:top w:w="80" w:type="dxa"/>
+              <w:start w:w="100" w:type="dxa"/>
+              <w:bottom w:w="80" w:type="dxa"/>
+              <w:end w:w="100" w:type="dxa"/>
+            </w:tcMar>
           </w:tcPr>
           <w:p>
             <w:pPr>
+              <w:keepNext w:val="0"/>
               <w:spacing w:after="0" w:line="240" w:lineRule="auto"/>
+              <w:jc w:val="left"/>
             </w:pPr>
             <w:r>
               <w:rPr>
                 <w:rFonts w:ascii="Times New Roman" w:hAnsi="Times New Roman" w:eastAsia="Times New Roman"/>
-                <w:color w:val="181A1F"/>
                 <w:sz w:val="28"/>
               </w:rPr>
-              <w:t xml:space="preserve">А) необходимость для восприятия произведений специальной подготовки у слушателей </w:t>
-              <w:br/>
-              <w:t xml:space="preserve">Б) ориентация на запросы широкого круга потребителей </w:t>
-              <w:br/>
-              <w:t xml:space="preserve">В) коммерциализация духовной деятельности </w:t>
-              <w:br/>
-              <w:t xml:space="preserve">Г) преимущественное развитие развлекательных жанров </w:t>
-              <w:br/>
-              <w:t>Д) сложность содержания</w:t>
+              <w:t>A) направленность произведений преимущественно на ценителей и знатоковБ) ориентация на запросы широкого круга потребителейB) коммерциализация духовной деятельностиГ) приоритетное развитие развлекательных жанровД) сложность содержания и художественных форм</w:t>
             </w:r>
           </w:p>
         </w:tc>
         <w:tc>
           <w:tcPr>
             <w:tcW w:type="dxa" w:w="5128"/>
+            <w:vAlign w:val="center"/>
+            <w:tcMar>
+              <w:top w:w="80" w:type="dxa"/>
+              <w:start w:w="100" w:type="dxa"/>
+              <w:bottom w:w="80" w:type="dxa"/>
+              <w:end w:w="100" w:type="dxa"/>
+            </w:tcMar>
           </w:tcPr>
           <w:p>
             <w:pPr>
+              <w:keepNext w:val="0"/>
               <w:spacing w:after="0" w:line="240" w:lineRule="auto"/>
+              <w:jc w:val="left"/>
             </w:pPr>
             <w:r>
               <w:rPr>
                 <w:rFonts w:ascii="Times New Roman" w:hAnsi="Times New Roman" w:eastAsia="Times New Roman"/>
-                <w:color w:val="181A1F"/>
                 <w:sz w:val="28"/>
               </w:rPr>
-              <w:t>1) элитарная</w:t>
-              <w:br/>
-              <w:t>2) массовая</w:t>
+              <w:t>1) элитарная2) массовая</w:t>
             </w:r>
           </w:p>
         </w:tc>
       </w:tr>
     </w:tbl>
+    <w:p/>
     <w:p>
       <w:pPr>
-        <w:widowControl/>
-        <w:spacing w:line="240" w:lineRule="auto" w:after="0"/>
+        <w:keepNext w:val="0"/>
+        <w:spacing w:after="60" w:line="240" w:lineRule="auto"/>
+        <w:jc w:val="both"/>
       </w:pPr>
       <w:r>
         <w:rPr>
           <w:rFonts w:ascii="Times New Roman" w:hAnsi="Times New Roman" w:eastAsia="Times New Roman"/>
           <w:b w:val="0"/>
           <w:i w:val="0"/>
-          <w:color w:val="181A1F"/>
           <w:sz w:val="28"/>
         </w:rPr>
         <w:t>Запишите в ответ цифры, расположив их в порядке, соответствующем буквам:</w:t>
@@ -488,16 +501,23 @@
         <w:tc>
           <w:tcPr>
             <w:tcW w:type="dxa" w:w="2051"/>
+            <w:vAlign w:val="center"/>
+            <w:tcMar>
+              <w:top w:w="80" w:type="dxa"/>
+              <w:start w:w="100" w:type="dxa"/>
+              <w:bottom w:w="80" w:type="dxa"/>
+              <w:end w:w="100" w:type="dxa"/>
+            </w:tcMar>
           </w:tcPr>
           <w:p>
             <w:pPr>
+              <w:keepNext w:val="0"/>
               <w:spacing w:after="0" w:line="240" w:lineRule="auto"/>
+              <w:jc w:val="left"/>
             </w:pPr>
             <w:r>
               <w:rPr>
                 <w:rFonts w:ascii="Times New Roman" w:hAnsi="Times New Roman" w:eastAsia="Times New Roman"/>
-                <w:b/>
-                <w:color w:val="181A1F"/>
                 <w:sz w:val="28"/>
               </w:rPr>
               <w:t>A</w:t>
@@ -507,16 +527,23 @@
         <w:tc>
           <w:tcPr>
             <w:tcW w:type="dxa" w:w="2051"/>
+            <w:vAlign w:val="center"/>
+            <w:tcMar>
+              <w:top w:w="80" w:type="dxa"/>
+              <w:start w:w="100" w:type="dxa"/>
+              <w:bottom w:w="80" w:type="dxa"/>
+              <w:end w:w="100" w:type="dxa"/>
+            </w:tcMar>
           </w:tcPr>
           <w:p>
             <w:pPr>
+              <w:keepNext w:val="0"/>
               <w:spacing w:after="0" w:line="240" w:lineRule="auto"/>
+              <w:jc w:val="left"/>
             </w:pPr>
             <w:r>
               <w:rPr>
                 <w:rFonts w:ascii="Times New Roman" w:hAnsi="Times New Roman" w:eastAsia="Times New Roman"/>
-                <w:b/>
-                <w:color w:val="181A1F"/>
                 <w:sz w:val="28"/>
               </w:rPr>
               <w:t>Б</w:t>
@@ -526,16 +553,23 @@
         <w:tc>
           <w:tcPr>
             <w:tcW w:type="dxa" w:w="2051"/>
+            <w:vAlign w:val="center"/>
+            <w:tcMar>
+              <w:top w:w="80" w:type="dxa"/>
+              <w:start w:w="100" w:type="dxa"/>
+              <w:bottom w:w="80" w:type="dxa"/>
+              <w:end w:w="100" w:type="dxa"/>
+            </w:tcMar>
           </w:tcPr>
           <w:p>
             <w:pPr>
+              <w:keepNext w:val="0"/>
               <w:spacing w:after="0" w:line="240" w:lineRule="auto"/>
+              <w:jc w:val="left"/>
             </w:pPr>
             <w:r>
               <w:rPr>
                 <w:rFonts w:ascii="Times New Roman" w:hAnsi="Times New Roman" w:eastAsia="Times New Roman"/>
-                <w:b/>
-                <w:color w:val="181A1F"/>
                 <w:sz w:val="28"/>
               </w:rPr>
               <w:t>В</w:t>
@@ -545,16 +579,23 @@
         <w:tc>
           <w:tcPr>
             <w:tcW w:type="dxa" w:w="2051"/>
+            <w:vAlign w:val="center"/>
+            <w:tcMar>
+              <w:top w:w="80" w:type="dxa"/>
+              <w:start w:w="100" w:type="dxa"/>
+              <w:bottom w:w="80" w:type="dxa"/>
+              <w:end w:w="100" w:type="dxa"/>
+            </w:tcMar>
           </w:tcPr>
           <w:p>
             <w:pPr>
+              <w:keepNext w:val="0"/>
               <w:spacing w:after="0" w:line="240" w:lineRule="auto"/>
+              <w:jc w:val="left"/>
             </w:pPr>
             <w:r>
               <w:rPr>
                 <w:rFonts w:ascii="Times New Roman" w:hAnsi="Times New Roman" w:eastAsia="Times New Roman"/>
-                <w:b/>
-                <w:color w:val="181A1F"/>
                 <w:sz w:val="28"/>
               </w:rPr>
               <w:t>Г</w:t>
@@ -564,16 +605,23 @@
         <w:tc>
           <w:tcPr>
             <w:tcW w:type="dxa" w:w="2051"/>
+            <w:vAlign w:val="center"/>
+            <w:tcMar>
+              <w:top w:w="80" w:type="dxa"/>
+              <w:start w:w="100" w:type="dxa"/>
+              <w:bottom w:w="80" w:type="dxa"/>
+              <w:end w:w="100" w:type="dxa"/>
+            </w:tcMar>
           </w:tcPr>
           <w:p>
             <w:pPr>
+              <w:keepNext w:val="0"/>
               <w:spacing w:after="0" w:line="240" w:lineRule="auto"/>
+              <w:jc w:val="left"/>
             </w:pPr>
             <w:r>
               <w:rPr>
                 <w:rFonts w:ascii="Times New Roman" w:hAnsi="Times New Roman" w:eastAsia="Times New Roman"/>
-                <w:b/>
-                <w:color w:val="181A1F"/>
                 <w:sz w:val="28"/>
               </w:rPr>
               <w:t>Д</w:t>
@@ -585,15 +633,23 @@
         <w:tc>
           <w:tcPr>
             <w:tcW w:type="dxa" w:w="2051"/>
+            <w:vAlign w:val="center"/>
+            <w:tcMar>
+              <w:top w:w="80" w:type="dxa"/>
+              <w:start w:w="100" w:type="dxa"/>
+              <w:bottom w:w="80" w:type="dxa"/>
+              <w:end w:w="100" w:type="dxa"/>
+            </w:tcMar>
           </w:tcPr>
           <w:p>
             <w:pPr>
+              <w:keepNext w:val="0"/>
               <w:spacing w:after="0" w:line="240" w:lineRule="auto"/>
+              <w:jc w:val="left"/>
             </w:pPr>
             <w:r>
               <w:rPr>
                 <w:rFonts w:ascii="Times New Roman" w:hAnsi="Times New Roman" w:eastAsia="Times New Roman"/>
-                <w:color w:val="181A1F"/>
                 <w:sz w:val="28"/>
               </w:rPr>
             </w:r>
@@ -602,15 +658,23 @@
         <w:tc>
           <w:tcPr>
             <w:tcW w:type="dxa" w:w="2051"/>
+            <w:vAlign w:val="center"/>
+            <w:tcMar>
+              <w:top w:w="80" w:type="dxa"/>
+              <w:start w:w="100" w:type="dxa"/>
+              <w:bottom w:w="80" w:type="dxa"/>
+              <w:end w:w="100" w:type="dxa"/>
+            </w:tcMar>
           </w:tcPr>
           <w:p>
             <w:pPr>
+              <w:keepNext w:val="0"/>
               <w:spacing w:after="0" w:line="240" w:lineRule="auto"/>
+              <w:jc w:val="left"/>
             </w:pPr>
             <w:r>
               <w:rPr>
                 <w:rFonts w:ascii="Times New Roman" w:hAnsi="Times New Roman" w:eastAsia="Times New Roman"/>
-                <w:color w:val="181A1F"/>
                 <w:sz w:val="28"/>
               </w:rPr>
             </w:r>
@@ -619,15 +683,23 @@
         <w:tc>
           <w:tcPr>
             <w:tcW w:type="dxa" w:w="2051"/>
+            <w:vAlign w:val="center"/>
+            <w:tcMar>
+              <w:top w:w="80" w:type="dxa"/>
+              <w:start w:w="100" w:type="dxa"/>
+              <w:bottom w:w="80" w:type="dxa"/>
+              <w:end w:w="100" w:type="dxa"/>
+            </w:tcMar>
           </w:tcPr>
           <w:p>
             <w:pPr>
+              <w:keepNext w:val="0"/>
               <w:spacing w:after="0" w:line="240" w:lineRule="auto"/>
+              <w:jc w:val="left"/>
             </w:pPr>
             <w:r>
               <w:rPr>
                 <w:rFonts w:ascii="Times New Roman" w:hAnsi="Times New Roman" w:eastAsia="Times New Roman"/>
-                <w:color w:val="181A1F"/>
                 <w:sz w:val="28"/>
               </w:rPr>
             </w:r>
@@ -636,15 +708,23 @@
         <w:tc>
           <w:tcPr>
             <w:tcW w:type="dxa" w:w="2051"/>
+            <w:vAlign w:val="center"/>
+            <w:tcMar>
+              <w:top w:w="80" w:type="dxa"/>
+              <w:start w:w="100" w:type="dxa"/>
+              <w:bottom w:w="80" w:type="dxa"/>
+              <w:end w:w="100" w:type="dxa"/>
+            </w:tcMar>
           </w:tcPr>
           <w:p>
             <w:pPr>
+              <w:keepNext w:val="0"/>
               <w:spacing w:after="0" w:line="240" w:lineRule="auto"/>
+              <w:jc w:val="left"/>
             </w:pPr>
             <w:r>
               <w:rPr>
                 <w:rFonts w:ascii="Times New Roman" w:hAnsi="Times New Roman" w:eastAsia="Times New Roman"/>
-                <w:color w:val="181A1F"/>
                 <w:sz w:val="28"/>
               </w:rPr>
             </w:r>
@@ -653,15 +733,23 @@
         <w:tc>
           <w:tcPr>
             <w:tcW w:type="dxa" w:w="2051"/>
+            <w:vAlign w:val="center"/>
+            <w:tcMar>
+              <w:top w:w="80" w:type="dxa"/>
+              <w:start w:w="100" w:type="dxa"/>
+              <w:bottom w:w="80" w:type="dxa"/>
+              <w:end w:w="100" w:type="dxa"/>
+            </w:tcMar>
           </w:tcPr>
           <w:p>
             <w:pPr>
+              <w:keepNext w:val="0"/>
               <w:spacing w:after="0" w:line="240" w:lineRule="auto"/>
+              <w:jc w:val="left"/>
             </w:pPr>
             <w:r>
               <w:rPr>
                 <w:rFonts w:ascii="Times New Roman" w:hAnsi="Times New Roman" w:eastAsia="Times New Roman"/>
-                <w:color w:val="181A1F"/>
                 <w:sz w:val="28"/>
               </w:rPr>
             </w:r>
@@ -669,644 +757,301 @@
         </w:tc>
       </w:tr>
     </w:tbl>
+    <w:p/>
     <w:p>
       <w:pPr>
-        <w:keepNext/>
-        <w:widowControl/>
-        <w:spacing w:line="240" w:lineRule="auto" w:after="0" w:before="120"/>
-      </w:pPr>
-      <w:r>
-        <w:rPr>
-          <w:rFonts w:ascii="Times New Roman" w:hAnsi="Times New Roman" w:eastAsia="Times New Roman"/>
-          <w:b/>
-          <w:color w:val="181A1F"/>
-          <w:sz w:val="28"/>
-        </w:rPr>
-        <w:t>4.</w:t>
-      </w:r>
-    </w:p>
-    <w:p>
-      <w:pPr>
-        <w:widowControl/>
-        <w:spacing w:line="240" w:lineRule="auto" w:after="0"/>
+        <w:keepNext w:val="0"/>
+        <w:spacing w:after="60" w:line="240" w:lineRule="auto"/>
+        <w:jc w:val="both"/>
       </w:pPr>
       <w:r>
         <w:rPr>
           <w:rFonts w:ascii="Times New Roman" w:hAnsi="Times New Roman" w:eastAsia="Times New Roman"/>
           <w:b w:val="0"/>
           <w:i w:val="0"/>
-          <w:color w:val="181A1F"/>
           <w:sz w:val="28"/>
         </w:rPr>
-        <w:t>В стране Z компьютерные технологии широко используются в различных сферах общественной жизни. Какие иные признаки из перечисленных свидетельствуют о том, что страна Z развивается как постиндустриальное общество? Запишите цифры, под которыми они указаны.</w:t>
+        <w:t>Ответ:</w:t>
       </w:r>
     </w:p>
     <w:p>
       <w:pPr>
-        <w:widowControl/>
-        <w:spacing w:line="240" w:lineRule="auto" w:after="0"/>
-      </w:pPr>
+        <w:keepNext w:val="0"/>
+        <w:spacing w:after="60" w:line="240" w:lineRule="auto"/>
+        <w:jc w:val="both"/>
+      </w:pPr>
+      <w:r>
+        <w:rPr>
+          <w:rFonts w:ascii="Times New Roman" w:hAnsi="Times New Roman" w:eastAsia="Times New Roman"/>
+          <w:b/>
+          <w:sz w:val="28"/>
+        </w:rPr>
+        <w:t xml:space="preserve">№4 </w:t>
+      </w:r>
       <w:r>
         <w:rPr>
           <w:rFonts w:ascii="Times New Roman" w:hAnsi="Times New Roman" w:eastAsia="Times New Roman"/>
           <w:b w:val="0"/>
           <w:i w:val="0"/>
-          <w:color w:val="181A1F"/>
           <w:sz w:val="28"/>
         </w:rPr>
-        <w:t>1) активное развитие цифровых коммуникаций</w:t>
+        <w:t>Представьте, что Вы помогаете учителю оформить презентацию к уроку обществознания по теме «Человек как результат биологической и социокультурной эволюции». Одни из слайдов называется «Черты отличия человека от других живых существ». Что из перечисленного Вы включили бы в этот слайд? Запишите цифры, под которыми указаны эти черты.</w:t>
       </w:r>
     </w:p>
     <w:p>
       <w:pPr>
-        <w:widowControl/>
-        <w:spacing w:line="240" w:lineRule="auto" w:after="0"/>
+        <w:keepNext w:val="0"/>
+        <w:spacing w:after="60" w:line="240" w:lineRule="auto"/>
+        <w:jc w:val="both"/>
       </w:pPr>
       <w:r>
         <w:rPr>
           <w:rFonts w:ascii="Times New Roman" w:hAnsi="Times New Roman" w:eastAsia="Times New Roman"/>
           <w:b w:val="0"/>
           <w:i w:val="0"/>
-          <w:color w:val="181A1F"/>
           <w:sz w:val="28"/>
         </w:rPr>
-        <w:t>2) увеличение количества городов</w:t>
+        <w:t>1) способность к продолжению рода</w:t>
       </w:r>
     </w:p>
     <w:p>
       <w:pPr>
-        <w:widowControl/>
-        <w:spacing w:line="240" w:lineRule="auto" w:after="0"/>
+        <w:keepNext w:val="0"/>
+        <w:spacing w:after="60" w:line="240" w:lineRule="auto"/>
+        <w:jc w:val="both"/>
       </w:pPr>
       <w:r>
         <w:rPr>
           <w:rFonts w:ascii="Times New Roman" w:hAnsi="Times New Roman" w:eastAsia="Times New Roman"/>
           <w:b w:val="0"/>
           <w:i w:val="0"/>
-          <w:color w:val="181A1F"/>
           <w:sz w:val="28"/>
         </w:rPr>
-        <w:t>3) разработка трудового законодательства</w:t>
+        <w:t>2) наличие инстинктов</w:t>
       </w:r>
     </w:p>
     <w:p>
       <w:pPr>
-        <w:widowControl/>
-        <w:spacing w:line="240" w:lineRule="auto" w:after="0"/>
+        <w:keepNext w:val="0"/>
+        <w:spacing w:after="60" w:line="240" w:lineRule="auto"/>
+        <w:jc w:val="both"/>
       </w:pPr>
       <w:r>
         <w:rPr>
           <w:rFonts w:ascii="Times New Roman" w:hAnsi="Times New Roman" w:eastAsia="Times New Roman"/>
           <w:b w:val="0"/>
           <w:i w:val="0"/>
-          <w:color w:val="181A1F"/>
           <w:sz w:val="28"/>
         </w:rPr>
-        <w:t>4) отсутствие условий для социальной мобильности</w:t>
+        <w:t>3) приспособление к условиям окружающей среды</w:t>
       </w:r>
     </w:p>
     <w:p>
       <w:pPr>
-        <w:widowControl/>
-        <w:spacing w:line="240" w:lineRule="auto" w:after="0"/>
+        <w:keepNext w:val="0"/>
+        <w:spacing w:after="60" w:line="240" w:lineRule="auto"/>
+        <w:jc w:val="both"/>
       </w:pPr>
       <w:r>
         <w:rPr>
           <w:rFonts w:ascii="Times New Roman" w:hAnsi="Times New Roman" w:eastAsia="Times New Roman"/>
           <w:b w:val="0"/>
           <w:i w:val="0"/>
-          <w:color w:val="181A1F"/>
           <w:sz w:val="28"/>
         </w:rPr>
-        <w:t>5) возрастание роли знаний и информации как фактора производства</w:t>
+        <w:t>4) общение с помощью словесной речи</w:t>
       </w:r>
     </w:p>
     <w:p>
       <w:pPr>
-        <w:widowControl/>
-        <w:spacing w:line="240" w:lineRule="auto" w:after="0"/>
+        <w:keepNext w:val="0"/>
+        <w:spacing w:after="60" w:line="240" w:lineRule="auto"/>
+        <w:jc w:val="both"/>
       </w:pPr>
       <w:r>
         <w:rPr>
           <w:rFonts w:ascii="Times New Roman" w:hAnsi="Times New Roman" w:eastAsia="Times New Roman"/>
           <w:b w:val="0"/>
           <w:i w:val="0"/>
-          <w:color w:val="181A1F"/>
           <w:sz w:val="28"/>
         </w:rPr>
-        <w:t>6) преобладание сферы услуг в структуре экономики</w:t>
+        <w:t>5) использование предметов, данных природой</w:t>
       </w:r>
     </w:p>
     <w:p>
       <w:pPr>
-        <w:keepNext/>
-        <w:widowControl/>
-        <w:spacing w:line="240" w:lineRule="auto" w:after="0" w:before="120"/>
-      </w:pPr>
-      <w:r>
-        <w:rPr>
-          <w:rFonts w:ascii="Times New Roman" w:hAnsi="Times New Roman" w:eastAsia="Times New Roman"/>
-          <w:b/>
-          <w:color w:val="181A1F"/>
-          <w:sz w:val="28"/>
-        </w:rPr>
-        <w:t>5.</w:t>
-      </w:r>
-    </w:p>
-    <w:p>
-      <w:pPr>
-        <w:widowControl/>
-        <w:spacing w:line="240" w:lineRule="auto" w:after="0"/>
+        <w:keepNext w:val="0"/>
+        <w:spacing w:after="60" w:line="240" w:lineRule="auto"/>
+        <w:jc w:val="both"/>
       </w:pPr>
       <w:r>
         <w:rPr>
           <w:rFonts w:ascii="Times New Roman" w:hAnsi="Times New Roman" w:eastAsia="Times New Roman"/>
           <w:b w:val="0"/>
           <w:i w:val="0"/>
-          <w:color w:val="181A1F"/>
           <w:sz w:val="28"/>
         </w:rPr>
-        <w:t>Представьте, что Вы помогаете учителю оформить презентацию к уроку обществознания по теме «Познание». Один из слайдов называется «Особенности социального познания». Что из перечисленного Вы включили бы в этот слайд? Запишите цифры, под которыми указаны эти признаки.</w:t>
+        <w:t>6) потребность в уважении со стороны других субъектов деятельности</w:t>
       </w:r>
     </w:p>
     <w:p>
       <w:pPr>
-        <w:widowControl/>
-        <w:spacing w:line="240" w:lineRule="auto" w:after="0"/>
+        <w:keepNext w:val="0"/>
+        <w:spacing w:after="60" w:line="240" w:lineRule="auto"/>
+        <w:jc w:val="both"/>
       </w:pPr>
       <w:r>
         <w:rPr>
           <w:rFonts w:ascii="Times New Roman" w:hAnsi="Times New Roman" w:eastAsia="Times New Roman"/>
           <w:b w:val="0"/>
           <w:i w:val="0"/>
-          <w:color w:val="181A1F"/>
           <w:sz w:val="28"/>
         </w:rPr>
-        <w:t xml:space="preserve">1) Результат познания — знания. </w:t>
+        <w:t>Ответ:</w:t>
       </w:r>
     </w:p>
     <w:p>
       <w:pPr>
-        <w:widowControl/>
-        <w:spacing w:line="240" w:lineRule="auto" w:after="0"/>
-      </w:pPr>
+        <w:keepNext w:val="0"/>
+        <w:spacing w:after="60" w:line="240" w:lineRule="auto"/>
+        <w:jc w:val="both"/>
+      </w:pPr>
+      <w:r>
+        <w:rPr>
+          <w:rFonts w:ascii="Times New Roman" w:hAnsi="Times New Roman" w:eastAsia="Times New Roman"/>
+          <w:b/>
+          <w:sz w:val="28"/>
+        </w:rPr>
+        <w:t xml:space="preserve">№5 </w:t>
+      </w:r>
       <w:r>
         <w:rPr>
           <w:rFonts w:ascii="Times New Roman" w:hAnsi="Times New Roman" w:eastAsia="Times New Roman"/>
           <w:b w:val="0"/>
           <w:i w:val="0"/>
-          <w:color w:val="181A1F"/>
           <w:sz w:val="28"/>
         </w:rPr>
-        <w:t xml:space="preserve">2) Источником знаний о мире, его красках и звуках, величинах и расстояниях, вкусах и запахах, являются органы чувств. </w:t>
+        <w:t>Выберите суждения о государственном бюджете и запишите цифры, под которыми они указаны.</w:t>
       </w:r>
     </w:p>
     <w:p>
       <w:pPr>
-        <w:widowControl/>
-        <w:spacing w:line="240" w:lineRule="auto" w:after="0"/>
+        <w:keepNext w:val="0"/>
+        <w:spacing w:after="60" w:line="240" w:lineRule="auto"/>
+        <w:jc w:val="both"/>
       </w:pPr>
       <w:r>
         <w:rPr>
           <w:rFonts w:ascii="Times New Roman" w:hAnsi="Times New Roman" w:eastAsia="Times New Roman"/>
           <w:b w:val="0"/>
           <w:i w:val="0"/>
-          <w:color w:val="181A1F"/>
           <w:sz w:val="28"/>
         </w:rPr>
-        <w:t xml:space="preserve">3) Субъект и объект познания совпадают. </w:t>
+        <w:t>1) К расходам бюджета относится обслуживание государственного долга.</w:t>
       </w:r>
     </w:p>
     <w:p>
       <w:pPr>
-        <w:widowControl/>
-        <w:spacing w:line="240" w:lineRule="auto" w:after="0"/>
+        <w:keepNext w:val="0"/>
+        <w:spacing w:after="60" w:line="240" w:lineRule="auto"/>
+        <w:jc w:val="both"/>
       </w:pPr>
       <w:r>
         <w:rPr>
           <w:rFonts w:ascii="Times New Roman" w:hAnsi="Times New Roman" w:eastAsia="Times New Roman"/>
           <w:b w:val="0"/>
           <w:i w:val="0"/>
-          <w:color w:val="181A1F"/>
           <w:sz w:val="28"/>
         </w:rPr>
-        <w:t xml:space="preserve">4) Получаемое знание всегда связано с интересами людей, групп, организаций. </w:t>
+        <w:t>2) Бюджет называют профицитным, если доходы государства равны расходам.</w:t>
       </w:r>
     </w:p>
     <w:p>
       <w:pPr>
-        <w:widowControl/>
-        <w:spacing w:line="240" w:lineRule="auto" w:after="0"/>
+        <w:keepNext w:val="0"/>
+        <w:spacing w:after="60" w:line="240" w:lineRule="auto"/>
+        <w:jc w:val="both"/>
       </w:pPr>
       <w:r>
         <w:rPr>
           <w:rFonts w:ascii="Times New Roman" w:hAnsi="Times New Roman" w:eastAsia="Times New Roman"/>
           <w:b w:val="0"/>
           <w:i w:val="0"/>
-          <w:color w:val="181A1F"/>
           <w:sz w:val="28"/>
         </w:rPr>
-        <w:t xml:space="preserve">5) Объект познания имеет сложную структуру и находится в постоянном развитии, что затрудняет процесс познания и делает весьма относительными результаты познания. </w:t>
+        <w:t>3) Сбалансированным называется государственный бюджет, в котором доходы превышают расходы.</w:t>
       </w:r>
     </w:p>
     <w:p>
       <w:pPr>
-        <w:widowControl/>
-        <w:spacing w:line="240" w:lineRule="auto" w:after="0"/>
+        <w:keepNext w:val="0"/>
+        <w:spacing w:after="60" w:line="240" w:lineRule="auto"/>
+        <w:jc w:val="both"/>
       </w:pPr>
       <w:r>
         <w:rPr>
           <w:rFonts w:ascii="Times New Roman" w:hAnsi="Times New Roman" w:eastAsia="Times New Roman"/>
           <w:b w:val="0"/>
           <w:i w:val="0"/>
-          <w:color w:val="181A1F"/>
           <w:sz w:val="28"/>
         </w:rPr>
-        <w:t>6) Возможности научного эксперимента крайне ограничены.</w:t>
+        <w:t>4) Государственный бюджет — это сводный план доходов государства и использования полученных средств на покрытие всех видов государственных расходов.</w:t>
       </w:r>
     </w:p>
     <w:p>
       <w:pPr>
-        <w:keepNext/>
-        <w:widowControl/>
-        <w:spacing w:line="240" w:lineRule="auto" w:after="0" w:before="120"/>
-      </w:pPr>
-      <w:r>
-        <w:rPr>
-          <w:rFonts w:ascii="Times New Roman" w:hAnsi="Times New Roman" w:eastAsia="Times New Roman"/>
-          <w:b/>
-          <w:color w:val="181A1F"/>
-          <w:sz w:val="28"/>
-        </w:rPr>
-        <w:t>6.</w:t>
-      </w:r>
-    </w:p>
-    <w:p>
-      <w:pPr>
-        <w:widowControl/>
-        <w:spacing w:line="240" w:lineRule="auto" w:after="0"/>
+        <w:keepNext w:val="0"/>
+        <w:spacing w:after="60" w:line="240" w:lineRule="auto"/>
+        <w:jc w:val="both"/>
       </w:pPr>
       <w:r>
         <w:rPr>
           <w:rFonts w:ascii="Times New Roman" w:hAnsi="Times New Roman" w:eastAsia="Times New Roman"/>
           <w:b w:val="0"/>
           <w:i w:val="0"/>
-          <w:color w:val="181A1F"/>
           <w:sz w:val="28"/>
         </w:rPr>
-        <w:t xml:space="preserve">Выберите верные суждения о социальном познании и запишите цифры, под которыми они указаны. </w:t>
+        <w:t>5) Одна из статей доходов государственного бюджета — развитие инфраструктуры.</w:t>
       </w:r>
     </w:p>
     <w:p>
       <w:pPr>
-        <w:widowControl/>
-        <w:spacing w:line="240" w:lineRule="auto" w:after="0"/>
+        <w:keepNext w:val="0"/>
+        <w:spacing w:after="60" w:line="240" w:lineRule="auto"/>
+        <w:jc w:val="both"/>
       </w:pPr>
       <w:r>
         <w:rPr>
           <w:rFonts w:ascii="Times New Roman" w:hAnsi="Times New Roman" w:eastAsia="Times New Roman"/>
           <w:b w:val="0"/>
           <w:i w:val="0"/>
-          <w:color w:val="181A1F"/>
           <w:sz w:val="28"/>
         </w:rPr>
-        <w:t xml:space="preserve">1) В социальном познании невозможно применение научных методов. </w:t>
+        <w:t>Ответ:</w:t>
       </w:r>
     </w:p>
     <w:p>
       <w:pPr>
-        <w:widowControl/>
-        <w:spacing w:line="240" w:lineRule="auto" w:after="0"/>
-      </w:pPr>
+        <w:keepNext w:val="0"/>
+        <w:spacing w:after="60" w:line="240" w:lineRule="auto"/>
+        <w:jc w:val="both"/>
+      </w:pPr>
+      <w:r>
+        <w:rPr>
+          <w:rFonts w:ascii="Times New Roman" w:hAnsi="Times New Roman" w:eastAsia="Times New Roman"/>
+          <w:b/>
+          <w:sz w:val="28"/>
+        </w:rPr>
+        <w:t xml:space="preserve">№6 </w:t>
+      </w:r>
       <w:r>
         <w:rPr>
           <w:rFonts w:ascii="Times New Roman" w:hAnsi="Times New Roman" w:eastAsia="Times New Roman"/>
           <w:b w:val="0"/>
           <w:i w:val="0"/>
-          <w:color w:val="181A1F"/>
           <w:sz w:val="28"/>
         </w:rPr>
-        <w:t xml:space="preserve">2) В социальном познании, в отличие от познания в области естественных наук, для обозначения явлений, процессов, объектов используются специальные термины. </w:t>
-      </w:r>
-    </w:p>
-    <w:p>
-      <w:pPr>
-        <w:widowControl/>
-        <w:spacing w:line="240" w:lineRule="auto" w:after="0"/>
-      </w:pPr>
-      <w:r>
-        <w:rPr>
-          <w:rFonts w:ascii="Times New Roman" w:hAnsi="Times New Roman" w:eastAsia="Times New Roman"/>
-          <w:b w:val="0"/>
-          <w:i w:val="0"/>
-          <w:color w:val="181A1F"/>
-          <w:sz w:val="28"/>
-        </w:rPr>
-        <w:t xml:space="preserve">3) Субъект и объект социального познания совпадают. </w:t>
-      </w:r>
-    </w:p>
-    <w:p>
-      <w:pPr>
-        <w:widowControl/>
-        <w:spacing w:line="240" w:lineRule="auto" w:after="0"/>
-      </w:pPr>
-      <w:r>
-        <w:rPr>
-          <w:rFonts w:ascii="Times New Roman" w:hAnsi="Times New Roman" w:eastAsia="Times New Roman"/>
-          <w:b w:val="0"/>
-          <w:i w:val="0"/>
-          <w:color w:val="181A1F"/>
-          <w:sz w:val="28"/>
-        </w:rPr>
-        <w:t xml:space="preserve">4) Объект социального познания находится в постоянном развитии, что затрудняет процесс познания и делает весьма относительными результаты познания. </w:t>
-      </w:r>
-    </w:p>
-    <w:p>
-      <w:pPr>
-        <w:widowControl/>
-        <w:spacing w:line="240" w:lineRule="auto" w:after="0"/>
-      </w:pPr>
-      <w:r>
-        <w:rPr>
-          <w:rFonts w:ascii="Times New Roman" w:hAnsi="Times New Roman" w:eastAsia="Times New Roman"/>
-          <w:b w:val="0"/>
-          <w:i w:val="0"/>
-          <w:color w:val="181A1F"/>
-          <w:sz w:val="28"/>
-        </w:rPr>
-        <w:t>5) Возможности научного эксперимента в социальном познании крайне ограничены.</w:t>
-      </w:r>
-    </w:p>
-    <w:p>
-      <w:pPr>
-        <w:keepNext/>
-        <w:widowControl/>
-        <w:spacing w:line="240" w:lineRule="auto" w:after="0" w:before="120"/>
-      </w:pPr>
-      <w:r>
-        <w:rPr>
-          <w:rFonts w:ascii="Times New Roman" w:hAnsi="Times New Roman" w:eastAsia="Times New Roman"/>
-          <w:b/>
-          <w:color w:val="181A1F"/>
-          <w:sz w:val="28"/>
-        </w:rPr>
-        <w:t>7.</w:t>
-      </w:r>
-    </w:p>
-    <w:p>
-      <w:pPr>
-        <w:widowControl/>
-        <w:spacing w:line="240" w:lineRule="auto" w:after="0"/>
-      </w:pPr>
-      <w:r>
-        <w:rPr>
-          <w:rFonts w:ascii="Times New Roman" w:hAnsi="Times New Roman" w:eastAsia="Times New Roman"/>
-          <w:b w:val="0"/>
-          <w:i w:val="0"/>
-          <w:color w:val="181A1F"/>
-          <w:sz w:val="28"/>
-        </w:rPr>
-        <w:t xml:space="preserve">После окончания школы Пётр планирует поступить в архитектурный институт. Он занимается в художественной студии, участвует в различных выставках. Много внимания Пётр уделяет изучению математики, черчению. Найдите в приведённом списке примеры средств, используемых для достижения цели. Запишите цифры, под которыми они указаны. </w:t>
-      </w:r>
-    </w:p>
-    <w:p>
-      <w:pPr>
-        <w:widowControl/>
-        <w:spacing w:line="240" w:lineRule="auto" w:after="0"/>
-      </w:pPr>
-      <w:r>
-        <w:rPr>
-          <w:rFonts w:ascii="Times New Roman" w:hAnsi="Times New Roman" w:eastAsia="Times New Roman"/>
-          <w:b w:val="0"/>
-          <w:i w:val="0"/>
-          <w:color w:val="181A1F"/>
-          <w:sz w:val="28"/>
-        </w:rPr>
-        <w:t xml:space="preserve">1) поступление в институт </w:t>
-      </w:r>
-    </w:p>
-    <w:p>
-      <w:pPr>
-        <w:widowControl/>
-        <w:spacing w:line="240" w:lineRule="auto" w:after="0"/>
-      </w:pPr>
-      <w:r>
-        <w:rPr>
-          <w:rFonts w:ascii="Times New Roman" w:hAnsi="Times New Roman" w:eastAsia="Times New Roman"/>
-          <w:b w:val="0"/>
-          <w:i w:val="0"/>
-          <w:color w:val="181A1F"/>
-          <w:sz w:val="28"/>
-        </w:rPr>
-        <w:t xml:space="preserve">2) занятия в художественной студии </w:t>
-      </w:r>
-    </w:p>
-    <w:p>
-      <w:pPr>
-        <w:widowControl/>
-        <w:spacing w:line="240" w:lineRule="auto" w:after="0"/>
-      </w:pPr>
-      <w:r>
-        <w:rPr>
-          <w:rFonts w:ascii="Times New Roman" w:hAnsi="Times New Roman" w:eastAsia="Times New Roman"/>
-          <w:b w:val="0"/>
-          <w:i w:val="0"/>
-          <w:color w:val="181A1F"/>
-          <w:sz w:val="28"/>
-        </w:rPr>
-        <w:t xml:space="preserve">3) изучение математики </w:t>
-      </w:r>
-    </w:p>
-    <w:p>
-      <w:pPr>
-        <w:widowControl/>
-        <w:spacing w:line="240" w:lineRule="auto" w:after="0"/>
-      </w:pPr>
-      <w:r>
-        <w:rPr>
-          <w:rFonts w:ascii="Times New Roman" w:hAnsi="Times New Roman" w:eastAsia="Times New Roman"/>
-          <w:b w:val="0"/>
-          <w:i w:val="0"/>
-          <w:color w:val="181A1F"/>
-          <w:sz w:val="28"/>
-        </w:rPr>
-        <w:t xml:space="preserve">4) получение профессии архитектора </w:t>
-      </w:r>
-    </w:p>
-    <w:p>
-      <w:pPr>
-        <w:widowControl/>
-        <w:spacing w:line="240" w:lineRule="auto" w:after="0"/>
-      </w:pPr>
-      <w:r>
-        <w:rPr>
-          <w:rFonts w:ascii="Times New Roman" w:hAnsi="Times New Roman" w:eastAsia="Times New Roman"/>
-          <w:b w:val="0"/>
-          <w:i w:val="0"/>
-          <w:color w:val="181A1F"/>
-          <w:sz w:val="28"/>
-        </w:rPr>
-        <w:t xml:space="preserve">5) участие в архитектурных выставках </w:t>
-      </w:r>
-    </w:p>
-    <w:p>
-      <w:pPr>
-        <w:widowControl/>
-        <w:spacing w:line="240" w:lineRule="auto" w:after="0"/>
-      </w:pPr>
-      <w:r>
-        <w:rPr>
-          <w:rFonts w:ascii="Times New Roman" w:hAnsi="Times New Roman" w:eastAsia="Times New Roman"/>
-          <w:b w:val="0"/>
-          <w:i w:val="0"/>
-          <w:color w:val="181A1F"/>
-          <w:sz w:val="28"/>
-        </w:rPr>
-        <w:t>6) выбор профессии</w:t>
-      </w:r>
-    </w:p>
-    <w:p>
-      <w:pPr>
-        <w:keepNext/>
-        <w:widowControl/>
-        <w:spacing w:line="240" w:lineRule="auto" w:after="0" w:before="120"/>
-      </w:pPr>
-      <w:r>
-        <w:rPr>
-          <w:rFonts w:ascii="Times New Roman" w:hAnsi="Times New Roman" w:eastAsia="Times New Roman"/>
-          <w:b/>
-          <w:color w:val="181A1F"/>
-          <w:sz w:val="28"/>
-        </w:rPr>
-        <w:t>8.</w:t>
-      </w:r>
-    </w:p>
-    <w:p>
-      <w:pPr>
-        <w:widowControl/>
-        <w:spacing w:line="240" w:lineRule="auto" w:after="0"/>
-      </w:pPr>
-      <w:r>
-        <w:rPr>
-          <w:rFonts w:ascii="Times New Roman" w:hAnsi="Times New Roman" w:eastAsia="Times New Roman"/>
-          <w:b w:val="0"/>
-          <w:i w:val="0"/>
-          <w:color w:val="181A1F"/>
-          <w:sz w:val="28"/>
-        </w:rPr>
-        <w:t>Выберите верные суждения о мировоззрении и запишите цифры, под которыми они указаны.</w:t>
-      </w:r>
-    </w:p>
-    <w:p>
-      <w:pPr>
-        <w:widowControl/>
-        <w:spacing w:line="240" w:lineRule="auto" w:after="0"/>
-      </w:pPr>
-      <w:r>
-        <w:rPr>
-          <w:rFonts w:ascii="Times New Roman" w:hAnsi="Times New Roman" w:eastAsia="Times New Roman"/>
-          <w:b w:val="0"/>
-          <w:i w:val="0"/>
-          <w:color w:val="181A1F"/>
-          <w:sz w:val="28"/>
-        </w:rPr>
-        <w:t>1) Мировоззрение — это целостное представление о природе, обществе, человеке,  находящее выражение в системе ценностей и идеалов личности, социальной  группы, общества.</w:t>
-      </w:r>
-    </w:p>
-    <w:p>
-      <w:pPr>
-        <w:widowControl/>
-        <w:spacing w:line="240" w:lineRule="auto" w:after="0"/>
-      </w:pPr>
-      <w:r>
-        <w:rPr>
-          <w:rFonts w:ascii="Times New Roman" w:hAnsi="Times New Roman" w:eastAsia="Times New Roman"/>
-          <w:b w:val="0"/>
-          <w:i w:val="0"/>
-          <w:color w:val="181A1F"/>
-          <w:sz w:val="28"/>
-        </w:rPr>
-        <w:t>2) Мировоззрение человека связано с его убеждениями.</w:t>
-      </w:r>
-    </w:p>
-    <w:p>
-      <w:pPr>
-        <w:widowControl/>
-        <w:spacing w:line="240" w:lineRule="auto" w:after="0"/>
-      </w:pPr>
-      <w:r>
-        <w:rPr>
-          <w:rFonts w:ascii="Times New Roman" w:hAnsi="Times New Roman" w:eastAsia="Times New Roman"/>
-          <w:b w:val="0"/>
-          <w:i w:val="0"/>
-          <w:color w:val="181A1F"/>
-          <w:sz w:val="28"/>
-        </w:rPr>
-        <w:t>3) Научное мировоззрение возникает в процессе личной практической деятельности  человека.</w:t>
-      </w:r>
-    </w:p>
-    <w:p>
-      <w:pPr>
-        <w:widowControl/>
-        <w:spacing w:line="240" w:lineRule="auto" w:after="0"/>
-      </w:pPr>
-      <w:r>
-        <w:rPr>
-          <w:rFonts w:ascii="Times New Roman" w:hAnsi="Times New Roman" w:eastAsia="Times New Roman"/>
-          <w:b w:val="0"/>
-          <w:i w:val="0"/>
-          <w:color w:val="181A1F"/>
-          <w:sz w:val="28"/>
-        </w:rPr>
-        <w:t>4) Мировоззрение человека формируется постепенно (как стихийно, так и осознанно).</w:t>
-      </w:r>
-    </w:p>
-    <w:p>
-      <w:pPr>
-        <w:widowControl/>
-        <w:spacing w:line="240" w:lineRule="auto" w:after="0"/>
-      </w:pPr>
-      <w:r>
-        <w:rPr>
-          <w:rFonts w:ascii="Times New Roman" w:hAnsi="Times New Roman" w:eastAsia="Times New Roman"/>
-          <w:b w:val="0"/>
-          <w:i w:val="0"/>
-          <w:color w:val="181A1F"/>
-          <w:sz w:val="28"/>
-        </w:rPr>
-        <w:t>5) Мировоззрение человека, как правило, остается неизменным с раннего детства  и до конца жизни.</w:t>
-      </w:r>
-    </w:p>
-    <w:p>
-      <w:pPr>
-        <w:keepNext/>
-        <w:widowControl/>
-        <w:spacing w:line="240" w:lineRule="auto" w:after="0" w:before="120"/>
-      </w:pPr>
-      <w:r>
-        <w:rPr>
-          <w:rFonts w:ascii="Times New Roman" w:hAnsi="Times New Roman" w:eastAsia="Times New Roman"/>
-          <w:b/>
-          <w:color w:val="181A1F"/>
-          <w:sz w:val="28"/>
-        </w:rPr>
-        <w:t>9.</w:t>
-      </w:r>
-    </w:p>
-    <w:p>
-      <w:pPr>
-        <w:widowControl/>
-        <w:spacing w:line="240" w:lineRule="auto" w:after="0"/>
-      </w:pPr>
-      <w:r>
-        <w:rPr>
-          <w:rFonts w:ascii="Times New Roman" w:hAnsi="Times New Roman" w:eastAsia="Times New Roman"/>
-          <w:b w:val="0"/>
-          <w:i w:val="0"/>
-          <w:color w:val="181A1F"/>
-          <w:sz w:val="28"/>
-        </w:rPr>
-        <w:t>Установите соответствие между признаками и видами (типами) культуры: к каждой позиции, данной в первом столбце, подберите соответствующую позицию из второго столбца.</w:t>
+        <w:t>Установите соответствие между характеристиками/услугами и видами коммерческих банков: к каждой позиции, данной в первом столбце, подберите соответствующую позицию из второго столбца.</w:t>
       </w:r>
     </w:p>
     <w:tbl>
@@ -1324,40 +1069,52 @@
         <w:tc>
           <w:tcPr>
             <w:tcW w:type="dxa" w:w="5128"/>
+            <w:vAlign w:val="center"/>
+            <w:tcMar>
+              <w:top w:w="80" w:type="dxa"/>
+              <w:start w:w="100" w:type="dxa"/>
+              <w:bottom w:w="80" w:type="dxa"/>
+              <w:end w:w="100" w:type="dxa"/>
+            </w:tcMar>
           </w:tcPr>
           <w:p>
             <w:pPr>
+              <w:keepNext w:val="0"/>
               <w:spacing w:after="0" w:line="240" w:lineRule="auto"/>
+              <w:jc w:val="left"/>
             </w:pPr>
             <w:r>
               <w:rPr>
                 <w:rFonts w:ascii="Times New Roman" w:hAnsi="Times New Roman" w:eastAsia="Times New Roman"/>
-                <w:b/>
-                <w:color w:val="181A1F"/>
                 <w:sz w:val="28"/>
               </w:rPr>
-              <w:t>ПРИЗНАКИ</w:t>
+              <w:t>ХАРАКТЕРИСТИКИ/УСЛУГИ</w:t>
             </w:r>
           </w:p>
         </w:tc>
         <w:tc>
           <w:tcPr>
             <w:tcW w:type="dxa" w:w="5128"/>
+            <w:vAlign w:val="center"/>
+            <w:tcMar>
+              <w:top w:w="80" w:type="dxa"/>
+              <w:start w:w="100" w:type="dxa"/>
+              <w:bottom w:w="80" w:type="dxa"/>
+              <w:end w:w="100" w:type="dxa"/>
+            </w:tcMar>
           </w:tcPr>
           <w:p>
             <w:pPr>
+              <w:keepNext w:val="0"/>
               <w:spacing w:after="0" w:line="240" w:lineRule="auto"/>
+              <w:jc w:val="left"/>
             </w:pPr>
             <w:r>
               <w:rPr>
                 <w:rFonts w:ascii="Times New Roman" w:hAnsi="Times New Roman" w:eastAsia="Times New Roman"/>
-                <w:b/>
-                <w:color w:val="181A1F"/>
                 <w:sz w:val="28"/>
               </w:rPr>
-              <w:t>ВИДЫ (ТИП</w:t>
-              <w:br/>
-              <w:t>Ы) КУЛЬТУРЫ</w:t>
+              <w:t>ВИДЫ КОММЕРЧЕСКИХ БАНКОВ</w:t>
             </w:r>
           </w:p>
         </w:tc>
@@ -1366,62 +1123,69 @@
         <w:tc>
           <w:tcPr>
             <w:tcW w:type="dxa" w:w="5128"/>
+            <w:vAlign w:val="center"/>
+            <w:tcMar>
+              <w:top w:w="80" w:type="dxa"/>
+              <w:start w:w="100" w:type="dxa"/>
+              <w:bottom w:w="80" w:type="dxa"/>
+              <w:end w:w="100" w:type="dxa"/>
+            </w:tcMar>
           </w:tcPr>
           <w:p>
             <w:pPr>
+              <w:keepNext w:val="0"/>
               <w:spacing w:after="0" w:line="240" w:lineRule="auto"/>
+              <w:jc w:val="left"/>
             </w:pPr>
             <w:r>
               <w:rPr>
                 <w:rFonts w:ascii="Times New Roman" w:hAnsi="Times New Roman" w:eastAsia="Times New Roman"/>
-                <w:color w:val="181A1F"/>
                 <w:sz w:val="28"/>
               </w:rPr>
-              <w:t>А) необходимость специальной подготовки слушателей для восприятия произведений</w:t>
-              <w:br/>
-              <w:t>Б) ориентация на запросы широкого круга потребителей</w:t>
-              <w:br/>
-              <w:t>В) наличие определённого круга ценностей, признаваемых истинными и «высокими»</w:t>
-              <w:br/>
-              <w:t>Г) ярко выраженная коммерческая направленность</w:t>
-              <w:br/>
-              <w:t>Д) серийность, тиражируемость</w:t>
+              <w:t>А) предложение выгодных условий по вкладамБ) финансовое оздоровление компанииВ) привлечение финансирования бизнесаГ) кредитование домохозяйств для покупки недвижимости Д) аккумуляция сбережений домохозяйств</w:t>
             </w:r>
           </w:p>
         </w:tc>
         <w:tc>
           <w:tcPr>
             <w:tcW w:type="dxa" w:w="5128"/>
+            <w:vAlign w:val="center"/>
+            <w:tcMar>
+              <w:top w:w="80" w:type="dxa"/>
+              <w:start w:w="100" w:type="dxa"/>
+              <w:bottom w:w="80" w:type="dxa"/>
+              <w:end w:w="100" w:type="dxa"/>
+            </w:tcMar>
           </w:tcPr>
           <w:p>
             <w:pPr>
+              <w:keepNext w:val="0"/>
               <w:spacing w:after="0" w:line="240" w:lineRule="auto"/>
+              <w:jc w:val="left"/>
             </w:pPr>
             <w:r>
               <w:rPr>
                 <w:rFonts w:ascii="Times New Roman" w:hAnsi="Times New Roman" w:eastAsia="Times New Roman"/>
-                <w:color w:val="181A1F"/>
                 <w:sz w:val="28"/>
               </w:rPr>
-              <w:t>1) элитарная</w:t>
-              <w:br/>
-              <w:t>2) массовая</w:t>
+              <w:t>1) сберегательные банки2) инвестиционные банки3) ипотечные банки</w:t>
             </w:r>
           </w:p>
         </w:tc>
       </w:tr>
     </w:tbl>
+    <w:p/>
     <w:p>
       <w:pPr>
-        <w:widowControl/>
-        <w:spacing w:line="240" w:lineRule="auto" w:after="0"/>
+        <w:keepNext w:val="0"/>
+        <w:spacing w:after="60" w:line="240" w:lineRule="auto"/>
+        <w:jc w:val="both"/>
       </w:pPr>
       <w:r>
         <w:rPr>
           <w:rFonts w:ascii="Times New Roman" w:hAnsi="Times New Roman" w:eastAsia="Times New Roman"/>
           <w:b w:val="0"/>
           <w:i w:val="0"/>
-          <w:color w:val="181A1F"/>
           <w:sz w:val="28"/>
         </w:rPr>
         <w:t>Запишите в ответ цифры, расположив их в порядке, соответствующем буквам:</w:t>
@@ -1445,16 +1209,23 @@
         <w:tc>
           <w:tcPr>
             <w:tcW w:type="dxa" w:w="2051"/>
+            <w:vAlign w:val="center"/>
+            <w:tcMar>
+              <w:top w:w="80" w:type="dxa"/>
+              <w:start w:w="100" w:type="dxa"/>
+              <w:bottom w:w="80" w:type="dxa"/>
+              <w:end w:w="100" w:type="dxa"/>
+            </w:tcMar>
           </w:tcPr>
           <w:p>
             <w:pPr>
+              <w:keepNext w:val="0"/>
               <w:spacing w:after="0" w:line="240" w:lineRule="auto"/>
+              <w:jc w:val="left"/>
             </w:pPr>
             <w:r>
               <w:rPr>
                 <w:rFonts w:ascii="Times New Roman" w:hAnsi="Times New Roman" w:eastAsia="Times New Roman"/>
-                <w:b/>
-                <w:color w:val="181A1F"/>
                 <w:sz w:val="28"/>
               </w:rPr>
               <w:t>A</w:t>
@@ -1464,16 +1235,23 @@
         <w:tc>
           <w:tcPr>
             <w:tcW w:type="dxa" w:w="2051"/>
+            <w:vAlign w:val="center"/>
+            <w:tcMar>
+              <w:top w:w="80" w:type="dxa"/>
+              <w:start w:w="100" w:type="dxa"/>
+              <w:bottom w:w="80" w:type="dxa"/>
+              <w:end w:w="100" w:type="dxa"/>
+            </w:tcMar>
           </w:tcPr>
           <w:p>
             <w:pPr>
+              <w:keepNext w:val="0"/>
               <w:spacing w:after="0" w:line="240" w:lineRule="auto"/>
+              <w:jc w:val="left"/>
             </w:pPr>
             <w:r>
               <w:rPr>
                 <w:rFonts w:ascii="Times New Roman" w:hAnsi="Times New Roman" w:eastAsia="Times New Roman"/>
-                <w:b/>
-                <w:color w:val="181A1F"/>
                 <w:sz w:val="28"/>
               </w:rPr>
               <w:t>Б</w:t>
@@ -1483,16 +1261,23 @@
         <w:tc>
           <w:tcPr>
             <w:tcW w:type="dxa" w:w="2051"/>
+            <w:vAlign w:val="center"/>
+            <w:tcMar>
+              <w:top w:w="80" w:type="dxa"/>
+              <w:start w:w="100" w:type="dxa"/>
+              <w:bottom w:w="80" w:type="dxa"/>
+              <w:end w:w="100" w:type="dxa"/>
+            </w:tcMar>
           </w:tcPr>
           <w:p>
             <w:pPr>
+              <w:keepNext w:val="0"/>
               <w:spacing w:after="0" w:line="240" w:lineRule="auto"/>
+              <w:jc w:val="left"/>
             </w:pPr>
             <w:r>
               <w:rPr>
                 <w:rFonts w:ascii="Times New Roman" w:hAnsi="Times New Roman" w:eastAsia="Times New Roman"/>
-                <w:b/>
-                <w:color w:val="181A1F"/>
                 <w:sz w:val="28"/>
               </w:rPr>
               <w:t>В</w:t>
@@ -1502,16 +1287,23 @@
         <w:tc>
           <w:tcPr>
             <w:tcW w:type="dxa" w:w="2051"/>
+            <w:vAlign w:val="center"/>
+            <w:tcMar>
+              <w:top w:w="80" w:type="dxa"/>
+              <w:start w:w="100" w:type="dxa"/>
+              <w:bottom w:w="80" w:type="dxa"/>
+              <w:end w:w="100" w:type="dxa"/>
+            </w:tcMar>
           </w:tcPr>
           <w:p>
             <w:pPr>
+              <w:keepNext w:val="0"/>
               <w:spacing w:after="0" w:line="240" w:lineRule="auto"/>
+              <w:jc w:val="left"/>
             </w:pPr>
             <w:r>
               <w:rPr>
                 <w:rFonts w:ascii="Times New Roman" w:hAnsi="Times New Roman" w:eastAsia="Times New Roman"/>
-                <w:b/>
-                <w:color w:val="181A1F"/>
                 <w:sz w:val="28"/>
               </w:rPr>
               <w:t>Г</w:t>
@@ -1521,16 +1313,23 @@
         <w:tc>
           <w:tcPr>
             <w:tcW w:type="dxa" w:w="2051"/>
+            <w:vAlign w:val="center"/>
+            <w:tcMar>
+              <w:top w:w="80" w:type="dxa"/>
+              <w:start w:w="100" w:type="dxa"/>
+              <w:bottom w:w="80" w:type="dxa"/>
+              <w:end w:w="100" w:type="dxa"/>
+            </w:tcMar>
           </w:tcPr>
           <w:p>
             <w:pPr>
+              <w:keepNext w:val="0"/>
               <w:spacing w:after="0" w:line="240" w:lineRule="auto"/>
+              <w:jc w:val="left"/>
             </w:pPr>
             <w:r>
               <w:rPr>
                 <w:rFonts w:ascii="Times New Roman" w:hAnsi="Times New Roman" w:eastAsia="Times New Roman"/>
-                <w:b/>
-                <w:color w:val="181A1F"/>
                 <w:sz w:val="28"/>
               </w:rPr>
               <w:t>Д</w:t>
@@ -1542,15 +1341,23 @@
         <w:tc>
           <w:tcPr>
             <w:tcW w:type="dxa" w:w="2051"/>
+            <w:vAlign w:val="center"/>
+            <w:tcMar>
+              <w:top w:w="80" w:type="dxa"/>
+              <w:start w:w="100" w:type="dxa"/>
+              <w:bottom w:w="80" w:type="dxa"/>
+              <w:end w:w="100" w:type="dxa"/>
+            </w:tcMar>
           </w:tcPr>
           <w:p>
             <w:pPr>
+              <w:keepNext w:val="0"/>
               <w:spacing w:after="0" w:line="240" w:lineRule="auto"/>
+              <w:jc w:val="left"/>
             </w:pPr>
             <w:r>
               <w:rPr>
                 <w:rFonts w:ascii="Times New Roman" w:hAnsi="Times New Roman" w:eastAsia="Times New Roman"/>
-                <w:color w:val="181A1F"/>
                 <w:sz w:val="28"/>
               </w:rPr>
             </w:r>
@@ -1559,15 +1366,23 @@
         <w:tc>
           <w:tcPr>
             <w:tcW w:type="dxa" w:w="2051"/>
+            <w:vAlign w:val="center"/>
+            <w:tcMar>
+              <w:top w:w="80" w:type="dxa"/>
+              <w:start w:w="100" w:type="dxa"/>
+              <w:bottom w:w="80" w:type="dxa"/>
+              <w:end w:w="100" w:type="dxa"/>
+            </w:tcMar>
           </w:tcPr>
           <w:p>
             <w:pPr>
+              <w:keepNext w:val="0"/>
               <w:spacing w:after="0" w:line="240" w:lineRule="auto"/>
+              <w:jc w:val="left"/>
             </w:pPr>
             <w:r>
               <w:rPr>
                 <w:rFonts w:ascii="Times New Roman" w:hAnsi="Times New Roman" w:eastAsia="Times New Roman"/>
-                <w:color w:val="181A1F"/>
                 <w:sz w:val="28"/>
               </w:rPr>
             </w:r>
@@ -1576,15 +1391,23 @@
         <w:tc>
           <w:tcPr>
             <w:tcW w:type="dxa" w:w="2051"/>
+            <w:vAlign w:val="center"/>
+            <w:tcMar>
+              <w:top w:w="80" w:type="dxa"/>
+              <w:start w:w="100" w:type="dxa"/>
+              <w:bottom w:w="80" w:type="dxa"/>
+              <w:end w:w="100" w:type="dxa"/>
+            </w:tcMar>
           </w:tcPr>
           <w:p>
             <w:pPr>
+              <w:keepNext w:val="0"/>
               <w:spacing w:after="0" w:line="240" w:lineRule="auto"/>
+              <w:jc w:val="left"/>
             </w:pPr>
             <w:r>
               <w:rPr>
                 <w:rFonts w:ascii="Times New Roman" w:hAnsi="Times New Roman" w:eastAsia="Times New Roman"/>
-                <w:color w:val="181A1F"/>
                 <w:sz w:val="28"/>
               </w:rPr>
             </w:r>
@@ -1593,15 +1416,23 @@
         <w:tc>
           <w:tcPr>
             <w:tcW w:type="dxa" w:w="2051"/>
+            <w:vAlign w:val="center"/>
+            <w:tcMar>
+              <w:top w:w="80" w:type="dxa"/>
+              <w:start w:w="100" w:type="dxa"/>
+              <w:bottom w:w="80" w:type="dxa"/>
+              <w:end w:w="100" w:type="dxa"/>
+            </w:tcMar>
           </w:tcPr>
           <w:p>
             <w:pPr>
+              <w:keepNext w:val="0"/>
               <w:spacing w:after="0" w:line="240" w:lineRule="auto"/>
+              <w:jc w:val="left"/>
             </w:pPr>
             <w:r>
               <w:rPr>
                 <w:rFonts w:ascii="Times New Roman" w:hAnsi="Times New Roman" w:eastAsia="Times New Roman"/>
-                <w:color w:val="181A1F"/>
                 <w:sz w:val="28"/>
               </w:rPr>
             </w:r>
@@ -1610,15 +1441,23 @@
         <w:tc>
           <w:tcPr>
             <w:tcW w:type="dxa" w:w="2051"/>
+            <w:vAlign w:val="center"/>
+            <w:tcMar>
+              <w:top w:w="80" w:type="dxa"/>
+              <w:start w:w="100" w:type="dxa"/>
+              <w:bottom w:w="80" w:type="dxa"/>
+              <w:end w:w="100" w:type="dxa"/>
+            </w:tcMar>
           </w:tcPr>
           <w:p>
             <w:pPr>
+              <w:keepNext w:val="0"/>
               <w:spacing w:after="0" w:line="240" w:lineRule="auto"/>
+              <w:jc w:val="left"/>
             </w:pPr>
             <w:r>
               <w:rPr>
                 <w:rFonts w:ascii="Times New Roman" w:hAnsi="Times New Roman" w:eastAsia="Times New Roman"/>
-                <w:color w:val="181A1F"/>
                 <w:sz w:val="28"/>
               </w:rPr>
             </w:r>
@@ -1626,260 +1465,853 @@
         </w:tc>
       </w:tr>
     </w:tbl>
+    <w:p/>
     <w:p>
       <w:pPr>
-        <w:keepNext/>
-        <w:widowControl/>
-        <w:spacing w:line="240" w:lineRule="auto" w:after="0" w:before="120"/>
-      </w:pPr>
-      <w:r>
-        <w:rPr>
-          <w:rFonts w:ascii="Times New Roman" w:hAnsi="Times New Roman" w:eastAsia="Times New Roman"/>
-          <w:b/>
-          <w:color w:val="181A1F"/>
-          <w:sz w:val="28"/>
-        </w:rPr>
-        <w:t>10.</w:t>
-      </w:r>
-    </w:p>
-    <w:p>
-      <w:pPr>
-        <w:widowControl/>
-        <w:spacing w:line="240" w:lineRule="auto" w:after="0"/>
+        <w:keepNext w:val="0"/>
+        <w:spacing w:after="60" w:line="240" w:lineRule="auto"/>
+        <w:jc w:val="both"/>
       </w:pPr>
       <w:r>
         <w:rPr>
           <w:rFonts w:ascii="Times New Roman" w:hAnsi="Times New Roman" w:eastAsia="Times New Roman"/>
           <w:b w:val="0"/>
           <w:i w:val="0"/>
-          <w:color w:val="181A1F"/>
           <w:sz w:val="28"/>
         </w:rPr>
-        <w:t>В стране Н. развито фабричное производство. Какие иные признаки свидетельствуют о том, что она развивается как общество индустриального типа?</w:t>
+        <w:t>Ответ:</w:t>
       </w:r>
     </w:p>
     <w:p>
       <w:pPr>
-        <w:widowControl/>
-        <w:spacing w:line="240" w:lineRule="auto" w:after="0"/>
-      </w:pPr>
+        <w:keepNext w:val="0"/>
+        <w:spacing w:after="60" w:line="240" w:lineRule="auto"/>
+        <w:jc w:val="both"/>
+      </w:pPr>
+      <w:r>
+        <w:rPr>
+          <w:rFonts w:ascii="Times New Roman" w:hAnsi="Times New Roman" w:eastAsia="Times New Roman"/>
+          <w:b/>
+          <w:sz w:val="28"/>
+        </w:rPr>
+        <w:t xml:space="preserve">№7 </w:t>
+      </w:r>
       <w:r>
         <w:rPr>
           <w:rFonts w:ascii="Times New Roman" w:hAnsi="Times New Roman" w:eastAsia="Times New Roman"/>
           <w:b w:val="0"/>
           <w:i w:val="0"/>
-          <w:color w:val="181A1F"/>
           <w:sz w:val="28"/>
         </w:rPr>
-        <w:t>1) Происходит механизация и автоматизация производства и управления.</w:t>
+        <w:t>Глава государства поставил перед правительством задачу снижения уровня безработицы в стране. Какие из приведённых мер будут способствовать решению этой задачи? Запишите цифры, под которыми они указаны.</w:t>
       </w:r>
     </w:p>
     <w:p>
       <w:pPr>
-        <w:widowControl/>
-        <w:spacing w:line="240" w:lineRule="auto" w:after="0"/>
+        <w:keepNext w:val="0"/>
+        <w:spacing w:after="60" w:line="240" w:lineRule="auto"/>
+        <w:jc w:val="both"/>
       </w:pPr>
       <w:r>
         <w:rPr>
           <w:rFonts w:ascii="Times New Roman" w:hAnsi="Times New Roman" w:eastAsia="Times New Roman"/>
           <w:b w:val="0"/>
           <w:i w:val="0"/>
-          <w:color w:val="181A1F"/>
           <w:sz w:val="28"/>
         </w:rPr>
-        <w:t>2) Наряду с промышленностью развивается сельское хозяйство.</w:t>
+        <w:t>1) увеличение ставок налогообложения</w:t>
       </w:r>
     </w:p>
     <w:p>
       <w:pPr>
-        <w:widowControl/>
-        <w:spacing w:line="240" w:lineRule="auto" w:after="0"/>
+        <w:keepNext w:val="0"/>
+        <w:spacing w:after="60" w:line="240" w:lineRule="auto"/>
+        <w:jc w:val="both"/>
       </w:pPr>
       <w:r>
         <w:rPr>
           <w:rFonts w:ascii="Times New Roman" w:hAnsi="Times New Roman" w:eastAsia="Times New Roman"/>
           <w:b w:val="0"/>
           <w:i w:val="0"/>
-          <w:color w:val="181A1F"/>
           <w:sz w:val="28"/>
         </w:rPr>
-        <w:t>3) Существует разделение труда.</w:t>
+        <w:t>2) организация курсов профессиональной переподготовки</w:t>
       </w:r>
     </w:p>
     <w:p>
       <w:pPr>
-        <w:widowControl/>
-        <w:spacing w:line="240" w:lineRule="auto" w:after="0"/>
+        <w:keepNext w:val="0"/>
+        <w:spacing w:after="60" w:line="240" w:lineRule="auto"/>
+        <w:jc w:val="both"/>
       </w:pPr>
       <w:r>
         <w:rPr>
           <w:rFonts w:ascii="Times New Roman" w:hAnsi="Times New Roman" w:eastAsia="Times New Roman"/>
           <w:b w:val="0"/>
           <w:i w:val="0"/>
-          <w:color w:val="181A1F"/>
           <w:sz w:val="28"/>
         </w:rPr>
-        <w:t>4) Формируется класс промышленных рабочих.</w:t>
+        <w:t>3) повышение размера пособий по безработице</w:t>
       </w:r>
     </w:p>
     <w:p>
       <w:pPr>
-        <w:widowControl/>
-        <w:spacing w:line="240" w:lineRule="auto" w:after="0"/>
+        <w:keepNext w:val="0"/>
+        <w:spacing w:after="60" w:line="240" w:lineRule="auto"/>
+        <w:jc w:val="both"/>
       </w:pPr>
       <w:r>
         <w:rPr>
           <w:rFonts w:ascii="Times New Roman" w:hAnsi="Times New Roman" w:eastAsia="Times New Roman"/>
           <w:b w:val="0"/>
           <w:i w:val="0"/>
-          <w:color w:val="181A1F"/>
           <w:sz w:val="28"/>
         </w:rPr>
-        <w:t>5) Религия оказывает значительное влияние на развитие общества.</w:t>
+        <w:t>4) уменьшение экспорта промышленной продукции</w:t>
       </w:r>
     </w:p>
     <w:p>
       <w:pPr>
-        <w:keepNext/>
-        <w:widowControl/>
-        <w:spacing w:line="240" w:lineRule="auto" w:after="0" w:before="120"/>
-      </w:pPr>
-      <w:r>
-        <w:rPr>
-          <w:rFonts w:ascii="Times New Roman" w:hAnsi="Times New Roman" w:eastAsia="Times New Roman"/>
-          <w:b/>
-          <w:color w:val="181A1F"/>
-          <w:sz w:val="28"/>
-        </w:rPr>
-        <w:t>11.</w:t>
-      </w:r>
-    </w:p>
-    <w:p>
-      <w:pPr>
-        <w:widowControl/>
-        <w:spacing w:line="240" w:lineRule="auto" w:after="0"/>
+        <w:keepNext w:val="0"/>
+        <w:spacing w:after="60" w:line="240" w:lineRule="auto"/>
+        <w:jc w:val="both"/>
       </w:pPr>
       <w:r>
         <w:rPr>
           <w:rFonts w:ascii="Times New Roman" w:hAnsi="Times New Roman" w:eastAsia="Times New Roman"/>
           <w:b w:val="0"/>
           <w:i w:val="0"/>
-          <w:color w:val="181A1F"/>
           <w:sz w:val="28"/>
         </w:rPr>
-        <w:t xml:space="preserve">Выберите верные суждения о деятельности и запишите цифры, под которыми они указаны. </w:t>
+        <w:t>5) создание новых рабочих мест в малом бизнесе</w:t>
       </w:r>
     </w:p>
     <w:p>
       <w:pPr>
-        <w:widowControl/>
-        <w:spacing w:line="240" w:lineRule="auto" w:after="0"/>
+        <w:keepNext w:val="0"/>
+        <w:spacing w:after="60" w:line="240" w:lineRule="auto"/>
+        <w:jc w:val="both"/>
       </w:pPr>
       <w:r>
         <w:rPr>
           <w:rFonts w:ascii="Times New Roman" w:hAnsi="Times New Roman" w:eastAsia="Times New Roman"/>
           <w:b w:val="0"/>
           <w:i w:val="0"/>
-          <w:color w:val="181A1F"/>
           <w:sz w:val="28"/>
         </w:rPr>
-        <w:t>1) Деятельности человека свойственен продуктивный характер.</w:t>
+        <w:t>6) снижение пенсионного возраста</w:t>
       </w:r>
     </w:p>
     <w:p>
       <w:pPr>
-        <w:widowControl/>
-        <w:spacing w:line="240" w:lineRule="auto" w:after="0"/>
+        <w:keepNext w:val="0"/>
+        <w:spacing w:after="60" w:line="240" w:lineRule="auto"/>
+        <w:jc w:val="both"/>
       </w:pPr>
       <w:r>
         <w:rPr>
           <w:rFonts w:ascii="Times New Roman" w:hAnsi="Times New Roman" w:eastAsia="Times New Roman"/>
           <w:b w:val="0"/>
           <w:i w:val="0"/>
-          <w:color w:val="181A1F"/>
           <w:sz w:val="28"/>
         </w:rPr>
-        <w:t xml:space="preserve">2) Духовная деятельность связана с созданием идей, образов, художественных ценностей. </w:t>
+        <w:t>Ответ:</w:t>
       </w:r>
     </w:p>
     <w:p>
       <w:pPr>
-        <w:widowControl/>
-        <w:spacing w:line="240" w:lineRule="auto" w:after="0"/>
-      </w:pPr>
+        <w:keepNext w:val="0"/>
+        <w:spacing w:after="60" w:line="240" w:lineRule="auto"/>
+        <w:jc w:val="both"/>
+      </w:pPr>
+      <w:r>
+        <w:rPr>
+          <w:rFonts w:ascii="Times New Roman" w:hAnsi="Times New Roman" w:eastAsia="Times New Roman"/>
+          <w:b/>
+          <w:sz w:val="28"/>
+        </w:rPr>
+        <w:t xml:space="preserve">№8 </w:t>
+      </w:r>
       <w:r>
         <w:rPr>
           <w:rFonts w:ascii="Times New Roman" w:hAnsi="Times New Roman" w:eastAsia="Times New Roman"/>
           <w:b w:val="0"/>
           <w:i w:val="0"/>
-          <w:color w:val="181A1F"/>
           <w:sz w:val="28"/>
         </w:rPr>
-        <w:t xml:space="preserve">3) Деятельность человека от активности животных отличает умение находить средства удовлетворения потребностей. </w:t>
+        <w:t>Выберите верные суждения о социальных группах и их видах и запишите цифры, под которыми они указаны.</w:t>
       </w:r>
     </w:p>
     <w:p>
       <w:pPr>
-        <w:widowControl/>
-        <w:spacing w:line="240" w:lineRule="auto" w:after="0"/>
+        <w:keepNext w:val="0"/>
+        <w:spacing w:after="60" w:line="240" w:lineRule="auto"/>
+        <w:jc w:val="both"/>
       </w:pPr>
       <w:r>
         <w:rPr>
           <w:rFonts w:ascii="Times New Roman" w:hAnsi="Times New Roman" w:eastAsia="Times New Roman"/>
           <w:b w:val="0"/>
           <w:i w:val="0"/>
-          <w:color w:val="181A1F"/>
           <w:sz w:val="28"/>
         </w:rPr>
-        <w:t xml:space="preserve">4) Деятельность связана с удовлетворением потребностей человека. </w:t>
+        <w:t>1) Демографические группы выделяют по этносоциальному составу.</w:t>
       </w:r>
     </w:p>
     <w:p>
       <w:pPr>
-        <w:widowControl/>
-        <w:spacing w:line="240" w:lineRule="auto" w:after="0"/>
+        <w:keepNext w:val="0"/>
+        <w:spacing w:after="60" w:line="240" w:lineRule="auto"/>
+        <w:jc w:val="both"/>
       </w:pPr>
       <w:r>
         <w:rPr>
           <w:rFonts w:ascii="Times New Roman" w:hAnsi="Times New Roman" w:eastAsia="Times New Roman"/>
           <w:b w:val="0"/>
           <w:i w:val="0"/>
-          <w:color w:val="181A1F"/>
           <w:sz w:val="28"/>
         </w:rPr>
-        <w:t>5) Деятельность человека от активности животных отличает использование предметов природного происхождения.</w:t>
+        <w:t>2) В формальной группе межличностные взаимодействия, как правило, основаны на взаимной симпатии, общем интересе или привычке.</w:t>
       </w:r>
     </w:p>
     <w:p>
       <w:pPr>
-        <w:keepNext/>
-        <w:widowControl/>
-        <w:spacing w:line="240" w:lineRule="auto" w:after="0" w:before="120"/>
-      </w:pPr>
-      <w:r>
-        <w:rPr>
-          <w:rFonts w:ascii="Times New Roman" w:hAnsi="Times New Roman" w:eastAsia="Times New Roman"/>
-          <w:b/>
-          <w:color w:val="181A1F"/>
-          <w:sz w:val="28"/>
-        </w:rPr>
-        <w:t>12.</w:t>
-      </w:r>
-    </w:p>
-    <w:p>
-      <w:pPr>
-        <w:widowControl/>
-        <w:spacing w:line="240" w:lineRule="auto" w:after="0"/>
+        <w:keepNext w:val="0"/>
+        <w:spacing w:after="60" w:line="240" w:lineRule="auto"/>
+        <w:jc w:val="both"/>
       </w:pPr>
       <w:r>
         <w:rPr>
           <w:rFonts w:ascii="Times New Roman" w:hAnsi="Times New Roman" w:eastAsia="Times New Roman"/>
           <w:b w:val="0"/>
           <w:i w:val="0"/>
-          <w:color w:val="181A1F"/>
           <w:sz w:val="28"/>
         </w:rPr>
-        <w:t>Установите соответствие между отличительными признаками и типами обществ: к каждой позиции, данной в первом столбце, подберите соответствующую позицию из второго столбца.</w:t>
+        <w:t>3) Как правило безличные отношения, затрагивающие важные сферы жизни человека, называются «общественные отношения».</w:t>
+      </w:r>
+    </w:p>
+    <w:p>
+      <w:pPr>
+        <w:keepNext w:val="0"/>
+        <w:spacing w:after="60" w:line="240" w:lineRule="auto"/>
+        <w:jc w:val="both"/>
+      </w:pPr>
+      <w:r>
+        <w:rPr>
+          <w:rFonts w:ascii="Times New Roman" w:hAnsi="Times New Roman" w:eastAsia="Times New Roman"/>
+          <w:b w:val="0"/>
+          <w:i w:val="0"/>
+          <w:sz w:val="28"/>
+        </w:rPr>
+        <w:t>4) Социальные группы — устойчивые совокупности людей, которые имеют отличные, только им присущие признаки (социальное положение, интересы, ценностные ориентации).</w:t>
+      </w:r>
+    </w:p>
+    <w:p>
+      <w:pPr>
+        <w:keepNext w:val="0"/>
+        <w:spacing w:after="60" w:line="240" w:lineRule="auto"/>
+        <w:jc w:val="both"/>
+      </w:pPr>
+      <w:r>
+        <w:rPr>
+          <w:rFonts w:ascii="Times New Roman" w:hAnsi="Times New Roman" w:eastAsia="Times New Roman"/>
+          <w:b w:val="0"/>
+          <w:i w:val="0"/>
+          <w:sz w:val="28"/>
+        </w:rPr>
+        <w:t>5) Группы и организации оказывают влияние на поведение человека.</w:t>
+      </w:r>
+    </w:p>
+    <w:p>
+      <w:pPr>
+        <w:keepNext w:val="0"/>
+        <w:spacing w:after="60" w:line="240" w:lineRule="auto"/>
+        <w:jc w:val="both"/>
+      </w:pPr>
+      <w:r>
+        <w:rPr>
+          <w:rFonts w:ascii="Times New Roman" w:hAnsi="Times New Roman" w:eastAsia="Times New Roman"/>
+          <w:b w:val="0"/>
+          <w:i w:val="0"/>
+          <w:sz w:val="28"/>
+        </w:rPr>
+        <w:t>Ответ:</w:t>
+      </w:r>
+    </w:p>
+    <w:p>
+      <w:pPr>
+        <w:keepNext w:val="0"/>
+        <w:spacing w:after="60" w:line="240" w:lineRule="auto"/>
+        <w:jc w:val="both"/>
+      </w:pPr>
+      <w:r>
+        <w:rPr>
+          <w:rFonts w:ascii="Times New Roman" w:hAnsi="Times New Roman" w:eastAsia="Times New Roman"/>
+          <w:b/>
+          <w:sz w:val="28"/>
+        </w:rPr>
+        <w:t xml:space="preserve">№9 </w:t>
+      </w:r>
+      <w:r>
+        <w:rPr>
+          <w:rFonts w:ascii="Times New Roman" w:hAnsi="Times New Roman" w:eastAsia="Times New Roman"/>
+          <w:b w:val="0"/>
+          <w:i w:val="0"/>
+          <w:sz w:val="28"/>
+        </w:rPr>
+        <w:t>В ходе социологического опроса совершеннолетним юношам и девушкам страны Z задавали вопрос: «Кто в современном обществе имеет больше шансов добиться продвижения по службе?». Полученные результаты (в % от числа опрошенных) представлены в графическом виде.</w:t>
+      </w:r>
+    </w:p>
+    <w:p>
+      <w:pPr>
+        <w:spacing w:after="80"/>
+        <w:jc w:val="center"/>
+      </w:pPr>
+      <w:r>
+        <w:drawing>
+          <wp:inline xmlns:a="http://schemas.openxmlformats.org/drawingml/2006/main" xmlns:pic="http://schemas.openxmlformats.org/drawingml/2006/picture">
+            <wp:extent cx="3780000" cy="3780000"/>
+            <wp:docPr id="1" name="Picture 1"/>
+            <wp:cNvGraphicFramePr>
+              <a:graphicFrameLocks noChangeAspect="1"/>
+            </wp:cNvGraphicFramePr>
+            <a:graphic>
+              <a:graphicData uri="http://schemas.openxmlformats.org/drawingml/2006/picture">
+                <pic:pic>
+                  <pic:nvPicPr>
+                    <pic:cNvPr id="0" name="asset-0100.png"/>
+                    <pic:cNvPicPr/>
+                  </pic:nvPicPr>
+                  <pic:blipFill>
+                    <a:blip r:embed="rId9"/>
+                    <a:stretch>
+                      <a:fillRect/>
+                    </a:stretch>
+                  </pic:blipFill>
+                  <pic:spPr>
+                    <a:xfrm>
+                      <a:off x="0" y="0"/>
+                      <a:ext cx="3780000" cy="3780000"/>
+                    </a:xfrm>
+                    <a:prstGeom prst="rect"/>
+                  </pic:spPr>
+                </pic:pic>
+              </a:graphicData>
+            </a:graphic>
+          </wp:inline>
+        </w:drawing>
+      </w:r>
+    </w:p>
+    <w:p>
+      <w:pPr>
+        <w:keepNext w:val="0"/>
+        <w:spacing w:after="60" w:line="240" w:lineRule="auto"/>
+        <w:jc w:val="both"/>
+      </w:pPr>
+      <w:r>
+        <w:rPr>
+          <w:rFonts w:ascii="Times New Roman" w:hAnsi="Times New Roman" w:eastAsia="Times New Roman"/>
+          <w:b w:val="0"/>
+          <w:i w:val="0"/>
+          <w:sz w:val="28"/>
+        </w:rPr>
+        <w:t>Найдите в приведённом списке выводы, которые можно сделать на основе диаграммы, и запишите цифры, под которыми они указаны.</w:t>
+      </w:r>
+    </w:p>
+    <w:p>
+      <w:pPr>
+        <w:keepNext w:val="0"/>
+        <w:spacing w:after="60" w:line="240" w:lineRule="auto"/>
+        <w:jc w:val="both"/>
+      </w:pPr>
+      <w:r>
+        <w:rPr>
+          <w:rFonts w:ascii="Times New Roman" w:hAnsi="Times New Roman" w:eastAsia="Times New Roman"/>
+          <w:b w:val="0"/>
+          <w:i w:val="0"/>
+          <w:sz w:val="28"/>
+        </w:rPr>
+        <w:t>1) Равные доли опрошенных юношей и девушек затруднились с ответом.</w:t>
+      </w:r>
+    </w:p>
+    <w:p>
+      <w:pPr>
+        <w:keepNext w:val="0"/>
+        <w:spacing w:after="60" w:line="240" w:lineRule="auto"/>
+        <w:jc w:val="both"/>
+      </w:pPr>
+      <w:r>
+        <w:rPr>
+          <w:rFonts w:ascii="Times New Roman" w:hAnsi="Times New Roman" w:eastAsia="Times New Roman"/>
+          <w:b w:val="0"/>
+          <w:i w:val="0"/>
+          <w:sz w:val="28"/>
+        </w:rPr>
+        <w:t>2) Доля тех, кто считают, что больше шансов продвинуться по службе у мужчин, среди юношей меньше, чем среди девушек.</w:t>
+      </w:r>
+    </w:p>
+    <w:p>
+      <w:pPr>
+        <w:keepNext w:val="0"/>
+        <w:spacing w:after="60" w:line="240" w:lineRule="auto"/>
+        <w:jc w:val="both"/>
+      </w:pPr>
+      <w:r>
+        <w:rPr>
+          <w:rFonts w:ascii="Times New Roman" w:hAnsi="Times New Roman" w:eastAsia="Times New Roman"/>
+          <w:b w:val="0"/>
+          <w:i w:val="0"/>
+          <w:sz w:val="28"/>
+        </w:rPr>
+        <w:t>3) Доля тех, кто отметили, что шансы продвинуться по службе в современном обществе равны, среди юношей больше, чем среди девушек.</w:t>
+      </w:r>
+    </w:p>
+    <w:p>
+      <w:pPr>
+        <w:keepNext w:val="0"/>
+        <w:spacing w:after="60" w:line="240" w:lineRule="auto"/>
+        <w:jc w:val="both"/>
+      </w:pPr>
+      <w:r>
+        <w:rPr>
+          <w:rFonts w:ascii="Times New Roman" w:hAnsi="Times New Roman" w:eastAsia="Times New Roman"/>
+          <w:b w:val="0"/>
+          <w:i w:val="0"/>
+          <w:sz w:val="28"/>
+        </w:rPr>
+        <w:t>4) Среди юношей мнение о преимуществе шансов мужчин менее популярно, чем мнение о преимуществе шансов женщин.</w:t>
+      </w:r>
+    </w:p>
+    <w:p>
+      <w:pPr>
+        <w:keepNext w:val="0"/>
+        <w:spacing w:after="60" w:line="240" w:lineRule="auto"/>
+        <w:jc w:val="both"/>
+      </w:pPr>
+      <w:r>
+        <w:rPr>
+          <w:rFonts w:ascii="Times New Roman" w:hAnsi="Times New Roman" w:eastAsia="Times New Roman"/>
+          <w:b w:val="0"/>
+          <w:i w:val="0"/>
+          <w:sz w:val="28"/>
+        </w:rPr>
+        <w:t xml:space="preserve">5) Четверть опрошенных девушек ответила, что женщины имеют больше шансов продвинуться по службе, чем мужчины. </w:t>
+      </w:r>
+    </w:p>
+    <w:p>
+      <w:pPr>
+        <w:keepNext w:val="0"/>
+        <w:spacing w:after="60" w:line="240" w:lineRule="auto"/>
+        <w:jc w:val="both"/>
+      </w:pPr>
+      <w:r>
+        <w:rPr>
+          <w:rFonts w:ascii="Times New Roman" w:hAnsi="Times New Roman" w:eastAsia="Times New Roman"/>
+          <w:b w:val="0"/>
+          <w:i w:val="0"/>
+          <w:sz w:val="28"/>
+        </w:rPr>
+        <w:t>Ответ:</w:t>
+      </w:r>
+    </w:p>
+    <w:p>
+      <w:pPr>
+        <w:keepNext w:val="0"/>
+        <w:spacing w:after="60" w:line="240" w:lineRule="auto"/>
+        <w:jc w:val="both"/>
+      </w:pPr>
+      <w:r>
+        <w:rPr>
+          <w:rFonts w:ascii="Times New Roman" w:hAnsi="Times New Roman" w:eastAsia="Times New Roman"/>
+          <w:b/>
+          <w:sz w:val="28"/>
+        </w:rPr>
+        <w:t xml:space="preserve">№10 </w:t>
+      </w:r>
+      <w:r>
+        <w:rPr>
+          <w:rFonts w:ascii="Times New Roman" w:hAnsi="Times New Roman" w:eastAsia="Times New Roman"/>
+          <w:b w:val="0"/>
+          <w:i w:val="0"/>
+          <w:sz w:val="28"/>
+        </w:rPr>
+        <w:t>Выберите верные суждения о политическом процессе и запишите цифры, под которыми они указаны.</w:t>
+      </w:r>
+    </w:p>
+    <w:p>
+      <w:pPr>
+        <w:keepNext w:val="0"/>
+        <w:spacing w:after="60" w:line="240" w:lineRule="auto"/>
+        <w:jc w:val="both"/>
+      </w:pPr>
+      <w:r>
+        <w:rPr>
+          <w:rFonts w:ascii="Times New Roman" w:hAnsi="Times New Roman" w:eastAsia="Times New Roman"/>
+          <w:b w:val="0"/>
+          <w:i w:val="0"/>
+          <w:sz w:val="28"/>
+        </w:rPr>
+        <w:t>1) Политический процесс — это последовательность взаимосвязанных событий в политической жизни общества.</w:t>
+      </w:r>
+    </w:p>
+    <w:p>
+      <w:pPr>
+        <w:keepNext w:val="0"/>
+        <w:spacing w:after="60" w:line="240" w:lineRule="auto"/>
+        <w:jc w:val="both"/>
+      </w:pPr>
+      <w:r>
+        <w:rPr>
+          <w:rFonts w:ascii="Times New Roman" w:hAnsi="Times New Roman" w:eastAsia="Times New Roman"/>
+          <w:b w:val="0"/>
+          <w:i w:val="0"/>
+          <w:sz w:val="28"/>
+        </w:rPr>
+        <w:t>2) Политический процесс — это совокупность формы правления, территориально-государственного устройства и политического режима.</w:t>
+      </w:r>
+    </w:p>
+    <w:p>
+      <w:pPr>
+        <w:keepNext w:val="0"/>
+        <w:spacing w:after="60" w:line="240" w:lineRule="auto"/>
+        <w:jc w:val="both"/>
+      </w:pPr>
+      <w:r>
+        <w:rPr>
+          <w:rFonts w:ascii="Times New Roman" w:hAnsi="Times New Roman" w:eastAsia="Times New Roman"/>
+          <w:b w:val="0"/>
+          <w:i w:val="0"/>
+          <w:sz w:val="28"/>
+        </w:rPr>
+        <w:t>3) Выборы законодательных органов власти — это составная часть политического процесса.</w:t>
+      </w:r>
+    </w:p>
+    <w:p>
+      <w:pPr>
+        <w:keepNext w:val="0"/>
+        <w:spacing w:after="60" w:line="240" w:lineRule="auto"/>
+        <w:jc w:val="both"/>
+      </w:pPr>
+      <w:r>
+        <w:rPr>
+          <w:rFonts w:ascii="Times New Roman" w:hAnsi="Times New Roman" w:eastAsia="Times New Roman"/>
+          <w:b w:val="0"/>
+          <w:i w:val="0"/>
+          <w:sz w:val="28"/>
+        </w:rPr>
+        <w:t>4) Революционный политический процесс предполагает длительное и постепенное изменение политических институтов.</w:t>
+      </w:r>
+    </w:p>
+    <w:p>
+      <w:pPr>
+        <w:keepNext w:val="0"/>
+        <w:spacing w:after="60" w:line="240" w:lineRule="auto"/>
+        <w:jc w:val="both"/>
+      </w:pPr>
+      <w:r>
+        <w:rPr>
+          <w:rFonts w:ascii="Times New Roman" w:hAnsi="Times New Roman" w:eastAsia="Times New Roman"/>
+          <w:b w:val="0"/>
+          <w:i w:val="0"/>
+          <w:sz w:val="28"/>
+        </w:rPr>
+        <w:t>5) Глобальные политические процессы отражают отношения между народами и государствами, связанные с разрешением международных конфликтов и преодолением глобальных проблем.</w:t>
+      </w:r>
+    </w:p>
+    <w:p>
+      <w:pPr>
+        <w:keepNext w:val="0"/>
+        <w:spacing w:after="60" w:line="240" w:lineRule="auto"/>
+        <w:jc w:val="both"/>
+      </w:pPr>
+      <w:r>
+        <w:rPr>
+          <w:rFonts w:ascii="Times New Roman" w:hAnsi="Times New Roman" w:eastAsia="Times New Roman"/>
+          <w:b w:val="0"/>
+          <w:i w:val="0"/>
+          <w:sz w:val="28"/>
+        </w:rPr>
+        <w:t>Ответ:</w:t>
+      </w:r>
+    </w:p>
+    <w:p>
+      <w:pPr>
+        <w:keepNext w:val="0"/>
+        <w:spacing w:after="60" w:line="240" w:lineRule="auto"/>
+        <w:jc w:val="both"/>
+      </w:pPr>
+      <w:r>
+        <w:rPr>
+          <w:rFonts w:ascii="Times New Roman" w:hAnsi="Times New Roman" w:eastAsia="Times New Roman"/>
+          <w:b/>
+          <w:sz w:val="28"/>
+        </w:rPr>
+        <w:t xml:space="preserve">№11 </w:t>
+      </w:r>
+      <w:r>
+        <w:rPr>
+          <w:rFonts w:ascii="Times New Roman" w:hAnsi="Times New Roman" w:eastAsia="Times New Roman"/>
+          <w:b w:val="0"/>
+          <w:i w:val="0"/>
+          <w:sz w:val="28"/>
+        </w:rPr>
+        <w:t>Государство Z — федеративная демократическая республика. Что из перечисленного ниже относится к внутренним функциям государства? Запишите цифры, под которыми указаны внутренние функции государства.</w:t>
+      </w:r>
+    </w:p>
+    <w:p>
+      <w:pPr>
+        <w:keepNext w:val="0"/>
+        <w:spacing w:after="60" w:line="240" w:lineRule="auto"/>
+        <w:jc w:val="both"/>
+      </w:pPr>
+      <w:r>
+        <w:rPr>
+          <w:rFonts w:ascii="Times New Roman" w:hAnsi="Times New Roman" w:eastAsia="Times New Roman"/>
+          <w:b w:val="0"/>
+          <w:i w:val="0"/>
+          <w:sz w:val="28"/>
+        </w:rPr>
+        <w:t xml:space="preserve">1) обеспечение обороны и безопасности государства </w:t>
+      </w:r>
+    </w:p>
+    <w:p>
+      <w:pPr>
+        <w:keepNext w:val="0"/>
+        <w:spacing w:after="60" w:line="240" w:lineRule="auto"/>
+        <w:jc w:val="both"/>
+      </w:pPr>
+      <w:r>
+        <w:rPr>
+          <w:rFonts w:ascii="Times New Roman" w:hAnsi="Times New Roman" w:eastAsia="Times New Roman"/>
+          <w:b w:val="0"/>
+          <w:i w:val="0"/>
+          <w:sz w:val="28"/>
+        </w:rPr>
+        <w:t xml:space="preserve">2) участие в решении глобальных проблем </w:t>
+      </w:r>
+    </w:p>
+    <w:p>
+      <w:pPr>
+        <w:keepNext w:val="0"/>
+        <w:spacing w:after="60" w:line="240" w:lineRule="auto"/>
+        <w:jc w:val="both"/>
+      </w:pPr>
+      <w:r>
+        <w:rPr>
+          <w:rFonts w:ascii="Times New Roman" w:hAnsi="Times New Roman" w:eastAsia="Times New Roman"/>
+          <w:b w:val="0"/>
+          <w:i w:val="0"/>
+          <w:sz w:val="28"/>
+        </w:rPr>
+        <w:t xml:space="preserve">3) развитие взаимовыгодного сотрудничества с другими государствами </w:t>
+      </w:r>
+    </w:p>
+    <w:p>
+      <w:pPr>
+        <w:keepNext w:val="0"/>
+        <w:spacing w:after="60" w:line="240" w:lineRule="auto"/>
+        <w:jc w:val="both"/>
+      </w:pPr>
+      <w:r>
+        <w:rPr>
+          <w:rFonts w:ascii="Times New Roman" w:hAnsi="Times New Roman" w:eastAsia="Times New Roman"/>
+          <w:b w:val="0"/>
+          <w:i w:val="0"/>
+          <w:sz w:val="28"/>
+        </w:rPr>
+        <w:t xml:space="preserve">4) создание условий, обеспечивающих достойную жизнь и свободное развитие граждан </w:t>
+      </w:r>
+    </w:p>
+    <w:p>
+      <w:pPr>
+        <w:keepNext w:val="0"/>
+        <w:spacing w:after="60" w:line="240" w:lineRule="auto"/>
+        <w:jc w:val="both"/>
+      </w:pPr>
+      <w:r>
+        <w:rPr>
+          <w:rFonts w:ascii="Times New Roman" w:hAnsi="Times New Roman" w:eastAsia="Times New Roman"/>
+          <w:b w:val="0"/>
+          <w:i w:val="0"/>
+          <w:sz w:val="28"/>
+        </w:rPr>
+        <w:t xml:space="preserve">5) обеспечение получения гражданами обязательного среднего образования (в соответствии с законодательством страны) </w:t>
+      </w:r>
+    </w:p>
+    <w:p>
+      <w:pPr>
+        <w:keepNext w:val="0"/>
+        <w:spacing w:after="60" w:line="240" w:lineRule="auto"/>
+        <w:jc w:val="both"/>
+      </w:pPr>
+      <w:r>
+        <w:rPr>
+          <w:rFonts w:ascii="Times New Roman" w:hAnsi="Times New Roman" w:eastAsia="Times New Roman"/>
+          <w:b w:val="0"/>
+          <w:i w:val="0"/>
+          <w:sz w:val="28"/>
+        </w:rPr>
+        <w:t>6) создание рациональных условий природопользования и охраны природы</w:t>
+      </w:r>
+    </w:p>
+    <w:p>
+      <w:pPr>
+        <w:keepNext w:val="0"/>
+        <w:spacing w:after="60" w:line="240" w:lineRule="auto"/>
+        <w:jc w:val="both"/>
+      </w:pPr>
+      <w:r>
+        <w:rPr>
+          <w:rFonts w:ascii="Times New Roman" w:hAnsi="Times New Roman" w:eastAsia="Times New Roman"/>
+          <w:b w:val="0"/>
+          <w:i w:val="0"/>
+          <w:sz w:val="28"/>
+        </w:rPr>
+        <w:t>Ответ:</w:t>
+      </w:r>
+    </w:p>
+    <w:p>
+      <w:pPr>
+        <w:keepNext w:val="0"/>
+        <w:spacing w:after="60" w:line="240" w:lineRule="auto"/>
+        <w:jc w:val="both"/>
+      </w:pPr>
+      <w:r>
+        <w:rPr>
+          <w:rFonts w:ascii="Times New Roman" w:hAnsi="Times New Roman" w:eastAsia="Times New Roman"/>
+          <w:b/>
+          <w:sz w:val="28"/>
+        </w:rPr>
+        <w:t xml:space="preserve">№12 </w:t>
+      </w:r>
+      <w:r>
+        <w:rPr>
+          <w:rFonts w:ascii="Times New Roman" w:hAnsi="Times New Roman" w:eastAsia="Times New Roman"/>
+          <w:b w:val="0"/>
+          <w:i w:val="0"/>
+          <w:sz w:val="28"/>
+        </w:rPr>
+        <w:t>Конституция Российской Федерации провозглашает Россию социальным государством. Какие из приведённых характеристик общественной жизни иллюстрируют это положение Конституции Российской Федерации? Запишите цифры, под которыми они указаны.</w:t>
+      </w:r>
+    </w:p>
+    <w:p>
+      <w:pPr>
+        <w:keepNext w:val="0"/>
+        <w:spacing w:after="60" w:line="240" w:lineRule="auto"/>
+        <w:jc w:val="both"/>
+      </w:pPr>
+      <w:r>
+        <w:rPr>
+          <w:rFonts w:ascii="Times New Roman" w:hAnsi="Times New Roman" w:eastAsia="Times New Roman"/>
+          <w:b w:val="0"/>
+          <w:i w:val="0"/>
+          <w:sz w:val="28"/>
+        </w:rPr>
+        <w:t xml:space="preserve">1) установление гарантированного минимального размера оплаты труда </w:t>
+      </w:r>
+    </w:p>
+    <w:p>
+      <w:pPr>
+        <w:keepNext w:val="0"/>
+        <w:spacing w:after="60" w:line="240" w:lineRule="auto"/>
+        <w:jc w:val="both"/>
+      </w:pPr>
+      <w:r>
+        <w:rPr>
+          <w:rFonts w:ascii="Times New Roman" w:hAnsi="Times New Roman" w:eastAsia="Times New Roman"/>
+          <w:b w:val="0"/>
+          <w:i w:val="0"/>
+          <w:sz w:val="28"/>
+        </w:rPr>
+        <w:t xml:space="preserve">2) активная деятельность политических партий </w:t>
+      </w:r>
+    </w:p>
+    <w:p>
+      <w:pPr>
+        <w:keepNext w:val="0"/>
+        <w:spacing w:after="60" w:line="240" w:lineRule="auto"/>
+        <w:jc w:val="both"/>
+      </w:pPr>
+      <w:r>
+        <w:rPr>
+          <w:rFonts w:ascii="Times New Roman" w:hAnsi="Times New Roman" w:eastAsia="Times New Roman"/>
+          <w:b w:val="0"/>
+          <w:i w:val="0"/>
+          <w:sz w:val="28"/>
+        </w:rPr>
+        <w:t xml:space="preserve">3) установление государственных пенсий, пособий </w:t>
+      </w:r>
+    </w:p>
+    <w:p>
+      <w:pPr>
+        <w:keepNext w:val="0"/>
+        <w:spacing w:after="60" w:line="240" w:lineRule="auto"/>
+        <w:jc w:val="both"/>
+      </w:pPr>
+      <w:r>
+        <w:rPr>
+          <w:rFonts w:ascii="Times New Roman" w:hAnsi="Times New Roman" w:eastAsia="Times New Roman"/>
+          <w:b w:val="0"/>
+          <w:i w:val="0"/>
+          <w:sz w:val="28"/>
+        </w:rPr>
+        <w:t xml:space="preserve">4) государственное финансирование политических партий </w:t>
+      </w:r>
+    </w:p>
+    <w:p>
+      <w:pPr>
+        <w:keepNext w:val="0"/>
+        <w:spacing w:after="60" w:line="240" w:lineRule="auto"/>
+        <w:jc w:val="both"/>
+      </w:pPr>
+      <w:r>
+        <w:rPr>
+          <w:rFonts w:ascii="Times New Roman" w:hAnsi="Times New Roman" w:eastAsia="Times New Roman"/>
+          <w:b w:val="0"/>
+          <w:i w:val="0"/>
+          <w:sz w:val="28"/>
+        </w:rPr>
+        <w:t>5) обеспечение государственной поддержки семьи, материнства, отцовства и детства</w:t>
+      </w:r>
+    </w:p>
+    <w:p>
+      <w:pPr>
+        <w:keepNext w:val="0"/>
+        <w:spacing w:after="60" w:line="240" w:lineRule="auto"/>
+        <w:jc w:val="both"/>
+      </w:pPr>
+      <w:r>
+        <w:rPr>
+          <w:rFonts w:ascii="Times New Roman" w:hAnsi="Times New Roman" w:eastAsia="Times New Roman"/>
+          <w:b w:val="0"/>
+          <w:i w:val="0"/>
+          <w:sz w:val="28"/>
+        </w:rPr>
+        <w:t>Ответ:</w:t>
+      </w:r>
+    </w:p>
+    <w:p>
+      <w:pPr>
+        <w:keepNext w:val="0"/>
+        <w:spacing w:after="60" w:line="240" w:lineRule="auto"/>
+        <w:jc w:val="both"/>
+      </w:pPr>
+      <w:r>
+        <w:rPr>
+          <w:rFonts w:ascii="Times New Roman" w:hAnsi="Times New Roman" w:eastAsia="Times New Roman"/>
+          <w:b/>
+          <w:sz w:val="28"/>
+        </w:rPr>
+        <w:t xml:space="preserve">№13 </w:t>
+      </w:r>
+      <w:r>
+        <w:rPr>
+          <w:rFonts w:ascii="Times New Roman" w:hAnsi="Times New Roman" w:eastAsia="Times New Roman"/>
+          <w:b w:val="0"/>
+          <w:i w:val="0"/>
+          <w:sz w:val="28"/>
+        </w:rPr>
+        <w:t>Установите соответствие между функциями и субъектами государственной власти РФ, которые их исполняют: к каждой позиции, данной в первом столбце, подберите соответствующую позицию из второго столбца.</w:t>
       </w:r>
     </w:p>
     <w:tbl>
@@ -1897,38 +2329,52 @@
         <w:tc>
           <w:tcPr>
             <w:tcW w:type="dxa" w:w="5128"/>
+            <w:vAlign w:val="center"/>
+            <w:tcMar>
+              <w:top w:w="80" w:type="dxa"/>
+              <w:start w:w="100" w:type="dxa"/>
+              <w:bottom w:w="80" w:type="dxa"/>
+              <w:end w:w="100" w:type="dxa"/>
+            </w:tcMar>
           </w:tcPr>
           <w:p>
             <w:pPr>
+              <w:keepNext w:val="0"/>
               <w:spacing w:after="0" w:line="240" w:lineRule="auto"/>
+              <w:jc w:val="left"/>
             </w:pPr>
             <w:r>
               <w:rPr>
                 <w:rFonts w:ascii="Times New Roman" w:hAnsi="Times New Roman" w:eastAsia="Times New Roman"/>
-                <w:b/>
-                <w:color w:val="181A1F"/>
                 <w:sz w:val="28"/>
               </w:rPr>
-              <w:t>ОТЛИЧИТЕЛЬНЫЕ ПРИЗНАКИ</w:t>
+              <w:t>ФУНКЦИИ</w:t>
             </w:r>
           </w:p>
         </w:tc>
         <w:tc>
           <w:tcPr>
             <w:tcW w:type="dxa" w:w="5128"/>
+            <w:vAlign w:val="center"/>
+            <w:tcMar>
+              <w:top w:w="80" w:type="dxa"/>
+              <w:start w:w="100" w:type="dxa"/>
+              <w:bottom w:w="80" w:type="dxa"/>
+              <w:end w:w="100" w:type="dxa"/>
+            </w:tcMar>
           </w:tcPr>
           <w:p>
             <w:pPr>
+              <w:keepNext w:val="0"/>
               <w:spacing w:after="0" w:line="240" w:lineRule="auto"/>
+              <w:jc w:val="left"/>
             </w:pPr>
             <w:r>
               <w:rPr>
                 <w:rFonts w:ascii="Times New Roman" w:hAnsi="Times New Roman" w:eastAsia="Times New Roman"/>
-                <w:b/>
-                <w:color w:val="181A1F"/>
                 <w:sz w:val="28"/>
               </w:rPr>
-              <w:t>ТИПЫ ОБЩЕСТВ</w:t>
+              <w:t>СУБЪЕКТЫ ГОСУДАРСТВЕННОЙ ВЛАСТИ</w:t>
             </w:r>
           </w:p>
         </w:tc>
@@ -1937,64 +2383,641 @@
         <w:tc>
           <w:tcPr>
             <w:tcW w:type="dxa" w:w="5128"/>
+            <w:vAlign w:val="center"/>
+            <w:tcMar>
+              <w:top w:w="80" w:type="dxa"/>
+              <w:start w:w="100" w:type="dxa"/>
+              <w:bottom w:w="80" w:type="dxa"/>
+              <w:end w:w="100" w:type="dxa"/>
+            </w:tcMar>
           </w:tcPr>
           <w:p>
             <w:pPr>
+              <w:keepNext w:val="0"/>
               <w:spacing w:after="0" w:line="240" w:lineRule="auto"/>
+              <w:jc w:val="left"/>
             </w:pPr>
             <w:r>
               <w:rPr>
                 <w:rFonts w:ascii="Times New Roman" w:hAnsi="Times New Roman" w:eastAsia="Times New Roman"/>
-                <w:color w:val="181A1F"/>
                 <w:sz w:val="28"/>
               </w:rPr>
-              <w:t>А) начало серийного производства товаров массового потребления</w:t>
-              <w:br/>
-              <w:t>Б) выдвижение на первый план сферы услуг</w:t>
-              <w:br/>
-              <w:t>В) преобладание натурального хозяйства</w:t>
-              <w:br/>
-              <w:t>Г) ведущая роль информации в жизни общества</w:t>
-              <w:br/>
-              <w:t>Д) появление массовой культуры</w:t>
+              <w:t>А) решение вопроса о возможности использования Вооружённых Сил РФ за пределами территории РФБ) объявление амнистииВ) назначение на должность Председателя Центрального банка РФГ) утверждение изменения границ между субъектами РФД) осуществление управления федеральной собственностью</w:t>
             </w:r>
           </w:p>
         </w:tc>
         <w:tc>
           <w:tcPr>
             <w:tcW w:type="dxa" w:w="5128"/>
+            <w:vAlign w:val="center"/>
+            <w:tcMar>
+              <w:top w:w="80" w:type="dxa"/>
+              <w:start w:w="100" w:type="dxa"/>
+              <w:bottom w:w="80" w:type="dxa"/>
+              <w:end w:w="100" w:type="dxa"/>
+            </w:tcMar>
           </w:tcPr>
           <w:p>
             <w:pPr>
+              <w:keepNext w:val="0"/>
               <w:spacing w:after="0" w:line="240" w:lineRule="auto"/>
+              <w:jc w:val="left"/>
             </w:pPr>
             <w:r>
               <w:rPr>
                 <w:rFonts w:ascii="Times New Roman" w:hAnsi="Times New Roman" w:eastAsia="Times New Roman"/>
-                <w:color w:val="181A1F"/>
                 <w:sz w:val="28"/>
               </w:rPr>
-              <w:t>1) традиционное</w:t>
-              <w:br/>
-              <w:t>2) индустриальное</w:t>
-              <w:br/>
-              <w:t>3) постиндустриальное</w:t>
+              <w:t>1) Совет Федерации2) Государственная дума3) Правительство РФ</w:t>
             </w:r>
           </w:p>
         </w:tc>
       </w:tr>
     </w:tbl>
+    <w:p/>
     <w:p>
       <w:pPr>
-        <w:widowControl/>
-        <w:spacing w:line="240" w:lineRule="auto" w:after="0"/>
+        <w:keepNext w:val="0"/>
+        <w:spacing w:after="60" w:line="240" w:lineRule="auto"/>
+        <w:jc w:val="both"/>
       </w:pPr>
       <w:r>
         <w:rPr>
           <w:rFonts w:ascii="Times New Roman" w:hAnsi="Times New Roman" w:eastAsia="Times New Roman"/>
           <w:b w:val="0"/>
           <w:i w:val="0"/>
-          <w:color w:val="181A1F"/>
+          <w:sz w:val="28"/>
+        </w:rPr>
+        <w:t>Запишите в таблицу выбранные цифры под соответствующими буквами:</w:t>
+      </w:r>
+    </w:p>
+    <w:tbl>
+      <w:tblPr>
+        <w:tblStyle w:val="TableGrid"/>
+        <w:tblW w:type="auto" w:w="0"/>
+        <w:tblLayout w:type="autofit"/>
+        <w:tblLook w:firstColumn="1" w:firstRow="1" w:lastColumn="0" w:lastRow="0" w:noHBand="0" w:noVBand="1" w:val="04A0"/>
+      </w:tblPr>
+      <w:tblGrid>
+        <w:gridCol w:w="2051"/>
+        <w:gridCol w:w="2051"/>
+        <w:gridCol w:w="2051"/>
+        <w:gridCol w:w="2051"/>
+        <w:gridCol w:w="2051"/>
+      </w:tblGrid>
+      <w:tr>
+        <w:tc>
+          <w:tcPr>
+            <w:tcW w:type="dxa" w:w="2051"/>
+            <w:vAlign w:val="center"/>
+            <w:tcMar>
+              <w:top w:w="80" w:type="dxa"/>
+              <w:start w:w="100" w:type="dxa"/>
+              <w:bottom w:w="80" w:type="dxa"/>
+              <w:end w:w="100" w:type="dxa"/>
+            </w:tcMar>
+          </w:tcPr>
+          <w:p>
+            <w:pPr>
+              <w:keepNext w:val="0"/>
+              <w:spacing w:after="0" w:line="240" w:lineRule="auto"/>
+              <w:jc w:val="left"/>
+            </w:pPr>
+            <w:r>
+              <w:rPr>
+                <w:rFonts w:ascii="Times New Roman" w:hAnsi="Times New Roman" w:eastAsia="Times New Roman"/>
+                <w:sz w:val="28"/>
+              </w:rPr>
+              <w:t>A</w:t>
+            </w:r>
+          </w:p>
+        </w:tc>
+        <w:tc>
+          <w:tcPr>
+            <w:tcW w:type="dxa" w:w="2051"/>
+            <w:vAlign w:val="center"/>
+            <w:tcMar>
+              <w:top w:w="80" w:type="dxa"/>
+              <w:start w:w="100" w:type="dxa"/>
+              <w:bottom w:w="80" w:type="dxa"/>
+              <w:end w:w="100" w:type="dxa"/>
+            </w:tcMar>
+          </w:tcPr>
+          <w:p>
+            <w:pPr>
+              <w:keepNext w:val="0"/>
+              <w:spacing w:after="0" w:line="240" w:lineRule="auto"/>
+              <w:jc w:val="left"/>
+            </w:pPr>
+            <w:r>
+              <w:rPr>
+                <w:rFonts w:ascii="Times New Roman" w:hAnsi="Times New Roman" w:eastAsia="Times New Roman"/>
+                <w:sz w:val="28"/>
+              </w:rPr>
+              <w:t>Б</w:t>
+            </w:r>
+          </w:p>
+        </w:tc>
+        <w:tc>
+          <w:tcPr>
+            <w:tcW w:type="dxa" w:w="2051"/>
+            <w:vAlign w:val="center"/>
+            <w:tcMar>
+              <w:top w:w="80" w:type="dxa"/>
+              <w:start w:w="100" w:type="dxa"/>
+              <w:bottom w:w="80" w:type="dxa"/>
+              <w:end w:w="100" w:type="dxa"/>
+            </w:tcMar>
+          </w:tcPr>
+          <w:p>
+            <w:pPr>
+              <w:keepNext w:val="0"/>
+              <w:spacing w:after="0" w:line="240" w:lineRule="auto"/>
+              <w:jc w:val="left"/>
+            </w:pPr>
+            <w:r>
+              <w:rPr>
+                <w:rFonts w:ascii="Times New Roman" w:hAnsi="Times New Roman" w:eastAsia="Times New Roman"/>
+                <w:sz w:val="28"/>
+              </w:rPr>
+              <w:t>В</w:t>
+            </w:r>
+          </w:p>
+        </w:tc>
+        <w:tc>
+          <w:tcPr>
+            <w:tcW w:type="dxa" w:w="2051"/>
+            <w:vAlign w:val="center"/>
+            <w:tcMar>
+              <w:top w:w="80" w:type="dxa"/>
+              <w:start w:w="100" w:type="dxa"/>
+              <w:bottom w:w="80" w:type="dxa"/>
+              <w:end w:w="100" w:type="dxa"/>
+            </w:tcMar>
+          </w:tcPr>
+          <w:p>
+            <w:pPr>
+              <w:keepNext w:val="0"/>
+              <w:spacing w:after="0" w:line="240" w:lineRule="auto"/>
+              <w:jc w:val="left"/>
+            </w:pPr>
+            <w:r>
+              <w:rPr>
+                <w:rFonts w:ascii="Times New Roman" w:hAnsi="Times New Roman" w:eastAsia="Times New Roman"/>
+                <w:sz w:val="28"/>
+              </w:rPr>
+              <w:t>Г</w:t>
+            </w:r>
+          </w:p>
+        </w:tc>
+        <w:tc>
+          <w:tcPr>
+            <w:tcW w:type="dxa" w:w="2051"/>
+            <w:vAlign w:val="center"/>
+            <w:tcMar>
+              <w:top w:w="80" w:type="dxa"/>
+              <w:start w:w="100" w:type="dxa"/>
+              <w:bottom w:w="80" w:type="dxa"/>
+              <w:end w:w="100" w:type="dxa"/>
+            </w:tcMar>
+          </w:tcPr>
+          <w:p>
+            <w:pPr>
+              <w:keepNext w:val="0"/>
+              <w:spacing w:after="0" w:line="240" w:lineRule="auto"/>
+              <w:jc w:val="left"/>
+            </w:pPr>
+            <w:r>
+              <w:rPr>
+                <w:rFonts w:ascii="Times New Roman" w:hAnsi="Times New Roman" w:eastAsia="Times New Roman"/>
+                <w:sz w:val="28"/>
+              </w:rPr>
+              <w:t>Д</w:t>
+            </w:r>
+          </w:p>
+        </w:tc>
+      </w:tr>
+      <w:tr>
+        <w:tc>
+          <w:tcPr>
+            <w:tcW w:type="dxa" w:w="2051"/>
+            <w:vAlign w:val="center"/>
+            <w:tcMar>
+              <w:top w:w="80" w:type="dxa"/>
+              <w:start w:w="100" w:type="dxa"/>
+              <w:bottom w:w="80" w:type="dxa"/>
+              <w:end w:w="100" w:type="dxa"/>
+            </w:tcMar>
+          </w:tcPr>
+          <w:p>
+            <w:pPr>
+              <w:keepNext w:val="0"/>
+              <w:spacing w:after="0" w:line="240" w:lineRule="auto"/>
+              <w:jc w:val="left"/>
+            </w:pPr>
+            <w:r>
+              <w:rPr>
+                <w:rFonts w:ascii="Times New Roman" w:hAnsi="Times New Roman" w:eastAsia="Times New Roman"/>
+                <w:sz w:val="28"/>
+              </w:rPr>
+            </w:r>
+          </w:p>
+        </w:tc>
+        <w:tc>
+          <w:tcPr>
+            <w:tcW w:type="dxa" w:w="2051"/>
+            <w:vAlign w:val="center"/>
+            <w:tcMar>
+              <w:top w:w="80" w:type="dxa"/>
+              <w:start w:w="100" w:type="dxa"/>
+              <w:bottom w:w="80" w:type="dxa"/>
+              <w:end w:w="100" w:type="dxa"/>
+            </w:tcMar>
+          </w:tcPr>
+          <w:p>
+            <w:pPr>
+              <w:keepNext w:val="0"/>
+              <w:spacing w:after="0" w:line="240" w:lineRule="auto"/>
+              <w:jc w:val="left"/>
+            </w:pPr>
+            <w:r>
+              <w:rPr>
+                <w:rFonts w:ascii="Times New Roman" w:hAnsi="Times New Roman" w:eastAsia="Times New Roman"/>
+                <w:sz w:val="28"/>
+              </w:rPr>
+            </w:r>
+          </w:p>
+        </w:tc>
+        <w:tc>
+          <w:tcPr>
+            <w:tcW w:type="dxa" w:w="2051"/>
+            <w:vAlign w:val="center"/>
+            <w:tcMar>
+              <w:top w:w="80" w:type="dxa"/>
+              <w:start w:w="100" w:type="dxa"/>
+              <w:bottom w:w="80" w:type="dxa"/>
+              <w:end w:w="100" w:type="dxa"/>
+            </w:tcMar>
+          </w:tcPr>
+          <w:p>
+            <w:pPr>
+              <w:keepNext w:val="0"/>
+              <w:spacing w:after="0" w:line="240" w:lineRule="auto"/>
+              <w:jc w:val="left"/>
+            </w:pPr>
+            <w:r>
+              <w:rPr>
+                <w:rFonts w:ascii="Times New Roman" w:hAnsi="Times New Roman" w:eastAsia="Times New Roman"/>
+                <w:sz w:val="28"/>
+              </w:rPr>
+            </w:r>
+          </w:p>
+        </w:tc>
+        <w:tc>
+          <w:tcPr>
+            <w:tcW w:type="dxa" w:w="2051"/>
+            <w:vAlign w:val="center"/>
+            <w:tcMar>
+              <w:top w:w="80" w:type="dxa"/>
+              <w:start w:w="100" w:type="dxa"/>
+              <w:bottom w:w="80" w:type="dxa"/>
+              <w:end w:w="100" w:type="dxa"/>
+            </w:tcMar>
+          </w:tcPr>
+          <w:p>
+            <w:pPr>
+              <w:keepNext w:val="0"/>
+              <w:spacing w:after="0" w:line="240" w:lineRule="auto"/>
+              <w:jc w:val="left"/>
+            </w:pPr>
+            <w:r>
+              <w:rPr>
+                <w:rFonts w:ascii="Times New Roman" w:hAnsi="Times New Roman" w:eastAsia="Times New Roman"/>
+                <w:sz w:val="28"/>
+              </w:rPr>
+            </w:r>
+          </w:p>
+        </w:tc>
+        <w:tc>
+          <w:tcPr>
+            <w:tcW w:type="dxa" w:w="2051"/>
+            <w:vAlign w:val="center"/>
+            <w:tcMar>
+              <w:top w:w="80" w:type="dxa"/>
+              <w:start w:w="100" w:type="dxa"/>
+              <w:bottom w:w="80" w:type="dxa"/>
+              <w:end w:w="100" w:type="dxa"/>
+            </w:tcMar>
+          </w:tcPr>
+          <w:p>
+            <w:pPr>
+              <w:keepNext w:val="0"/>
+              <w:spacing w:after="0" w:line="240" w:lineRule="auto"/>
+              <w:jc w:val="left"/>
+            </w:pPr>
+            <w:r>
+              <w:rPr>
+                <w:rFonts w:ascii="Times New Roman" w:hAnsi="Times New Roman" w:eastAsia="Times New Roman"/>
+                <w:sz w:val="28"/>
+              </w:rPr>
+            </w:r>
+          </w:p>
+        </w:tc>
+      </w:tr>
+    </w:tbl>
+    <w:p/>
+    <w:p>
+      <w:pPr>
+        <w:keepNext w:val="0"/>
+        <w:spacing w:after="60" w:line="240" w:lineRule="auto"/>
+        <w:jc w:val="both"/>
+      </w:pPr>
+      <w:r>
+        <w:rPr>
+          <w:rFonts w:ascii="Times New Roman" w:hAnsi="Times New Roman" w:eastAsia="Times New Roman"/>
+          <w:b w:val="0"/>
+          <w:i w:val="0"/>
+          <w:sz w:val="28"/>
+        </w:rPr>
+        <w:t>Ответ:</w:t>
+      </w:r>
+    </w:p>
+    <w:p>
+      <w:pPr>
+        <w:keepNext w:val="0"/>
+        <w:spacing w:after="60" w:line="240" w:lineRule="auto"/>
+        <w:jc w:val="both"/>
+      </w:pPr>
+      <w:r>
+        <w:rPr>
+          <w:rFonts w:ascii="Times New Roman" w:hAnsi="Times New Roman" w:eastAsia="Times New Roman"/>
+          <w:b/>
+          <w:sz w:val="28"/>
+        </w:rPr>
+        <w:t xml:space="preserve">№14 </w:t>
+      </w:r>
+      <w:r>
+        <w:rPr>
+          <w:rFonts w:ascii="Times New Roman" w:hAnsi="Times New Roman" w:eastAsia="Times New Roman"/>
+          <w:b w:val="0"/>
+          <w:i w:val="0"/>
+          <w:sz w:val="28"/>
+        </w:rPr>
+        <w:t>Выберите верные суждения о гражданском судопроизводстве в РФ и запишите цифры, под которыми они указаны.</w:t>
+      </w:r>
+    </w:p>
+    <w:p>
+      <w:pPr>
+        <w:keepNext w:val="0"/>
+        <w:spacing w:after="60" w:line="240" w:lineRule="auto"/>
+        <w:jc w:val="both"/>
+      </w:pPr>
+      <w:r>
+        <w:rPr>
+          <w:rFonts w:ascii="Times New Roman" w:hAnsi="Times New Roman" w:eastAsia="Times New Roman"/>
+          <w:b w:val="0"/>
+          <w:i w:val="0"/>
+          <w:sz w:val="28"/>
+        </w:rPr>
+        <w:t>1) Гражданское судопроизводство ведётся в соответствии с федеральными законами, действующими во время рассмотрения и разрешения гражданского дела.</w:t>
+      </w:r>
+    </w:p>
+    <w:p>
+      <w:pPr>
+        <w:keepNext w:val="0"/>
+        <w:spacing w:after="60" w:line="240" w:lineRule="auto"/>
+        <w:jc w:val="both"/>
+      </w:pPr>
+      <w:r>
+        <w:rPr>
+          <w:rFonts w:ascii="Times New Roman" w:hAnsi="Times New Roman" w:eastAsia="Times New Roman"/>
+          <w:b w:val="0"/>
+          <w:i w:val="0"/>
+          <w:sz w:val="28"/>
+        </w:rPr>
+        <w:t>2) Основная задача гражданского судопроизводства — эффективное наказание лица, совершившего преступление.</w:t>
+      </w:r>
+    </w:p>
+    <w:p>
+      <w:pPr>
+        <w:keepNext w:val="0"/>
+        <w:spacing w:after="60" w:line="240" w:lineRule="auto"/>
+        <w:jc w:val="both"/>
+      </w:pPr>
+      <w:r>
+        <w:rPr>
+          <w:rFonts w:ascii="Times New Roman" w:hAnsi="Times New Roman" w:eastAsia="Times New Roman"/>
+          <w:b w:val="0"/>
+          <w:i w:val="0"/>
+          <w:sz w:val="28"/>
+        </w:rPr>
+        <w:t>3) Сторонами в гражданском судопроизводстве являются истец и ответчик.</w:t>
+      </w:r>
+    </w:p>
+    <w:p>
+      <w:pPr>
+        <w:keepNext w:val="0"/>
+        <w:spacing w:after="60" w:line="240" w:lineRule="auto"/>
+        <w:jc w:val="both"/>
+      </w:pPr>
+      <w:r>
+        <w:rPr>
+          <w:rFonts w:ascii="Times New Roman" w:hAnsi="Times New Roman" w:eastAsia="Times New Roman"/>
+          <w:b w:val="0"/>
+          <w:i w:val="0"/>
+          <w:sz w:val="28"/>
+        </w:rPr>
+        <w:t>4) Результатом гражданского судопроизводства является приговор подсудимому.</w:t>
+      </w:r>
+    </w:p>
+    <w:p>
+      <w:pPr>
+        <w:keepNext w:val="0"/>
+        <w:spacing w:after="60" w:line="240" w:lineRule="auto"/>
+        <w:jc w:val="both"/>
+      </w:pPr>
+      <w:r>
+        <w:rPr>
+          <w:rFonts w:ascii="Times New Roman" w:hAnsi="Times New Roman" w:eastAsia="Times New Roman"/>
+          <w:b w:val="0"/>
+          <w:i w:val="0"/>
+          <w:sz w:val="28"/>
+        </w:rPr>
+        <w:t>5) Стороны в гражданском судопроизводстве пользуются равными процессуальными правами и несут равные процессуальные обязанности.</w:t>
+      </w:r>
+    </w:p>
+    <w:p>
+      <w:pPr>
+        <w:keepNext w:val="0"/>
+        <w:spacing w:after="60" w:line="240" w:lineRule="auto"/>
+        <w:jc w:val="both"/>
+      </w:pPr>
+      <w:r>
+        <w:rPr>
+          <w:rFonts w:ascii="Times New Roman" w:hAnsi="Times New Roman" w:eastAsia="Times New Roman"/>
+          <w:b w:val="0"/>
+          <w:i w:val="0"/>
+          <w:sz w:val="28"/>
+        </w:rPr>
+        <w:t>Ответ:</w:t>
+      </w:r>
+    </w:p>
+    <w:p>
+      <w:pPr>
+        <w:keepNext w:val="0"/>
+        <w:spacing w:after="60" w:line="240" w:lineRule="auto"/>
+        <w:jc w:val="both"/>
+      </w:pPr>
+      <w:r>
+        <w:rPr>
+          <w:rFonts w:ascii="Times New Roman" w:hAnsi="Times New Roman" w:eastAsia="Times New Roman"/>
+          <w:b/>
+          <w:sz w:val="28"/>
+        </w:rPr>
+        <w:t xml:space="preserve">№15 </w:t>
+      </w:r>
+      <w:r>
+        <w:rPr>
+          <w:rFonts w:ascii="Times New Roman" w:hAnsi="Times New Roman" w:eastAsia="Times New Roman"/>
+          <w:b w:val="0"/>
+          <w:i w:val="0"/>
+          <w:sz w:val="28"/>
+        </w:rPr>
+        <w:t>Установите соответствие между организационно-правовыми формами и видами юридических лиц в Российской Федерации: к каждой позиции,  данной в первом столбце, подберите соответствующую позицию из второго  столбца.</w:t>
+      </w:r>
+    </w:p>
+    <w:tbl>
+      <w:tblPr>
+        <w:tblStyle w:val="TableGrid"/>
+        <w:tblW w:type="auto" w:w="0"/>
+        <w:tblLayout w:type="autofit"/>
+        <w:tblLook w:firstColumn="1" w:firstRow="1" w:lastColumn="0" w:lastRow="0" w:noHBand="0" w:noVBand="1" w:val="04A0"/>
+      </w:tblPr>
+      <w:tblGrid>
+        <w:gridCol w:w="5128"/>
+        <w:gridCol w:w="5128"/>
+      </w:tblGrid>
+      <w:tr>
+        <w:tc>
+          <w:tcPr>
+            <w:tcW w:type="dxa" w:w="5128"/>
+            <w:vAlign w:val="center"/>
+            <w:tcMar>
+              <w:top w:w="80" w:type="dxa"/>
+              <w:start w:w="100" w:type="dxa"/>
+              <w:bottom w:w="80" w:type="dxa"/>
+              <w:end w:w="100" w:type="dxa"/>
+            </w:tcMar>
+          </w:tcPr>
+          <w:p>
+            <w:pPr>
+              <w:keepNext w:val="0"/>
+              <w:spacing w:after="0" w:line="240" w:lineRule="auto"/>
+              <w:jc w:val="left"/>
+            </w:pPr>
+            <w:r>
+              <w:rPr>
+                <w:rFonts w:ascii="Times New Roman" w:hAnsi="Times New Roman" w:eastAsia="Times New Roman"/>
+                <w:sz w:val="28"/>
+              </w:rPr>
+              <w:t>ОРГАНИЗАЦИОННО-ПРАВОВЫЕ ФОРМЫ ЮРИДИЧЕСКИХ ЛИЦ</w:t>
+            </w:r>
+          </w:p>
+        </w:tc>
+        <w:tc>
+          <w:tcPr>
+            <w:tcW w:type="dxa" w:w="5128"/>
+            <w:vAlign w:val="center"/>
+            <w:tcMar>
+              <w:top w:w="80" w:type="dxa"/>
+              <w:start w:w="100" w:type="dxa"/>
+              <w:bottom w:w="80" w:type="dxa"/>
+              <w:end w:w="100" w:type="dxa"/>
+            </w:tcMar>
+          </w:tcPr>
+          <w:p>
+            <w:pPr>
+              <w:keepNext w:val="0"/>
+              <w:spacing w:after="0" w:line="240" w:lineRule="auto"/>
+              <w:jc w:val="left"/>
+            </w:pPr>
+            <w:r>
+              <w:rPr>
+                <w:rFonts w:ascii="Times New Roman" w:hAnsi="Times New Roman" w:eastAsia="Times New Roman"/>
+                <w:sz w:val="28"/>
+              </w:rPr>
+              <w:t>ВИДЫ ЮРИДИЧЕСКИХ ЛИЦ</w:t>
+            </w:r>
+          </w:p>
+        </w:tc>
+      </w:tr>
+      <w:tr>
+        <w:tc>
+          <w:tcPr>
+            <w:tcW w:type="dxa" w:w="5128"/>
+            <w:vAlign w:val="center"/>
+            <w:tcMar>
+              <w:top w:w="80" w:type="dxa"/>
+              <w:start w:w="100" w:type="dxa"/>
+              <w:bottom w:w="80" w:type="dxa"/>
+              <w:end w:w="100" w:type="dxa"/>
+            </w:tcMar>
+          </w:tcPr>
+          <w:p>
+            <w:pPr>
+              <w:keepNext w:val="0"/>
+              <w:spacing w:after="0" w:line="240" w:lineRule="auto"/>
+              <w:jc w:val="left"/>
+            </w:pPr>
+            <w:r>
+              <w:rPr>
+                <w:rFonts w:ascii="Times New Roman" w:hAnsi="Times New Roman" w:eastAsia="Times New Roman"/>
+                <w:sz w:val="28"/>
+              </w:rPr>
+              <w:t>А) акционерные обществаБ) общественные фондыВ) производственные кооперативыГ) государственные унитарные предприятияД) хозяйственные партнёрства</w:t>
+            </w:r>
+          </w:p>
+        </w:tc>
+        <w:tc>
+          <w:tcPr>
+            <w:tcW w:type="dxa" w:w="5128"/>
+            <w:vAlign w:val="center"/>
+            <w:tcMar>
+              <w:top w:w="80" w:type="dxa"/>
+              <w:start w:w="100" w:type="dxa"/>
+              <w:bottom w:w="80" w:type="dxa"/>
+              <w:end w:w="100" w:type="dxa"/>
+            </w:tcMar>
+          </w:tcPr>
+          <w:p>
+            <w:pPr>
+              <w:keepNext w:val="0"/>
+              <w:spacing w:after="0" w:line="240" w:lineRule="auto"/>
+              <w:jc w:val="left"/>
+            </w:pPr>
+            <w:r>
+              <w:rPr>
+                <w:rFonts w:ascii="Times New Roman" w:hAnsi="Times New Roman" w:eastAsia="Times New Roman"/>
+                <w:sz w:val="28"/>
+              </w:rPr>
+              <w:t>1) некоммерческие2) коммерческие</w:t>
+            </w:r>
+          </w:p>
+        </w:tc>
+      </w:tr>
+    </w:tbl>
+    <w:p/>
+    <w:p>
+      <w:pPr>
+        <w:keepNext w:val="0"/>
+        <w:spacing w:after="60" w:line="240" w:lineRule="auto"/>
+        <w:jc w:val="both"/>
+      </w:pPr>
+      <w:r>
+        <w:rPr>
+          <w:rFonts w:ascii="Times New Roman" w:hAnsi="Times New Roman" w:eastAsia="Times New Roman"/>
+          <w:b w:val="0"/>
+          <w:i w:val="0"/>
           <w:sz w:val="28"/>
         </w:rPr>
         <w:t>Запишите в ответ цифры, расположив их в порядке, соответствующем буквам:</w:t>
@@ -2018,35 +3041,49 @@
         <w:tc>
           <w:tcPr>
             <w:tcW w:type="dxa" w:w="2051"/>
+            <w:vAlign w:val="center"/>
+            <w:tcMar>
+              <w:top w:w="80" w:type="dxa"/>
+              <w:start w:w="100" w:type="dxa"/>
+              <w:bottom w:w="80" w:type="dxa"/>
+              <w:end w:w="100" w:type="dxa"/>
+            </w:tcMar>
           </w:tcPr>
           <w:p>
             <w:pPr>
+              <w:keepNext w:val="0"/>
               <w:spacing w:after="0" w:line="240" w:lineRule="auto"/>
+              <w:jc w:val="left"/>
             </w:pPr>
             <w:r>
               <w:rPr>
                 <w:rFonts w:ascii="Times New Roman" w:hAnsi="Times New Roman" w:eastAsia="Times New Roman"/>
-                <w:b/>
-                <w:color w:val="181A1F"/>
                 <w:sz w:val="28"/>
               </w:rPr>
-              <w:t>А</w:t>
+              <w:t>A</w:t>
             </w:r>
           </w:p>
         </w:tc>
         <w:tc>
           <w:tcPr>
             <w:tcW w:type="dxa" w:w="2051"/>
+            <w:vAlign w:val="center"/>
+            <w:tcMar>
+              <w:top w:w="80" w:type="dxa"/>
+              <w:start w:w="100" w:type="dxa"/>
+              <w:bottom w:w="80" w:type="dxa"/>
+              <w:end w:w="100" w:type="dxa"/>
+            </w:tcMar>
           </w:tcPr>
           <w:p>
             <w:pPr>
+              <w:keepNext w:val="0"/>
               <w:spacing w:after="0" w:line="240" w:lineRule="auto"/>
+              <w:jc w:val="left"/>
             </w:pPr>
             <w:r>
               <w:rPr>
                 <w:rFonts w:ascii="Times New Roman" w:hAnsi="Times New Roman" w:eastAsia="Times New Roman"/>
-                <w:b/>
-                <w:color w:val="181A1F"/>
                 <w:sz w:val="28"/>
               </w:rPr>
               <w:t>Б</w:t>
@@ -2056,16 +3093,23 @@
         <w:tc>
           <w:tcPr>
             <w:tcW w:type="dxa" w:w="2051"/>
+            <w:vAlign w:val="center"/>
+            <w:tcMar>
+              <w:top w:w="80" w:type="dxa"/>
+              <w:start w:w="100" w:type="dxa"/>
+              <w:bottom w:w="80" w:type="dxa"/>
+              <w:end w:w="100" w:type="dxa"/>
+            </w:tcMar>
           </w:tcPr>
           <w:p>
             <w:pPr>
+              <w:keepNext w:val="0"/>
               <w:spacing w:after="0" w:line="240" w:lineRule="auto"/>
+              <w:jc w:val="left"/>
             </w:pPr>
             <w:r>
               <w:rPr>
                 <w:rFonts w:ascii="Times New Roman" w:hAnsi="Times New Roman" w:eastAsia="Times New Roman"/>
-                <w:b/>
-                <w:color w:val="181A1F"/>
                 <w:sz w:val="28"/>
               </w:rPr>
               <w:t>В</w:t>
@@ -2075,16 +3119,23 @@
         <w:tc>
           <w:tcPr>
             <w:tcW w:type="dxa" w:w="2051"/>
+            <w:vAlign w:val="center"/>
+            <w:tcMar>
+              <w:top w:w="80" w:type="dxa"/>
+              <w:start w:w="100" w:type="dxa"/>
+              <w:bottom w:w="80" w:type="dxa"/>
+              <w:end w:w="100" w:type="dxa"/>
+            </w:tcMar>
           </w:tcPr>
           <w:p>
             <w:pPr>
+              <w:keepNext w:val="0"/>
               <w:spacing w:after="0" w:line="240" w:lineRule="auto"/>
+              <w:jc w:val="left"/>
             </w:pPr>
             <w:r>
               <w:rPr>
                 <w:rFonts w:ascii="Times New Roman" w:hAnsi="Times New Roman" w:eastAsia="Times New Roman"/>
-                <w:b/>
-                <w:color w:val="181A1F"/>
                 <w:sz w:val="28"/>
               </w:rPr>
               <w:t>Г</w:t>
@@ -2094,16 +3145,23 @@
         <w:tc>
           <w:tcPr>
             <w:tcW w:type="dxa" w:w="2051"/>
+            <w:vAlign w:val="center"/>
+            <w:tcMar>
+              <w:top w:w="80" w:type="dxa"/>
+              <w:start w:w="100" w:type="dxa"/>
+              <w:bottom w:w="80" w:type="dxa"/>
+              <w:end w:w="100" w:type="dxa"/>
+            </w:tcMar>
           </w:tcPr>
           <w:p>
             <w:pPr>
+              <w:keepNext w:val="0"/>
               <w:spacing w:after="0" w:line="240" w:lineRule="auto"/>
+              <w:jc w:val="left"/>
             </w:pPr>
             <w:r>
               <w:rPr>
                 <w:rFonts w:ascii="Times New Roman" w:hAnsi="Times New Roman" w:eastAsia="Times New Roman"/>
-                <w:b/>
-                <w:color w:val="181A1F"/>
                 <w:sz w:val="28"/>
               </w:rPr>
               <w:t>Д</w:t>
@@ -2115,15 +3173,23 @@
         <w:tc>
           <w:tcPr>
             <w:tcW w:type="dxa" w:w="2051"/>
+            <w:vAlign w:val="center"/>
+            <w:tcMar>
+              <w:top w:w="80" w:type="dxa"/>
+              <w:start w:w="100" w:type="dxa"/>
+              <w:bottom w:w="80" w:type="dxa"/>
+              <w:end w:w="100" w:type="dxa"/>
+            </w:tcMar>
           </w:tcPr>
           <w:p>
             <w:pPr>
+              <w:keepNext w:val="0"/>
               <w:spacing w:after="0" w:line="240" w:lineRule="auto"/>
+              <w:jc w:val="left"/>
             </w:pPr>
             <w:r>
               <w:rPr>
                 <w:rFonts w:ascii="Times New Roman" w:hAnsi="Times New Roman" w:eastAsia="Times New Roman"/>
-                <w:color w:val="181A1F"/>
                 <w:sz w:val="28"/>
               </w:rPr>
             </w:r>
@@ -2132,15 +3198,23 @@
         <w:tc>
           <w:tcPr>
             <w:tcW w:type="dxa" w:w="2051"/>
+            <w:vAlign w:val="center"/>
+            <w:tcMar>
+              <w:top w:w="80" w:type="dxa"/>
+              <w:start w:w="100" w:type="dxa"/>
+              <w:bottom w:w="80" w:type="dxa"/>
+              <w:end w:w="100" w:type="dxa"/>
+            </w:tcMar>
           </w:tcPr>
           <w:p>
             <w:pPr>
+              <w:keepNext w:val="0"/>
               <w:spacing w:after="0" w:line="240" w:lineRule="auto"/>
+              <w:jc w:val="left"/>
             </w:pPr>
             <w:r>
               <w:rPr>
                 <w:rFonts w:ascii="Times New Roman" w:hAnsi="Times New Roman" w:eastAsia="Times New Roman"/>
-                <w:color w:val="181A1F"/>
                 <w:sz w:val="28"/>
               </w:rPr>
             </w:r>
@@ -2149,15 +3223,23 @@
         <w:tc>
           <w:tcPr>
             <w:tcW w:type="dxa" w:w="2051"/>
+            <w:vAlign w:val="center"/>
+            <w:tcMar>
+              <w:top w:w="80" w:type="dxa"/>
+              <w:start w:w="100" w:type="dxa"/>
+              <w:bottom w:w="80" w:type="dxa"/>
+              <w:end w:w="100" w:type="dxa"/>
+            </w:tcMar>
           </w:tcPr>
           <w:p>
             <w:pPr>
+              <w:keepNext w:val="0"/>
               <w:spacing w:after="0" w:line="240" w:lineRule="auto"/>
+              <w:jc w:val="left"/>
             </w:pPr>
             <w:r>
               <w:rPr>
                 <w:rFonts w:ascii="Times New Roman" w:hAnsi="Times New Roman" w:eastAsia="Times New Roman"/>
-                <w:color w:val="181A1F"/>
                 <w:sz w:val="28"/>
               </w:rPr>
             </w:r>
@@ -2166,15 +3248,23 @@
         <w:tc>
           <w:tcPr>
             <w:tcW w:type="dxa" w:w="2051"/>
+            <w:vAlign w:val="center"/>
+            <w:tcMar>
+              <w:top w:w="80" w:type="dxa"/>
+              <w:start w:w="100" w:type="dxa"/>
+              <w:bottom w:w="80" w:type="dxa"/>
+              <w:end w:w="100" w:type="dxa"/>
+            </w:tcMar>
           </w:tcPr>
           <w:p>
             <w:pPr>
+              <w:keepNext w:val="0"/>
               <w:spacing w:after="0" w:line="240" w:lineRule="auto"/>
+              <w:jc w:val="left"/>
             </w:pPr>
             <w:r>
               <w:rPr>
                 <w:rFonts w:ascii="Times New Roman" w:hAnsi="Times New Roman" w:eastAsia="Times New Roman"/>
-                <w:color w:val="181A1F"/>
                 <w:sz w:val="28"/>
               </w:rPr>
             </w:r>
@@ -2183,15 +3273,23 @@
         <w:tc>
           <w:tcPr>
             <w:tcW w:type="dxa" w:w="2051"/>
+            <w:vAlign w:val="center"/>
+            <w:tcMar>
+              <w:top w:w="80" w:type="dxa"/>
+              <w:start w:w="100" w:type="dxa"/>
+              <w:bottom w:w="80" w:type="dxa"/>
+              <w:end w:w="100" w:type="dxa"/>
+            </w:tcMar>
           </w:tcPr>
           <w:p>
             <w:pPr>
+              <w:keepNext w:val="0"/>
               <w:spacing w:after="0" w:line="240" w:lineRule="auto"/>
+              <w:jc w:val="left"/>
             </w:pPr>
             <w:r>
               <w:rPr>
                 <w:rFonts w:ascii="Times New Roman" w:hAnsi="Times New Roman" w:eastAsia="Times New Roman"/>
-                <w:color w:val="181A1F"/>
                 <w:sz w:val="28"/>
               </w:rPr>
             </w:r>
@@ -2199,720 +3297,423 @@
         </w:tc>
       </w:tr>
     </w:tbl>
+    <w:p/>
     <w:p>
       <w:pPr>
-        <w:keepNext/>
-        <w:widowControl/>
-        <w:spacing w:line="240" w:lineRule="auto" w:after="0" w:before="120"/>
-      </w:pPr>
-      <w:r>
-        <w:rPr>
-          <w:rFonts w:ascii="Times New Roman" w:hAnsi="Times New Roman" w:eastAsia="Times New Roman"/>
-          <w:b/>
-          <w:color w:val="181A1F"/>
-          <w:sz w:val="28"/>
-        </w:rPr>
-        <w:t>13.</w:t>
-      </w:r>
-    </w:p>
-    <w:p>
-      <w:pPr>
-        <w:widowControl/>
-        <w:spacing w:line="240" w:lineRule="auto" w:after="0"/>
+        <w:keepNext w:val="0"/>
+        <w:spacing w:after="60" w:line="240" w:lineRule="auto"/>
+        <w:jc w:val="both"/>
       </w:pPr>
       <w:r>
         <w:rPr>
           <w:rFonts w:ascii="Times New Roman" w:hAnsi="Times New Roman" w:eastAsia="Times New Roman"/>
           <w:b w:val="0"/>
           <w:i w:val="0"/>
-          <w:color w:val="181A1F"/>
           <w:sz w:val="28"/>
         </w:rPr>
-        <w:t xml:space="preserve">Виталий П. увлекается философией, он стремится познать окружающий мир и своё место в нём, много времени уделяет самопознанию и самосовершенствованию. Найдите в приведённом списке выделенные по разным классификациям характеристики данной потребности Виталия. </w:t>
+        <w:t>Ответ:</w:t>
       </w:r>
     </w:p>
     <w:p>
       <w:pPr>
-        <w:widowControl/>
-        <w:spacing w:line="240" w:lineRule="auto" w:after="0"/>
-      </w:pPr>
-      <w:r>
-        <w:rPr>
-          <w:rFonts w:ascii="Times New Roman" w:hAnsi="Times New Roman" w:eastAsia="Times New Roman"/>
-          <w:b w:val="0"/>
-          <w:i w:val="0"/>
-          <w:color w:val="181A1F"/>
-          <w:sz w:val="28"/>
-        </w:rPr>
-        <w:t>1) материальная</w:t>
-      </w:r>
-    </w:p>
-    <w:p>
-      <w:pPr>
-        <w:widowControl/>
-        <w:spacing w:line="240" w:lineRule="auto" w:after="0"/>
-      </w:pPr>
-      <w:r>
-        <w:rPr>
-          <w:rFonts w:ascii="Times New Roman" w:hAnsi="Times New Roman" w:eastAsia="Times New Roman"/>
-          <w:b w:val="0"/>
-          <w:i w:val="0"/>
-          <w:color w:val="181A1F"/>
-          <w:sz w:val="28"/>
-        </w:rPr>
-        <w:t>2) идеальная</w:t>
-      </w:r>
-    </w:p>
-    <w:p>
-      <w:pPr>
-        <w:widowControl/>
-        <w:spacing w:line="240" w:lineRule="auto" w:after="0"/>
-      </w:pPr>
-      <w:r>
-        <w:rPr>
-          <w:rFonts w:ascii="Times New Roman" w:hAnsi="Times New Roman" w:eastAsia="Times New Roman"/>
-          <w:b w:val="0"/>
-          <w:i w:val="0"/>
-          <w:color w:val="181A1F"/>
-          <w:sz w:val="28"/>
-        </w:rPr>
-        <w:t>3) ложная</w:t>
-      </w:r>
-    </w:p>
-    <w:p>
-      <w:pPr>
-        <w:widowControl/>
-        <w:spacing w:line="240" w:lineRule="auto" w:after="0"/>
-      </w:pPr>
-      <w:r>
-        <w:rPr>
-          <w:rFonts w:ascii="Times New Roman" w:hAnsi="Times New Roman" w:eastAsia="Times New Roman"/>
-          <w:b w:val="0"/>
-          <w:i w:val="0"/>
-          <w:color w:val="181A1F"/>
-          <w:sz w:val="28"/>
-        </w:rPr>
-        <w:t>4) биологическая</w:t>
-      </w:r>
-    </w:p>
-    <w:p>
-      <w:pPr>
-        <w:widowControl/>
-        <w:spacing w:line="240" w:lineRule="auto" w:after="0"/>
-      </w:pPr>
-      <w:r>
-        <w:rPr>
-          <w:rFonts w:ascii="Times New Roman" w:hAnsi="Times New Roman" w:eastAsia="Times New Roman"/>
-          <w:b w:val="0"/>
-          <w:i w:val="0"/>
-          <w:color w:val="181A1F"/>
-          <w:sz w:val="28"/>
-        </w:rPr>
-        <w:t>5) подлинная</w:t>
-      </w:r>
-    </w:p>
-    <w:p>
-      <w:pPr>
-        <w:widowControl/>
-        <w:spacing w:line="240" w:lineRule="auto" w:after="0"/>
-      </w:pPr>
-      <w:r>
-        <w:rPr>
-          <w:rFonts w:ascii="Times New Roman" w:hAnsi="Times New Roman" w:eastAsia="Times New Roman"/>
-          <w:b w:val="0"/>
-          <w:i w:val="0"/>
-          <w:color w:val="181A1F"/>
-          <w:sz w:val="28"/>
-        </w:rPr>
-        <w:t>6) духовная</w:t>
-      </w:r>
-    </w:p>
-    <w:p>
-      <w:pPr>
-        <w:keepNext/>
-        <w:widowControl/>
-        <w:spacing w:line="240" w:lineRule="auto" w:after="0" w:before="120"/>
+        <w:keepNext w:val="0"/>
+        <w:spacing w:after="60" w:line="240" w:lineRule="auto"/>
+        <w:jc w:val="both"/>
       </w:pPr>
       <w:r>
         <w:rPr>
           <w:rFonts w:ascii="Times New Roman" w:hAnsi="Times New Roman" w:eastAsia="Times New Roman"/>
           <w:b/>
-          <w:color w:val="181A1F"/>
           <w:sz w:val="28"/>
         </w:rPr>
-        <w:t>14.</w:t>
-      </w:r>
-    </w:p>
-    <w:p>
-      <w:pPr>
-        <w:widowControl/>
-        <w:spacing w:line="240" w:lineRule="auto" w:after="0"/>
-      </w:pPr>
-      <w:r>
-        <w:rPr>
-          <w:rFonts w:ascii="Times New Roman" w:hAnsi="Times New Roman" w:eastAsia="Times New Roman"/>
-          <w:b w:val="0"/>
-          <w:i w:val="0"/>
-          <w:color w:val="181A1F"/>
-          <w:sz w:val="28"/>
-        </w:rPr>
-        <w:t>В стране Z городское население растёт быстрее сельского. Какие иные признаки свидетельствуют о том, что страна Z развивается как индустриальное общество? Запишите цифры, под которыми они указаны.</w:t>
-      </w:r>
-    </w:p>
-    <w:p>
-      <w:pPr>
-        <w:widowControl/>
-        <w:spacing w:line="240" w:lineRule="auto" w:after="0"/>
-      </w:pPr>
-      <w:r>
-        <w:rPr>
-          <w:rFonts w:ascii="Times New Roman" w:hAnsi="Times New Roman" w:eastAsia="Times New Roman"/>
-          <w:b w:val="0"/>
-          <w:i w:val="0"/>
-          <w:color w:val="181A1F"/>
-          <w:sz w:val="28"/>
-        </w:rPr>
-        <w:t>1) Преобладает натуральный обмен.</w:t>
-      </w:r>
-    </w:p>
-    <w:p>
-      <w:pPr>
-        <w:widowControl/>
-        <w:spacing w:line="240" w:lineRule="auto" w:after="0"/>
-      </w:pPr>
-      <w:r>
-        <w:rPr>
-          <w:rFonts w:ascii="Times New Roman" w:hAnsi="Times New Roman" w:eastAsia="Times New Roman"/>
-          <w:b w:val="0"/>
-          <w:i w:val="0"/>
-          <w:color w:val="181A1F"/>
-          <w:sz w:val="28"/>
-        </w:rPr>
-        <w:t>2) Социальная мобильность затруднена.</w:t>
-      </w:r>
-    </w:p>
-    <w:p>
-      <w:pPr>
-        <w:widowControl/>
-        <w:spacing w:line="240" w:lineRule="auto" w:after="0"/>
-      </w:pPr>
-      <w:r>
-        <w:rPr>
-          <w:rFonts w:ascii="Times New Roman" w:hAnsi="Times New Roman" w:eastAsia="Times New Roman"/>
-          <w:b w:val="0"/>
-          <w:i w:val="0"/>
-          <w:color w:val="181A1F"/>
-          <w:sz w:val="28"/>
-        </w:rPr>
-        <w:t>3) Значительную роль в жизни общества играет духовенство.</w:t>
-      </w:r>
-    </w:p>
-    <w:p>
-      <w:pPr>
-        <w:widowControl/>
-        <w:spacing w:line="240" w:lineRule="auto" w:after="0"/>
-      </w:pPr>
-      <w:r>
-        <w:rPr>
-          <w:rFonts w:ascii="Times New Roman" w:hAnsi="Times New Roman" w:eastAsia="Times New Roman"/>
-          <w:b w:val="0"/>
-          <w:i w:val="0"/>
-          <w:color w:val="181A1F"/>
-          <w:sz w:val="28"/>
-        </w:rPr>
-        <w:t>4) Производство приобретает массовый характер.</w:t>
-      </w:r>
-    </w:p>
-    <w:p>
-      <w:pPr>
-        <w:widowControl/>
-        <w:spacing w:line="240" w:lineRule="auto" w:after="0"/>
-      </w:pPr>
-      <w:r>
-        <w:rPr>
-          <w:rFonts w:ascii="Times New Roman" w:hAnsi="Times New Roman" w:eastAsia="Times New Roman"/>
-          <w:b w:val="0"/>
-          <w:i w:val="0"/>
-          <w:color w:val="181A1F"/>
-          <w:sz w:val="28"/>
-        </w:rPr>
-        <w:t>5) Главным фактором производства становится капитал.</w:t>
-      </w:r>
-    </w:p>
-    <w:p>
-      <w:pPr>
-        <w:widowControl/>
-        <w:spacing w:line="240" w:lineRule="auto" w:after="0"/>
-      </w:pPr>
-      <w:r>
-        <w:rPr>
-          <w:rFonts w:ascii="Times New Roman" w:hAnsi="Times New Roman" w:eastAsia="Times New Roman"/>
-          <w:b w:val="0"/>
-          <w:i w:val="0"/>
-          <w:color w:val="181A1F"/>
-          <w:sz w:val="28"/>
-        </w:rPr>
-        <w:t>6) Широко используется машинная техника.</w:t>
-      </w:r>
-    </w:p>
-    <w:p>
-      <w:pPr>
-        <w:keepNext/>
-        <w:widowControl/>
-        <w:spacing w:line="240" w:lineRule="auto" w:after="0" w:before="120"/>
-      </w:pPr>
-      <w:r>
-        <w:rPr>
-          <w:rFonts w:ascii="Times New Roman" w:hAnsi="Times New Roman" w:eastAsia="Times New Roman"/>
-          <w:b/>
-          <w:color w:val="181A1F"/>
-          <w:sz w:val="28"/>
-        </w:rPr>
-        <w:t>15.</w:t>
-      </w:r>
-    </w:p>
-    <w:p>
-      <w:pPr>
-        <w:widowControl/>
-        <w:spacing w:line="240" w:lineRule="auto" w:after="0"/>
-      </w:pPr>
-      <w:r>
-        <w:rPr>
-          <w:rFonts w:ascii="Times New Roman" w:hAnsi="Times New Roman" w:eastAsia="Times New Roman"/>
-          <w:b w:val="0"/>
-          <w:i w:val="0"/>
-          <w:color w:val="181A1F"/>
-          <w:sz w:val="28"/>
-        </w:rPr>
-        <w:t>Выберите верные суждения об истине и её критериях и запишите цифры, под которыми они указаны.</w:t>
-      </w:r>
-    </w:p>
-    <w:p>
-      <w:pPr>
-        <w:widowControl/>
-        <w:spacing w:line="240" w:lineRule="auto" w:after="0"/>
-      </w:pPr>
-      <w:r>
-        <w:rPr>
-          <w:rFonts w:ascii="Times New Roman" w:hAnsi="Times New Roman" w:eastAsia="Times New Roman"/>
-          <w:b w:val="0"/>
-          <w:i w:val="0"/>
-          <w:color w:val="181A1F"/>
-          <w:sz w:val="28"/>
-        </w:rPr>
-        <w:t>1) Истинным можно считать лишь то знание, которое разделяет большинство людей.</w:t>
-      </w:r>
-    </w:p>
-    <w:p>
-      <w:pPr>
-        <w:widowControl/>
-        <w:spacing w:line="240" w:lineRule="auto" w:after="0"/>
-      </w:pPr>
-      <w:r>
-        <w:rPr>
-          <w:rFonts w:ascii="Times New Roman" w:hAnsi="Times New Roman" w:eastAsia="Times New Roman"/>
-          <w:b w:val="0"/>
-          <w:i w:val="0"/>
-          <w:color w:val="181A1F"/>
-          <w:sz w:val="28"/>
-        </w:rPr>
-        <w:t>2) Практика, по мнению ряда философов, является основным критерием истины.</w:t>
-      </w:r>
-    </w:p>
-    <w:p>
-      <w:pPr>
-        <w:widowControl/>
-        <w:spacing w:line="240" w:lineRule="auto" w:after="0"/>
-      </w:pPr>
-      <w:r>
-        <w:rPr>
-          <w:rFonts w:ascii="Times New Roman" w:hAnsi="Times New Roman" w:eastAsia="Times New Roman"/>
-          <w:b w:val="0"/>
-          <w:i w:val="0"/>
-          <w:color w:val="181A1F"/>
-          <w:sz w:val="28"/>
-        </w:rPr>
-        <w:t>3) Истина — это знание, воспроизводящее познаваемый объект таким, каким он существует независимо от сознания человека.</w:t>
-      </w:r>
-    </w:p>
-    <w:p>
-      <w:pPr>
-        <w:widowControl/>
-        <w:spacing w:line="240" w:lineRule="auto" w:after="0"/>
-      </w:pPr>
-      <w:r>
-        <w:rPr>
-          <w:rFonts w:ascii="Times New Roman" w:hAnsi="Times New Roman" w:eastAsia="Times New Roman"/>
-          <w:b w:val="0"/>
-          <w:i w:val="0"/>
-          <w:color w:val="181A1F"/>
-          <w:sz w:val="28"/>
-        </w:rPr>
-        <w:t>4) Истина всегда конкретна.</w:t>
-      </w:r>
-    </w:p>
-    <w:p>
-      <w:pPr>
-        <w:widowControl/>
-        <w:spacing w:line="240" w:lineRule="auto" w:after="0"/>
-      </w:pPr>
-      <w:r>
-        <w:rPr>
-          <w:rFonts w:ascii="Times New Roman" w:hAnsi="Times New Roman" w:eastAsia="Times New Roman"/>
-          <w:b w:val="0"/>
-          <w:i w:val="0"/>
-          <w:color w:val="181A1F"/>
-          <w:sz w:val="28"/>
-        </w:rPr>
-        <w:t>5) Единственный критерий истины — соответствие существующим научным теориям.</w:t>
-      </w:r>
-    </w:p>
-    <w:p>
-      <w:pPr>
-        <w:keepNext/>
-        <w:widowControl/>
-        <w:spacing w:line="240" w:lineRule="auto" w:after="0" w:before="120"/>
-      </w:pPr>
-      <w:r>
-        <w:rPr>
-          <w:rFonts w:ascii="Times New Roman" w:hAnsi="Times New Roman" w:eastAsia="Times New Roman"/>
-          <w:b/>
-          <w:color w:val="181A1F"/>
-          <w:sz w:val="28"/>
-        </w:rPr>
-        <w:t>16.</w:t>
-      </w:r>
-    </w:p>
-    <w:p>
-      <w:pPr>
-        <w:widowControl/>
-        <w:spacing w:line="240" w:lineRule="auto" w:after="0"/>
-      </w:pPr>
-      <w:r>
-        <w:rPr>
-          <w:rFonts w:ascii="Times New Roman" w:hAnsi="Times New Roman" w:eastAsia="Times New Roman"/>
-          <w:b w:val="0"/>
-          <w:i w:val="0"/>
-          <w:color w:val="181A1F"/>
-          <w:sz w:val="28"/>
-        </w:rPr>
-        <w:t>Выберите верные суждения о человеке и запишите цифры, под которыми они указаны.</w:t>
-      </w:r>
-    </w:p>
-    <w:p>
-      <w:pPr>
-        <w:widowControl/>
-        <w:spacing w:line="240" w:lineRule="auto" w:after="0"/>
-      </w:pPr>
-      <w:r>
-        <w:rPr>
-          <w:rFonts w:ascii="Times New Roman" w:hAnsi="Times New Roman" w:eastAsia="Times New Roman"/>
-          <w:b w:val="0"/>
-          <w:i w:val="0"/>
-          <w:color w:val="181A1F"/>
-          <w:sz w:val="28"/>
-        </w:rPr>
-        <w:t>1) Индивид становится личностью в процессе социализации.</w:t>
-      </w:r>
-    </w:p>
-    <w:p>
-      <w:pPr>
-        <w:widowControl/>
-        <w:spacing w:line="240" w:lineRule="auto" w:after="0"/>
-      </w:pPr>
-      <w:r>
-        <w:rPr>
-          <w:rFonts w:ascii="Times New Roman" w:hAnsi="Times New Roman" w:eastAsia="Times New Roman"/>
-          <w:b w:val="0"/>
-          <w:i w:val="0"/>
-          <w:color w:val="181A1F"/>
-          <w:sz w:val="28"/>
-        </w:rPr>
-        <w:t>2) К естественным (биологическим) потребностям человека традиционно относят потребности в общении с другими людьми, в общественной деятельности, общественном признании.</w:t>
-      </w:r>
-    </w:p>
-    <w:p>
-      <w:pPr>
-        <w:widowControl/>
-        <w:spacing w:line="240" w:lineRule="auto" w:after="0"/>
-      </w:pPr>
-      <w:r>
-        <w:rPr>
-          <w:rFonts w:ascii="Times New Roman" w:hAnsi="Times New Roman" w:eastAsia="Times New Roman"/>
-          <w:b w:val="0"/>
-          <w:i w:val="0"/>
-          <w:color w:val="181A1F"/>
-          <w:sz w:val="28"/>
-        </w:rPr>
-        <w:t>3) Свобода человека включает в себя возможность выбора между добром и злом.</w:t>
-      </w:r>
-    </w:p>
-    <w:p>
-      <w:pPr>
-        <w:widowControl/>
-        <w:spacing w:line="240" w:lineRule="auto" w:after="0"/>
-      </w:pPr>
-      <w:r>
-        <w:rPr>
-          <w:rFonts w:ascii="Times New Roman" w:hAnsi="Times New Roman" w:eastAsia="Times New Roman"/>
-          <w:b w:val="0"/>
-          <w:i w:val="0"/>
-          <w:color w:val="181A1F"/>
-          <w:sz w:val="28"/>
-        </w:rPr>
-        <w:t>4) Духовные потребности всегда связаны с потребностью человека в самосохранении как биологического вида.</w:t>
-      </w:r>
-    </w:p>
-    <w:p>
-      <w:pPr>
-        <w:widowControl/>
-        <w:spacing w:line="240" w:lineRule="auto" w:after="0"/>
-      </w:pPr>
-      <w:r>
-        <w:rPr>
-          <w:rFonts w:ascii="Times New Roman" w:hAnsi="Times New Roman" w:eastAsia="Times New Roman"/>
-          <w:b w:val="0"/>
-          <w:i w:val="0"/>
-          <w:color w:val="181A1F"/>
-          <w:sz w:val="28"/>
-        </w:rPr>
-        <w:t>5) Понятие «индивид» используется для обозначения отдельно взятого представителя всего человеческого рода.</w:t>
-      </w:r>
-    </w:p>
-    <w:p>
-      <w:pPr>
-        <w:widowControl/>
-        <w:spacing w:line="240" w:lineRule="auto" w:after="0"/>
-      </w:pPr>
-      <w:r>
-        <w:rPr>
-          <w:rFonts w:ascii="Times New Roman" w:hAnsi="Times New Roman" w:eastAsia="Times New Roman"/>
-          <w:color w:val="181A1F"/>
-          <w:sz w:val="28"/>
-        </w:rPr>
-        <w:br w:type="page"/>
-      </w:r>
-    </w:p>
-    <w:p>
-      <w:pPr>
-        <w:pStyle w:val="Heading1"/>
-        <w:keepNext/>
-        <w:widowControl/>
-        <w:spacing w:line="240" w:lineRule="auto" w:after="60" w:before="160"/>
-      </w:pPr>
-      <w:r>
-        <w:rPr>
-          <w:rFonts w:ascii="Times New Roman" w:hAnsi="Times New Roman" w:eastAsia="Times New Roman"/>
-          <w:b/>
-          <w:color w:val="181A1F"/>
-          <w:sz w:val="28"/>
-        </w:rPr>
-        <w:t>Часть 2</w:t>
-      </w:r>
-    </w:p>
-    <w:p>
-      <w:pPr>
-        <w:widowControl/>
-        <w:spacing w:line="240" w:lineRule="auto" w:after="0"/>
-      </w:pPr>
-      <w:r>
-        <w:rPr>
-          <w:rFonts w:ascii="Times New Roman" w:hAnsi="Times New Roman" w:eastAsia="Times New Roman"/>
-          <w:color w:val="181A1F"/>
-          <w:sz w:val="28"/>
-        </w:rPr>
-        <w:t>Для заданий 17–25 запишите полный развёрнутый ответ. Каждый вопрос самодостаточен и тематически соответствует варианту.</w:t>
-      </w:r>
-    </w:p>
-    <w:p>
-      <w:pPr>
-        <w:keepNext/>
-        <w:widowControl/>
-        <w:spacing w:line="240" w:lineRule="auto" w:after="0" w:before="120"/>
-      </w:pPr>
-      <w:r>
-        <w:rPr>
-          <w:rFonts w:ascii="Times New Roman" w:hAnsi="Times New Roman" w:eastAsia="Times New Roman"/>
-          <w:b/>
-          <w:color w:val="181A1F"/>
-          <w:sz w:val="28"/>
-        </w:rPr>
-        <w:t>17.</w:t>
-      </w:r>
-    </w:p>
-    <w:p>
-      <w:pPr>
-        <w:widowControl/>
-        <w:spacing w:line="240" w:lineRule="auto" w:after="0"/>
-      </w:pPr>
-      <w:r>
-        <w:rPr>
-          <w:rFonts w:ascii="Times New Roman" w:hAnsi="Times New Roman" w:eastAsia="Times New Roman"/>
-          <w:b w:val="0"/>
-          <w:i w:val="0"/>
-          <w:color w:val="181A1F"/>
-          <w:sz w:val="28"/>
-        </w:rPr>
-        <w:t>Мировоззрение — совокупность взглядов, оценок, принципов, определяющих самое общее видение, понимание мира, места в нём человека, а также жизненные позиции, программы поведения, действий людей. Мировоззрение — необходимая составляющая человеческого сознания. Это не просто один из его элементов в ряду многих других, а их сложное взаимодействие. Разнородные «блоки» знаний, убеждений, мыслей, чувств, настроений, стремлений, надежд, соединяясь в мировоззрении, образуют более или менее целостное понимание людьми мира и самих себя. В мировоззрении обобщённо представлены познавательная, ценностная, поведенческая сферы в их взаимосвязи.</w:t>
-      </w:r>
-    </w:p>
-    <w:p>
-      <w:pPr>
-        <w:widowControl/>
-        <w:spacing w:line="240" w:lineRule="auto" w:after="0"/>
-      </w:pPr>
-      <w:r>
-        <w:rPr>
-          <w:rFonts w:ascii="Times New Roman" w:hAnsi="Times New Roman" w:eastAsia="Times New Roman"/>
-          <w:b w:val="0"/>
-          <w:i w:val="0"/>
-          <w:color w:val="181A1F"/>
-          <w:sz w:val="28"/>
-        </w:rPr>
-        <w:t>Жизнь людей в обществе носит исторический характер. То медленно, то ускоренно, интенсивно изменяются со временем все её составляющие: технические средства и характер труда, отношения людей и сами люди, их чувства, мысли, интересы. Меняются и взгляды людей на мир, улавливая и преломляя перемены их общественного бытия. В мировоззрении того или иного времени находит выражение его общий интеллектуальный, психологический настрой, «дух» эпохи, страны, тех или иных социальных сил. Это позволяет (в масштабе истории) иногда условно говорить о мировоззрении в суммарной, безличной форме. Однако реально убеждения, нормы жизни, идеалы формируются в опыте, сознании конкретных людей. А это значит, что кроме типовых взглядов, определяющих жизнь всего общества, мировоззрение каждой эпохи живёт, действует во множестве групповых и индивидуальных вариантов. И всё же в многообразии мировоззрений прослеживается довольно устойчивый набор их основных «составляющих».</w:t>
-      </w:r>
-    </w:p>
-    <w:p>
-      <w:pPr>
-        <w:widowControl/>
-        <w:spacing w:line="240" w:lineRule="auto" w:after="0"/>
-      </w:pPr>
-      <w:r>
-        <w:rPr>
-          <w:rFonts w:ascii="Times New Roman" w:hAnsi="Times New Roman" w:eastAsia="Times New Roman"/>
-          <w:b w:val="0"/>
-          <w:i w:val="0"/>
-          <w:color w:val="181A1F"/>
-          <w:sz w:val="28"/>
-        </w:rPr>
-        <w:t>В мировоззрение входят и играют в нём важную роль обобщённые знания — жизненно-практические, профессиональные, научные.</w:t>
-      </w:r>
-    </w:p>
-    <w:p>
-      <w:pPr>
-        <w:widowControl/>
-        <w:spacing w:line="240" w:lineRule="auto" w:after="0"/>
-      </w:pPr>
-      <w:r>
-        <w:rPr>
-          <w:rFonts w:ascii="Times New Roman" w:hAnsi="Times New Roman" w:eastAsia="Times New Roman"/>
-          <w:b w:val="0"/>
-          <w:i w:val="0"/>
-          <w:color w:val="181A1F"/>
-          <w:sz w:val="28"/>
-        </w:rPr>
-        <w:t>Потребность в мироориентации предъявляет к знаниям свои требования. Здесь важен не просто набор всевозможных сведений из разных областей или «многоучёность», которая, как пояснял ещё древнегреческий философ Гераклит, «уму не научает». Английский философ Ф. Бэкон высказал убеждение, что кропотливое добывание всё новых фактов (напоминающее работу муравья) без их суммирования, осмысления не сулит успеха в науке. Ещё менее эффективен сырой, разрозненный материал для формирования или обоснования мировоззрения. Здесь требуются обобщённые представления о мире, попытки воссоздания его целостной картины, понимания взаимосвязи различных областей, выявления общих тенденций и закономерностей.</w:t>
-      </w:r>
-    </w:p>
-    <w:p>
-      <w:pPr>
-        <w:widowControl/>
-        <w:spacing w:line="240" w:lineRule="auto" w:after="0"/>
-      </w:pPr>
-      <w:r>
-        <w:rPr>
-          <w:rFonts w:ascii="Times New Roman" w:hAnsi="Times New Roman" w:eastAsia="Times New Roman"/>
-          <w:b w:val="0"/>
-          <w:i w:val="0"/>
-          <w:color w:val="181A1F"/>
-          <w:sz w:val="28"/>
-        </w:rPr>
-        <w:t>Все три компонента мировоззрения — знания, ценности, программы действия — взаимосвязаны... (По И. Фролову и др.)</w:t>
-      </w:r>
-    </w:p>
-    <w:p>
-      <w:pPr>
-        <w:widowControl/>
-        <w:spacing w:line="240" w:lineRule="auto" w:after="0"/>
-      </w:pPr>
-      <w:r>
-        <w:rPr>
-          <w:rFonts w:ascii="Times New Roman" w:hAnsi="Times New Roman" w:eastAsia="Times New Roman"/>
-          <w:b w:val="0"/>
-          <w:i w:val="0"/>
-          <w:color w:val="181A1F"/>
-          <w:sz w:val="28"/>
-        </w:rPr>
-        <w:t>В тексте упомянуты ключевые понятия социально-гуманитарных наук.</w:t>
-      </w:r>
-    </w:p>
-    <w:p>
-      <w:pPr>
-        <w:widowControl/>
-        <w:spacing w:line="240" w:lineRule="auto" w:after="0"/>
-      </w:pPr>
-      <w:r>
-        <w:rPr>
-          <w:rFonts w:ascii="Times New Roman" w:hAnsi="Times New Roman" w:eastAsia="Times New Roman"/>
-          <w:b w:val="0"/>
-          <w:i w:val="0"/>
-          <w:color w:val="181A1F"/>
-          <w:sz w:val="28"/>
-        </w:rPr>
-        <w:t>Используя обществоведческие знания,</w:t>
-      </w:r>
-    </w:p>
-    <w:p>
-      <w:pPr>
-        <w:widowControl/>
-        <w:spacing w:line="240" w:lineRule="auto" w:after="0"/>
-      </w:pPr>
-      <w:r>
-        <w:rPr>
-          <w:rFonts w:ascii="Times New Roman" w:hAnsi="Times New Roman" w:eastAsia="Times New Roman"/>
-          <w:b w:val="0"/>
-          <w:i w:val="0"/>
-          <w:color w:val="181A1F"/>
-          <w:sz w:val="28"/>
-        </w:rPr>
-        <w:t xml:space="preserve">— укажите не менее трёх основных признаков социального института как </w:t>
+        <w:t xml:space="preserve">№16 </w:t>
       </w:r>
       <w:r>
         <w:rPr>
           <w:rFonts w:ascii="Times New Roman" w:hAnsi="Times New Roman" w:eastAsia="Times New Roman"/>
           <w:b w:val="0"/>
           <w:i w:val="0"/>
-          <w:color w:val="181A1F"/>
           <w:sz w:val="28"/>
         </w:rPr>
-        <w:t>исторически сложившейся формы организации совместной деятельности людей</w:t>
+        <w:t>Гражданину РФ Константину 12 лет. Найдите в приведённом ниже списке действия, соответствующие его правовому статусу, и запишите номера, под которыми они указаны.</w:t>
+      </w:r>
+    </w:p>
+    <w:p>
+      <w:pPr>
+        <w:keepNext w:val="0"/>
+        <w:spacing w:after="60" w:line="240" w:lineRule="auto"/>
+        <w:jc w:val="both"/>
+      </w:pPr>
+      <w:r>
+        <w:rPr>
+          <w:rFonts w:ascii="Times New Roman" w:hAnsi="Times New Roman" w:eastAsia="Times New Roman"/>
+          <w:b w:val="0"/>
+          <w:i w:val="0"/>
+          <w:sz w:val="28"/>
+        </w:rPr>
+        <w:t>1) быть заслушанным в ходе судебного разбирательства по определению места жительства при разводе родителей</w:t>
+      </w:r>
+    </w:p>
+    <w:p>
+      <w:pPr>
+        <w:keepNext w:val="0"/>
+        <w:spacing w:after="60" w:line="240" w:lineRule="auto"/>
+        <w:jc w:val="both"/>
+      </w:pPr>
+      <w:r>
+        <w:rPr>
+          <w:rFonts w:ascii="Times New Roman" w:hAnsi="Times New Roman" w:eastAsia="Times New Roman"/>
+          <w:b w:val="0"/>
+          <w:i w:val="0"/>
+          <w:sz w:val="28"/>
+        </w:rPr>
+        <w:t>2) распоряжаться предоставленными родителями средствами</w:t>
+      </w:r>
+    </w:p>
+    <w:p>
+      <w:pPr>
+        <w:keepNext w:val="0"/>
+        <w:spacing w:after="60" w:line="240" w:lineRule="auto"/>
+        <w:jc w:val="both"/>
+      </w:pPr>
+      <w:r>
+        <w:rPr>
+          <w:rFonts w:ascii="Times New Roman" w:hAnsi="Times New Roman" w:eastAsia="Times New Roman"/>
+          <w:b w:val="0"/>
+          <w:i w:val="0"/>
+          <w:sz w:val="28"/>
+        </w:rPr>
+        <w:t>3) заключать трудовой договор (работа курьера) с согласия родителей</w:t>
+      </w:r>
+    </w:p>
+    <w:p>
+      <w:pPr>
+        <w:keepNext w:val="0"/>
+        <w:spacing w:after="60" w:line="240" w:lineRule="auto"/>
+        <w:jc w:val="both"/>
+      </w:pPr>
+      <w:r>
+        <w:rPr>
+          <w:rFonts w:ascii="Times New Roman" w:hAnsi="Times New Roman" w:eastAsia="Times New Roman"/>
+          <w:b w:val="0"/>
+          <w:i w:val="0"/>
+          <w:sz w:val="28"/>
+        </w:rPr>
+        <w:t>4) вносить вклады в кредитные учреждения и распоряжаться ими</w:t>
+      </w:r>
+    </w:p>
+    <w:p>
+      <w:pPr>
+        <w:keepNext w:val="0"/>
+        <w:spacing w:after="60" w:line="240" w:lineRule="auto"/>
+        <w:jc w:val="both"/>
+      </w:pPr>
+      <w:r>
+        <w:rPr>
+          <w:rFonts w:ascii="Times New Roman" w:hAnsi="Times New Roman" w:eastAsia="Times New Roman"/>
+          <w:b w:val="0"/>
+          <w:i w:val="0"/>
+          <w:sz w:val="28"/>
+        </w:rPr>
+        <w:t>5) зарегистрировать на своё имя юридическое лицо</w:t>
+      </w:r>
+    </w:p>
+    <w:p>
+      <w:pPr>
+        <w:keepNext w:val="0"/>
+        <w:spacing w:after="60" w:line="240" w:lineRule="auto"/>
+        <w:jc w:val="both"/>
+      </w:pPr>
+      <w:r>
+        <w:rPr>
+          <w:rFonts w:ascii="Times New Roman" w:hAnsi="Times New Roman" w:eastAsia="Times New Roman"/>
+          <w:b w:val="0"/>
+          <w:i w:val="0"/>
+          <w:sz w:val="28"/>
+        </w:rPr>
+        <w:t>6) совершать мелкие бытовые сделки</w:t>
+      </w:r>
+    </w:p>
+    <w:p>
+      <w:pPr>
+        <w:keepNext w:val="0"/>
+        <w:spacing w:after="60" w:line="240" w:lineRule="auto"/>
+        <w:jc w:val="both"/>
+      </w:pPr>
+      <w:r>
+        <w:rPr>
+          <w:rFonts w:ascii="Times New Roman" w:hAnsi="Times New Roman" w:eastAsia="Times New Roman"/>
+          <w:b w:val="0"/>
+          <w:i w:val="0"/>
+          <w:sz w:val="28"/>
+        </w:rPr>
+        <w:t>Ответ:</w:t>
+      </w:r>
+    </w:p>
+    <w:p>
+      <w:r>
+        <w:br w:type="page"/>
+      </w:r>
+    </w:p>
+    <w:p>
+      <w:pPr>
+        <w:keepNext/>
+        <w:spacing w:after="60" w:line="240" w:lineRule="auto"/>
+        <w:jc w:val="both"/>
+      </w:pPr>
+      <w:r>
+        <w:rPr>
+          <w:rFonts w:ascii="Times New Roman" w:hAnsi="Times New Roman" w:eastAsia="Times New Roman"/>
+          <w:b/>
+          <w:i w:val="0"/>
+          <w:sz w:val="28"/>
+        </w:rPr>
+        <w:t>Вторая часть</w:t>
+      </w:r>
+    </w:p>
+    <w:p>
+      <w:pPr>
+        <w:keepNext w:val="0"/>
+        <w:spacing w:after="60" w:line="240" w:lineRule="auto"/>
+        <w:jc w:val="both"/>
+      </w:pPr>
+      <w:r>
+        <w:rPr>
+          <w:rFonts w:ascii="Times New Roman" w:hAnsi="Times New Roman" w:eastAsia="Times New Roman"/>
+          <w:b w:val="0"/>
+          <w:i w:val="0"/>
+          <w:sz w:val="28"/>
+        </w:rPr>
+        <w:t>Научное знание – это знание о сущности вещей, о всеобщих и необходимых связях между ними. Научное знание начинается тогда, когда используются логический понятийный аппарат, процедура доказательства, методы проверки и когда полученные данные объясняются с помощью теорий.</w:t>
+      </w:r>
+    </w:p>
+    <w:p>
+      <w:pPr>
+        <w:keepNext w:val="0"/>
+        <w:spacing w:after="60" w:line="240" w:lineRule="auto"/>
+        <w:jc w:val="both"/>
+      </w:pPr>
+      <w:r>
+        <w:rPr>
+          <w:rFonts w:ascii="Times New Roman" w:hAnsi="Times New Roman" w:eastAsia="Times New Roman"/>
+          <w:b w:val="0"/>
+          <w:i w:val="0"/>
+          <w:sz w:val="28"/>
+        </w:rPr>
+        <w:t>В социальном познании взаимодействие субъекта и объекта имеет свою специфику. Субъект входит в социальную структуру как её элемент и носитель, и вместе с тем он строит эту систему, обеспечивая своей деятельностью её функционирование и развитие. Таким образом, люди являются и субъектом, и объектом социального познания. Конечно, социальный объект включает в себя не только людей, но и те сферы общественной жизни, на которые направлена их познавательная деятельность, а также результаты их труда. Кроме того, каждое общество характеризуется определённым набором субъектов, среди которых выделяются субъекты экономической жизни, субъекты политики, права, религии, искусства и т.д., социальные институты, организации, союзы, общественные объединения.</w:t>
+      </w:r>
+    </w:p>
+    <w:p>
+      <w:pPr>
+        <w:keepNext w:val="0"/>
+        <w:spacing w:after="60" w:line="240" w:lineRule="auto"/>
+        <w:jc w:val="both"/>
+      </w:pPr>
+      <w:r>
+        <w:rPr>
+          <w:rFonts w:ascii="Times New Roman" w:hAnsi="Times New Roman" w:eastAsia="Times New Roman"/>
+          <w:b w:val="0"/>
+          <w:i w:val="0"/>
+          <w:sz w:val="28"/>
+        </w:rPr>
+        <w:t>Необходимой стороной взаимодействия субъекта и объекта познания является практика. &lt;...&gt; Практика – это целеполагающая деятельность, характеризующаяся изменением и преобразованием тех или иных объектов окружающего мира для удовлетворения материальных и духовных потребностей людей. Практика бывает производственной, общественно-политической, организаторско-управленческой и научно-экспериментаторской. Практика служит источником познания, потому что знания вызываются к жизни не только в силу простой любознательности людей. Отдельные науки как самостоятельные области знания возникли для удовлетворения практических потребностей. Например, возникновение астрономии связано с развитием мореплавания, с необходимостью ориентироваться на море. Даже математика, казалось бы, такая далёкая от практики наука, возникла из практической потребности измерять земельные участки, вычислять площади, объёмы, исчислять время и т.д.</w:t>
+      </w:r>
+    </w:p>
+    <w:p>
+      <w:pPr>
+        <w:keepNext w:val="0"/>
+        <w:spacing w:after="60" w:line="240" w:lineRule="auto"/>
+        <w:jc w:val="both"/>
+      </w:pPr>
+      <w:r>
+        <w:rPr>
+          <w:rFonts w:ascii="Times New Roman" w:hAnsi="Times New Roman" w:eastAsia="Times New Roman"/>
+          <w:b w:val="0"/>
+          <w:i w:val="0"/>
+          <w:sz w:val="28"/>
+        </w:rPr>
+        <w:t>Конечная цель познания – не знания сами по себе, а практическое преобразование действительности для всестороннего удовлетворения исторически сложившихся потребностей. Практика как критерий истины даёт возможность отличить объективно истинные знания от вымысла, заблуждения. В знании истинно то, что результативно осуществлено в практике. Но поскольку сама практика обладает исторически ограниченными возможностями, она не может полностью подтвердить или опровергнуть все теоретические положения.</w:t>
+      </w:r>
+    </w:p>
+    <w:p>
+      <w:pPr>
+        <w:keepNext w:val="0"/>
+        <w:spacing w:after="60" w:line="240" w:lineRule="auto"/>
+        <w:jc w:val="both"/>
+      </w:pPr>
+      <w:r>
+        <w:rPr>
+          <w:rFonts w:ascii="Times New Roman" w:hAnsi="Times New Roman" w:eastAsia="Times New Roman"/>
+          <w:b w:val="0"/>
+          <w:i/>
+          <w:sz w:val="28"/>
+        </w:rPr>
+        <w:t>(По Е.Н. Прониной)</w:t>
+      </w:r>
+    </w:p>
+    <w:p>
+      <w:pPr>
+        <w:keepNext/>
+        <w:spacing w:after="60" w:line="240" w:lineRule="auto"/>
+        <w:jc w:val="both"/>
+      </w:pPr>
+      <w:r>
+        <w:rPr>
+          <w:rFonts w:ascii="Times New Roman" w:hAnsi="Times New Roman" w:eastAsia="Times New Roman"/>
+          <w:b/>
+          <w:i w:val="0"/>
+          <w:sz w:val="28"/>
+        </w:rPr>
+        <w:t>№17</w:t>
+      </w:r>
+    </w:p>
+    <w:p>
+      <w:pPr>
+        <w:keepNext w:val="0"/>
+        <w:spacing w:after="60" w:line="240" w:lineRule="auto"/>
+        <w:jc w:val="both"/>
+      </w:pPr>
+      <w:r>
+        <w:rPr>
+          <w:rFonts w:ascii="Times New Roman" w:hAnsi="Times New Roman" w:eastAsia="Times New Roman"/>
+          <w:b w:val="0"/>
+          <w:i w:val="0"/>
+          <w:sz w:val="28"/>
+        </w:rPr>
+        <w:t>Какая характеристика научного знания приведена в тексте? Что, по мнению автора, представляет из себя практика? В чём, по мнению автора, состоит конечная (настоящая, истинная) цель познания?</w:t>
+      </w:r>
+    </w:p>
+    <w:p>
+      <w:pPr>
+        <w:keepNext w:val="0"/>
+        <w:spacing w:after="60" w:line="240" w:lineRule="auto"/>
+        <w:jc w:val="both"/>
+      </w:pPr>
+      <w:r>
+        <w:rPr>
+          <w:rFonts w:ascii="Times New Roman" w:hAnsi="Times New Roman" w:eastAsia="Times New Roman"/>
+          <w:b w:val="0"/>
+          <w:i w:val="0"/>
+          <w:sz w:val="28"/>
+        </w:rPr>
+        <w:t>Ответ:</w:t>
+      </w:r>
+    </w:p>
+    <w:p>
+      <w:pPr>
+        <w:keepNext/>
+        <w:spacing w:after="60" w:line="240" w:lineRule="auto"/>
+        <w:jc w:val="both"/>
+      </w:pPr>
+      <w:r>
+        <w:rPr>
+          <w:rFonts w:ascii="Times New Roman" w:hAnsi="Times New Roman" w:eastAsia="Times New Roman"/>
+          <w:b/>
+          <w:i w:val="0"/>
+          <w:sz w:val="28"/>
+        </w:rPr>
+        <w:t>№18</w:t>
+      </w:r>
+    </w:p>
+    <w:p>
+      <w:pPr>
+        <w:keepNext w:val="0"/>
+        <w:spacing w:after="60" w:line="240" w:lineRule="auto"/>
+        <w:jc w:val="both"/>
+      </w:pPr>
+      <w:r>
+        <w:rPr>
+          <w:rFonts w:ascii="Times New Roman" w:hAnsi="Times New Roman" w:eastAsia="Times New Roman"/>
+          <w:b w:val="0"/>
+          <w:i w:val="0"/>
+          <w:sz w:val="28"/>
+        </w:rPr>
+        <w:t>В тексте упомянуты ключевые понятия социально-гуманитарных наук. Используя обществоведческие знания,</w:t>
+      </w:r>
+    </w:p>
+    <w:p>
+      <w:pPr>
+        <w:keepNext w:val="0"/>
+        <w:spacing w:after="60" w:line="240" w:lineRule="auto"/>
+        <w:jc w:val="both"/>
+      </w:pPr>
+      <w:r>
+        <w:rPr>
+          <w:rFonts w:ascii="Times New Roman" w:hAnsi="Times New Roman" w:eastAsia="Times New Roman"/>
+          <w:b w:val="0"/>
+          <w:i w:val="0"/>
+          <w:sz w:val="28"/>
+        </w:rPr>
+        <w:t>– укажите не менее трёх основных признаков социального института как исторически сложившейся формы взаимодействия людей;</w:t>
+      </w:r>
+    </w:p>
+    <w:p>
+      <w:pPr>
+        <w:keepNext w:val="0"/>
+        <w:spacing w:after="60" w:line="240" w:lineRule="auto"/>
+        <w:jc w:val="both"/>
+      </w:pPr>
+      <w:r>
+        <w:rPr>
+          <w:rFonts w:ascii="Times New Roman" w:hAnsi="Times New Roman" w:eastAsia="Times New Roman"/>
+          <w:b w:val="0"/>
+          <w:i w:val="0"/>
+          <w:sz w:val="28"/>
+        </w:rPr>
+        <w:t>– объясните связь указанного автором положения субъекта социального познания в социальной структуре с возможностью получения истинного знания в социальном познании. (Объяснение с опорой на текст может быть дано в одном или нескольких распространённых предложениях.)</w:t>
+      </w:r>
+    </w:p>
+    <w:p>
+      <w:pPr>
+        <w:keepNext w:val="0"/>
+        <w:spacing w:after="60" w:line="240" w:lineRule="auto"/>
+        <w:jc w:val="both"/>
+      </w:pPr>
+      <w:r>
+        <w:rPr>
+          <w:rFonts w:ascii="Times New Roman" w:hAnsi="Times New Roman" w:eastAsia="Times New Roman"/>
+          <w:b w:val="0"/>
+          <w:i w:val="0"/>
+          <w:sz w:val="28"/>
+        </w:rPr>
+        <w:t>Ответ:</w:t>
+      </w:r>
+    </w:p>
+    <w:p>
+      <w:pPr>
+        <w:keepNext w:val="0"/>
+        <w:spacing w:after="60" w:line="240" w:lineRule="auto"/>
+        <w:jc w:val="both"/>
+      </w:pPr>
+      <w:r>
+        <w:rPr>
+          <w:rFonts w:ascii="Times New Roman" w:hAnsi="Times New Roman" w:eastAsia="Times New Roman"/>
+          <w:b/>
+          <w:sz w:val="28"/>
+        </w:rPr>
+        <w:t xml:space="preserve">№19 </w:t>
       </w:r>
       <w:r>
         <w:rPr>
           <w:rFonts w:ascii="Times New Roman" w:hAnsi="Times New Roman" w:eastAsia="Times New Roman"/>
           <w:b w:val="0"/>
           <w:i w:val="0"/>
-          <w:color w:val="181A1F"/>
           <w:sz w:val="28"/>
         </w:rPr>
-        <w:t>;</w:t>
+        <w:t>Покажите на трех примерах, в чем заключается биосоциальная сущность человека. (В каждом случае сначала приведите пример, затем укажите связь. Каждый пример должен быть сформулирован развёрнуто.)</w:t>
       </w:r>
     </w:p>
     <w:p>
       <w:pPr>
-        <w:widowControl/>
-        <w:spacing w:line="240" w:lineRule="auto" w:after="0"/>
+        <w:keepNext w:val="0"/>
+        <w:spacing w:after="60" w:line="240" w:lineRule="auto"/>
+        <w:jc w:val="both"/>
       </w:pPr>
       <w:r>
         <w:rPr>
           <w:rFonts w:ascii="Times New Roman" w:hAnsi="Times New Roman" w:eastAsia="Times New Roman"/>
           <w:b w:val="0"/>
           <w:i w:val="0"/>
-          <w:color w:val="181A1F"/>
-          <w:sz w:val="28"/>
-        </w:rPr>
-        <w:t>— объясните связь любого из указанных в тексте видов обобщённых знаний с формированием личности. (Объяснение может быть дано в одном или нескольких распространённых предложениях.)</w:t>
-      </w:r>
-    </w:p>
-    <w:p>
-      <w:pPr>
-        <w:widowControl/>
-        <w:spacing w:line="240" w:lineRule="auto" w:after="0"/>
-      </w:pPr>
-      <w:r>
-        <w:rPr>
-          <w:rFonts w:ascii="Times New Roman" w:hAnsi="Times New Roman" w:eastAsia="Times New Roman"/>
-          <w:color w:val="181A1F"/>
           <w:sz w:val="28"/>
         </w:rPr>
         <w:t>Ответ:</w:t>
@@ -2920,157 +3721,39 @@
     </w:p>
     <w:p>
       <w:pPr>
-        <w:keepNext/>
-        <w:widowControl/>
-        <w:spacing w:line="240" w:lineRule="auto" w:after="0" w:before="120"/>
+        <w:keepNext w:val="0"/>
+        <w:spacing w:after="60" w:line="240" w:lineRule="auto"/>
+        <w:jc w:val="both"/>
       </w:pPr>
       <w:r>
         <w:rPr>
           <w:rFonts w:ascii="Times New Roman" w:hAnsi="Times New Roman" w:eastAsia="Times New Roman"/>
           <w:b/>
-          <w:color w:val="181A1F"/>
           <w:sz w:val="28"/>
         </w:rPr>
-        <w:t>18.</w:t>
+        <w:t xml:space="preserve">№20 </w:t>
       </w:r>
-    </w:p>
-    <w:p>
-      <w:pPr>
-        <w:widowControl/>
-        <w:spacing w:line="240" w:lineRule="auto" w:after="0"/>
-      </w:pPr>
       <w:r>
         <w:rPr>
           <w:rFonts w:ascii="Times New Roman" w:hAnsi="Times New Roman" w:eastAsia="Times New Roman"/>
           <w:b w:val="0"/>
           <w:i w:val="0"/>
-          <w:color w:val="181A1F"/>
           <w:sz w:val="28"/>
         </w:rPr>
-        <w:t>Саморазвитие общества и человека имеет определённый вектор, который связывается с понятиями прогресса и регресса.</w:t>
+        <w:t>Сформулируйте три довода в обоснование того, что развитие морального сознания общества служит одним из критериев общественного прогресса. (Каждый аргумент должен быть сформулирован как распространённое предложение.)</w:t>
       </w:r>
     </w:p>
     <w:p>
       <w:pPr>
-        <w:widowControl/>
-        <w:spacing w:line="240" w:lineRule="auto" w:after="0"/>
+        <w:keepNext w:val="0"/>
+        <w:spacing w:after="60" w:line="240" w:lineRule="auto"/>
+        <w:jc w:val="both"/>
       </w:pPr>
       <w:r>
         <w:rPr>
           <w:rFonts w:ascii="Times New Roman" w:hAnsi="Times New Roman" w:eastAsia="Times New Roman"/>
           <w:b w:val="0"/>
           <w:i w:val="0"/>
-          <w:color w:val="181A1F"/>
-          <w:sz w:val="28"/>
-        </w:rPr>
-        <w:t>В истории философии эти понятия оценивались чаще всего с полярных позиций. Ряд мыслителей были убеждены в наличии прогресса в обществе и усматривали его критерий в росте науки и разума, в улучшении нравов. Другие делали акцент на субъективных сторонах прогресса, связывая его с ростом идеалов истины и справедливости. Было высказано мнение относительно ложности самой идеи прогресса…</w:t>
-      </w:r>
-    </w:p>
-    <w:p>
-      <w:pPr>
-        <w:widowControl/>
-        <w:spacing w:line="240" w:lineRule="auto" w:after="0"/>
-      </w:pPr>
-      <w:r>
-        <w:rPr>
-          <w:rFonts w:ascii="Times New Roman" w:hAnsi="Times New Roman" w:eastAsia="Times New Roman"/>
-          <w:b w:val="0"/>
-          <w:i w:val="0"/>
-          <w:color w:val="181A1F"/>
-          <w:sz w:val="28"/>
-        </w:rPr>
-        <w:t>Многие связывали прогресс в основном с духовными факторами развития общества, ростом веры в каждом человеке, гуманизацией межчеловеческих отношений, укреплением позиций добра и красоты в мире.</w:t>
-      </w:r>
-    </w:p>
-    <w:p>
-      <w:pPr>
-        <w:widowControl/>
-        <w:spacing w:line="240" w:lineRule="auto" w:after="0"/>
-      </w:pPr>
-      <w:r>
-        <w:rPr>
-          <w:rFonts w:ascii="Times New Roman" w:hAnsi="Times New Roman" w:eastAsia="Times New Roman"/>
-          <w:b w:val="0"/>
-          <w:i w:val="0"/>
-          <w:color w:val="181A1F"/>
-          <w:sz w:val="28"/>
-        </w:rPr>
-        <w:t>Соответственно, регресс поднимался как движение в обратном направлении, как торжество зла и несправедливости, разобщение людей и подчинение их какой-то античеловеческой силе.</w:t>
-      </w:r>
-    </w:p>
-    <w:p>
-      <w:pPr>
-        <w:widowControl/>
-        <w:spacing w:line="240" w:lineRule="auto" w:after="0"/>
-      </w:pPr>
-      <w:r>
-        <w:rPr>
-          <w:rFonts w:ascii="Times New Roman" w:hAnsi="Times New Roman" w:eastAsia="Times New Roman"/>
-          <w:b w:val="0"/>
-          <w:i w:val="0"/>
-          <w:color w:val="181A1F"/>
-          <w:sz w:val="28"/>
-        </w:rPr>
-        <w:t>В древности изменения в обществе понимались как простая последовательность событий либо как деградация по сравнению с минувшим «золотым веком». В христианстве впервые появляется представление о внеисторической цели общества и человека, о «новом небе и новой земле».</w:t>
-      </w:r>
-    </w:p>
-    <w:p>
-      <w:pPr>
-        <w:widowControl/>
-        <w:spacing w:line="240" w:lineRule="auto" w:after="0"/>
-      </w:pPr>
-      <w:r>
-        <w:rPr>
-          <w:rFonts w:ascii="Times New Roman" w:hAnsi="Times New Roman" w:eastAsia="Times New Roman"/>
-          <w:b w:val="0"/>
-          <w:i w:val="0"/>
-          <w:color w:val="181A1F"/>
-          <w:sz w:val="28"/>
-        </w:rPr>
-        <w:t>В марксистской концепции общественный прогресс связывался с неуклонным развитием производительных сил общества, ростом производительности труда, освобождением от гнета стихийных сил общественного развития и эксплуатации человека человеком. Конечной целью и критерием прогресса выступала эволюция человека как гармонично развитой личности. Регресс трактовался марксизмом как движение общества в обратном направлении, причиной чего являются реакционные общественно-политические силы.</w:t>
-      </w:r>
-    </w:p>
-    <w:p>
-      <w:pPr>
-        <w:widowControl/>
-        <w:spacing w:line="240" w:lineRule="auto" w:after="0"/>
-      </w:pPr>
-      <w:r>
-        <w:rPr>
-          <w:rFonts w:ascii="Times New Roman" w:hAnsi="Times New Roman" w:eastAsia="Times New Roman"/>
-          <w:b w:val="0"/>
-          <w:i w:val="0"/>
-          <w:color w:val="181A1F"/>
-          <w:sz w:val="28"/>
-        </w:rPr>
-        <w:t>В XX в. с возникновением глобальных проблем человечества и нарастанием нестабильности в мире в целом критерии общественного прогресса начинают изменяться. Понятие прогресса общества и истории всё более связывается с развитием телесных и духовных характеристик самого человека. Так, в качестве интегральных характеристик прогрессивного развития общества и человека предлагаются такие критерии, как уровень материнской и детской смертности, показатели физического и душевного здоровья, чувство удовлетворённости жизнью и т.п. Ни один вид прогресса (в экономической, социально-политической и других сферах жизни общества) не может рассматриваться как ведущий, если он не затрагивает жизни каждого человека на планете. С другой стороны, резко усиливается доля ответственности каждого человека за всё происходящее в обществе, за движение истории в желаемом направлении. (В. Кохановский)</w:t>
-      </w:r>
-    </w:p>
-    <w:p>
-      <w:pPr>
-        <w:widowControl/>
-        <w:spacing w:line="240" w:lineRule="auto" w:after="0"/>
-      </w:pPr>
-      <w:r>
-        <w:rPr>
-          <w:rFonts w:ascii="Times New Roman" w:hAnsi="Times New Roman" w:eastAsia="Times New Roman"/>
-          <w:b w:val="0"/>
-          <w:i w:val="0"/>
-          <w:color w:val="181A1F"/>
-          <w:sz w:val="28"/>
-        </w:rPr>
-        <w:t>Как понятия прогресса и регресса оценивались в истории философии? Как марксистская идеология характеризует регресс? Какие два фактора, по мнению автора, повлияли на изменение критериев прогресса в современном мире?</w:t>
-      </w:r>
-    </w:p>
-    <w:p>
-      <w:pPr>
-        <w:widowControl/>
-        <w:spacing w:line="240" w:lineRule="auto" w:after="0"/>
-      </w:pPr>
-      <w:r>
-        <w:rPr>
-          <w:rFonts w:ascii="Times New Roman" w:hAnsi="Times New Roman" w:eastAsia="Times New Roman"/>
-          <w:color w:val="181A1F"/>
           <w:sz w:val="28"/>
         </w:rPr>
         <w:t>Ответ:</w:t>
@@ -3078,109 +3761,127 @@
     </w:p>
     <w:p>
       <w:pPr>
-        <w:keepNext/>
-        <w:widowControl/>
-        <w:spacing w:line="240" w:lineRule="auto" w:after="0" w:before="120"/>
+        <w:keepNext w:val="0"/>
+        <w:spacing w:after="60" w:line="240" w:lineRule="auto"/>
+        <w:jc w:val="both"/>
       </w:pPr>
       <w:r>
         <w:rPr>
           <w:rFonts w:ascii="Times New Roman" w:hAnsi="Times New Roman" w:eastAsia="Times New Roman"/>
           <w:b/>
-          <w:color w:val="181A1F"/>
           <w:sz w:val="28"/>
         </w:rPr>
-        <w:t>19.</w:t>
+        <w:t xml:space="preserve">№21 </w:t>
       </w:r>
-    </w:p>
-    <w:p>
-      <w:pPr>
-        <w:widowControl/>
-        <w:spacing w:line="240" w:lineRule="auto" w:after="0"/>
-      </w:pPr>
       <w:r>
         <w:rPr>
           <w:rFonts w:ascii="Times New Roman" w:hAnsi="Times New Roman" w:eastAsia="Times New Roman"/>
           <w:b w:val="0"/>
           <w:i w:val="0"/>
-          <w:color w:val="181A1F"/>
           <w:sz w:val="28"/>
         </w:rPr>
-        <w:t>Культура включает в себя ценности, носителями которых являются члены определённой группы, нормы, которым они следуют, и материальные блага, производимые ими. Ценности являют собой абстрактные идеалы, B то время как нормы — это определённые принципы или правила, которые, как ожидается, люди будут соблюдать. Нормы представляют «можно» и «нельзя» социальной жизни...</w:t>
+        <w:t xml:space="preserve">На графике изображено изменение ситуации на рынке проката электросамокатов. Кривая предложения переместилась из положения S в положение S1 при неизменном спросе D. (На графике P — цена товара; Q — количество товара). </w:t>
       </w:r>
     </w:p>
     <w:p>
       <w:pPr>
-        <w:widowControl/>
-        <w:spacing w:line="240" w:lineRule="auto" w:after="0"/>
+        <w:spacing w:after="80"/>
+        <w:jc w:val="center"/>
+      </w:pPr>
+      <w:r>
+        <w:drawing>
+          <wp:inline xmlns:a="http://schemas.openxmlformats.org/drawingml/2006/main" xmlns:pic="http://schemas.openxmlformats.org/drawingml/2006/picture">
+            <wp:extent cx="3348000" cy="3348000"/>
+            <wp:docPr id="2" name="Picture 2"/>
+            <wp:cNvGraphicFramePr>
+              <a:graphicFrameLocks noChangeAspect="1"/>
+            </wp:cNvGraphicFramePr>
+            <a:graphic>
+              <a:graphicData uri="http://schemas.openxmlformats.org/drawingml/2006/picture">
+                <pic:pic>
+                  <pic:nvPicPr>
+                    <pic:cNvPr id="0" name="asset-0027.png"/>
+                    <pic:cNvPicPr/>
+                  </pic:nvPicPr>
+                  <pic:blipFill>
+                    <a:blip r:embed="rId10"/>
+                    <a:stretch>
+                      <a:fillRect/>
+                    </a:stretch>
+                  </pic:blipFill>
+                  <pic:spPr>
+                    <a:xfrm>
+                      <a:off x="0" y="0"/>
+                      <a:ext cx="3348000" cy="3348000"/>
+                    </a:xfrm>
+                    <a:prstGeom prst="rect"/>
+                  </pic:spPr>
+                </pic:pic>
+              </a:graphicData>
+            </a:graphic>
+          </wp:inline>
+        </w:drawing>
+      </w:r>
+    </w:p>
+    <w:p>
+      <w:pPr>
+        <w:keepNext w:val="0"/>
+        <w:spacing w:after="60" w:line="240" w:lineRule="auto"/>
+        <w:jc w:val="both"/>
       </w:pPr>
       <w:r>
         <w:rPr>
           <w:rFonts w:ascii="Times New Roman" w:hAnsi="Times New Roman" w:eastAsia="Times New Roman"/>
           <w:b w:val="0"/>
           <w:i w:val="0"/>
-          <w:color w:val="181A1F"/>
           <w:sz w:val="28"/>
         </w:rPr>
-        <w:t>Используя термин «культура» B повседневном общении, мы часто подразумеваем лишь «высокие создания ума» — искусство, литературу, музыку, живопись. В социологии понятие культуры включает B себя не только эти виды творческой деятельности, но и многое другое. Культура относится ко всему образу жизни членов общества. Она включает манеру одеваться, брачные ритуалы и семейную жизнь, трудовую деятельность, религиозные церемонии и проведение свободного времени. В неё входят также предметы, созданные людьми и представляющие для них ценность: луки и стрелы, плуги‚ фабрики и машины, компьютеры, книги и жилища.</w:t>
+        <w:t xml:space="preserve">Как изменилась равновесная цена? </w:t>
       </w:r>
     </w:p>
     <w:p>
       <w:pPr>
-        <w:widowControl/>
-        <w:spacing w:line="240" w:lineRule="auto" w:after="0"/>
+        <w:keepNext w:val="0"/>
+        <w:spacing w:after="60" w:line="240" w:lineRule="auto"/>
+        <w:jc w:val="both"/>
       </w:pPr>
       <w:r>
         <w:rPr>
           <w:rFonts w:ascii="Times New Roman" w:hAnsi="Times New Roman" w:eastAsia="Times New Roman"/>
           <w:b w:val="0"/>
           <w:i w:val="0"/>
-          <w:color w:val="181A1F"/>
           <w:sz w:val="28"/>
         </w:rPr>
-        <w:t>Понятие «культура» можно отделить от понятия «общество», но между этими концепциями существует чрезвычайно тесная связь. «Культура» имеет отношение к образу жизни членов данного общества — их привычкам и обычаям, а также к материальным благам, которые они производят. «Общество» подразумевает систему взаимоотношений, связывающую индивидов, принадлежащих к общей культуре. Ни одна культура не может существовать без общества, но также и ни одно общество не может существовать без культуры. Без культуры мы не были бы «людьми» в том полном смысле, который обычно вкладывается в данный термин. Мы не имели бы языка, чтобы выразить себя, не обладали бы самосознанием, и наша способность думать и рассуждать была бы сильно ограничена…</w:t>
+        <w:t xml:space="preserve">Что могло вызвать изменение предложения? Сначала укажите любое одно обстоятельство (фактор), затем объясните его влияние на предложение (обязательно укажите характер изменения предложение). (Объяснение должно быть дано применительно к рынку, указанному в тексте задания.) </w:t>
       </w:r>
     </w:p>
     <w:p>
       <w:pPr>
-        <w:widowControl/>
-        <w:spacing w:line="240" w:lineRule="auto" w:after="0"/>
+        <w:keepNext w:val="0"/>
+        <w:spacing w:after="60" w:line="240" w:lineRule="auto"/>
+        <w:jc w:val="both"/>
       </w:pPr>
       <w:r>
         <w:rPr>
           <w:rFonts w:ascii="Times New Roman" w:hAnsi="Times New Roman" w:eastAsia="Times New Roman"/>
           <w:b w:val="0"/>
           <w:i w:val="0"/>
-          <w:color w:val="181A1F"/>
           <w:sz w:val="28"/>
         </w:rPr>
-        <w:t>Человеческие культуры замечательно разнообразны. Ценности и нормы поведения широко варьируются и часто весьма отличаются от того, что люди Запада считают «нормальным»... Иудеи не едят свинину, B то время как индусы едят свинину и избегают есть говядину. Все эти особенности поведения являются лишь аспектами широких культурных различий, отделяющих одно общество от другого. Небольшие общности стремятся к культурной унификации. В индустриальных обществах внутренние культурные различия образуют многообразные субкультуры. В современных городах, например, бок о бок живут многие субкультурные общности. (Э. Гидденс)</w:t>
+        <w:t>Как изменятся спрос и равновесная цена на данном рынке, если при прочих равных условиях среди молодежи станет модным ездить на электрических самокатах?</w:t>
       </w:r>
     </w:p>
     <w:p>
       <w:pPr>
-        <w:widowControl/>
-        <w:spacing w:line="240" w:lineRule="auto" w:after="0"/>
+        <w:keepNext w:val="0"/>
+        <w:spacing w:after="60" w:line="240" w:lineRule="auto"/>
+        <w:jc w:val="both"/>
       </w:pPr>
       <w:r>
         <w:rPr>
           <w:rFonts w:ascii="Times New Roman" w:hAnsi="Times New Roman" w:eastAsia="Times New Roman"/>
           <w:b w:val="0"/>
           <w:i w:val="0"/>
-          <w:color w:val="181A1F"/>
-          <w:sz w:val="28"/>
-        </w:rPr>
-        <w:t>Автор считает, что «человеческие культуры замечательно разнообразны». Используя обществоведческие знания, дайте два объяснения того, почему это важно и полезно для развития общества, и два объяснения того, почему это создаёт определённые проблемы в развитии общества.</w:t>
-      </w:r>
-    </w:p>
-    <w:p>
-      <w:pPr>
-        <w:widowControl/>
-        <w:spacing w:line="240" w:lineRule="auto" w:after="0"/>
-      </w:pPr>
-      <w:r>
-        <w:rPr>
-          <w:rFonts w:ascii="Times New Roman" w:hAnsi="Times New Roman" w:eastAsia="Times New Roman"/>
-          <w:color w:val="181A1F"/>
           <w:sz w:val="28"/>
         </w:rPr>
         <w:t>Ответ:</w:t>
@@ -3188,45 +3889,55 @@
     </w:p>
     <w:p>
       <w:pPr>
-        <w:keepNext/>
-        <w:widowControl/>
-        <w:spacing w:line="240" w:lineRule="auto" w:after="0" w:before="120"/>
+        <w:keepNext w:val="0"/>
+        <w:spacing w:after="60" w:line="240" w:lineRule="auto"/>
+        <w:jc w:val="both"/>
       </w:pPr>
       <w:r>
         <w:rPr>
           <w:rFonts w:ascii="Times New Roman" w:hAnsi="Times New Roman" w:eastAsia="Times New Roman"/>
           <w:b/>
-          <w:color w:val="181A1F"/>
           <w:sz w:val="28"/>
         </w:rPr>
-        <w:t>20.</w:t>
+        <w:t xml:space="preserve">№22 </w:t>
       </w:r>
-    </w:p>
-    <w:p>
-      <w:pPr>
-        <w:widowControl/>
-        <w:spacing w:line="240" w:lineRule="auto" w:after="0"/>
-      </w:pPr>
       <w:r>
         <w:rPr>
           <w:rFonts w:ascii="Times New Roman" w:hAnsi="Times New Roman" w:eastAsia="Times New Roman"/>
           <w:b w:val="0"/>
           <w:i w:val="0"/>
-          <w:color w:val="181A1F"/>
           <w:sz w:val="28"/>
         </w:rPr>
-        <w:t>В телевизионном ток-шоу с участием родителей, детей, ученых и журналистов обсуждали тезис: «Массовая культура вредна для детей». С опорой на обществоведческие знания и личный социальный опыт приведите три аргумента в опровержение данного тезиса.</w:t>
+        <w:t>Константин Дмитриевич Крючков окончил университет, наличие качественного образования и профессии позволило ему занять более престижное место в социальной иерархии. Он очень любит свою работу, постоянно повышает свою квалификацию, ему важно признание ценности его труда. В свободное время он в качестве волонтёра занимается проблемами беженцев.</w:t>
       </w:r>
     </w:p>
     <w:p>
       <w:pPr>
-        <w:widowControl/>
-        <w:spacing w:line="240" w:lineRule="auto" w:after="0"/>
+        <w:keepNext w:val="0"/>
+        <w:spacing w:after="60" w:line="240" w:lineRule="auto"/>
+        <w:jc w:val="both"/>
       </w:pPr>
       <w:r>
         <w:rPr>
           <w:rFonts w:ascii="Times New Roman" w:hAnsi="Times New Roman" w:eastAsia="Times New Roman"/>
-          <w:color w:val="181A1F"/>
+          <w:b w:val="0"/>
+          <w:i w:val="0"/>
+          <w:sz w:val="28"/>
+        </w:rPr>
+        <w:t>Какую функцию образования иллюстрирует пример из условия задачи? Какой вид потребностей человека иллюстрирует деятельность Константина Дмитриевича? Кого называют волонтёром? Какие личные качества, по Вашему мнению, необходимы волонтёрам? (Укажите любые три личных качества.)</w:t>
+      </w:r>
+    </w:p>
+    <w:p>
+      <w:pPr>
+        <w:keepNext w:val="0"/>
+        <w:spacing w:after="60" w:line="240" w:lineRule="auto"/>
+        <w:jc w:val="both"/>
+      </w:pPr>
+      <w:r>
+        <w:rPr>
+          <w:rFonts w:ascii="Times New Roman" w:hAnsi="Times New Roman" w:eastAsia="Times New Roman"/>
+          <w:b w:val="0"/>
+          <w:i w:val="0"/>
           <w:sz w:val="28"/>
         </w:rPr>
         <w:t>Ответ:</w:t>
@@ -3234,125 +3945,87 @@
     </w:p>
     <w:p>
       <w:pPr>
-        <w:keepNext/>
-        <w:widowControl/>
-        <w:spacing w:line="240" w:lineRule="auto" w:after="0" w:before="120"/>
+        <w:keepNext w:val="0"/>
+        <w:spacing w:after="60" w:line="240" w:lineRule="auto"/>
+        <w:jc w:val="both"/>
       </w:pPr>
       <w:r>
         <w:rPr>
           <w:rFonts w:ascii="Times New Roman" w:hAnsi="Times New Roman" w:eastAsia="Times New Roman"/>
           <w:b/>
-          <w:color w:val="181A1F"/>
           <w:sz w:val="28"/>
         </w:rPr>
-        <w:t>21.</w:t>
+        <w:t xml:space="preserve">№23 </w:t>
       </w:r>
-    </w:p>
-    <w:p>
-      <w:pPr>
-        <w:widowControl/>
-        <w:spacing w:line="240" w:lineRule="auto" w:after="0"/>
-      </w:pPr>
       <w:r>
         <w:rPr>
           <w:rFonts w:ascii="Times New Roman" w:hAnsi="Times New Roman" w:eastAsia="Times New Roman"/>
           <w:b w:val="0"/>
           <w:i w:val="0"/>
-          <w:color w:val="181A1F"/>
           <w:sz w:val="28"/>
         </w:rPr>
-        <w:t>Научное знание – это знание о сущности вещей, о всеобщих и необходимых связях между ними. Научное знание начинается тогда, когда используются логический понятийный аппарат, процедура доказательства, методы проверки и когда полученные данные объясняются с помощью теорий.</w:t>
+        <w:t xml:space="preserve">Конституция Российской Федерации закрепляет условия для полноценного исполнения человеком социальной роли работника. </w:t>
       </w:r>
     </w:p>
     <w:p>
       <w:pPr>
-        <w:widowControl/>
-        <w:spacing w:line="240" w:lineRule="auto" w:after="0"/>
+        <w:keepNext w:val="0"/>
+        <w:spacing w:after="60" w:line="240" w:lineRule="auto"/>
+        <w:jc w:val="both"/>
       </w:pPr>
       <w:r>
         <w:rPr>
           <w:rFonts w:ascii="Times New Roman" w:hAnsi="Times New Roman" w:eastAsia="Times New Roman"/>
           <w:b w:val="0"/>
           <w:i w:val="0"/>
-          <w:color w:val="181A1F"/>
           <w:sz w:val="28"/>
         </w:rPr>
-        <w:t>В социальном познании взаимодействие субъекта и объекта имеет свою специфику. Субъект входит в социальную структуру как её элемент и носитель, и вместе с тем он строит эту систему, обеспечивая своей деятельностью её функционирование и развитие. Таким образом, люди являются и субъектом, и объектом социального познания. Конечно, социальный объект включает в себя не только людей, но и те сферы общественной жизни, на которые направлена их познавательная деятельность, а также результаты их труда. Кроме того, каждое общество характеризуется определённым набором субъектов, среди которых выделяются субъекты экономической жизни, субъекты политики, права, религии, искусства и т.д., социальные институты, организации, союзы, общественные объединения.</w:t>
+        <w:t xml:space="preserve">На основе положений Конституции Российской Федерации приведите три объяснения этой характеристики. </w:t>
       </w:r>
     </w:p>
     <w:p>
       <w:pPr>
-        <w:widowControl/>
-        <w:spacing w:line="240" w:lineRule="auto" w:after="0"/>
+        <w:keepNext w:val="0"/>
+        <w:spacing w:after="60" w:line="240" w:lineRule="auto"/>
+        <w:jc w:val="both"/>
       </w:pPr>
       <w:r>
         <w:rPr>
           <w:rFonts w:ascii="Times New Roman" w:hAnsi="Times New Roman" w:eastAsia="Times New Roman"/>
           <w:b w:val="0"/>
           <w:i w:val="0"/>
-          <w:color w:val="181A1F"/>
           <w:sz w:val="28"/>
         </w:rPr>
-        <w:t>Необходимой стороной взаимодействия субъекта и объекта познания является практика. &lt;...&gt; Практика – это целеполагающая деятельность, характеризующаяся изменением и преобразованием тех или иных объектов окружающего мира для удовлетворения материальных и духовных потребностей людей. Практика бывает производственной, общественно-политической, организаторско-управленческой и научно-экспериментаторской. Практика служит источником познания, потому что знания вызываются к жизни не только в силу простой любознательности людей. Отдельные науки как самостоятельные области знания возникли для удовлетворения практических потребностей. Например, возникновение астрономии связано с развитием мореплавания, с необходимостью ориентироваться на море. Даже математика, казалось бы, такая далёкая от практики наука, возникла из практической потребности измерять земельные участки, вычислять площади, объёмы, исчислять время и т.д.</w:t>
+        <w:t xml:space="preserve">(Каждое объяснение должно быть сформулировано как распространенное предложение с опорой на конкретное положение Конституции Российской Федерации. </w:t>
       </w:r>
     </w:p>
     <w:p>
       <w:pPr>
-        <w:widowControl/>
-        <w:spacing w:line="240" w:lineRule="auto" w:after="0"/>
+        <w:keepNext w:val="0"/>
+        <w:spacing w:after="60" w:line="240" w:lineRule="auto"/>
+        <w:jc w:val="both"/>
       </w:pPr>
       <w:r>
         <w:rPr>
           <w:rFonts w:ascii="Times New Roman" w:hAnsi="Times New Roman" w:eastAsia="Times New Roman"/>
           <w:b w:val="0"/>
           <w:i w:val="0"/>
-          <w:color w:val="181A1F"/>
           <w:sz w:val="28"/>
         </w:rPr>
-        <w:t>Конечная цель познания – не знания сами по себе, а практическое преобразование действительности для всестороннего удовлетворения исторически сложившихся потребностей. Практика как критерий истины даёт возможность отличить объективно истинные знания от вымысла, заблуждения. В знании истинно то, что результативно осуществлено в практике. Но поскольку сама практика обладает исторически ограниченными возможностями, она не может полностью подтвердить или опровергнуть все теоретические положения.</w:t>
+        <w:t xml:space="preserve">Обратите внимание на то, что правильное выполнение задания не требует указания в ответе номеров соответствующих статей Конституции и дословного воспроизведения их содержания.) </w:t>
       </w:r>
     </w:p>
     <w:p>
       <w:pPr>
-        <w:widowControl/>
-        <w:spacing w:line="240" w:lineRule="auto" w:after="0"/>
+        <w:keepNext w:val="0"/>
+        <w:spacing w:after="60" w:line="240" w:lineRule="auto"/>
+        <w:jc w:val="both"/>
       </w:pPr>
       <w:r>
         <w:rPr>
           <w:rFonts w:ascii="Times New Roman" w:hAnsi="Times New Roman" w:eastAsia="Times New Roman"/>
           <w:b w:val="0"/>
           <w:i w:val="0"/>
-          <w:color w:val="181A1F"/>
-          <w:sz w:val="28"/>
-        </w:rPr>
-        <w:t>(По Е.Н. Прониной)</w:t>
-      </w:r>
-    </w:p>
-    <w:p>
-      <w:pPr>
-        <w:widowControl/>
-        <w:spacing w:line="240" w:lineRule="auto" w:after="0"/>
-      </w:pPr>
-      <w:r>
-        <w:rPr>
-          <w:rFonts w:ascii="Times New Roman" w:hAnsi="Times New Roman" w:eastAsia="Times New Roman"/>
-          <w:b w:val="0"/>
-          <w:i w:val="0"/>
-          <w:color w:val="181A1F"/>
-          <w:sz w:val="28"/>
-        </w:rPr>
-        <w:t>Приведите три аргумента в подтверждение неразрывной связи социального познания и практики. (Каждый аргумент должен быть сформулирован как распространённое предложение.)</w:t>
-      </w:r>
-    </w:p>
-    <w:p>
-      <w:pPr>
-        <w:widowControl/>
-        <w:spacing w:line="240" w:lineRule="auto" w:after="0"/>
-      </w:pPr>
-      <w:r>
-        <w:rPr>
-          <w:rFonts w:ascii="Times New Roman" w:hAnsi="Times New Roman" w:eastAsia="Times New Roman"/>
-          <w:color w:val="181A1F"/>
           <w:sz w:val="28"/>
         </w:rPr>
         <w:t>Ответ:</w:t>
@@ -3360,45 +4033,39 @@
     </w:p>
     <w:p>
       <w:pPr>
-        <w:keepNext/>
-        <w:widowControl/>
-        <w:spacing w:line="240" w:lineRule="auto" w:after="0" w:before="120"/>
+        <w:keepNext w:val="0"/>
+        <w:spacing w:after="60" w:line="240" w:lineRule="auto"/>
+        <w:jc w:val="both"/>
       </w:pPr>
       <w:r>
         <w:rPr>
           <w:rFonts w:ascii="Times New Roman" w:hAnsi="Times New Roman" w:eastAsia="Times New Roman"/>
           <w:b/>
-          <w:color w:val="181A1F"/>
           <w:sz w:val="28"/>
         </w:rPr>
-        <w:t>22.</w:t>
+        <w:t xml:space="preserve">№24 </w:t>
       </w:r>
-    </w:p>
-    <w:p>
-      <w:pPr>
-        <w:widowControl/>
-        <w:spacing w:line="240" w:lineRule="auto" w:after="0"/>
-      </w:pPr>
       <w:r>
         <w:rPr>
           <w:rFonts w:ascii="Times New Roman" w:hAnsi="Times New Roman" w:eastAsia="Times New Roman"/>
           <w:b w:val="0"/>
           <w:i w:val="0"/>
-          <w:color w:val="181A1F"/>
           <w:sz w:val="28"/>
         </w:rPr>
-        <w:t xml:space="preserve">Используя обществоведческие знания, составьте сложный план, позволяющий раскрыть по существу тему «Научное познание». Сложный план должен содержать не менее трёх пунктов, непосредственно раскрывающих тему по существу, из которых два или более детализированы в подпунктах. (Количество подпунктов каждого детализированного пункта должно быть не менее трёх, за исключением случаев, когда с точки зрения общественных наук возможны только два подпункта.) </w:t>
+        <w:t>Используя обществоведческие знания, составьте сложный план, позволяющий раскрыть по существу тему «Образовательное право». Сложный план должен содержать не менее трех пунктов, непосредственно раскрывающих тему по существу, из которых два или более детализированы в подпунктах. (Количество подпунктов каждого детализированного пункта должно быть не менее трех, за исключением случаев, когда с точки зрения общественных наук возможны только два подпункта.)</w:t>
       </w:r>
     </w:p>
     <w:p>
       <w:pPr>
-        <w:widowControl/>
-        <w:spacing w:line="240" w:lineRule="auto" w:after="0"/>
+        <w:keepNext w:val="0"/>
+        <w:spacing w:after="60" w:line="240" w:lineRule="auto"/>
+        <w:jc w:val="both"/>
       </w:pPr>
       <w:r>
         <w:rPr>
           <w:rFonts w:ascii="Times New Roman" w:hAnsi="Times New Roman" w:eastAsia="Times New Roman"/>
-          <w:color w:val="181A1F"/>
+          <w:b w:val="0"/>
+          <w:i w:val="0"/>
           <w:sz w:val="28"/>
         </w:rPr>
         <w:t>Ответ:</w:t>
@@ -3406,223 +4073,84 @@
     </w:p>
     <w:p>
       <w:pPr>
-        <w:keepNext/>
-        <w:widowControl/>
-        <w:spacing w:line="240" w:lineRule="auto" w:after="0" w:before="120"/>
+        <w:keepNext w:val="0"/>
+        <w:spacing w:after="60" w:line="240" w:lineRule="auto"/>
+        <w:jc w:val="both"/>
       </w:pPr>
       <w:r>
         <w:rPr>
           <w:rFonts w:ascii="Times New Roman" w:hAnsi="Times New Roman" w:eastAsia="Times New Roman"/>
           <w:b/>
-          <w:color w:val="181A1F"/>
           <w:sz w:val="28"/>
         </w:rPr>
-        <w:t>23.</w:t>
+        <w:t xml:space="preserve">№25 </w:t>
       </w:r>
-    </w:p>
-    <w:p>
-      <w:pPr>
-        <w:widowControl/>
-        <w:spacing w:line="240" w:lineRule="auto" w:after="0"/>
-      </w:pPr>
       <w:r>
         <w:rPr>
           <w:rFonts w:ascii="Times New Roman" w:hAnsi="Times New Roman" w:eastAsia="Times New Roman"/>
           <w:b w:val="0"/>
           <w:i w:val="0"/>
-          <w:color w:val="181A1F"/>
           <w:sz w:val="28"/>
         </w:rPr>
-        <w:t>Используя обществоведческие знания и факты общественной жизни, проиллюстрируйте примерами три функции общения. (В каждом случае сначала укажите функцию, затем приведите соответствующий пример. Каждый пример должен быть сформулирован развёрнуто.)</w:t>
+        <w:t xml:space="preserve">1) Обоснуйте ограниченность применения методов естественных наук в процессе социального познания. (Обоснование должно быть дано с опорой на обществоведческие знания в нескольких распространённых предложениях, раскрывать причинно-следственные и (или) функциональные связи.) </w:t>
       </w:r>
     </w:p>
     <w:p>
       <w:pPr>
-        <w:widowControl/>
-        <w:spacing w:line="240" w:lineRule="auto" w:after="0"/>
+        <w:keepNext w:val="0"/>
+        <w:spacing w:after="60" w:line="240" w:lineRule="auto"/>
+        <w:jc w:val="both"/>
       </w:pPr>
       <w:r>
         <w:rPr>
           <w:rFonts w:ascii="Times New Roman" w:hAnsi="Times New Roman" w:eastAsia="Times New Roman"/>
-          <w:color w:val="181A1F"/>
+          <w:b w:val="0"/>
+          <w:i w:val="0"/>
+          <w:sz w:val="28"/>
+        </w:rPr>
+        <w:t xml:space="preserve">2) Какие науки относят к точным и техническим? (Назовите любые три науки.) </w:t>
+      </w:r>
+    </w:p>
+    <w:p>
+      <w:pPr>
+        <w:keepNext w:val="0"/>
+        <w:spacing w:after="60" w:line="240" w:lineRule="auto"/>
+        <w:jc w:val="both"/>
+      </w:pPr>
+      <w:r>
+        <w:rPr>
+          <w:rFonts w:ascii="Times New Roman" w:hAnsi="Times New Roman" w:eastAsia="Times New Roman"/>
+          <w:b w:val="0"/>
+          <w:i w:val="0"/>
+          <w:sz w:val="28"/>
+        </w:rPr>
+        <w:t>3) Для каждой из указанных в пункте 2) наук приведите по одному примеру, иллюстрирующему научные достижения отечественных учёных. (Каждый пример должен быть сформулирован развёрнуто.)</w:t>
+      </w:r>
+    </w:p>
+    <w:p>
+      <w:pPr>
+        <w:keepNext w:val="0"/>
+        <w:spacing w:after="60" w:line="240" w:lineRule="auto"/>
+        <w:jc w:val="both"/>
+      </w:pPr>
+      <w:r>
+        <w:rPr>
+          <w:rFonts w:ascii="Times New Roman" w:hAnsi="Times New Roman" w:eastAsia="Times New Roman"/>
+          <w:b w:val="0"/>
+          <w:i w:val="0"/>
           <w:sz w:val="28"/>
         </w:rPr>
         <w:t>Ответ:</w:t>
       </w:r>
     </w:p>
-    <w:p>
-      <w:pPr>
-        <w:keepNext/>
-        <w:widowControl/>
-        <w:spacing w:line="240" w:lineRule="auto" w:after="0" w:before="120"/>
-      </w:pPr>
-      <w:r>
-        <w:rPr>
-          <w:rFonts w:ascii="Times New Roman" w:hAnsi="Times New Roman" w:eastAsia="Times New Roman"/>
-          <w:b/>
-          <w:color w:val="181A1F"/>
-          <w:sz w:val="28"/>
-        </w:rPr>
-        <w:t>24.</w:t>
-      </w:r>
-    </w:p>
-    <w:p>
-      <w:pPr>
-        <w:widowControl/>
-        <w:spacing w:line="240" w:lineRule="auto" w:after="0"/>
-      </w:pPr>
-      <w:r>
-        <w:rPr>
-          <w:rFonts w:ascii="Times New Roman" w:hAnsi="Times New Roman" w:eastAsia="Times New Roman"/>
-          <w:b w:val="0"/>
-          <w:i w:val="0"/>
-          <w:color w:val="181A1F"/>
-          <w:sz w:val="28"/>
-        </w:rPr>
-        <w:t xml:space="preserve">В государстве Z растёт популярность дистанционного обучения по различным образовательным программам, в школах на большинстве уроков используются интернет–технологии. Каждый ученик имеет доступ к различным цифровым учебным материалам. Число желающих поступить в университеты неуклонно растёт, потому что получение качественного образования и профессии позволяет гражданам государства Z повышать свой социальный статус, занимать более престижные места в социальной иерархии. Образование как социальный институт обеспечивает сохранение, развитие и трансляцию духовного наследия общества. Кроме того, в государстве Z отмечается тенденция гуманизации образования. </w:t>
-      </w:r>
-    </w:p>
-    <w:p>
-      <w:pPr>
-        <w:widowControl/>
-        <w:spacing w:line="240" w:lineRule="auto" w:after="0"/>
-      </w:pPr>
-      <w:r>
-        <w:rPr>
-          <w:rFonts w:ascii="Times New Roman" w:hAnsi="Times New Roman" w:eastAsia="Times New Roman"/>
-          <w:b w:val="0"/>
-          <w:i w:val="0"/>
-          <w:color w:val="181A1F"/>
-          <w:sz w:val="28"/>
-        </w:rPr>
-        <w:t>Какая тенденция образования описана, но не названа в условии задачи? (Приведите название этой тенденции.) В чём может проявляться тенденция гуманизации образования? (Приведите собственный пример или собственное пояснение.) Какой факт в условии задачи иллюстрирует функцию образования как социального лифта? Какие ещё функции выполняет образование? (Укажите любые две функции не из условия задачи.)</w:t>
-      </w:r>
-    </w:p>
-    <w:p>
-      <w:pPr>
-        <w:widowControl/>
-        <w:spacing w:line="240" w:lineRule="auto" w:after="0"/>
-      </w:pPr>
-      <w:r>
-        <w:rPr>
-          <w:rFonts w:ascii="Times New Roman" w:hAnsi="Times New Roman" w:eastAsia="Times New Roman"/>
-          <w:color w:val="181A1F"/>
-          <w:sz w:val="28"/>
-        </w:rPr>
-        <w:t>Ответ:</w:t>
-      </w:r>
-    </w:p>
-    <w:p>
-      <w:pPr>
-        <w:keepNext/>
-        <w:widowControl/>
-        <w:spacing w:line="240" w:lineRule="auto" w:after="0" w:before="120"/>
-      </w:pPr>
-      <w:r>
-        <w:rPr>
-          <w:rFonts w:ascii="Times New Roman" w:hAnsi="Times New Roman" w:eastAsia="Times New Roman"/>
-          <w:b/>
-          <w:color w:val="181A1F"/>
-          <w:sz w:val="28"/>
-        </w:rPr>
-        <w:t>25.</w:t>
-      </w:r>
-    </w:p>
-    <w:p>
-      <w:pPr>
-        <w:widowControl/>
-        <w:spacing w:line="240" w:lineRule="auto" w:after="0"/>
-      </w:pPr>
-      <w:r>
-        <w:rPr>
-          <w:rFonts w:ascii="Times New Roman" w:hAnsi="Times New Roman" w:eastAsia="Times New Roman"/>
-          <w:b w:val="0"/>
-          <w:i w:val="0"/>
-          <w:color w:val="181A1F"/>
-          <w:sz w:val="28"/>
-        </w:rPr>
-        <w:t xml:space="preserve">Обоснуйте высокую роль науки в повышении качества жизни. (Обоснование должно быть дано с опорой на обществоведческие знания в нескольких связанных между собой распространённых предложениях, раскрывать причинно-следственные и(или) функциональные связи.) </w:t>
-      </w:r>
-    </w:p>
-    <w:p>
-      <w:pPr>
-        <w:widowControl/>
-        <w:spacing w:line="240" w:lineRule="auto" w:after="0"/>
-      </w:pPr>
-      <w:r>
-        <w:rPr>
-          <w:rFonts w:ascii="Times New Roman" w:hAnsi="Times New Roman" w:eastAsia="Times New Roman"/>
-          <w:b w:val="0"/>
-          <w:i w:val="0"/>
-          <w:color w:val="181A1F"/>
-          <w:sz w:val="28"/>
-        </w:rPr>
-        <w:t>Назовите любые три направления развития современной российской науки</w:t>
-      </w:r>
-    </w:p>
-    <w:p>
-      <w:pPr>
-        <w:widowControl/>
-        <w:spacing w:line="240" w:lineRule="auto" w:after="0"/>
-      </w:pPr>
-      <w:r>
-        <w:rPr>
-          <w:rFonts w:ascii="Times New Roman" w:hAnsi="Times New Roman" w:eastAsia="Times New Roman"/>
-          <w:b w:val="0"/>
-          <w:i w:val="0"/>
-          <w:color w:val="181A1F"/>
-          <w:sz w:val="28"/>
-        </w:rPr>
-        <w:t>Приведите по одному примеру научных достижений Российской Федерации для каждого из направлений, названных в пункте 2). (Каждый пример должен быть сформулирован развёрнуто.)</w:t>
-      </w:r>
-    </w:p>
-    <w:p>
-      <w:pPr>
-        <w:widowControl/>
-        <w:spacing w:line="240" w:lineRule="auto" w:after="0"/>
-      </w:pPr>
-      <w:r>
-        <w:rPr>
-          <w:rFonts w:ascii="Times New Roman" w:hAnsi="Times New Roman" w:eastAsia="Times New Roman"/>
-          <w:color w:val="181A1F"/>
-          <w:sz w:val="28"/>
-        </w:rPr>
-        <w:t>Ответ:</w:t>
-      </w:r>
-    </w:p>
-    <w:p>
-      <w:pPr>
-        <w:widowControl/>
-        <w:spacing w:line="240" w:lineRule="auto" w:after="0"/>
-      </w:pPr>
-      <w:r>
-        <w:rPr>
-          <w:rFonts w:ascii="Times New Roman" w:hAnsi="Times New Roman" w:eastAsia="Times New Roman"/>
-          <w:color w:val="181A1F"/>
-          <w:sz w:val="28"/>
-        </w:rPr>
-        <w:br w:type="page"/>
-      </w:r>
-    </w:p>
     <w:sectPr>
-      <w:footerReference w:type="default" r:id="rId9"/>
-      <w:pgSz w:w="11906" w:h="16838"/>
-      <w:pgMar w:top="935" w:right="879" w:bottom="879" w:left="992" w:header="397" w:footer="397" w:gutter="0"/>
+      <w:pgSz w:w="12240" w:h="15840"/>
+      <w:pgMar w:top="964" w:right="850" w:bottom="964" w:left="1134" w:header="720" w:footer="720" w:gutter="0"/>
       <w:cols w:space="720"/>
       <w:docGrid w:linePitch="360"/>
     </w:sectPr>
   </w:body>
 </w:document>
-</file>
-
-<file path=word/footer1.xml><?xml version="1.0" encoding="utf-8"?>
-<w:ftr xmlns:m="http://schemas.openxmlformats.org/officeDocument/2006/math" xmlns:mc="http://schemas.openxmlformats.org/markup-compatibility/2006" xmlns:mo="http://schemas.microsoft.com/office/mac/office/2008/main" xmlns:mv="urn:schemas-microsoft-com:mac:vml" xmlns:o="urn:schemas-microsoft-com:office:office" xmlns:r="http://schemas.openxmlformats.org/officeDocument/2006/relationships" xmlns:v="urn:schemas-microsoft-com:vml" xmlns:w10="urn:schemas-microsoft-com:office:word" xmlns:w14="http://schemas.microsoft.com/office/word/2010/wordml" xmlns:w="http://schemas.openxmlformats.org/wordprocessingml/2006/main" xmlns:wne="http://schemas.microsoft.com/office/word/2006/wordml" xmlns:wp14="http://schemas.microsoft.com/office/word/2010/wordprocessingDrawing" xmlns:wp="http://schemas.openxmlformats.org/drawingml/2006/wordprocessingDrawing" xmlns:wpc="http://schemas.microsoft.com/office/word/2010/wordprocessingCanvas" xmlns:wpg="http://schemas.microsoft.com/office/word/2010/wordprocessingGroup" xmlns:wpi="http://schemas.microsoft.com/office/word/2010/wordprocessingInk" xmlns:wps="http://schemas.microsoft.com/office/word/2010/wordprocessingShape" mc:Ignorable="w14 wp14">
-  <w:p>
-    <w:pPr>
-      <w:pStyle w:val="Footer"/>
-    </w:pPr>
-  </w:p>
-</w:ftr>
 </file>
 
 <file path=word/numbering.xml><?xml version="1.0" encoding="utf-8"?>
@@ -3989,11 +4517,10 @@
     <w:qFormat/>
     <w:rsid w:val="00FC693F"/>
     <w:pPr>
-      <w:spacing w:after="0" w:line="240" w:lineRule="auto"/>
+      <w:spacing w:after="60" w:line="240" w:lineRule="auto"/>
     </w:pPr>
     <w:rPr>
-      <w:rFonts w:ascii="Times New Roman" w:hAnsi="Times New Roman"/>
-      <w:color w:val="181A1F"/>
+      <w:rFonts w:ascii="Times New Roman" w:hAnsi="Times New Roman" w:eastAsia="Times New Roman"/>
       <w:sz w:val="28"/>
     </w:rPr>
   </w:style>
@@ -4056,10 +4583,10 @@
       <w:outlineLvl w:val="0"/>
     </w:pPr>
     <w:rPr>
-      <w:rFonts w:asciiTheme="majorHAnsi" w:eastAsiaTheme="majorEastAsia" w:hAnsiTheme="majorHAnsi" w:cstheme="majorBidi" w:ascii="Times New Roman" w:hAnsi="Times New Roman"/>
+      <w:rFonts w:asciiTheme="majorHAnsi" w:eastAsiaTheme="majorEastAsia" w:hAnsiTheme="majorHAnsi" w:cstheme="majorBidi"/>
       <w:b/>
       <w:bCs/>
-      <w:color w:val="181A1F"/>
+      <w:color w:val="365F91" w:themeColor="accent1" w:themeShade="BF"/>
       <w:sz w:val="28"/>
       <w:szCs w:val="28"/>
     </w:rPr>
@@ -4080,7 +4607,7 @@
       <w:outlineLvl w:val="1"/>
     </w:pPr>
     <w:rPr>
-      <w:rFonts w:asciiTheme="majorHAnsi" w:eastAsiaTheme="majorEastAsia" w:hAnsiTheme="majorHAnsi" w:cstheme="majorBidi" w:ascii="Arial" w:hAnsi="Arial"/>
+      <w:rFonts w:asciiTheme="majorHAnsi" w:eastAsiaTheme="majorEastAsia" w:hAnsiTheme="majorHAnsi" w:cstheme="majorBidi"/>
       <w:b/>
       <w:bCs/>
       <w:color w:val="4F81BD" w:themeColor="accent1"/>
@@ -4345,7 +4872,7 @@
       <w:contextualSpacing/>
     </w:pPr>
     <w:rPr>
-      <w:rFonts w:asciiTheme="majorHAnsi" w:eastAsiaTheme="majorEastAsia" w:hAnsiTheme="majorHAnsi" w:cstheme="majorBidi" w:ascii="Arial" w:hAnsi="Arial"/>
+      <w:rFonts w:asciiTheme="majorHAnsi" w:eastAsiaTheme="majorEastAsia" w:hAnsiTheme="majorHAnsi" w:cstheme="majorBidi"/>
       <w:color w:val="17365D" w:themeColor="text2" w:themeShade="BF"/>
       <w:spacing w:val="5"/>
       <w:kern w:val="28"/>
